--- a/TS-Kramam/TS-1.7/TS 1.7 Sanskrit Krama Paatam Corrections.docx
+++ b/TS-Kramam/TS-1.7/TS 1.7 Sanskrit Krama Paatam Corrections.docx
@@ -639,7 +639,7 @@
       </w:tr>
       <w:tr>
         <w:trPr>
-          <w:trHeight w:val="1247"/>
+          <w:trHeight w:val="1143"/>
         </w:trPr>
         <w:tc>
           <w:tcPr>
@@ -658,6 +658,7 @@
               <w:rPr>
                 <w:rFonts w:eastAsia="Times New Roman" w:cs="Arial"/>
                 <w:b/>
+                <w:color w:val="EE0000"/>
                 <w:sz w:val="32"/>
                 <w:szCs w:val="32"/>
                 <w:lang w:val="en-IN" w:eastAsia="en-IN" w:bidi="ml-IN"/>
@@ -667,6 +668,7 @@
               <w:rPr>
                 <w:rFonts w:eastAsia="Times New Roman" w:cs="Arial"/>
                 <w:b/>
+                <w:color w:val="EE0000"/>
                 <w:sz w:val="32"/>
                 <w:szCs w:val="32"/>
                 <w:lang w:val="en-IN" w:eastAsia="en-IN" w:bidi="ml-IN"/>
@@ -677,16 +679,18 @@
               <w:rPr>
                 <w:rFonts w:eastAsia="Times New Roman" w:cs="Arial"/>
                 <w:b/>
+                <w:color w:val="EE0000"/>
                 <w:sz w:val="32"/>
                 <w:szCs w:val="32"/>
                 <w:lang w:val="en-IN" w:eastAsia="en-IN" w:bidi="ml-IN"/>
               </w:rPr>
-              <w:t>2.1</w:t>
+              <w:t>1.2</w:t>
             </w:r>
             <w:r>
               <w:rPr>
                 <w:rFonts w:eastAsia="Times New Roman" w:cs="Arial"/>
                 <w:b/>
+                <w:color w:val="EE0000"/>
                 <w:sz w:val="32"/>
                 <w:szCs w:val="32"/>
                 <w:lang w:val="en-IN" w:eastAsia="en-IN" w:bidi="ml-IN"/>
@@ -705,9 +709,10 @@
                 <w:rFonts w:cs="Arial"/>
                 <w:b/>
                 <w:bCs/>
+                <w:color w:val="EE0000"/>
                 <w:sz w:val="28"/>
                 <w:szCs w:val="36"/>
-                <w:lang w:val="en-IN" w:bidi="ml-IN"/>
+                <w:lang w:val="it-IT" w:bidi="ml-IN"/>
               </w:rPr>
             </w:pPr>
             <w:r>
@@ -715,11 +720,24 @@
                 <w:rFonts w:cs="Arial"/>
                 <w:b/>
                 <w:bCs/>
+                <w:color w:val="EE0000"/>
                 <w:sz w:val="28"/>
                 <w:szCs w:val="36"/>
-                <w:lang w:val="en-IN" w:bidi="ml-IN"/>
-              </w:rPr>
-              <w:t>Krama Vaakyam No. 20</w:t>
+                <w:lang w:val="it-IT" w:bidi="ml-IN"/>
+              </w:rPr>
+              <w:t xml:space="preserve">Krama Vaakyam No. </w:t>
+            </w:r>
+            <w:r>
+              <w:rPr>
+                <w:rFonts w:cs="Arial"/>
+                <w:b/>
+                <w:bCs/>
+                <w:color w:val="EE0000"/>
+                <w:sz w:val="28"/>
+                <w:szCs w:val="36"/>
+                <w:lang w:val="it-IT" w:bidi="ml-IN"/>
+              </w:rPr>
+              <w:t>36</w:t>
             </w:r>
           </w:p>
           <w:p>
@@ -735,6 +753,7 @@
               <w:rPr>
                 <w:rFonts w:eastAsia="Times New Roman" w:cs="Arial"/>
                 <w:b/>
+                <w:color w:val="EE0000"/>
                 <w:sz w:val="32"/>
                 <w:szCs w:val="32"/>
                 <w:lang w:val="it-IT" w:eastAsia="en-IN" w:bidi="ml-IN"/>
@@ -745,11 +764,24 @@
                 <w:rFonts w:cs="Arial"/>
                 <w:b/>
                 <w:bCs/>
+                <w:color w:val="EE0000"/>
                 <w:sz w:val="28"/>
                 <w:szCs w:val="36"/>
                 <w:lang w:val="it-IT" w:bidi="ml-IN"/>
               </w:rPr>
-              <w:t>Panchaati No. 7</w:t>
+              <w:t xml:space="preserve">Panchaati No. </w:t>
+            </w:r>
+            <w:r>
+              <w:rPr>
+                <w:rFonts w:cs="Arial"/>
+                <w:b/>
+                <w:bCs/>
+                <w:color w:val="EE0000"/>
+                <w:sz w:val="28"/>
+                <w:szCs w:val="36"/>
+                <w:lang w:val="it-IT" w:bidi="ml-IN"/>
+              </w:rPr>
+              <w:t>2</w:t>
             </w:r>
           </w:p>
         </w:tc>
@@ -765,53 +797,77 @@
               <w:adjustRightInd w:val="0"/>
               <w:spacing w:before="0" w:line="252" w:lineRule="auto"/>
               <w:rPr>
-                <w:rFonts w:ascii="BRH Malayalam Extra" w:hAnsi="BRH Malayalam Extra" w:cs="BRH Malayalam Extra"/>
-                <w:sz w:val="40"/>
-                <w:szCs w:val="40"/>
-                <w:lang w:val="en-IN"/>
-              </w:rPr>
-            </w:pPr>
-            <w:r>
-              <w:rPr>
-                <w:rFonts w:ascii="BRH Devanagari Extra" w:hAnsi="BRH Devanagari Extra" w:cs="BRH Devanagari Extra"/>
-                <w:sz w:val="40"/>
-                <w:szCs w:val="40"/>
-              </w:rPr>
-              <w:t xml:space="preserve">EmÉÉÿÀåû | </w:t>
-            </w:r>
-            <w:r>
-              <w:rPr>
-                <w:rFonts w:ascii="BRH Devanagari Extra" w:hAnsi="BRH Devanagari Extra" w:cs="BRH Devanagari Extra"/>
+                <w:rFonts w:ascii="BRH Devanagari Extra" w:hAnsi="BRH Devanagari Extra" w:cs="BRH Devanagari Extra"/>
+                <w:color w:val="EE0000"/>
+                <w:sz w:val="40"/>
+                <w:szCs w:val="40"/>
+              </w:rPr>
+            </w:pPr>
+            <w:r>
+              <w:rPr>
+                <w:rFonts w:ascii="BRH Devanagari Extra" w:hAnsi="BRH Devanagari Extra" w:cs="BRH Devanagari Extra"/>
+                <w:color w:val="EE0000"/>
+                <w:sz w:val="40"/>
+                <w:szCs w:val="40"/>
+              </w:rPr>
+              <w:t>CQûÉåmÉþ</w:t>
+            </w:r>
+            <w:r>
+              <w:rPr>
+                <w:rFonts w:ascii="BRH Devanagari Extra" w:hAnsi="BRH Devanagari Extra" w:cs="BRH Devanagari Extra"/>
+                <w:color w:val="EE0000"/>
                 <w:sz w:val="40"/>
                 <w:szCs w:val="40"/>
                 <w:highlight w:val="yellow"/>
               </w:rPr>
-              <w:t>A</w:t>
-            </w:r>
-            <w:r>
-              <w:rPr>
-                <w:rFonts w:ascii="BRH Devanagari Extra" w:hAnsi="BRH Devanagari Extra" w:cs="BRH Devanagari Extra"/>
-                <w:sz w:val="40"/>
-                <w:szCs w:val="40"/>
-              </w:rPr>
-              <w:t>Àû</w:t>
-            </w:r>
-            <w:r>
-              <w:rPr>
-                <w:rFonts w:ascii="BRH Malayalam Extra" w:hAnsi="BRH Malayalam Extra" w:cs="BRH Devanagari Extra"/>
-                <w:b/>
-                <w:sz w:val="30"/>
-                <w:szCs w:val="40"/>
-              </w:rPr>
-              <w:t>–</w:t>
-            </w:r>
-            <w:r>
-              <w:rPr>
-                <w:rFonts w:ascii="BRH Devanagari Extra" w:hAnsi="BRH Devanagari Extra" w:cs="BRH Devanagari Extra"/>
-                <w:sz w:val="40"/>
-                <w:szCs w:val="40"/>
-              </w:rPr>
-              <w:t xml:space="preserve"> CÌiÉþ |</w:t>
+              <w:t>W</w:t>
+            </w:r>
+            <w:r>
+              <w:rPr>
+                <w:rFonts w:ascii="BRH Devanagari Extra" w:hAnsi="BRH Devanagari Extra" w:cs="BRH Devanagari Extra"/>
+                <w:color w:val="EE0000"/>
+                <w:sz w:val="40"/>
+                <w:szCs w:val="40"/>
+              </w:rPr>
+              <w:t>Õ</w:t>
+            </w:r>
+            <w:r>
+              <w:rPr>
+                <w:rFonts w:ascii="BRH Malayalam Extra" w:hAnsi="BRH Malayalam Extra" w:cs="BRH Devanagari Extra"/>
+                <w:b/>
+                <w:color w:val="EE0000"/>
+                <w:sz w:val="30"/>
+                <w:szCs w:val="40"/>
+              </w:rPr>
+              <w:t>–</w:t>
+            </w:r>
+            <w:r>
+              <w:rPr>
+                <w:rFonts w:ascii="BRH Devanagari Extra" w:hAnsi="BRH Devanagari Extra" w:cs="BRH Devanagari Extra"/>
+                <w:color w:val="EE0000"/>
+                <w:sz w:val="40"/>
+                <w:szCs w:val="40"/>
+              </w:rPr>
+              <w:t>ûiÉÉ | EmÉþWÕû</w:t>
+            </w:r>
+            <w:r>
+              <w:rPr>
+                <w:rFonts w:ascii="BRH Malayalam Extra" w:hAnsi="BRH Malayalam Extra" w:cs="BRH Devanagari Extra"/>
+                <w:b/>
+                <w:color w:val="EE0000"/>
+                <w:sz w:val="30"/>
+                <w:szCs w:val="40"/>
+              </w:rPr>
+              <w:t>–</w:t>
+            </w:r>
+            <w:r>
+              <w:rPr>
+                <w:rFonts w:ascii="BRH Devanagari Extra" w:hAnsi="BRH Devanagari Extra" w:cs="BRH Devanagari Extra"/>
+                <w:color w:val="EE0000"/>
+                <w:sz w:val="40"/>
+                <w:szCs w:val="40"/>
+              </w:rPr>
+              <w:t>iÉåÌiÉþ |</w:t>
             </w:r>
           </w:p>
         </w:tc>
@@ -827,62 +883,58 @@
               <w:adjustRightInd w:val="0"/>
               <w:spacing w:before="0" w:line="252" w:lineRule="auto"/>
               <w:rPr>
-                <w:rFonts w:ascii="BRH Malayalam Extra" w:hAnsi="BRH Malayalam Extra" w:cs="BRH Malayalam Extra"/>
-                <w:sz w:val="40"/>
-                <w:szCs w:val="40"/>
-                <w:lang w:val="en-IN"/>
-              </w:rPr>
-            </w:pPr>
-            <w:r>
-              <w:rPr>
-                <w:rFonts w:ascii="BRH Devanagari Extra" w:hAnsi="BRH Devanagari Extra" w:cs="BRH Devanagari Extra"/>
-                <w:sz w:val="40"/>
-                <w:szCs w:val="40"/>
-              </w:rPr>
-              <w:t xml:space="preserve">EmÉÉÿÀåû | </w:t>
-            </w:r>
-            <w:r>
-              <w:rPr>
-                <w:rFonts w:ascii="BRH Devanagari Extra" w:hAnsi="BRH Devanagari Extra" w:cs="BRH Devanagari Extra"/>
+                <w:rFonts w:ascii="BRH Devanagari Extra" w:hAnsi="BRH Devanagari Extra" w:cs="BRH Devanagari Extra"/>
+                <w:color w:val="EE0000"/>
+                <w:sz w:val="40"/>
+                <w:szCs w:val="40"/>
+              </w:rPr>
+            </w:pPr>
+            <w:r>
+              <w:rPr>
+                <w:rFonts w:ascii="BRH Devanagari Extra" w:hAnsi="BRH Devanagari Extra" w:cs="BRH Devanagari Extra"/>
+                <w:color w:val="EE0000"/>
+                <w:sz w:val="40"/>
+                <w:szCs w:val="40"/>
+              </w:rPr>
+              <w:t>CQûÉåmÉ</w:t>
+            </w:r>
+            <w:r>
+              <w:rPr>
+                <w:rFonts w:ascii="BRH Devanagari Extra" w:hAnsi="BRH Devanagari Extra" w:cs="BRH Devanagari Extra"/>
+                <w:color w:val="EE0000"/>
                 <w:sz w:val="40"/>
                 <w:szCs w:val="40"/>
                 <w:highlight w:val="green"/>
               </w:rPr>
-              <w:t>A</w:t>
-            </w:r>
-            <w:r>
-              <w:rPr>
-                <w:rFonts w:ascii="BRH Malayalam Extra" w:hAnsi="BRH Malayalam Extra" w:cs="BRH Devanagari Extra"/>
-                <w:b/>
-                <w:sz w:val="30"/>
-                <w:szCs w:val="40"/>
-              </w:rPr>
-              <w:t>–</w:t>
-            </w:r>
-            <w:r>
-              <w:rPr>
-                <w:rFonts w:ascii="BRH Devanagari Extra" w:hAnsi="BRH Devanagari Extra" w:cs="BRH Devanagari Extra"/>
-                <w:sz w:val="40"/>
-                <w:szCs w:val="40"/>
-              </w:rPr>
-              <w:t>Àû</w:t>
-            </w:r>
-            <w:r>
-              <w:rPr>
-                <w:rFonts w:ascii="BRH Malayalam Extra" w:hAnsi="BRH Malayalam Extra" w:cs="BRH Devanagari Extra"/>
-                <w:b/>
-                <w:sz w:val="30"/>
-                <w:szCs w:val="40"/>
-              </w:rPr>
-              <w:t>–</w:t>
-            </w:r>
-            <w:r>
-              <w:rPr>
-                <w:rFonts w:ascii="BRH Devanagari Extra" w:hAnsi="BRH Devanagari Extra" w:cs="BRH Devanagari Extra"/>
-                <w:sz w:val="40"/>
-                <w:szCs w:val="40"/>
-              </w:rPr>
-              <w:t xml:space="preserve"> CÌiÉþ |</w:t>
+              <w:t>þWÕi</w:t>
+            </w:r>
+            <w:r>
+              <w:rPr>
+                <w:rFonts w:ascii="BRH Devanagari Extra" w:hAnsi="BRH Devanagari Extra" w:cs="BRH Devanagari Extra"/>
+                <w:color w:val="EE0000"/>
+                <w:sz w:val="40"/>
+                <w:szCs w:val="40"/>
+              </w:rPr>
+              <w:t>ÉÉ | EmÉþWÕû</w:t>
+            </w:r>
+            <w:r>
+              <w:rPr>
+                <w:rFonts w:ascii="BRH Malayalam Extra" w:hAnsi="BRH Malayalam Extra" w:cs="BRH Devanagari Extra"/>
+                <w:b/>
+                <w:color w:val="EE0000"/>
+                <w:sz w:val="30"/>
+                <w:szCs w:val="40"/>
+              </w:rPr>
+              <w:t>–</w:t>
+            </w:r>
+            <w:r>
+              <w:rPr>
+                <w:rFonts w:ascii="BRH Devanagari Extra" w:hAnsi="BRH Devanagari Extra" w:cs="BRH Devanagari Extra"/>
+                <w:color w:val="EE0000"/>
+                <w:sz w:val="40"/>
+                <w:szCs w:val="40"/>
+              </w:rPr>
+              <w:t>iÉåÌiÉþ |</w:t>
             </w:r>
           </w:p>
         </w:tc>
@@ -931,6 +983,256 @@
                 <w:szCs w:val="32"/>
                 <w:lang w:val="en-IN" w:eastAsia="en-IN" w:bidi="ml-IN"/>
               </w:rPr>
+              <w:t>2.1</w:t>
+            </w:r>
+            <w:r>
+              <w:rPr>
+                <w:rFonts w:eastAsia="Times New Roman" w:cs="Arial"/>
+                <w:b/>
+                <w:sz w:val="32"/>
+                <w:szCs w:val="32"/>
+                <w:lang w:val="en-IN" w:eastAsia="en-IN" w:bidi="ml-IN"/>
+              </w:rPr>
+              <w:t xml:space="preserve"> - Kramam</w:t>
+            </w:r>
+          </w:p>
+          <w:p>
+            <w:pPr>
+              <w:widowControl w:val="0"/>
+              <w:autoSpaceDE w:val="0"/>
+              <w:autoSpaceDN w:val="0"/>
+              <w:adjustRightInd w:val="0"/>
+              <w:spacing w:before="0" w:line="240" w:lineRule="auto"/>
+              <w:rPr>
+                <w:rFonts w:cs="Arial"/>
+                <w:b/>
+                <w:bCs/>
+                <w:sz w:val="28"/>
+                <w:szCs w:val="36"/>
+                <w:lang w:val="en-IN" w:bidi="ml-IN"/>
+              </w:rPr>
+            </w:pPr>
+            <w:r>
+              <w:rPr>
+                <w:rFonts w:cs="Arial"/>
+                <w:b/>
+                <w:bCs/>
+                <w:sz w:val="28"/>
+                <w:szCs w:val="36"/>
+                <w:lang w:val="en-IN" w:bidi="ml-IN"/>
+              </w:rPr>
+              <w:t>Krama Vaakyam No. 20</w:t>
+            </w:r>
+          </w:p>
+          <w:p>
+            <w:pPr>
+              <w:widowControl w:val="0"/>
+              <w:tabs>
+                <w:tab w:val="left" w:pos="993"/>
+              </w:tabs>
+              <w:autoSpaceDE w:val="0"/>
+              <w:autoSpaceDN w:val="0"/>
+              <w:adjustRightInd w:val="0"/>
+              <w:spacing w:before="0" w:line="240" w:lineRule="auto"/>
+              <w:rPr>
+                <w:rFonts w:eastAsia="Times New Roman" w:cs="Arial"/>
+                <w:b/>
+                <w:sz w:val="32"/>
+                <w:szCs w:val="32"/>
+                <w:lang w:val="it-IT" w:eastAsia="en-IN" w:bidi="ml-IN"/>
+              </w:rPr>
+            </w:pPr>
+            <w:r>
+              <w:rPr>
+                <w:rFonts w:cs="Arial"/>
+                <w:b/>
+                <w:bCs/>
+                <w:sz w:val="28"/>
+                <w:szCs w:val="36"/>
+                <w:lang w:val="it-IT" w:bidi="ml-IN"/>
+              </w:rPr>
+              <w:t>Panchaati No. 7</w:t>
+            </w:r>
+          </w:p>
+        </w:tc>
+        <w:tc>
+          <w:tcPr>
+            <w:tcW w:w="5196" w:type="dxa"/>
+          </w:tcPr>
+          <w:p>
+            <w:pPr>
+              <w:widowControl w:val="0"/>
+              <w:autoSpaceDE w:val="0"/>
+              <w:autoSpaceDN w:val="0"/>
+              <w:adjustRightInd w:val="0"/>
+              <w:spacing w:before="0" w:line="252" w:lineRule="auto"/>
+              <w:rPr>
+                <w:rFonts w:ascii="BRH Malayalam Extra" w:hAnsi="BRH Malayalam Extra" w:cs="BRH Malayalam Extra"/>
+                <w:sz w:val="40"/>
+                <w:szCs w:val="40"/>
+                <w:lang w:val="en-IN"/>
+              </w:rPr>
+            </w:pPr>
+            <w:r>
+              <w:rPr>
+                <w:rFonts w:ascii="BRH Devanagari Extra" w:hAnsi="BRH Devanagari Extra" w:cs="BRH Devanagari Extra"/>
+                <w:sz w:val="40"/>
+                <w:szCs w:val="40"/>
+              </w:rPr>
+              <w:t xml:space="preserve">EmÉÉÿÀåû | </w:t>
+            </w:r>
+            <w:r>
+              <w:rPr>
+                <w:rFonts w:ascii="BRH Devanagari Extra" w:hAnsi="BRH Devanagari Extra" w:cs="BRH Devanagari Extra"/>
+                <w:sz w:val="40"/>
+                <w:szCs w:val="40"/>
+                <w:highlight w:val="yellow"/>
+              </w:rPr>
+              <w:t>A</w:t>
+            </w:r>
+            <w:r>
+              <w:rPr>
+                <w:rFonts w:ascii="BRH Devanagari Extra" w:hAnsi="BRH Devanagari Extra" w:cs="BRH Devanagari Extra"/>
+                <w:sz w:val="40"/>
+                <w:szCs w:val="40"/>
+              </w:rPr>
+              <w:t>Àû</w:t>
+            </w:r>
+            <w:r>
+              <w:rPr>
+                <w:rFonts w:ascii="BRH Malayalam Extra" w:hAnsi="BRH Malayalam Extra" w:cs="BRH Devanagari Extra"/>
+                <w:b/>
+                <w:sz w:val="30"/>
+                <w:szCs w:val="40"/>
+              </w:rPr>
+              <w:t>–</w:t>
+            </w:r>
+            <w:r>
+              <w:rPr>
+                <w:rFonts w:ascii="BRH Devanagari Extra" w:hAnsi="BRH Devanagari Extra" w:cs="BRH Devanagari Extra"/>
+                <w:sz w:val="40"/>
+                <w:szCs w:val="40"/>
+              </w:rPr>
+              <w:t xml:space="preserve"> CÌiÉþ |</w:t>
+            </w:r>
+          </w:p>
+        </w:tc>
+        <w:tc>
+          <w:tcPr>
+            <w:tcW w:w="5152" w:type="dxa"/>
+          </w:tcPr>
+          <w:p>
+            <w:pPr>
+              <w:widowControl w:val="0"/>
+              <w:autoSpaceDE w:val="0"/>
+              <w:autoSpaceDN w:val="0"/>
+              <w:adjustRightInd w:val="0"/>
+              <w:spacing w:before="0" w:line="252" w:lineRule="auto"/>
+              <w:rPr>
+                <w:rFonts w:ascii="BRH Malayalam Extra" w:hAnsi="BRH Malayalam Extra" w:cs="BRH Malayalam Extra"/>
+                <w:sz w:val="40"/>
+                <w:szCs w:val="40"/>
+                <w:lang w:val="en-IN"/>
+              </w:rPr>
+            </w:pPr>
+            <w:r>
+              <w:rPr>
+                <w:rFonts w:ascii="BRH Devanagari Extra" w:hAnsi="BRH Devanagari Extra" w:cs="BRH Devanagari Extra"/>
+                <w:sz w:val="40"/>
+                <w:szCs w:val="40"/>
+              </w:rPr>
+              <w:t xml:space="preserve">EmÉÉÿÀåû | </w:t>
+            </w:r>
+            <w:r>
+              <w:rPr>
+                <w:rFonts w:ascii="BRH Devanagari Extra" w:hAnsi="BRH Devanagari Extra" w:cs="BRH Devanagari Extra"/>
+                <w:sz w:val="40"/>
+                <w:szCs w:val="40"/>
+                <w:highlight w:val="green"/>
+              </w:rPr>
+              <w:t>A</w:t>
+            </w:r>
+            <w:r>
+              <w:rPr>
+                <w:rFonts w:ascii="BRH Malayalam Extra" w:hAnsi="BRH Malayalam Extra" w:cs="BRH Devanagari Extra"/>
+                <w:b/>
+                <w:sz w:val="30"/>
+                <w:szCs w:val="40"/>
+              </w:rPr>
+              <w:t>–</w:t>
+            </w:r>
+            <w:r>
+              <w:rPr>
+                <w:rFonts w:ascii="BRH Devanagari Extra" w:hAnsi="BRH Devanagari Extra" w:cs="BRH Devanagari Extra"/>
+                <w:sz w:val="40"/>
+                <w:szCs w:val="40"/>
+              </w:rPr>
+              <w:t>Àû</w:t>
+            </w:r>
+            <w:r>
+              <w:rPr>
+                <w:rFonts w:ascii="BRH Malayalam Extra" w:hAnsi="BRH Malayalam Extra" w:cs="BRH Devanagari Extra"/>
+                <w:b/>
+                <w:sz w:val="30"/>
+                <w:szCs w:val="40"/>
+              </w:rPr>
+              <w:t>–</w:t>
+            </w:r>
+            <w:r>
+              <w:rPr>
+                <w:rFonts w:ascii="BRH Devanagari Extra" w:hAnsi="BRH Devanagari Extra" w:cs="BRH Devanagari Extra"/>
+                <w:sz w:val="40"/>
+                <w:szCs w:val="40"/>
+              </w:rPr>
+              <w:t xml:space="preserve"> CÌiÉþ |</w:t>
+            </w:r>
+          </w:p>
+        </w:tc>
+      </w:tr>
+      <w:tr>
+        <w:trPr>
+          <w:trHeight w:val="1247"/>
+        </w:trPr>
+        <w:tc>
+          <w:tcPr>
+            <w:tcW w:w="3686" w:type="dxa"/>
+          </w:tcPr>
+          <w:p>
+            <w:pPr>
+              <w:widowControl w:val="0"/>
+              <w:tabs>
+                <w:tab w:val="left" w:pos="993"/>
+              </w:tabs>
+              <w:autoSpaceDE w:val="0"/>
+              <w:autoSpaceDN w:val="0"/>
+              <w:adjustRightInd w:val="0"/>
+              <w:spacing w:before="0" w:line="240" w:lineRule="auto"/>
+              <w:rPr>
+                <w:rFonts w:eastAsia="Times New Roman" w:cs="Arial"/>
+                <w:b/>
+                <w:sz w:val="32"/>
+                <w:szCs w:val="32"/>
+                <w:lang w:val="en-IN" w:eastAsia="en-IN" w:bidi="ml-IN"/>
+              </w:rPr>
+            </w:pPr>
+            <w:r>
+              <w:rPr>
+                <w:rFonts w:eastAsia="Times New Roman" w:cs="Arial"/>
+                <w:b/>
+                <w:sz w:val="32"/>
+                <w:szCs w:val="32"/>
+                <w:lang w:val="en-IN" w:eastAsia="en-IN" w:bidi="ml-IN"/>
+              </w:rPr>
+              <w:t>T.S.1.7.</w:t>
+            </w:r>
+            <w:r>
+              <w:rPr>
+                <w:rFonts w:eastAsia="Times New Roman" w:cs="Arial"/>
+                <w:b/>
+                <w:sz w:val="32"/>
+                <w:szCs w:val="32"/>
+                <w:lang w:val="en-IN" w:eastAsia="en-IN" w:bidi="ml-IN"/>
+              </w:rPr>
               <w:t>3.4</w:t>
             </w:r>
             <w:r>
@@ -1693,6 +1995,7 @@
                 <w:szCs w:val="32"/>
                 <w:lang w:val="en-IN" w:eastAsia="en-IN" w:bidi="ml-IN"/>
               </w:rPr>
+              <w:lastRenderedPageBreak/>
               <w:t>T.S.1.7.</w:t>
             </w:r>
             <w:r>
@@ -2083,7 +2386,6 @@
                 <w:szCs w:val="32"/>
                 <w:lang w:val="en-IN" w:eastAsia="en-IN" w:bidi="ml-IN"/>
               </w:rPr>
-              <w:lastRenderedPageBreak/>
               <w:t>T.S.1.7.</w:t>
             </w:r>
             <w:r>
@@ -3268,6 +3570,7 @@
                 <w:szCs w:val="32"/>
                 <w:lang w:val="en-IN" w:eastAsia="en-IN" w:bidi="ml-IN"/>
               </w:rPr>
+              <w:lastRenderedPageBreak/>
               <w:t>T.S.1.7.</w:t>
             </w:r>
             <w:r>
@@ -3646,7 +3949,6 @@
           <w:szCs w:val="32"/>
           <w:u w:val="single"/>
         </w:rPr>
-        <w:lastRenderedPageBreak/>
         <w:t xml:space="preserve">Krama </w:t>
       </w:r>
       <w:r>
@@ -4839,6 +5141,7 @@
                 <w:sz w:val="32"/>
                 <w:szCs w:val="32"/>
               </w:rPr>
+              <w:lastRenderedPageBreak/>
               <w:t>Section, Paragraph</w:t>
             </w:r>
           </w:p>
@@ -5349,7 +5652,6 @@
                 <w:szCs w:val="32"/>
                 <w:lang w:val="en-IN" w:eastAsia="en-IN" w:bidi="ml-IN"/>
               </w:rPr>
-              <w:lastRenderedPageBreak/>
               <w:t>T.S.1.7.1.6 - Kramam</w:t>
             </w:r>
           </w:p>
@@ -7163,6 +7465,7 @@
                 <w:szCs w:val="32"/>
                 <w:lang w:val="en-IN" w:eastAsia="en-IN" w:bidi="ml-IN"/>
               </w:rPr>
+              <w:lastRenderedPageBreak/>
               <w:t>T.S.1.7.8.3 - Kramam</w:t>
             </w:r>
           </w:p>
@@ -7805,7 +8108,6 @@
                 <w:sz w:val="40"/>
                 <w:szCs w:val="40"/>
               </w:rPr>
-              <w:lastRenderedPageBreak/>
               <w:t>ÍxÉ</w:t>
             </w:r>
             <w:r>
@@ -7892,7 +8194,6 @@
                 <w:sz w:val="40"/>
                 <w:szCs w:val="40"/>
               </w:rPr>
-              <w:lastRenderedPageBreak/>
               <w:t>A</w:t>
             </w:r>
             <w:r>
@@ -7928,7 +8229,6 @@
                 <w:sz w:val="40"/>
                 <w:szCs w:val="40"/>
               </w:rPr>
-              <w:lastRenderedPageBreak/>
               <w:t>ÍxÉ</w:t>
             </w:r>
             <w:r>
@@ -8025,7 +8325,6 @@
                 <w:szCs w:val="32"/>
                 <w:lang w:val="en-IN" w:eastAsia="en-IN" w:bidi="ml-IN"/>
               </w:rPr>
-              <w:lastRenderedPageBreak/>
               <w:t>T.S.1.7.1</w:t>
             </w:r>
             <w:r>
@@ -8692,16 +8991,7 @@
           <w:bCs/>
           <w:sz w:val="32"/>
         </w:rPr>
-        <w:t xml:space="preserve">replaced </w:t>
-      </w:r>
-      <w:proofErr w:type="gramStart"/>
-      <w:r>
-        <w:rPr>
-          <w:b/>
-          <w:bCs/>
-          <w:sz w:val="32"/>
-        </w:rPr>
-        <w:t>with</w:t>
+        <w:t>replaced with</w:t>
       </w:r>
       <w:r>
         <w:rPr>
@@ -8723,7 +9013,6 @@
         </w:rPr>
         <w:t>"</w:t>
       </w:r>
-      <w:proofErr w:type="gramEnd"/>
       <w:r>
         <w:rPr>
           <w:rFonts w:ascii="BRH Devanagari" w:hAnsi="BRH Devanagari" w:cs="BRH Devanagari"/>
@@ -9064,6 +9353,7 @@
                 <w:szCs w:val="32"/>
                 <w:lang w:val="en-IN" w:eastAsia="en-IN" w:bidi="ml-IN"/>
               </w:rPr>
+              <w:lastRenderedPageBreak/>
               <w:t>T.S.1.7.4.1</w:t>
             </w:r>
             <w:r>
@@ -9166,7 +9456,6 @@
               </w:rPr>
               <w:t>–</w:t>
             </w:r>
-            <w:proofErr w:type="gramStart"/>
             <w:r>
               <w:rPr>
                 <w:rFonts w:ascii="BRH Devanagari Extra" w:hAnsi="BRH Devanagari Extra" w:cs="BRH Devanagari Extra"/>
@@ -9186,7 +9475,6 @@
               </w:rPr>
               <w:t>––</w:t>
             </w:r>
-            <w:proofErr w:type="gramEnd"/>
             <w:r>
               <w:rPr>
                 <w:rFonts w:ascii="BRH Devanagari Extra" w:hAnsi="BRH Devanagari Extra" w:cs="BRH Devanagari Extra"/>
@@ -9302,7 +9590,6 @@
               </w:rPr>
               <w:t>–</w:t>
             </w:r>
-            <w:proofErr w:type="gramStart"/>
             <w:r>
               <w:rPr>
                 <w:rFonts w:ascii="BRH Devanagari Extra" w:hAnsi="BRH Devanagari Extra" w:cs="BRH Devanagari Extra"/>
@@ -9322,7 +9609,6 @@
               </w:rPr>
               <w:t>––</w:t>
             </w:r>
-            <w:proofErr w:type="gramEnd"/>
             <w:r>
               <w:rPr>
                 <w:rFonts w:ascii="BRH Devanagari Extra" w:hAnsi="BRH Devanagari Extra" w:cs="BRH Devanagari Extra"/>
@@ -9556,7 +9842,6 @@
                 <w:szCs w:val="36"/>
                 <w:lang w:bidi="ml-IN"/>
               </w:rPr>
-              <w:lastRenderedPageBreak/>
               <w:t>Panchaati No. 27</w:t>
             </w:r>
           </w:p>
@@ -9582,7 +9867,6 @@
                 <w:sz w:val="40"/>
                 <w:szCs w:val="40"/>
               </w:rPr>
-              <w:lastRenderedPageBreak/>
               <w:t>sÉÉå</w:t>
             </w:r>
             <w:r>
@@ -11533,7 +11817,6 @@
           <w:szCs w:val="32"/>
           <w:u w:val="single"/>
         </w:rPr>
-        <w:lastRenderedPageBreak/>
         <w:t xml:space="preserve">TS </w:t>
       </w:r>
       <w:r>

--- a/TS-Kramam/TS-1.7/TS 1.7 Sanskrit Krama Paatam Corrections.docx
+++ b/TS-Kramam/TS-1.7/TS 1.7 Sanskrit Krama Paatam Corrections.docx
@@ -712,7 +712,7 @@
                 <w:color w:val="EE0000"/>
                 <w:sz w:val="28"/>
                 <w:szCs w:val="36"/>
-                <w:lang w:val="it-IT" w:bidi="ml-IN"/>
+                <w:lang w:val="en-IN" w:bidi="ml-IN"/>
               </w:rPr>
             </w:pPr>
             <w:r>
@@ -723,21 +723,9 @@
                 <w:color w:val="EE0000"/>
                 <w:sz w:val="28"/>
                 <w:szCs w:val="36"/>
-                <w:lang w:val="it-IT" w:bidi="ml-IN"/>
-              </w:rPr>
-              <w:t xml:space="preserve">Krama Vaakyam No. </w:t>
-            </w:r>
-            <w:r>
-              <w:rPr>
-                <w:rFonts w:cs="Arial"/>
-                <w:b/>
-                <w:bCs/>
-                <w:color w:val="EE0000"/>
-                <w:sz w:val="28"/>
-                <w:szCs w:val="36"/>
-                <w:lang w:val="it-IT" w:bidi="ml-IN"/>
-              </w:rPr>
-              <w:t>36</w:t>
+                <w:lang w:val="en-IN" w:bidi="ml-IN"/>
+              </w:rPr>
+              <w:t>Krama Vaakyam No. 36</w:t>
             </w:r>
           </w:p>
           <w:p>
@@ -1963,7 +1951,7 @@
       </w:tr>
       <w:tr>
         <w:trPr>
-          <w:trHeight w:val="1247"/>
+          <w:trHeight w:val="1266"/>
         </w:trPr>
         <w:tc>
           <w:tcPr>
@@ -1982,6 +1970,7 @@
               <w:rPr>
                 <w:rFonts w:eastAsia="Times New Roman" w:cs="Arial"/>
                 <w:b/>
+                <w:color w:val="EE0000"/>
                 <w:sz w:val="32"/>
                 <w:szCs w:val="32"/>
                 <w:lang w:val="en-IN" w:eastAsia="en-IN" w:bidi="ml-IN"/>
@@ -1991,32 +1980,13 @@
               <w:rPr>
                 <w:rFonts w:eastAsia="Times New Roman" w:cs="Arial"/>
                 <w:b/>
+                <w:color w:val="EE0000"/>
                 <w:sz w:val="32"/>
                 <w:szCs w:val="32"/>
                 <w:lang w:val="en-IN" w:eastAsia="en-IN" w:bidi="ml-IN"/>
               </w:rPr>
               <w:lastRenderedPageBreak/>
-              <w:t>T.S.1.7.</w:t>
-            </w:r>
-            <w:r>
-              <w:rPr>
-                <w:rFonts w:eastAsia="Times New Roman" w:cs="Arial"/>
-                <w:b/>
-                <w:sz w:val="32"/>
-                <w:szCs w:val="32"/>
-                <w:lang w:val="en-IN" w:eastAsia="en-IN" w:bidi="ml-IN"/>
-              </w:rPr>
-              <w:t>6.7</w:t>
-            </w:r>
-            <w:r>
-              <w:rPr>
-                <w:rFonts w:eastAsia="Times New Roman" w:cs="Arial"/>
-                <w:b/>
-                <w:sz w:val="32"/>
-                <w:szCs w:val="32"/>
-                <w:lang w:val="en-IN" w:eastAsia="en-IN" w:bidi="ml-IN"/>
-              </w:rPr>
-              <w:t xml:space="preserve"> - Kramam</w:t>
+              <w:t>T.S.1.7.6.7 - Kramam</w:t>
             </w:r>
           </w:p>
           <w:p>
@@ -2030,9 +2000,10 @@
                 <w:rFonts w:cs="Arial"/>
                 <w:b/>
                 <w:bCs/>
+                <w:color w:val="EE0000"/>
                 <w:sz w:val="28"/>
                 <w:szCs w:val="36"/>
-                <w:lang w:bidi="ml-IN"/>
+                <w:lang w:val="en-IN" w:bidi="ml-IN"/>
               </w:rPr>
             </w:pPr>
             <w:r>
@@ -2040,22 +2011,12 @@
                 <w:rFonts w:cs="Arial"/>
                 <w:b/>
                 <w:bCs/>
+                <w:color w:val="EE0000"/>
                 <w:sz w:val="28"/>
                 <w:szCs w:val="36"/>
-                <w:lang w:bidi="ml-IN"/>
-              </w:rPr>
-              <w:t xml:space="preserve">Krama Vaakyam No. </w:t>
-            </w:r>
-            <w:r>
-              <w:rPr>
-                <w:rFonts w:cs="Arial"/>
-                <w:b/>
-                <w:bCs/>
-                <w:sz w:val="28"/>
-                <w:szCs w:val="36"/>
-                <w:lang w:bidi="ml-IN"/>
-              </w:rPr>
-              <w:t>51</w:t>
+                <w:lang w:val="en-IN" w:bidi="ml-IN"/>
+              </w:rPr>
+              <w:t>Krama Vaakyam No. 42</w:t>
             </w:r>
           </w:p>
           <w:p>
@@ -2070,9 +2031,11 @@
               <w:spacing w:before="0" w:line="240" w:lineRule="auto"/>
               <w:rPr>
                 <w:rFonts w:eastAsia="Times New Roman" w:cs="Arial"/>
-                <w:sz w:val="32"/>
-                <w:szCs w:val="32"/>
-                <w:lang w:val="en-IN" w:eastAsia="en-IN" w:bidi="ml-IN"/>
+                <w:b/>
+                <w:color w:val="EE0000"/>
+                <w:sz w:val="32"/>
+                <w:szCs w:val="32"/>
+                <w:lang w:val="it-IT" w:eastAsia="en-IN" w:bidi="ml-IN"/>
               </w:rPr>
             </w:pPr>
             <w:r>
@@ -2080,22 +2043,12 @@
                 <w:rFonts w:cs="Arial"/>
                 <w:b/>
                 <w:bCs/>
+                <w:color w:val="EE0000"/>
                 <w:sz w:val="28"/>
                 <w:szCs w:val="36"/>
-                <w:lang w:bidi="ml-IN"/>
-              </w:rPr>
-              <w:t xml:space="preserve">Panchaati No. </w:t>
-            </w:r>
-            <w:r>
-              <w:rPr>
-                <w:rFonts w:cs="Arial"/>
-                <w:b/>
-                <w:bCs/>
-                <w:sz w:val="28"/>
-                <w:szCs w:val="36"/>
-                <w:lang w:bidi="ml-IN"/>
-              </w:rPr>
-              <w:t>31</w:t>
+                <w:lang w:val="it-IT" w:bidi="ml-IN"/>
+              </w:rPr>
+              <w:t>Panchaati No. 31</w:t>
             </w:r>
           </w:p>
         </w:tc>
@@ -2109,107 +2062,108 @@
               <w:autoSpaceDE w:val="0"/>
               <w:autoSpaceDN w:val="0"/>
               <w:adjustRightInd w:val="0"/>
-              <w:spacing w:before="0" w:line="252" w:lineRule="auto"/>
+              <w:spacing w:before="0" w:line="240" w:lineRule="auto"/>
               <w:rPr>
                 <w:rFonts w:ascii="BRH Malayalam Extra" w:hAnsi="BRH Malayalam Extra" w:cs="BRH Malayalam Extra"/>
-                <w:color w:val="000000"/>
-                <w:sz w:val="40"/>
-                <w:szCs w:val="40"/>
-                <w:lang w:val="en-IN"/>
-              </w:rPr>
-            </w:pPr>
-            <w:r>
-              <w:rPr>
-                <w:rFonts w:ascii="BRH Devanagari Extra" w:hAnsi="BRH Devanagari Extra" w:cs="BRH Devanagari Extra"/>
-                <w:sz w:val="40"/>
-                <w:szCs w:val="40"/>
-              </w:rPr>
-              <w:t>AÉÌWûþiÉÉÎalÉ</w:t>
-            </w:r>
-            <w:r>
-              <w:rPr>
-                <w:rFonts w:ascii="BRH Malayalam Extra" w:hAnsi="BRH Malayalam Extra" w:cs="BRH Devanagari Extra"/>
-                <w:b/>
-                <w:sz w:val="30"/>
-                <w:szCs w:val="40"/>
-              </w:rPr>
-              <w:t>–</w:t>
-            </w:r>
-            <w:r>
-              <w:rPr>
-                <w:rFonts w:ascii="BRH Devanagari Extra" w:hAnsi="BRH Devanagari Extra" w:cs="BRH Devanagari Extra"/>
-                <w:sz w:val="40"/>
-                <w:szCs w:val="40"/>
-              </w:rPr>
-              <w:t>ËU</w:t>
-            </w:r>
-            <w:r>
-              <w:rPr>
-                <w:rFonts w:ascii="BRH Devanagari Extra" w:hAnsi="BRH Devanagari Extra" w:cs="BRH Devanagari Extra"/>
+                <w:color w:val="EE0000"/>
+                <w:sz w:val="40"/>
+                <w:szCs w:val="40"/>
+                <w:lang w:val="it-IT"/>
+              </w:rPr>
+            </w:pPr>
+            <w:r>
+              <w:rPr>
+                <w:rFonts w:ascii="BRH Devanagari Extra" w:hAnsi="BRH Devanagari Extra" w:cs="BRH Devanagari Extra"/>
+                <w:color w:val="EE0000"/>
+                <w:sz w:val="40"/>
+                <w:szCs w:val="40"/>
+                <w:lang w:val="it-IT"/>
+              </w:rPr>
+              <w:t>sÉ</w:t>
+            </w:r>
+            <w:r>
+              <w:rPr>
+                <w:rFonts w:ascii="BRH Malayalam Extra" w:hAnsi="BRH Malayalam Extra" w:cs="BRH Devanagari Extra"/>
+                <w:b/>
+                <w:color w:val="EE0000"/>
+                <w:sz w:val="30"/>
+                <w:szCs w:val="40"/>
+                <w:lang w:val="it-IT"/>
+              </w:rPr>
+              <w:t>–</w:t>
+            </w:r>
+            <w:r>
+              <w:rPr>
+                <w:rFonts w:ascii="BRH Devanagari Extra" w:hAnsi="BRH Devanagari Extra" w:cs="BRH Devanagari Extra"/>
+                <w:color w:val="EE0000"/>
+                <w:sz w:val="40"/>
+                <w:szCs w:val="40"/>
+                <w:lang w:val="it-IT"/>
+              </w:rPr>
+              <w:t>pÉ</w:t>
+            </w:r>
+            <w:r>
+              <w:rPr>
+                <w:rFonts w:ascii="BRH Malayalam Extra" w:hAnsi="BRH Malayalam Extra" w:cs="BRH Devanagari Extra"/>
+                <w:b/>
+                <w:color w:val="EE0000"/>
+                <w:sz w:val="30"/>
+                <w:szCs w:val="40"/>
+                <w:lang w:val="it-IT"/>
+              </w:rPr>
+              <w:t>–</w:t>
+            </w:r>
+            <w:r>
+              <w:rPr>
+                <w:rFonts w:ascii="BRH Devanagari Extra" w:hAnsi="BRH Devanagari Extra" w:cs="BRH Devanagari Extra"/>
+                <w:color w:val="EE0000"/>
+                <w:sz w:val="40"/>
+                <w:szCs w:val="40"/>
+                <w:lang w:val="it-IT"/>
+              </w:rPr>
+              <w:t>iÉåÅlÉþuÉÂ®É</w:t>
+            </w:r>
+            <w:r>
+              <w:rPr>
+                <w:rFonts w:ascii="BRH Devanagari Extra" w:hAnsi="BRH Devanagari Extra" w:cs="BRH Devanagari Extra"/>
+                <w:color w:val="EE0000"/>
                 <w:sz w:val="40"/>
                 <w:szCs w:val="40"/>
                 <w:highlight w:val="yellow"/>
-              </w:rPr>
-              <w:t>irÉÉ</w:t>
-            </w:r>
-            <w:r>
-              <w:rPr>
-                <w:rFonts w:ascii="BRH Devanagari Extra" w:hAnsi="BRH Devanagari Extra" w:cs="BRH Devanagari Extra"/>
-                <w:sz w:val="40"/>
-                <w:szCs w:val="40"/>
-              </w:rPr>
-              <w:t>þÌWûiÉ - A</w:t>
-            </w:r>
-            <w:r>
-              <w:rPr>
-                <w:rFonts w:ascii="BRH Malayalam Extra" w:hAnsi="BRH Malayalam Extra" w:cs="BRH Devanagari Extra"/>
-                <w:b/>
-                <w:sz w:val="30"/>
-                <w:szCs w:val="40"/>
-              </w:rPr>
-              <w:t>–</w:t>
-            </w:r>
-            <w:r>
-              <w:rPr>
-                <w:rFonts w:ascii="BRH Devanagari Extra" w:hAnsi="BRH Devanagari Extra" w:cs="BRH Devanagari Extra"/>
-                <w:sz w:val="40"/>
-                <w:szCs w:val="40"/>
-              </w:rPr>
-              <w:t>ÎalÉ</w:t>
-            </w:r>
-            <w:r>
-              <w:rPr>
-                <w:rFonts w:ascii="BRH Malayalam Extra" w:hAnsi="BRH Malayalam Extra" w:cs="BRH Devanagari Extra"/>
-                <w:b/>
-                <w:sz w:val="30"/>
-                <w:szCs w:val="40"/>
-              </w:rPr>
-              <w:t>–</w:t>
-            </w:r>
-            <w:r>
-              <w:rPr>
-                <w:rFonts w:ascii="BRH Devanagari Extra" w:hAnsi="BRH Devanagari Extra" w:cs="BRH Devanagari Extra"/>
-                <w:sz w:val="40"/>
-                <w:szCs w:val="40"/>
-              </w:rPr>
-              <w:t>È | xÉ³ÉþxÉ</w:t>
-            </w:r>
-            <w:r>
-              <w:rPr>
-                <w:rFonts w:ascii="BRH Malayalam Extra" w:hAnsi="BRH Malayalam Extra" w:cs="BRH Devanagari Extra"/>
-                <w:b/>
-                <w:sz w:val="30"/>
-                <w:szCs w:val="40"/>
-              </w:rPr>
-              <w:t>–</w:t>
-            </w:r>
-            <w:r>
-              <w:rPr>
-                <w:rFonts w:ascii="BRH Devanagari Extra" w:hAnsi="BRH Devanagari Extra" w:cs="BRH Devanagari Extra"/>
-                <w:sz w:val="40"/>
-                <w:szCs w:val="40"/>
-              </w:rPr>
-              <w:t>pÉÈ |</w:t>
+                <w:lang w:val="it-IT"/>
+              </w:rPr>
+              <w:t>È</w:t>
+            </w:r>
+            <w:r>
+              <w:rPr>
+                <w:rFonts w:ascii="BRH Devanagari Extra" w:hAnsi="BRH Devanagari Extra" w:cs="BRH Devanagari Extra"/>
+                <w:color w:val="EE0000"/>
+                <w:sz w:val="40"/>
+                <w:szCs w:val="40"/>
+                <w:lang w:val="it-IT"/>
+              </w:rPr>
+              <w:t xml:space="preserve"> | AlÉþuÉÂ®É</w:t>
+            </w:r>
+            <w:r>
+              <w:rPr>
+                <w:rFonts w:ascii="BRH Malayalam Extra" w:hAnsi="BRH Malayalam Extra" w:cs="BRH Devanagari Extra"/>
+                <w:b/>
+                <w:color w:val="EE0000"/>
+                <w:sz w:val="30"/>
+                <w:szCs w:val="40"/>
+                <w:lang w:val="it-IT"/>
+              </w:rPr>
+              <w:t>–</w:t>
+            </w:r>
+            <w:r>
+              <w:rPr>
+                <w:rFonts w:ascii="BRH Devanagari Extra" w:hAnsi="BRH Devanagari Extra" w:cs="BRH Devanagari Extra"/>
+                <w:color w:val="EE0000"/>
+                <w:sz w:val="40"/>
+                <w:szCs w:val="40"/>
+                <w:lang w:val="it-IT"/>
+              </w:rPr>
+              <w:t xml:space="preserve"> uÉæ |</w:t>
             </w:r>
           </w:p>
         </w:tc>
@@ -2223,7 +2177,374 @@
               <w:autoSpaceDE w:val="0"/>
               <w:autoSpaceDN w:val="0"/>
               <w:adjustRightInd w:val="0"/>
-              <w:spacing w:before="0" w:line="252" w:lineRule="auto"/>
+              <w:spacing w:line="252" w:lineRule="auto"/>
+              <w:rPr>
+                <w:rFonts w:ascii="BRH Malayalam Extra" w:hAnsi="BRH Malayalam Extra" w:cs="BRH Malayalam Extra"/>
+                <w:color w:val="EE0000"/>
+                <w:sz w:val="40"/>
+                <w:szCs w:val="40"/>
+                <w:lang w:val="it-IT"/>
+              </w:rPr>
+            </w:pPr>
+            <w:r>
+              <w:rPr>
+                <w:rFonts w:ascii="BRH Devanagari Extra" w:hAnsi="BRH Devanagari Extra" w:cs="BRH Devanagari Extra"/>
+                <w:color w:val="EE0000"/>
+                <w:sz w:val="40"/>
+                <w:szCs w:val="40"/>
+                <w:lang w:val="it-IT"/>
+              </w:rPr>
+              <w:t>sÉ</w:t>
+            </w:r>
+            <w:r>
+              <w:rPr>
+                <w:rFonts w:ascii="BRH Malayalam Extra" w:hAnsi="BRH Malayalam Extra" w:cs="BRH Devanagari Extra"/>
+                <w:b/>
+                <w:color w:val="EE0000"/>
+                <w:sz w:val="30"/>
+                <w:szCs w:val="40"/>
+                <w:lang w:val="it-IT"/>
+              </w:rPr>
+              <w:t>–</w:t>
+            </w:r>
+            <w:r>
+              <w:rPr>
+                <w:rFonts w:ascii="BRH Devanagari Extra" w:hAnsi="BRH Devanagari Extra" w:cs="BRH Devanagari Extra"/>
+                <w:color w:val="EE0000"/>
+                <w:sz w:val="40"/>
+                <w:szCs w:val="40"/>
+                <w:lang w:val="it-IT"/>
+              </w:rPr>
+              <w:t>pÉ</w:t>
+            </w:r>
+            <w:r>
+              <w:rPr>
+                <w:rFonts w:ascii="BRH Malayalam Extra" w:hAnsi="BRH Malayalam Extra" w:cs="BRH Devanagari Extra"/>
+                <w:b/>
+                <w:color w:val="EE0000"/>
+                <w:sz w:val="30"/>
+                <w:szCs w:val="40"/>
+                <w:lang w:val="it-IT"/>
+              </w:rPr>
+              <w:t>–</w:t>
+            </w:r>
+            <w:r>
+              <w:rPr>
+                <w:rFonts w:ascii="BRH Devanagari Extra" w:hAnsi="BRH Devanagari Extra" w:cs="BRH Devanagari Extra"/>
+                <w:color w:val="EE0000"/>
+                <w:sz w:val="40"/>
+                <w:szCs w:val="40"/>
+                <w:lang w:val="it-IT"/>
+              </w:rPr>
+              <w:t>iÉåÅlÉþuÉÂ</w:t>
+            </w:r>
+            <w:r>
+              <w:rPr>
+                <w:rFonts w:ascii="BRH Devanagari Extra" w:hAnsi="BRH Devanagari Extra" w:cs="BRH Devanagari Extra"/>
+                <w:color w:val="EE0000"/>
+                <w:sz w:val="40"/>
+                <w:szCs w:val="40"/>
+                <w:highlight w:val="green"/>
+                <w:lang w:val="it-IT"/>
+              </w:rPr>
+              <w:t>®É</w:t>
+            </w:r>
+            <w:r>
+              <w:rPr>
+                <w:rFonts w:ascii="BRH Devanagari Extra" w:hAnsi="BRH Devanagari Extra" w:cs="BRH Devanagari Extra"/>
+                <w:color w:val="EE0000"/>
+                <w:sz w:val="40"/>
+                <w:szCs w:val="40"/>
+                <w:lang w:val="it-IT"/>
+              </w:rPr>
+              <w:t xml:space="preserve"> | AlÉþuÉÂ®É</w:t>
+            </w:r>
+            <w:r>
+              <w:rPr>
+                <w:rFonts w:ascii="BRH Malayalam Extra" w:hAnsi="BRH Malayalam Extra" w:cs="BRH Devanagari Extra"/>
+                <w:b/>
+                <w:color w:val="EE0000"/>
+                <w:sz w:val="30"/>
+                <w:szCs w:val="40"/>
+                <w:lang w:val="it-IT"/>
+              </w:rPr>
+              <w:t>–</w:t>
+            </w:r>
+            <w:r>
+              <w:rPr>
+                <w:rFonts w:ascii="BRH Devanagari Extra" w:hAnsi="BRH Devanagari Extra" w:cs="BRH Devanagari Extra"/>
+                <w:color w:val="EE0000"/>
+                <w:sz w:val="40"/>
+                <w:szCs w:val="40"/>
+                <w:lang w:val="it-IT"/>
+              </w:rPr>
+              <w:t xml:space="preserve"> uÉæ | </w:t>
+            </w:r>
+          </w:p>
+        </w:tc>
+      </w:tr>
+      <w:tr>
+        <w:trPr>
+          <w:trHeight w:val="1247"/>
+        </w:trPr>
+        <w:tc>
+          <w:tcPr>
+            <w:tcW w:w="3686" w:type="dxa"/>
+          </w:tcPr>
+          <w:p>
+            <w:pPr>
+              <w:widowControl w:val="0"/>
+              <w:tabs>
+                <w:tab w:val="left" w:pos="993"/>
+              </w:tabs>
+              <w:autoSpaceDE w:val="0"/>
+              <w:autoSpaceDN w:val="0"/>
+              <w:adjustRightInd w:val="0"/>
+              <w:spacing w:before="0" w:line="240" w:lineRule="auto"/>
+              <w:rPr>
+                <w:rFonts w:eastAsia="Times New Roman" w:cs="Arial"/>
+                <w:b/>
+                <w:sz w:val="32"/>
+                <w:szCs w:val="32"/>
+                <w:lang w:val="en-IN" w:eastAsia="en-IN" w:bidi="ml-IN"/>
+              </w:rPr>
+            </w:pPr>
+            <w:r>
+              <w:rPr>
+                <w:rFonts w:eastAsia="Times New Roman" w:cs="Arial"/>
+                <w:b/>
+                <w:sz w:val="32"/>
+                <w:szCs w:val="32"/>
+                <w:lang w:val="en-IN" w:eastAsia="en-IN" w:bidi="ml-IN"/>
+              </w:rPr>
+              <w:t>T.S.1.7.</w:t>
+            </w:r>
+            <w:r>
+              <w:rPr>
+                <w:rFonts w:eastAsia="Times New Roman" w:cs="Arial"/>
+                <w:b/>
+                <w:sz w:val="32"/>
+                <w:szCs w:val="32"/>
+                <w:lang w:val="en-IN" w:eastAsia="en-IN" w:bidi="ml-IN"/>
+              </w:rPr>
+              <w:t>6.7</w:t>
+            </w:r>
+            <w:r>
+              <w:rPr>
+                <w:rFonts w:eastAsia="Times New Roman" w:cs="Arial"/>
+                <w:b/>
+                <w:sz w:val="32"/>
+                <w:szCs w:val="32"/>
+                <w:lang w:val="en-IN" w:eastAsia="en-IN" w:bidi="ml-IN"/>
+              </w:rPr>
+              <w:t xml:space="preserve"> - Kramam</w:t>
+            </w:r>
+          </w:p>
+          <w:p>
+            <w:pPr>
+              <w:widowControl w:val="0"/>
+              <w:autoSpaceDE w:val="0"/>
+              <w:autoSpaceDN w:val="0"/>
+              <w:adjustRightInd w:val="0"/>
+              <w:spacing w:before="0" w:line="240" w:lineRule="auto"/>
+              <w:rPr>
+                <w:rFonts w:cs="Arial"/>
+                <w:b/>
+                <w:bCs/>
+                <w:sz w:val="28"/>
+                <w:szCs w:val="36"/>
+                <w:lang w:bidi="ml-IN"/>
+              </w:rPr>
+            </w:pPr>
+            <w:r>
+              <w:rPr>
+                <w:rFonts w:cs="Arial"/>
+                <w:b/>
+                <w:bCs/>
+                <w:sz w:val="28"/>
+                <w:szCs w:val="36"/>
+                <w:lang w:bidi="ml-IN"/>
+              </w:rPr>
+              <w:t xml:space="preserve">Krama Vaakyam No. </w:t>
+            </w:r>
+            <w:r>
+              <w:rPr>
+                <w:rFonts w:cs="Arial"/>
+                <w:b/>
+                <w:bCs/>
+                <w:sz w:val="28"/>
+                <w:szCs w:val="36"/>
+                <w:lang w:bidi="ml-IN"/>
+              </w:rPr>
+              <w:t>51</w:t>
+            </w:r>
+          </w:p>
+          <w:p>
+            <w:pPr>
+              <w:widowControl w:val="0"/>
+              <w:tabs>
+                <w:tab w:val="left" w:pos="993"/>
+              </w:tabs>
+              <w:autoSpaceDE w:val="0"/>
+              <w:autoSpaceDN w:val="0"/>
+              <w:adjustRightInd w:val="0"/>
+              <w:spacing w:before="0" w:line="240" w:lineRule="auto"/>
+              <w:rPr>
+                <w:rFonts w:eastAsia="Times New Roman" w:cs="Arial"/>
+                <w:sz w:val="32"/>
+                <w:szCs w:val="32"/>
+                <w:lang w:val="en-IN" w:eastAsia="en-IN" w:bidi="ml-IN"/>
+              </w:rPr>
+            </w:pPr>
+            <w:r>
+              <w:rPr>
+                <w:rFonts w:cs="Arial"/>
+                <w:b/>
+                <w:bCs/>
+                <w:sz w:val="28"/>
+                <w:szCs w:val="36"/>
+                <w:lang w:bidi="ml-IN"/>
+              </w:rPr>
+              <w:t xml:space="preserve">Panchaati No. </w:t>
+            </w:r>
+            <w:r>
+              <w:rPr>
+                <w:rFonts w:cs="Arial"/>
+                <w:b/>
+                <w:bCs/>
+                <w:sz w:val="28"/>
+                <w:szCs w:val="36"/>
+                <w:lang w:bidi="ml-IN"/>
+              </w:rPr>
+              <w:t>31</w:t>
+            </w:r>
+          </w:p>
+        </w:tc>
+        <w:tc>
+          <w:tcPr>
+            <w:tcW w:w="5196" w:type="dxa"/>
+          </w:tcPr>
+          <w:p>
+            <w:pPr>
+              <w:widowControl w:val="0"/>
+              <w:autoSpaceDE w:val="0"/>
+              <w:autoSpaceDN w:val="0"/>
+              <w:adjustRightInd w:val="0"/>
+              <w:spacing w:before="0" w:line="240" w:lineRule="auto"/>
+              <w:rPr>
+                <w:rFonts w:ascii="BRH Malayalam Extra" w:hAnsi="BRH Malayalam Extra" w:cs="BRH Malayalam Extra"/>
+                <w:color w:val="000000"/>
+                <w:sz w:val="40"/>
+                <w:szCs w:val="40"/>
+                <w:lang w:val="en-IN"/>
+              </w:rPr>
+            </w:pPr>
+            <w:r>
+              <w:rPr>
+                <w:rFonts w:ascii="BRH Devanagari Extra" w:hAnsi="BRH Devanagari Extra" w:cs="BRH Devanagari Extra"/>
+                <w:sz w:val="40"/>
+                <w:szCs w:val="40"/>
+              </w:rPr>
+              <w:t>AÉÌWûþiÉÉÎalÉ</w:t>
+            </w:r>
+            <w:r>
+              <w:rPr>
+                <w:rFonts w:ascii="BRH Malayalam Extra" w:hAnsi="BRH Malayalam Extra" w:cs="BRH Devanagari Extra"/>
+                <w:b/>
+                <w:sz w:val="30"/>
+                <w:szCs w:val="40"/>
+              </w:rPr>
+              <w:t>–</w:t>
+            </w:r>
+            <w:r>
+              <w:rPr>
+                <w:rFonts w:ascii="BRH Devanagari Extra" w:hAnsi="BRH Devanagari Extra" w:cs="BRH Devanagari Extra"/>
+                <w:sz w:val="40"/>
+                <w:szCs w:val="40"/>
+              </w:rPr>
+              <w:t>ËU</w:t>
+            </w:r>
+            <w:r>
+              <w:rPr>
+                <w:rFonts w:ascii="BRH Devanagari Extra" w:hAnsi="BRH Devanagari Extra" w:cs="BRH Devanagari Extra"/>
+                <w:sz w:val="40"/>
+                <w:szCs w:val="40"/>
+                <w:highlight w:val="yellow"/>
+              </w:rPr>
+              <w:t>irÉÉ</w:t>
+            </w:r>
+            <w:r>
+              <w:rPr>
+                <w:rFonts w:ascii="BRH Devanagari Extra" w:hAnsi="BRH Devanagari Extra" w:cs="BRH Devanagari Extra"/>
+                <w:sz w:val="40"/>
+                <w:szCs w:val="40"/>
+              </w:rPr>
+              <w:t>þÌWûiÉ - A</w:t>
+            </w:r>
+            <w:r>
+              <w:rPr>
+                <w:rFonts w:ascii="BRH Malayalam Extra" w:hAnsi="BRH Malayalam Extra" w:cs="BRH Devanagari Extra"/>
+                <w:b/>
+                <w:sz w:val="30"/>
+                <w:szCs w:val="40"/>
+              </w:rPr>
+              <w:t>–</w:t>
+            </w:r>
+            <w:r>
+              <w:rPr>
+                <w:rFonts w:ascii="BRH Devanagari Extra" w:hAnsi="BRH Devanagari Extra" w:cs="BRH Devanagari Extra"/>
+                <w:sz w:val="40"/>
+                <w:szCs w:val="40"/>
+              </w:rPr>
+              <w:t>ÎalÉ</w:t>
+            </w:r>
+            <w:r>
+              <w:rPr>
+                <w:rFonts w:ascii="BRH Malayalam Extra" w:hAnsi="BRH Malayalam Extra" w:cs="BRH Devanagari Extra"/>
+                <w:b/>
+                <w:sz w:val="30"/>
+                <w:szCs w:val="40"/>
+              </w:rPr>
+              <w:t>–</w:t>
+            </w:r>
+            <w:r>
+              <w:rPr>
+                <w:rFonts w:ascii="BRH Devanagari Extra" w:hAnsi="BRH Devanagari Extra" w:cs="BRH Devanagari Extra"/>
+                <w:sz w:val="40"/>
+                <w:szCs w:val="40"/>
+              </w:rPr>
+              <w:t>È | xÉ³ÉþxÉ</w:t>
+            </w:r>
+            <w:r>
+              <w:rPr>
+                <w:rFonts w:ascii="BRH Malayalam Extra" w:hAnsi="BRH Malayalam Extra" w:cs="BRH Devanagari Extra"/>
+                <w:b/>
+                <w:sz w:val="30"/>
+                <w:szCs w:val="40"/>
+              </w:rPr>
+              <w:t>–</w:t>
+            </w:r>
+            <w:r>
+              <w:rPr>
+                <w:rFonts w:ascii="BRH Devanagari Extra" w:hAnsi="BRH Devanagari Extra" w:cs="BRH Devanagari Extra"/>
+                <w:sz w:val="40"/>
+                <w:szCs w:val="40"/>
+              </w:rPr>
+              <w:t>pÉÈ |</w:t>
+            </w:r>
+          </w:p>
+        </w:tc>
+        <w:tc>
+          <w:tcPr>
+            <w:tcW w:w="5152" w:type="dxa"/>
+          </w:tcPr>
+          <w:p>
+            <w:pPr>
+              <w:widowControl w:val="0"/>
+              <w:autoSpaceDE w:val="0"/>
+              <w:autoSpaceDN w:val="0"/>
+              <w:adjustRightInd w:val="0"/>
+              <w:spacing w:before="0" w:line="240" w:lineRule="auto"/>
               <w:rPr>
                 <w:rFonts w:ascii="BRH Malayalam Extra" w:hAnsi="BRH Malayalam Extra" w:cs="BRH Malayalam Extra"/>
                 <w:color w:val="000000"/>
@@ -3486,6 +3807,7 @@
                 <w:sz w:val="32"/>
                 <w:szCs w:val="32"/>
               </w:rPr>
+              <w:lastRenderedPageBreak/>
               <w:t>Reference</w:t>
             </w:r>
           </w:p>
@@ -3508,6 +3830,7 @@
                 <w:sz w:val="32"/>
                 <w:szCs w:val="32"/>
               </w:rPr>
+              <w:lastRenderedPageBreak/>
               <w:t>As Printed</w:t>
             </w:r>
           </w:p>
@@ -3570,7 +3893,6 @@
                 <w:szCs w:val="32"/>
                 <w:lang w:val="en-IN" w:eastAsia="en-IN" w:bidi="ml-IN"/>
               </w:rPr>
-              <w:lastRenderedPageBreak/>
               <w:t>T.S.1.7.</w:t>
             </w:r>
             <w:r>
@@ -5100,6 +5422,7 @@
           <w:b/>
           <w:bCs/>
         </w:rPr>
+        <w:lastRenderedPageBreak/>
         <w:t>(ignore those which are already incorporated in your book’s version and date)</w:t>
       </w:r>
     </w:p>
@@ -5141,7 +5464,6 @@
                 <w:sz w:val="32"/>
                 <w:szCs w:val="32"/>
               </w:rPr>
-              <w:lastRenderedPageBreak/>
               <w:t>Section, Paragraph</w:t>
             </w:r>
           </w:p>
@@ -8991,7 +9313,16 @@
           <w:bCs/>
           <w:sz w:val="32"/>
         </w:rPr>
-        <w:t>replaced with</w:t>
+        <w:t xml:space="preserve">replaced </w:t>
+      </w:r>
+      <w:proofErr w:type="gramStart"/>
+      <w:r>
+        <w:rPr>
+          <w:b/>
+          <w:bCs/>
+          <w:sz w:val="32"/>
+        </w:rPr>
+        <w:t>with</w:t>
       </w:r>
       <w:r>
         <w:rPr>
@@ -9013,6 +9344,7 @@
         </w:rPr>
         <w:t>"</w:t>
       </w:r>
+      <w:proofErr w:type="gramEnd"/>
       <w:r>
         <w:rPr>
           <w:rFonts w:ascii="BRH Devanagari" w:hAnsi="BRH Devanagari" w:cs="BRH Devanagari"/>
@@ -9456,6 +9788,7 @@
               </w:rPr>
               <w:t>–</w:t>
             </w:r>
+            <w:proofErr w:type="gramStart"/>
             <w:r>
               <w:rPr>
                 <w:rFonts w:ascii="BRH Devanagari Extra" w:hAnsi="BRH Devanagari Extra" w:cs="BRH Devanagari Extra"/>
@@ -9475,6 +9808,7 @@
               </w:rPr>
               <w:t>––</w:t>
             </w:r>
+            <w:proofErr w:type="gramEnd"/>
             <w:r>
               <w:rPr>
                 <w:rFonts w:ascii="BRH Devanagari Extra" w:hAnsi="BRH Devanagari Extra" w:cs="BRH Devanagari Extra"/>
@@ -9590,6 +9924,7 @@
               </w:rPr>
               <w:t>–</w:t>
             </w:r>
+            <w:proofErr w:type="gramStart"/>
             <w:r>
               <w:rPr>
                 <w:rFonts w:ascii="BRH Devanagari Extra" w:hAnsi="BRH Devanagari Extra" w:cs="BRH Devanagari Extra"/>
@@ -9609,6 +9944,7 @@
               </w:rPr>
               <w:t>––</w:t>
             </w:r>
+            <w:proofErr w:type="gramEnd"/>
             <w:r>
               <w:rPr>
                 <w:rFonts w:ascii="BRH Devanagari Extra" w:hAnsi="BRH Devanagari Extra" w:cs="BRH Devanagari Extra"/>

--- a/TS-Kramam/TS-1.7/TS 1.7 Sanskrit Krama Paatam Corrections.docx
+++ b/TS-Kramam/TS-1.7/TS 1.7 Sanskrit Krama Paatam Corrections.docx
@@ -2694,6 +2694,7 @@
               <w:rPr>
                 <w:rFonts w:eastAsia="Times New Roman" w:cs="Arial"/>
                 <w:b/>
+                <w:color w:val="EE0000"/>
                 <w:sz w:val="32"/>
                 <w:szCs w:val="32"/>
                 <w:lang w:val="en-IN" w:eastAsia="en-IN" w:bidi="ml-IN"/>
@@ -2703,31 +2704,12 @@
               <w:rPr>
                 <w:rFonts w:eastAsia="Times New Roman" w:cs="Arial"/>
                 <w:b/>
+                <w:color w:val="EE0000"/>
                 <w:sz w:val="32"/>
                 <w:szCs w:val="32"/>
                 <w:lang w:val="en-IN" w:eastAsia="en-IN" w:bidi="ml-IN"/>
               </w:rPr>
-              <w:t>T.S.1.7.</w:t>
-            </w:r>
-            <w:r>
-              <w:rPr>
-                <w:rFonts w:eastAsia="Times New Roman" w:cs="Arial"/>
-                <w:b/>
-                <w:sz w:val="32"/>
-                <w:szCs w:val="32"/>
-                <w:lang w:val="en-IN" w:eastAsia="en-IN" w:bidi="ml-IN"/>
-              </w:rPr>
-              <w:t>10.2</w:t>
-            </w:r>
-            <w:r>
-              <w:rPr>
-                <w:rFonts w:eastAsia="Times New Roman" w:cs="Arial"/>
-                <w:b/>
-                <w:sz w:val="32"/>
-                <w:szCs w:val="32"/>
-                <w:lang w:val="en-IN" w:eastAsia="en-IN" w:bidi="ml-IN"/>
-              </w:rPr>
-              <w:t xml:space="preserve"> - Kramam</w:t>
+              <w:t>T.S.1.7.8.4 - Kramam</w:t>
             </w:r>
           </w:p>
           <w:p>
@@ -2741,6 +2723,7 @@
                 <w:rFonts w:cs="Arial"/>
                 <w:b/>
                 <w:bCs/>
+                <w:color w:val="EE0000"/>
                 <w:sz w:val="28"/>
                 <w:szCs w:val="36"/>
                 <w:lang w:val="en-IN" w:bidi="ml-IN"/>
@@ -2751,11 +2734,12 @@
                 <w:rFonts w:cs="Arial"/>
                 <w:b/>
                 <w:bCs/>
+                <w:color w:val="EE0000"/>
                 <w:sz w:val="28"/>
                 <w:szCs w:val="36"/>
                 <w:lang w:val="en-IN" w:bidi="ml-IN"/>
               </w:rPr>
-              <w:t>Krama Vaakyam No. 49</w:t>
+              <w:t>Krama Vaakyam No. 41</w:t>
             </w:r>
           </w:p>
           <w:p>
@@ -2771,6 +2755,7 @@
               <w:rPr>
                 <w:rFonts w:eastAsia="Times New Roman" w:cs="Arial"/>
                 <w:b/>
+                <w:color w:val="EE0000"/>
                 <w:sz w:val="32"/>
                 <w:szCs w:val="32"/>
                 <w:lang w:val="it-IT" w:eastAsia="en-IN" w:bidi="ml-IN"/>
@@ -2781,22 +2766,12 @@
                 <w:rFonts w:cs="Arial"/>
                 <w:b/>
                 <w:bCs/>
+                <w:color w:val="EE0000"/>
                 <w:sz w:val="28"/>
                 <w:szCs w:val="36"/>
                 <w:lang w:val="it-IT" w:bidi="ml-IN"/>
               </w:rPr>
-              <w:t>Panchaati No. 4</w:t>
-            </w:r>
-            <w:r>
-              <w:rPr>
-                <w:rFonts w:cs="Arial"/>
-                <w:b/>
-                <w:bCs/>
-                <w:sz w:val="28"/>
-                <w:szCs w:val="36"/>
-                <w:lang w:val="it-IT" w:bidi="ml-IN"/>
-              </w:rPr>
-              <w:t>1</w:t>
+              <w:t>Panchaati No. 37</w:t>
             </w:r>
           </w:p>
         </w:tc>
@@ -2813,86 +2788,84 @@
               <w:spacing w:before="0" w:line="252" w:lineRule="auto"/>
               <w:rPr>
                 <w:rFonts w:ascii="BRH Malayalam Extra" w:hAnsi="BRH Malayalam Extra" w:cs="BRH Malayalam Extra"/>
-                <w:sz w:val="40"/>
-                <w:szCs w:val="40"/>
-                <w:lang w:val="it-IT"/>
-              </w:rPr>
-            </w:pPr>
-            <w:r>
-              <w:rPr>
-                <w:rFonts w:ascii="BRH Devanagari Extra" w:hAnsi="BRH Devanagari Extra" w:cs="BRH Devanagari Extra"/>
-                <w:sz w:val="40"/>
-                <w:szCs w:val="40"/>
-                <w:lang w:val="it-IT"/>
-              </w:rPr>
-              <w:t>SÉlÉÉþrÉ cÉÉåSrÉ | cÉÉå</w:t>
-            </w:r>
-            <w:r>
-              <w:rPr>
-                <w:rFonts w:ascii="BRH Malayalam Extra" w:hAnsi="BRH Malayalam Extra" w:cs="BRH Devanagari Extra"/>
-                <w:b/>
-                <w:sz w:val="30"/>
-                <w:szCs w:val="40"/>
-                <w:lang w:val="it-IT"/>
-              </w:rPr>
-              <w:t>–</w:t>
-            </w:r>
-            <w:r>
-              <w:rPr>
-                <w:rFonts w:ascii="BRH Devanagari Extra" w:hAnsi="BRH Devanagari Extra" w:cs="BRH Devanagari Extra"/>
-                <w:sz w:val="40"/>
-                <w:szCs w:val="40"/>
+                <w:color w:val="EE0000"/>
+                <w:sz w:val="40"/>
+                <w:szCs w:val="40"/>
+                <w:lang w:val="it-IT"/>
+              </w:rPr>
+            </w:pPr>
+            <w:r>
+              <w:rPr>
+                <w:rFonts w:ascii="BRH Devanagari Extra" w:hAnsi="BRH Devanagari Extra" w:cs="BRH Devanagari Extra"/>
+                <w:color w:val="EE0000"/>
+                <w:sz w:val="40"/>
+                <w:szCs w:val="40"/>
+                <w:lang w:val="it-IT"/>
+              </w:rPr>
+              <w:t>xÉ</w:t>
+            </w:r>
+            <w:r>
+              <w:rPr>
+                <w:rFonts w:ascii="BRH Malayalam Extra" w:hAnsi="BRH Malayalam Extra" w:cs="BRH Devanagari Extra"/>
+                <w:b/>
+                <w:color w:val="EE0000"/>
+                <w:sz w:val="30"/>
+                <w:szCs w:val="40"/>
+                <w:lang w:val="it-IT"/>
+              </w:rPr>
+              <w:t>–</w:t>
+            </w:r>
+            <w:r>
+              <w:rPr>
+                <w:rFonts w:ascii="BRH Devanagari Extra" w:hAnsi="BRH Devanagari Extra" w:cs="BRH Devanagari Extra"/>
+                <w:color w:val="EE0000"/>
+                <w:sz w:val="40"/>
+                <w:szCs w:val="40"/>
+                <w:lang w:val="it-IT"/>
+              </w:rPr>
+              <w:t>qÉkÉþSèkuÉ</w:t>
+            </w:r>
+            <w:r>
+              <w:rPr>
+                <w:rFonts w:ascii="BRH Malayalam Extra" w:hAnsi="BRH Malayalam Extra" w:cs="BRH Devanagari Extra"/>
+                <w:b/>
+                <w:color w:val="EE0000"/>
+                <w:sz w:val="30"/>
+                <w:szCs w:val="40"/>
+                <w:lang w:val="it-IT"/>
+              </w:rPr>
+              <w:t>–</w:t>
+            </w:r>
+            <w:r>
+              <w:rPr>
+                <w:rFonts w:ascii="BRH Devanagari Extra" w:hAnsi="BRH Devanagari Extra" w:cs="BRH Devanagari Extra"/>
+                <w:color w:val="EE0000"/>
+                <w:sz w:val="40"/>
+                <w:szCs w:val="40"/>
+                <w:lang w:val="it-IT"/>
+              </w:rPr>
+              <w:t>ÍqÉÌiÉþ xÉqÉç - A</w:t>
+            </w:r>
+            <w:r>
+              <w:rPr>
+                <w:rFonts w:ascii="BRH Devanagari Extra" w:hAnsi="BRH Devanagari Extra" w:cs="BRH Devanagari Extra"/>
+                <w:color w:val="EE0000"/>
+                <w:sz w:val="40"/>
+                <w:szCs w:val="40"/>
+                <w:highlight w:val="yellow"/>
                 <w:lang w:val="it-IT"/>
               </w:rPr>
               <w:t>S</w:t>
             </w:r>
             <w:r>
               <w:rPr>
-                <w:rFonts w:ascii="BRH Malayalam Extra" w:hAnsi="BRH Malayalam Extra" w:cs="BRH Devanagari Extra"/>
-                <w:b/>
-                <w:sz w:val="30"/>
-                <w:szCs w:val="40"/>
-                <w:lang w:val="it-IT"/>
-              </w:rPr>
-              <w:t>–</w:t>
-            </w:r>
-            <w:r>
-              <w:rPr>
-                <w:rFonts w:ascii="BRH Devanagari Extra" w:hAnsi="BRH Devanagari Extra" w:cs="BRH Devanagari Extra"/>
-                <w:sz w:val="40"/>
-                <w:szCs w:val="40"/>
-                <w:highlight w:val="yellow"/>
-                <w:lang w:val="it-IT"/>
-              </w:rPr>
-              <w:t>r</w:t>
-            </w:r>
-            <w:r>
-              <w:rPr>
-                <w:rFonts w:ascii="BRH Devanagari Extra" w:hAnsi="BRH Devanagari Extra" w:cs="BRH Devanagari Extra"/>
-                <w:sz w:val="40"/>
-                <w:szCs w:val="40"/>
-                <w:lang w:val="it-IT"/>
-              </w:rPr>
-              <w:t>Éå</w:t>
-            </w:r>
-            <w:r>
-              <w:rPr>
-                <w:rFonts w:ascii="BRH Malayalam Extra" w:hAnsi="BRH Malayalam Extra" w:cs="BRH Devanagari Extra"/>
-                <w:b/>
-                <w:sz w:val="30"/>
-                <w:szCs w:val="40"/>
-                <w:lang w:val="it-IT"/>
-              </w:rPr>
-              <w:t>–</w:t>
-            </w:r>
-            <w:r>
-              <w:rPr>
-                <w:rFonts w:ascii="BRH Devanagari Extra" w:hAnsi="BRH Devanagari Extra" w:cs="BRH Devanagari Extra"/>
-                <w:sz w:val="40"/>
-                <w:szCs w:val="40"/>
-                <w:lang w:val="it-IT"/>
-              </w:rPr>
-              <w:t>ÌiÉþ cÉÉåSrÉ ||</w:t>
+                <w:rFonts w:ascii="BRH Devanagari Extra" w:hAnsi="BRH Devanagari Extra" w:cs="BRH Devanagari Extra"/>
+                <w:color w:val="EE0000"/>
+                <w:sz w:val="40"/>
+                <w:szCs w:val="40"/>
+                <w:lang w:val="it-IT"/>
+              </w:rPr>
+              <w:t>þSèkuÉqÉç |</w:t>
             </w:r>
           </w:p>
         </w:tc>
@@ -2909,67 +2882,84 @@
               <w:spacing w:before="0" w:line="252" w:lineRule="auto"/>
               <w:rPr>
                 <w:rFonts w:ascii="BRH Malayalam Extra" w:hAnsi="BRH Malayalam Extra" w:cs="BRH Malayalam Extra"/>
-                <w:sz w:val="40"/>
-                <w:szCs w:val="40"/>
-                <w:lang w:val="it-IT"/>
-              </w:rPr>
-            </w:pPr>
-            <w:r>
-              <w:rPr>
-                <w:rFonts w:ascii="BRH Devanagari Extra" w:hAnsi="BRH Devanagari Extra" w:cs="BRH Devanagari Extra"/>
-                <w:sz w:val="40"/>
-                <w:szCs w:val="40"/>
-                <w:lang w:val="it-IT"/>
-              </w:rPr>
-              <w:t>SÉlÉÉþrÉ cÉÉåSrÉ | cÉÉå</w:t>
-            </w:r>
-            <w:r>
-              <w:rPr>
-                <w:rFonts w:ascii="BRH Malayalam Extra" w:hAnsi="BRH Malayalam Extra" w:cs="BRH Devanagari Extra"/>
-                <w:b/>
-                <w:sz w:val="30"/>
-                <w:szCs w:val="40"/>
-                <w:lang w:val="it-IT"/>
-              </w:rPr>
-              <w:t>–</w:t>
-            </w:r>
-            <w:r>
-              <w:rPr>
-                <w:rFonts w:ascii="BRH Devanagari Extra" w:hAnsi="BRH Devanagari Extra" w:cs="BRH Devanagari Extra"/>
-                <w:sz w:val="40"/>
-                <w:szCs w:val="40"/>
-                <w:lang w:val="it-IT"/>
-              </w:rPr>
-              <w:t>S</w:t>
-            </w:r>
-            <w:r>
-              <w:rPr>
-                <w:rFonts w:ascii="BRH Malayalam Extra" w:hAnsi="BRH Malayalam Extra" w:cs="BRH Devanagari Extra"/>
-                <w:b/>
-                <w:sz w:val="30"/>
-                <w:szCs w:val="40"/>
-                <w:lang w:val="it-IT"/>
-              </w:rPr>
-              <w:t>–</w:t>
-            </w:r>
-            <w:r>
-              <w:rPr>
-                <w:rFonts w:ascii="BRH Devanagari Extra" w:hAnsi="BRH Devanagari Extra" w:cs="BRH Devanagari Extra"/>
+                <w:color w:val="EE0000"/>
+                <w:sz w:val="40"/>
+                <w:szCs w:val="40"/>
+                <w:lang w:val="it-IT"/>
+              </w:rPr>
+            </w:pPr>
+            <w:r>
+              <w:rPr>
+                <w:rFonts w:ascii="BRH Devanagari Extra" w:hAnsi="BRH Devanagari Extra" w:cs="BRH Devanagari Extra"/>
+                <w:color w:val="EE0000"/>
+                <w:sz w:val="40"/>
+                <w:szCs w:val="40"/>
+                <w:lang w:val="it-IT"/>
+              </w:rPr>
+              <w:t>xÉ</w:t>
+            </w:r>
+            <w:r>
+              <w:rPr>
+                <w:rFonts w:ascii="BRH Malayalam Extra" w:hAnsi="BRH Malayalam Extra" w:cs="BRH Devanagari Extra"/>
+                <w:b/>
+                <w:color w:val="EE0000"/>
+                <w:sz w:val="30"/>
+                <w:szCs w:val="40"/>
+                <w:lang w:val="it-IT"/>
+              </w:rPr>
+              <w:t>–</w:t>
+            </w:r>
+            <w:r>
+              <w:rPr>
+                <w:rFonts w:ascii="BRH Devanagari Extra" w:hAnsi="BRH Devanagari Extra" w:cs="BRH Devanagari Extra"/>
+                <w:color w:val="EE0000"/>
+                <w:sz w:val="40"/>
+                <w:szCs w:val="40"/>
+                <w:lang w:val="it-IT"/>
+              </w:rPr>
+              <w:t>qÉkÉþSèkuÉ</w:t>
+            </w:r>
+            <w:r>
+              <w:rPr>
+                <w:rFonts w:ascii="BRH Malayalam Extra" w:hAnsi="BRH Malayalam Extra" w:cs="BRH Devanagari Extra"/>
+                <w:b/>
+                <w:color w:val="EE0000"/>
+                <w:sz w:val="30"/>
+                <w:szCs w:val="40"/>
+                <w:lang w:val="it-IT"/>
+              </w:rPr>
+              <w:t>–</w:t>
+            </w:r>
+            <w:r>
+              <w:rPr>
+                <w:rFonts w:ascii="BRH Devanagari Extra" w:hAnsi="BRH Devanagari Extra" w:cs="BRH Devanagari Extra"/>
+                <w:color w:val="EE0000"/>
+                <w:sz w:val="40"/>
+                <w:szCs w:val="40"/>
+                <w:lang w:val="it-IT"/>
+              </w:rPr>
+              <w:t>ÍqÉÌiÉþ xÉqÉç - A</w:t>
+            </w:r>
+            <w:r>
+              <w:rPr>
+                <w:rFonts w:ascii="BRH Devanagari Extra" w:hAnsi="BRH Devanagari Extra" w:cs="BRH Devanagari Extra"/>
+                <w:color w:val="EE0000"/>
                 <w:sz w:val="40"/>
                 <w:szCs w:val="40"/>
                 <w:highlight w:val="green"/>
                 <w:lang w:val="it-IT"/>
               </w:rPr>
-              <w:t>rÉ</w:t>
-            </w:r>
-            <w:r>
-              <w:rPr>
-                <w:rFonts w:ascii="BRH Devanagari Extra" w:hAnsi="BRH Devanagari Extra" w:cs="BRH Devanagari Extra"/>
-                <w:sz w:val="40"/>
-                <w:szCs w:val="40"/>
-                <w:lang w:val="it-IT"/>
-              </w:rPr>
-              <w:t>åÌiÉþ cÉÉåSrÉ ||</w:t>
+              <w:t>kÉ</w:t>
+            </w:r>
+            <w:r>
+              <w:rPr>
+                <w:rFonts w:ascii="BRH Devanagari Extra" w:hAnsi="BRH Devanagari Extra" w:cs="BRH Devanagari Extra"/>
+                <w:color w:val="EE0000"/>
+                <w:sz w:val="40"/>
+                <w:szCs w:val="40"/>
+                <w:lang w:val="it-IT"/>
+              </w:rPr>
+              <w:t>þSèkuÉqÉç |</w:t>
             </w:r>
           </w:p>
         </w:tc>
@@ -3018,7 +3008,7 @@
                 <w:szCs w:val="32"/>
                 <w:lang w:val="en-IN" w:eastAsia="en-IN" w:bidi="ml-IN"/>
               </w:rPr>
-              <w:t>11.2</w:t>
+              <w:t>10.2</w:t>
             </w:r>
             <w:r>
               <w:rPr>
@@ -3056,7 +3046,7 @@
                 <w:szCs w:val="36"/>
                 <w:lang w:val="en-IN" w:bidi="ml-IN"/>
               </w:rPr>
-              <w:t>Krama Vaakyam No. 60</w:t>
+              <w:t>Krama Vaakyam No. 49</w:t>
             </w:r>
           </w:p>
           <w:p>
@@ -3097,7 +3087,7 @@
                 <w:szCs w:val="36"/>
                 <w:lang w:val="it-IT" w:bidi="ml-IN"/>
               </w:rPr>
-              <w:t>4</w:t>
+              <w:t>1</w:t>
             </w:r>
           </w:p>
         </w:tc>
@@ -3111,7 +3101,7 @@
               <w:autoSpaceDE w:val="0"/>
               <w:autoSpaceDN w:val="0"/>
               <w:adjustRightInd w:val="0"/>
-              <w:spacing w:line="252" w:lineRule="auto"/>
+              <w:spacing w:before="0" w:line="252" w:lineRule="auto"/>
               <w:rPr>
                 <w:rFonts w:ascii="BRH Malayalam Extra" w:hAnsi="BRH Malayalam Extra" w:cs="BRH Malayalam Extra"/>
                 <w:sz w:val="40"/>
@@ -3126,85 +3116,74 @@
                 <w:szCs w:val="40"/>
                 <w:lang w:val="it-IT"/>
               </w:rPr>
-              <w:t>ESþeÉrÉiÉç | A</w:t>
-            </w:r>
-            <w:r>
-              <w:rPr>
-                <w:rFonts w:ascii="BRH Malayalam Extra" w:hAnsi="BRH Malayalam Extra" w:cs="BRH Devanagari Extra"/>
-                <w:b/>
-                <w:sz w:val="30"/>
-                <w:szCs w:val="40"/>
-                <w:lang w:val="it-IT"/>
-              </w:rPr>
-              <w:t>–</w:t>
-            </w:r>
-            <w:r>
-              <w:rPr>
-                <w:rFonts w:ascii="BRH Devanagari Extra" w:hAnsi="BRH Devanagari Extra" w:cs="BRH Devanagari Extra"/>
-                <w:sz w:val="40"/>
-                <w:szCs w:val="40"/>
-                <w:lang w:val="it-IT"/>
-              </w:rPr>
-              <w:t>eÉ</w:t>
-            </w:r>
-            <w:r>
-              <w:rPr>
-                <w:rFonts w:ascii="BRH Malayalam Extra" w:hAnsi="BRH Malayalam Extra" w:cs="BRH Devanagari Extra"/>
-                <w:b/>
-                <w:sz w:val="30"/>
-                <w:szCs w:val="40"/>
-                <w:lang w:val="it-IT"/>
-              </w:rPr>
-              <w:t>–</w:t>
-            </w:r>
-            <w:r>
-              <w:rPr>
-                <w:rFonts w:ascii="BRH Devanagari Extra" w:hAnsi="BRH Devanagari Extra" w:cs="BRH Devanagari Extra"/>
-                <w:sz w:val="40"/>
-                <w:szCs w:val="40"/>
-                <w:lang w:val="it-IT"/>
-              </w:rPr>
-              <w:t>rÉ</w:t>
-            </w:r>
-            <w:r>
-              <w:rPr>
-                <w:rFonts w:ascii="BRH Malayalam Extra" w:hAnsi="BRH Malayalam Extra" w:cs="BRH Devanagari Extra"/>
-                <w:b/>
-                <w:sz w:val="30"/>
+              <w:t>SÉlÉÉþrÉ cÉÉåSrÉ | cÉÉå</w:t>
+            </w:r>
+            <w:r>
+              <w:rPr>
+                <w:rFonts w:ascii="BRH Malayalam Extra" w:hAnsi="BRH Malayalam Extra" w:cs="BRH Devanagari Extra"/>
+                <w:b/>
+                <w:sz w:val="30"/>
+                <w:szCs w:val="40"/>
+                <w:lang w:val="it-IT"/>
+              </w:rPr>
+              <w:t>–</w:t>
+            </w:r>
+            <w:r>
+              <w:rPr>
+                <w:rFonts w:ascii="BRH Devanagari Extra" w:hAnsi="BRH Devanagari Extra" w:cs="BRH Devanagari Extra"/>
+                <w:sz w:val="40"/>
+                <w:szCs w:val="40"/>
+                <w:lang w:val="it-IT"/>
+              </w:rPr>
+              <w:t>S</w:t>
+            </w:r>
+            <w:r>
+              <w:rPr>
+                <w:rFonts w:ascii="BRH Malayalam Extra" w:hAnsi="BRH Malayalam Extra" w:cs="BRH Devanagari Extra"/>
+                <w:b/>
+                <w:sz w:val="30"/>
+                <w:szCs w:val="40"/>
+                <w:lang w:val="it-IT"/>
+              </w:rPr>
+              <w:t>–</w:t>
+            </w:r>
+            <w:r>
+              <w:rPr>
+                <w:rFonts w:ascii="BRH Devanagari Extra" w:hAnsi="BRH Devanagari Extra" w:cs="BRH Devanagari Extra"/>
+                <w:sz w:val="40"/>
                 <w:szCs w:val="40"/>
                 <w:highlight w:val="yellow"/>
                 <w:lang w:val="it-IT"/>
               </w:rPr>
-              <w:t>–</w:t>
-            </w:r>
-            <w:r>
-              <w:rPr>
-                <w:rFonts w:ascii="BRH Devanagari Extra" w:hAnsi="BRH Devanagari Extra" w:cs="BRH Devanagari Extra"/>
-                <w:sz w:val="40"/>
-                <w:szCs w:val="40"/>
-                <w:highlight w:val="yellow"/>
-                <w:lang w:val="it-IT"/>
-              </w:rPr>
-              <w:t>ÌS</w:t>
-            </w:r>
-            <w:r>
-              <w:rPr>
-                <w:rFonts w:ascii="BRH Malayalam Extra" w:hAnsi="BRH Malayalam Extra" w:cs="BRH Devanagari Extra"/>
-                <w:b/>
-                <w:sz w:val="30"/>
-                <w:szCs w:val="40"/>
-                <w:lang w:val="it-IT"/>
-              </w:rPr>
-              <w:t>–</w:t>
-            </w:r>
-            <w:r>
-              <w:rPr>
-                <w:rFonts w:ascii="BRH Devanagari Extra" w:hAnsi="BRH Devanagari Extra" w:cs="BRH Devanagari Extra"/>
-                <w:sz w:val="40"/>
-                <w:szCs w:val="40"/>
-                <w:lang w:val="it-IT"/>
-              </w:rPr>
-              <w:t>irÉþeÉrÉiÉç ||</w:t>
+              <w:t>r</w:t>
+            </w:r>
+            <w:r>
+              <w:rPr>
+                <w:rFonts w:ascii="BRH Devanagari Extra" w:hAnsi="BRH Devanagari Extra" w:cs="BRH Devanagari Extra"/>
+                <w:sz w:val="40"/>
+                <w:szCs w:val="40"/>
+                <w:lang w:val="it-IT"/>
+              </w:rPr>
+              <w:t>Éå</w:t>
+            </w:r>
+            <w:r>
+              <w:rPr>
+                <w:rFonts w:ascii="BRH Malayalam Extra" w:hAnsi="BRH Malayalam Extra" w:cs="BRH Devanagari Extra"/>
+                <w:b/>
+                <w:sz w:val="30"/>
+                <w:szCs w:val="40"/>
+                <w:lang w:val="it-IT"/>
+              </w:rPr>
+              <w:t>–</w:t>
+            </w:r>
+            <w:r>
+              <w:rPr>
+                <w:rFonts w:ascii="BRH Devanagari Extra" w:hAnsi="BRH Devanagari Extra" w:cs="BRH Devanagari Extra"/>
+                <w:sz w:val="40"/>
+                <w:szCs w:val="40"/>
+                <w:lang w:val="it-IT"/>
+              </w:rPr>
+              <w:t>ÌiÉþ cÉÉåSrÉ ||</w:t>
             </w:r>
           </w:p>
         </w:tc>
@@ -3218,7 +3197,7 @@
               <w:autoSpaceDE w:val="0"/>
               <w:autoSpaceDN w:val="0"/>
               <w:adjustRightInd w:val="0"/>
-              <w:spacing w:line="252" w:lineRule="auto"/>
+              <w:spacing w:before="0" w:line="252" w:lineRule="auto"/>
               <w:rPr>
                 <w:rFonts w:ascii="BRH Malayalam Extra" w:hAnsi="BRH Malayalam Extra" w:cs="BRH Malayalam Extra"/>
                 <w:sz w:val="40"/>
@@ -3233,75 +3212,55 @@
                 <w:szCs w:val="40"/>
                 <w:lang w:val="it-IT"/>
               </w:rPr>
-              <w:t>ESþeÉrÉiÉç | A</w:t>
-            </w:r>
-            <w:r>
-              <w:rPr>
-                <w:rFonts w:ascii="BRH Malayalam Extra" w:hAnsi="BRH Malayalam Extra" w:cs="BRH Devanagari Extra"/>
-                <w:b/>
-                <w:sz w:val="30"/>
-                <w:szCs w:val="40"/>
-                <w:lang w:val="it-IT"/>
-              </w:rPr>
-              <w:t>–</w:t>
-            </w:r>
-            <w:r>
-              <w:rPr>
-                <w:rFonts w:ascii="BRH Devanagari Extra" w:hAnsi="BRH Devanagari Extra" w:cs="BRH Devanagari Extra"/>
-                <w:sz w:val="40"/>
-                <w:szCs w:val="40"/>
-                <w:lang w:val="it-IT"/>
-              </w:rPr>
-              <w:t>eÉ</w:t>
-            </w:r>
-            <w:r>
-              <w:rPr>
-                <w:rFonts w:ascii="BRH Malayalam Extra" w:hAnsi="BRH Malayalam Extra" w:cs="BRH Devanagari Extra"/>
-                <w:b/>
-                <w:sz w:val="30"/>
-                <w:szCs w:val="40"/>
-                <w:lang w:val="it-IT"/>
-              </w:rPr>
-              <w:t>–</w:t>
-            </w:r>
-            <w:r>
-              <w:rPr>
-                <w:rFonts w:ascii="BRH Devanagari Extra" w:hAnsi="BRH Devanagari Extra" w:cs="BRH Devanagari Extra"/>
-                <w:sz w:val="40"/>
-                <w:szCs w:val="40"/>
+              <w:t>SÉlÉÉþrÉ cÉÉåSrÉ | cÉÉå</w:t>
+            </w:r>
+            <w:r>
+              <w:rPr>
+                <w:rFonts w:ascii="BRH Malayalam Extra" w:hAnsi="BRH Malayalam Extra" w:cs="BRH Devanagari Extra"/>
+                <w:b/>
+                <w:sz w:val="30"/>
+                <w:szCs w:val="40"/>
+                <w:lang w:val="it-IT"/>
+              </w:rPr>
+              <w:t>–</w:t>
+            </w:r>
+            <w:r>
+              <w:rPr>
+                <w:rFonts w:ascii="BRH Devanagari Extra" w:hAnsi="BRH Devanagari Extra" w:cs="BRH Devanagari Extra"/>
+                <w:sz w:val="40"/>
+                <w:szCs w:val="40"/>
+                <w:lang w:val="it-IT"/>
+              </w:rPr>
+              <w:t>S</w:t>
+            </w:r>
+            <w:r>
+              <w:rPr>
+                <w:rFonts w:ascii="BRH Malayalam Extra" w:hAnsi="BRH Malayalam Extra" w:cs="BRH Devanagari Extra"/>
+                <w:b/>
+                <w:sz w:val="30"/>
+                <w:szCs w:val="40"/>
+                <w:lang w:val="it-IT"/>
+              </w:rPr>
+              <w:t>–</w:t>
+            </w:r>
+            <w:r>
+              <w:rPr>
+                <w:rFonts w:ascii="BRH Devanagari Extra" w:hAnsi="BRH Devanagari Extra" w:cs="BRH Devanagari Extra"/>
+                <w:sz w:val="40"/>
+                <w:szCs w:val="40"/>
+                <w:highlight w:val="green"/>
                 <w:lang w:val="it-IT"/>
               </w:rPr>
               <w:t>rÉ</w:t>
             </w:r>
             <w:r>
               <w:rPr>
-                <w:rFonts w:ascii="BRH Malayalam Extra" w:hAnsi="BRH Malayalam Extra" w:cs="BRH Devanagari Extra"/>
-                <w:b/>
-                <w:sz w:val="30"/>
-                <w:szCs w:val="40"/>
-                <w:highlight w:val="yellow"/>
-                <w:lang w:val="it-IT"/>
-              </w:rPr>
-              <w:t>–</w:t>
-            </w:r>
-            <w:r>
-              <w:rPr>
-                <w:rFonts w:ascii="BRH Devanagari Extra" w:hAnsi="BRH Devanagari Extra" w:cs="BRH Devanagari Extra"/>
-                <w:sz w:val="40"/>
-                <w:szCs w:val="40"/>
-                <w:highlight w:val="green"/>
-                <w:lang w:val="it-IT"/>
-              </w:rPr>
-              <w:t>ÌS</w:t>
-            </w:r>
-            <w:r>
-              <w:rPr>
-                <w:rFonts w:ascii="BRH Devanagari Extra" w:hAnsi="BRH Devanagari Extra" w:cs="BRH Devanagari Extra"/>
-                <w:sz w:val="40"/>
-                <w:szCs w:val="40"/>
-                <w:lang w:val="it-IT"/>
-              </w:rPr>
-              <w:t>irÉþeÉrÉiÉç ||</w:t>
+                <w:rFonts w:ascii="BRH Devanagari Extra" w:hAnsi="BRH Devanagari Extra" w:cs="BRH Devanagari Extra"/>
+                <w:sz w:val="40"/>
+                <w:szCs w:val="40"/>
+                <w:lang w:val="it-IT"/>
+              </w:rPr>
+              <w:t>åÌiÉþ cÉÉåSrÉ ||</w:t>
             </w:r>
           </w:p>
         </w:tc>
@@ -3340,6 +3299,879 @@
                 <w:szCs w:val="32"/>
                 <w:lang w:val="en-IN" w:eastAsia="en-IN" w:bidi="ml-IN"/>
               </w:rPr>
+              <w:t>T.S.1.7.</w:t>
+            </w:r>
+            <w:r>
+              <w:rPr>
+                <w:rFonts w:eastAsia="Times New Roman" w:cs="Arial"/>
+                <w:b/>
+                <w:sz w:val="32"/>
+                <w:szCs w:val="32"/>
+                <w:lang w:val="en-IN" w:eastAsia="en-IN" w:bidi="ml-IN"/>
+              </w:rPr>
+              <w:t>11.2</w:t>
+            </w:r>
+            <w:r>
+              <w:rPr>
+                <w:rFonts w:eastAsia="Times New Roman" w:cs="Arial"/>
+                <w:b/>
+                <w:sz w:val="32"/>
+                <w:szCs w:val="32"/>
+                <w:lang w:val="en-IN" w:eastAsia="en-IN" w:bidi="ml-IN"/>
+              </w:rPr>
+              <w:t xml:space="preserve"> - Kramam</w:t>
+            </w:r>
+          </w:p>
+          <w:p>
+            <w:pPr>
+              <w:widowControl w:val="0"/>
+              <w:autoSpaceDE w:val="0"/>
+              <w:autoSpaceDN w:val="0"/>
+              <w:adjustRightInd w:val="0"/>
+              <w:spacing w:before="0" w:line="240" w:lineRule="auto"/>
+              <w:rPr>
+                <w:rFonts w:cs="Arial"/>
+                <w:b/>
+                <w:bCs/>
+                <w:sz w:val="28"/>
+                <w:szCs w:val="36"/>
+                <w:lang w:val="en-IN" w:bidi="ml-IN"/>
+              </w:rPr>
+            </w:pPr>
+            <w:r>
+              <w:rPr>
+                <w:rFonts w:cs="Arial"/>
+                <w:b/>
+                <w:bCs/>
+                <w:sz w:val="28"/>
+                <w:szCs w:val="36"/>
+                <w:lang w:val="en-IN" w:bidi="ml-IN"/>
+              </w:rPr>
+              <w:t>Krama Vaakyam No. 60</w:t>
+            </w:r>
+          </w:p>
+          <w:p>
+            <w:pPr>
+              <w:widowControl w:val="0"/>
+              <w:tabs>
+                <w:tab w:val="left" w:pos="993"/>
+              </w:tabs>
+              <w:autoSpaceDE w:val="0"/>
+              <w:autoSpaceDN w:val="0"/>
+              <w:adjustRightInd w:val="0"/>
+              <w:spacing w:before="0" w:line="240" w:lineRule="auto"/>
+              <w:rPr>
+                <w:rFonts w:eastAsia="Times New Roman" w:cs="Arial"/>
+                <w:b/>
+                <w:sz w:val="32"/>
+                <w:szCs w:val="32"/>
+                <w:lang w:val="it-IT" w:eastAsia="en-IN" w:bidi="ml-IN"/>
+              </w:rPr>
+            </w:pPr>
+            <w:r>
+              <w:rPr>
+                <w:rFonts w:cs="Arial"/>
+                <w:b/>
+                <w:bCs/>
+                <w:sz w:val="28"/>
+                <w:szCs w:val="36"/>
+                <w:lang w:val="it-IT" w:bidi="ml-IN"/>
+              </w:rPr>
+              <w:t>Panchaati No. 4</w:t>
+            </w:r>
+            <w:r>
+              <w:rPr>
+                <w:rFonts w:cs="Arial"/>
+                <w:b/>
+                <w:bCs/>
+                <w:sz w:val="28"/>
+                <w:szCs w:val="36"/>
+                <w:lang w:val="it-IT" w:bidi="ml-IN"/>
+              </w:rPr>
+              <w:t>4</w:t>
+            </w:r>
+          </w:p>
+        </w:tc>
+        <w:tc>
+          <w:tcPr>
+            <w:tcW w:w="5196" w:type="dxa"/>
+          </w:tcPr>
+          <w:p>
+            <w:pPr>
+              <w:widowControl w:val="0"/>
+              <w:autoSpaceDE w:val="0"/>
+              <w:autoSpaceDN w:val="0"/>
+              <w:adjustRightInd w:val="0"/>
+              <w:spacing w:line="252" w:lineRule="auto"/>
+              <w:rPr>
+                <w:rFonts w:ascii="BRH Malayalam Extra" w:hAnsi="BRH Malayalam Extra" w:cs="BRH Malayalam Extra"/>
+                <w:sz w:val="40"/>
+                <w:szCs w:val="40"/>
+                <w:lang w:val="it-IT"/>
+              </w:rPr>
+            </w:pPr>
+            <w:r>
+              <w:rPr>
+                <w:rFonts w:ascii="BRH Devanagari Extra" w:hAnsi="BRH Devanagari Extra" w:cs="BRH Devanagari Extra"/>
+                <w:sz w:val="40"/>
+                <w:szCs w:val="40"/>
+                <w:lang w:val="it-IT"/>
+              </w:rPr>
+              <w:t>ESþeÉrÉiÉç | A</w:t>
+            </w:r>
+            <w:r>
+              <w:rPr>
+                <w:rFonts w:ascii="BRH Malayalam Extra" w:hAnsi="BRH Malayalam Extra" w:cs="BRH Devanagari Extra"/>
+                <w:b/>
+                <w:sz w:val="30"/>
+                <w:szCs w:val="40"/>
+                <w:lang w:val="it-IT"/>
+              </w:rPr>
+              <w:t>–</w:t>
+            </w:r>
+            <w:r>
+              <w:rPr>
+                <w:rFonts w:ascii="BRH Devanagari Extra" w:hAnsi="BRH Devanagari Extra" w:cs="BRH Devanagari Extra"/>
+                <w:sz w:val="40"/>
+                <w:szCs w:val="40"/>
+                <w:lang w:val="it-IT"/>
+              </w:rPr>
+              <w:t>eÉ</w:t>
+            </w:r>
+            <w:r>
+              <w:rPr>
+                <w:rFonts w:ascii="BRH Malayalam Extra" w:hAnsi="BRH Malayalam Extra" w:cs="BRH Devanagari Extra"/>
+                <w:b/>
+                <w:sz w:val="30"/>
+                <w:szCs w:val="40"/>
+                <w:lang w:val="it-IT"/>
+              </w:rPr>
+              <w:t>–</w:t>
+            </w:r>
+            <w:r>
+              <w:rPr>
+                <w:rFonts w:ascii="BRH Devanagari Extra" w:hAnsi="BRH Devanagari Extra" w:cs="BRH Devanagari Extra"/>
+                <w:sz w:val="40"/>
+                <w:szCs w:val="40"/>
+                <w:lang w:val="it-IT"/>
+              </w:rPr>
+              <w:t>rÉ</w:t>
+            </w:r>
+            <w:r>
+              <w:rPr>
+                <w:rFonts w:ascii="BRH Malayalam Extra" w:hAnsi="BRH Malayalam Extra" w:cs="BRH Devanagari Extra"/>
+                <w:b/>
+                <w:sz w:val="30"/>
+                <w:szCs w:val="40"/>
+                <w:highlight w:val="yellow"/>
+                <w:lang w:val="it-IT"/>
+              </w:rPr>
+              <w:t>–</w:t>
+            </w:r>
+            <w:r>
+              <w:rPr>
+                <w:rFonts w:ascii="BRH Devanagari Extra" w:hAnsi="BRH Devanagari Extra" w:cs="BRH Devanagari Extra"/>
+                <w:sz w:val="40"/>
+                <w:szCs w:val="40"/>
+                <w:highlight w:val="yellow"/>
+                <w:lang w:val="it-IT"/>
+              </w:rPr>
+              <w:t>ÌS</w:t>
+            </w:r>
+            <w:r>
+              <w:rPr>
+                <w:rFonts w:ascii="BRH Malayalam Extra" w:hAnsi="BRH Malayalam Extra" w:cs="BRH Devanagari Extra"/>
+                <w:b/>
+                <w:sz w:val="30"/>
+                <w:szCs w:val="40"/>
+                <w:lang w:val="it-IT"/>
+              </w:rPr>
+              <w:t>–</w:t>
+            </w:r>
+            <w:r>
+              <w:rPr>
+                <w:rFonts w:ascii="BRH Devanagari Extra" w:hAnsi="BRH Devanagari Extra" w:cs="BRH Devanagari Extra"/>
+                <w:sz w:val="40"/>
+                <w:szCs w:val="40"/>
+                <w:lang w:val="it-IT"/>
+              </w:rPr>
+              <w:t>irÉþeÉrÉiÉç ||</w:t>
+            </w:r>
+          </w:p>
+        </w:tc>
+        <w:tc>
+          <w:tcPr>
+            <w:tcW w:w="5152" w:type="dxa"/>
+          </w:tcPr>
+          <w:p>
+            <w:pPr>
+              <w:widowControl w:val="0"/>
+              <w:autoSpaceDE w:val="0"/>
+              <w:autoSpaceDN w:val="0"/>
+              <w:adjustRightInd w:val="0"/>
+              <w:spacing w:line="252" w:lineRule="auto"/>
+              <w:rPr>
+                <w:rFonts w:ascii="BRH Malayalam Extra" w:hAnsi="BRH Malayalam Extra" w:cs="BRH Malayalam Extra"/>
+                <w:sz w:val="40"/>
+                <w:szCs w:val="40"/>
+                <w:lang w:val="it-IT"/>
+              </w:rPr>
+            </w:pPr>
+            <w:r>
+              <w:rPr>
+                <w:rFonts w:ascii="BRH Devanagari Extra" w:hAnsi="BRH Devanagari Extra" w:cs="BRH Devanagari Extra"/>
+                <w:sz w:val="40"/>
+                <w:szCs w:val="40"/>
+                <w:lang w:val="it-IT"/>
+              </w:rPr>
+              <w:t>ESþeÉrÉiÉç | A</w:t>
+            </w:r>
+            <w:r>
+              <w:rPr>
+                <w:rFonts w:ascii="BRH Malayalam Extra" w:hAnsi="BRH Malayalam Extra" w:cs="BRH Devanagari Extra"/>
+                <w:b/>
+                <w:sz w:val="30"/>
+                <w:szCs w:val="40"/>
+                <w:lang w:val="it-IT"/>
+              </w:rPr>
+              <w:t>–</w:t>
+            </w:r>
+            <w:r>
+              <w:rPr>
+                <w:rFonts w:ascii="BRH Devanagari Extra" w:hAnsi="BRH Devanagari Extra" w:cs="BRH Devanagari Extra"/>
+                <w:sz w:val="40"/>
+                <w:szCs w:val="40"/>
+                <w:lang w:val="it-IT"/>
+              </w:rPr>
+              <w:t>eÉ</w:t>
+            </w:r>
+            <w:r>
+              <w:rPr>
+                <w:rFonts w:ascii="BRH Malayalam Extra" w:hAnsi="BRH Malayalam Extra" w:cs="BRH Devanagari Extra"/>
+                <w:b/>
+                <w:sz w:val="30"/>
+                <w:szCs w:val="40"/>
+                <w:lang w:val="it-IT"/>
+              </w:rPr>
+              <w:t>–</w:t>
+            </w:r>
+            <w:r>
+              <w:rPr>
+                <w:rFonts w:ascii="BRH Devanagari Extra" w:hAnsi="BRH Devanagari Extra" w:cs="BRH Devanagari Extra"/>
+                <w:sz w:val="40"/>
+                <w:szCs w:val="40"/>
+                <w:lang w:val="it-IT"/>
+              </w:rPr>
+              <w:t>rÉ</w:t>
+            </w:r>
+            <w:r>
+              <w:rPr>
+                <w:rFonts w:ascii="BRH Malayalam Extra" w:hAnsi="BRH Malayalam Extra" w:cs="BRH Devanagari Extra"/>
+                <w:b/>
+                <w:sz w:val="30"/>
+                <w:szCs w:val="40"/>
+                <w:highlight w:val="yellow"/>
+                <w:lang w:val="it-IT"/>
+              </w:rPr>
+              <w:t>–</w:t>
+            </w:r>
+            <w:r>
+              <w:rPr>
+                <w:rFonts w:ascii="BRH Devanagari Extra" w:hAnsi="BRH Devanagari Extra" w:cs="BRH Devanagari Extra"/>
+                <w:sz w:val="40"/>
+                <w:szCs w:val="40"/>
+                <w:highlight w:val="green"/>
+                <w:lang w:val="it-IT"/>
+              </w:rPr>
+              <w:t>ÌS</w:t>
+            </w:r>
+            <w:r>
+              <w:rPr>
+                <w:rFonts w:ascii="BRH Devanagari Extra" w:hAnsi="BRH Devanagari Extra" w:cs="BRH Devanagari Extra"/>
+                <w:sz w:val="40"/>
+                <w:szCs w:val="40"/>
+                <w:lang w:val="it-IT"/>
+              </w:rPr>
+              <w:t>irÉþeÉrÉiÉç ||</w:t>
+            </w:r>
+          </w:p>
+        </w:tc>
+      </w:tr>
+      <w:tr>
+        <w:trPr>
+          <w:trHeight w:val="1247"/>
+        </w:trPr>
+        <w:tc>
+          <w:tcPr>
+            <w:tcW w:w="3686" w:type="dxa"/>
+          </w:tcPr>
+          <w:p>
+            <w:pPr>
+              <w:widowControl w:val="0"/>
+              <w:tabs>
+                <w:tab w:val="left" w:pos="993"/>
+              </w:tabs>
+              <w:autoSpaceDE w:val="0"/>
+              <w:autoSpaceDN w:val="0"/>
+              <w:adjustRightInd w:val="0"/>
+              <w:spacing w:before="0" w:line="240" w:lineRule="auto"/>
+              <w:rPr>
+                <w:rFonts w:eastAsia="Times New Roman" w:cs="Arial"/>
+                <w:b/>
+                <w:color w:val="EE0000"/>
+                <w:sz w:val="32"/>
+                <w:szCs w:val="32"/>
+                <w:lang w:val="en-IN" w:eastAsia="en-IN" w:bidi="ml-IN"/>
+              </w:rPr>
+            </w:pPr>
+            <w:r>
+              <w:rPr>
+                <w:rFonts w:eastAsia="Times New Roman" w:cs="Arial"/>
+                <w:b/>
+                <w:color w:val="EE0000"/>
+                <w:sz w:val="32"/>
+                <w:szCs w:val="32"/>
+                <w:lang w:val="en-IN" w:eastAsia="en-IN" w:bidi="ml-IN"/>
+              </w:rPr>
+              <w:t>T.S.1.7.13.2 - Kramam</w:t>
+            </w:r>
+          </w:p>
+          <w:p>
+            <w:pPr>
+              <w:widowControl w:val="0"/>
+              <w:autoSpaceDE w:val="0"/>
+              <w:autoSpaceDN w:val="0"/>
+              <w:adjustRightInd w:val="0"/>
+              <w:spacing w:before="0" w:line="240" w:lineRule="auto"/>
+              <w:rPr>
+                <w:rFonts w:cs="Arial"/>
+                <w:b/>
+                <w:bCs/>
+                <w:color w:val="EE0000"/>
+                <w:sz w:val="28"/>
+                <w:szCs w:val="36"/>
+                <w:lang w:val="en-IN" w:bidi="ml-IN"/>
+              </w:rPr>
+            </w:pPr>
+            <w:r>
+              <w:rPr>
+                <w:rFonts w:cs="Arial"/>
+                <w:b/>
+                <w:bCs/>
+                <w:color w:val="EE0000"/>
+                <w:sz w:val="28"/>
+                <w:szCs w:val="36"/>
+                <w:lang w:val="en-IN" w:bidi="ml-IN"/>
+              </w:rPr>
+              <w:t>Krama Vaakyam No. 47</w:t>
+            </w:r>
+          </w:p>
+          <w:p>
+            <w:pPr>
+              <w:widowControl w:val="0"/>
+              <w:tabs>
+                <w:tab w:val="left" w:pos="993"/>
+              </w:tabs>
+              <w:autoSpaceDE w:val="0"/>
+              <w:autoSpaceDN w:val="0"/>
+              <w:adjustRightInd w:val="0"/>
+              <w:spacing w:before="0" w:line="240" w:lineRule="auto"/>
+              <w:rPr>
+                <w:rFonts w:eastAsia="Times New Roman" w:cs="Arial"/>
+                <w:b/>
+                <w:color w:val="EE0000"/>
+                <w:sz w:val="32"/>
+                <w:szCs w:val="32"/>
+                <w:lang w:val="it-IT" w:eastAsia="en-IN" w:bidi="ml-IN"/>
+              </w:rPr>
+            </w:pPr>
+            <w:r>
+              <w:rPr>
+                <w:rFonts w:cs="Arial"/>
+                <w:b/>
+                <w:bCs/>
+                <w:color w:val="EE0000"/>
+                <w:sz w:val="28"/>
+                <w:szCs w:val="36"/>
+                <w:lang w:val="it-IT" w:bidi="ml-IN"/>
+              </w:rPr>
+              <w:t>Panchaati No. 48</w:t>
+            </w:r>
+          </w:p>
+        </w:tc>
+        <w:tc>
+          <w:tcPr>
+            <w:tcW w:w="5196" w:type="dxa"/>
+          </w:tcPr>
+          <w:p>
+            <w:pPr>
+              <w:widowControl w:val="0"/>
+              <w:autoSpaceDE w:val="0"/>
+              <w:autoSpaceDN w:val="0"/>
+              <w:adjustRightInd w:val="0"/>
+              <w:spacing w:line="252" w:lineRule="auto"/>
+              <w:rPr>
+                <w:rFonts w:ascii="BRH Malayalam Extra" w:hAnsi="BRH Malayalam Extra" w:cs="BRH Malayalam Extra"/>
+                <w:color w:val="EE0000"/>
+                <w:sz w:val="40"/>
+                <w:szCs w:val="40"/>
+                <w:lang w:val="it-IT"/>
+              </w:rPr>
+            </w:pPr>
+            <w:r>
+              <w:rPr>
+                <w:rFonts w:ascii="BRH Devanagari Extra" w:hAnsi="BRH Devanagari Extra" w:cs="BRH Devanagari Extra"/>
+                <w:color w:val="EE0000"/>
+                <w:sz w:val="40"/>
+                <w:szCs w:val="40"/>
+                <w:lang w:val="it-IT"/>
+              </w:rPr>
+              <w:t>xÉ</w:t>
+            </w:r>
+            <w:r>
+              <w:rPr>
+                <w:rFonts w:ascii="BRH Malayalam Extra" w:hAnsi="BRH Malayalam Extra" w:cs="BRH Devanagari Extra"/>
+                <w:b/>
+                <w:color w:val="EE0000"/>
+                <w:sz w:val="30"/>
+                <w:szCs w:val="40"/>
+                <w:lang w:val="it-IT"/>
+              </w:rPr>
+              <w:t>–</w:t>
+            </w:r>
+            <w:r>
+              <w:rPr>
+                <w:rFonts w:ascii="BRH Devanagari Extra" w:hAnsi="BRH Devanagari Extra" w:cs="BRH Devanagari Extra"/>
+                <w:color w:val="EE0000"/>
+                <w:sz w:val="40"/>
+                <w:szCs w:val="40"/>
+                <w:lang w:val="it-IT"/>
+              </w:rPr>
+              <w:t>qÉU</w:t>
+            </w:r>
+            <w:r>
+              <w:rPr>
+                <w:rFonts w:ascii="BRH Malayalam Extra" w:hAnsi="BRH Malayalam Extra" w:cs="BRH Devanagari Extra"/>
+                <w:b/>
+                <w:color w:val="EE0000"/>
+                <w:sz w:val="30"/>
+                <w:szCs w:val="40"/>
+                <w:lang w:val="it-IT"/>
+              </w:rPr>
+              <w:t>–</w:t>
+            </w:r>
+            <w:r>
+              <w:rPr>
+                <w:rFonts w:ascii="BRH Devanagari Extra" w:hAnsi="BRH Devanagari Extra" w:cs="BRH Devanagari Extra"/>
+                <w:color w:val="EE0000"/>
+                <w:sz w:val="40"/>
+                <w:szCs w:val="40"/>
+                <w:lang w:val="it-IT"/>
+              </w:rPr>
+              <w:t>liÉåÌiÉþ xÉqÉç - AUþliÉ</w:t>
+            </w:r>
+            <w:r>
+              <w:rPr>
+                <w:rFonts w:ascii="BRH Devanagari Extra" w:hAnsi="BRH Devanagari Extra" w:cs="BRH Devanagari Extra"/>
+                <w:color w:val="EE0000"/>
+                <w:sz w:val="40"/>
+                <w:szCs w:val="40"/>
+                <w:highlight w:val="yellow"/>
+                <w:lang w:val="it-IT"/>
+              </w:rPr>
+              <w:t>È</w:t>
+            </w:r>
+            <w:r>
+              <w:rPr>
+                <w:rFonts w:ascii="BRH Devanagari Extra" w:hAnsi="BRH Devanagari Extra" w:cs="BRH Devanagari Extra"/>
+                <w:color w:val="EE0000"/>
+                <w:sz w:val="40"/>
+                <w:szCs w:val="40"/>
+                <w:lang w:val="it-IT"/>
+              </w:rPr>
+              <w:t xml:space="preserve"> |</w:t>
+            </w:r>
+          </w:p>
+        </w:tc>
+        <w:tc>
+          <w:tcPr>
+            <w:tcW w:w="5152" w:type="dxa"/>
+          </w:tcPr>
+          <w:p>
+            <w:pPr>
+              <w:widowControl w:val="0"/>
+              <w:autoSpaceDE w:val="0"/>
+              <w:autoSpaceDN w:val="0"/>
+              <w:adjustRightInd w:val="0"/>
+              <w:spacing w:line="252" w:lineRule="auto"/>
+              <w:rPr>
+                <w:rFonts w:ascii="BRH Malayalam Extra" w:hAnsi="BRH Malayalam Extra" w:cs="BRH Malayalam Extra"/>
+                <w:color w:val="EE0000"/>
+                <w:sz w:val="40"/>
+                <w:szCs w:val="40"/>
+                <w:lang w:val="it-IT"/>
+              </w:rPr>
+            </w:pPr>
+            <w:r>
+              <w:rPr>
+                <w:rFonts w:ascii="BRH Devanagari Extra" w:hAnsi="BRH Devanagari Extra" w:cs="BRH Devanagari Extra"/>
+                <w:color w:val="EE0000"/>
+                <w:sz w:val="40"/>
+                <w:szCs w:val="40"/>
+                <w:lang w:val="it-IT"/>
+              </w:rPr>
+              <w:t>xÉ</w:t>
+            </w:r>
+            <w:r>
+              <w:rPr>
+                <w:rFonts w:ascii="BRH Malayalam Extra" w:hAnsi="BRH Malayalam Extra" w:cs="BRH Devanagari Extra"/>
+                <w:b/>
+                <w:color w:val="EE0000"/>
+                <w:sz w:val="30"/>
+                <w:szCs w:val="40"/>
+                <w:lang w:val="it-IT"/>
+              </w:rPr>
+              <w:t>–</w:t>
+            </w:r>
+            <w:r>
+              <w:rPr>
+                <w:rFonts w:ascii="BRH Devanagari Extra" w:hAnsi="BRH Devanagari Extra" w:cs="BRH Devanagari Extra"/>
+                <w:color w:val="EE0000"/>
+                <w:sz w:val="40"/>
+                <w:szCs w:val="40"/>
+                <w:lang w:val="it-IT"/>
+              </w:rPr>
+              <w:t>qÉU</w:t>
+            </w:r>
+            <w:r>
+              <w:rPr>
+                <w:rFonts w:ascii="BRH Malayalam Extra" w:hAnsi="BRH Malayalam Extra" w:cs="BRH Devanagari Extra"/>
+                <w:b/>
+                <w:color w:val="EE0000"/>
+                <w:sz w:val="30"/>
+                <w:szCs w:val="40"/>
+                <w:lang w:val="it-IT"/>
+              </w:rPr>
+              <w:t>–</w:t>
+            </w:r>
+            <w:r>
+              <w:rPr>
+                <w:rFonts w:ascii="BRH Devanagari Extra" w:hAnsi="BRH Devanagari Extra" w:cs="BRH Devanagari Extra"/>
+                <w:color w:val="EE0000"/>
+                <w:sz w:val="40"/>
+                <w:szCs w:val="40"/>
+                <w:lang w:val="it-IT"/>
+              </w:rPr>
+              <w:t>liÉåÌiÉþ xÉqÉç - AUþ</w:t>
+            </w:r>
+            <w:r>
+              <w:rPr>
+                <w:rFonts w:ascii="BRH Devanagari Extra" w:hAnsi="BRH Devanagari Extra" w:cs="BRH Devanagari Extra"/>
+                <w:color w:val="EE0000"/>
+                <w:sz w:val="40"/>
+                <w:szCs w:val="40"/>
+                <w:highlight w:val="green"/>
+                <w:lang w:val="it-IT"/>
+              </w:rPr>
+              <w:t>liÉ</w:t>
+            </w:r>
+            <w:r>
+              <w:rPr>
+                <w:rFonts w:ascii="BRH Devanagari Extra" w:hAnsi="BRH Devanagari Extra" w:cs="BRH Devanagari Extra"/>
+                <w:color w:val="EE0000"/>
+                <w:sz w:val="40"/>
+                <w:szCs w:val="40"/>
+                <w:lang w:val="it-IT"/>
+              </w:rPr>
+              <w:t xml:space="preserve"> | </w:t>
+            </w:r>
+          </w:p>
+        </w:tc>
+      </w:tr>
+      <w:tr>
+        <w:trPr>
+          <w:trHeight w:val="1247"/>
+        </w:trPr>
+        <w:tc>
+          <w:tcPr>
+            <w:tcW w:w="3686" w:type="dxa"/>
+          </w:tcPr>
+          <w:p>
+            <w:pPr>
+              <w:widowControl w:val="0"/>
+              <w:tabs>
+                <w:tab w:val="left" w:pos="993"/>
+              </w:tabs>
+              <w:autoSpaceDE w:val="0"/>
+              <w:autoSpaceDN w:val="0"/>
+              <w:adjustRightInd w:val="0"/>
+              <w:spacing w:before="0" w:line="240" w:lineRule="auto"/>
+              <w:rPr>
+                <w:rFonts w:eastAsia="Times New Roman" w:cs="Arial"/>
+                <w:b/>
+                <w:color w:val="EE0000"/>
+                <w:sz w:val="32"/>
+                <w:szCs w:val="32"/>
+                <w:lang w:val="en-IN" w:eastAsia="en-IN" w:bidi="ml-IN"/>
+              </w:rPr>
+            </w:pPr>
+            <w:r>
+              <w:rPr>
+                <w:rFonts w:eastAsia="Times New Roman" w:cs="Arial"/>
+                <w:b/>
+                <w:color w:val="EE0000"/>
+                <w:sz w:val="32"/>
+                <w:szCs w:val="32"/>
+                <w:lang w:val="en-IN" w:eastAsia="en-IN" w:bidi="ml-IN"/>
+              </w:rPr>
+              <w:t>T.S.1.7.13.5 - Kramam</w:t>
+            </w:r>
+          </w:p>
+          <w:p>
+            <w:pPr>
+              <w:widowControl w:val="0"/>
+              <w:autoSpaceDE w:val="0"/>
+              <w:autoSpaceDN w:val="0"/>
+              <w:adjustRightInd w:val="0"/>
+              <w:spacing w:before="0" w:line="240" w:lineRule="auto"/>
+              <w:rPr>
+                <w:rFonts w:cs="Arial"/>
+                <w:b/>
+                <w:bCs/>
+                <w:color w:val="EE0000"/>
+                <w:sz w:val="28"/>
+                <w:szCs w:val="36"/>
+                <w:lang w:val="en-IN" w:bidi="ml-IN"/>
+              </w:rPr>
+            </w:pPr>
+            <w:r>
+              <w:rPr>
+                <w:rFonts w:cs="Arial"/>
+                <w:b/>
+                <w:bCs/>
+                <w:color w:val="EE0000"/>
+                <w:sz w:val="28"/>
+                <w:szCs w:val="36"/>
+                <w:lang w:val="en-IN" w:bidi="ml-IN"/>
+              </w:rPr>
+              <w:t>Krama Vaakyam No. 35</w:t>
+            </w:r>
+          </w:p>
+          <w:p>
+            <w:pPr>
+              <w:widowControl w:val="0"/>
+              <w:tabs>
+                <w:tab w:val="left" w:pos="993"/>
+              </w:tabs>
+              <w:autoSpaceDE w:val="0"/>
+              <w:autoSpaceDN w:val="0"/>
+              <w:adjustRightInd w:val="0"/>
+              <w:spacing w:before="0" w:line="240" w:lineRule="auto"/>
+              <w:rPr>
+                <w:rFonts w:eastAsia="Times New Roman" w:cs="Arial"/>
+                <w:b/>
+                <w:color w:val="EE0000"/>
+                <w:sz w:val="32"/>
+                <w:szCs w:val="32"/>
+                <w:lang w:val="it-IT" w:eastAsia="en-IN" w:bidi="ml-IN"/>
+              </w:rPr>
+            </w:pPr>
+            <w:r>
+              <w:rPr>
+                <w:rFonts w:cs="Arial"/>
+                <w:b/>
+                <w:bCs/>
+                <w:color w:val="EE0000"/>
+                <w:sz w:val="28"/>
+                <w:szCs w:val="36"/>
+                <w:lang w:val="it-IT" w:bidi="ml-IN"/>
+              </w:rPr>
+              <w:t>Panchaati No. 51</w:t>
+            </w:r>
+          </w:p>
+        </w:tc>
+        <w:tc>
+          <w:tcPr>
+            <w:tcW w:w="5196" w:type="dxa"/>
+          </w:tcPr>
+          <w:p>
+            <w:pPr>
+              <w:widowControl w:val="0"/>
+              <w:autoSpaceDE w:val="0"/>
+              <w:autoSpaceDN w:val="0"/>
+              <w:adjustRightInd w:val="0"/>
+              <w:spacing w:line="252" w:lineRule="auto"/>
+              <w:rPr>
+                <w:rFonts w:ascii="BRH Malayalam Extra" w:hAnsi="BRH Malayalam Extra" w:cs="BRH Malayalam Extra"/>
+                <w:color w:val="EE0000"/>
+                <w:sz w:val="40"/>
+                <w:szCs w:val="40"/>
+                <w:lang w:val="it-IT"/>
+              </w:rPr>
+            </w:pPr>
+            <w:r>
+              <w:rPr>
+                <w:rFonts w:ascii="BRH Devanagari Extra" w:hAnsi="BRH Devanagari Extra" w:cs="BRH Devanagari Extra"/>
+                <w:color w:val="EE0000"/>
+                <w:sz w:val="40"/>
+                <w:szCs w:val="40"/>
+                <w:lang w:val="it-IT"/>
+              </w:rPr>
+              <w:t xml:space="preserve">mÉëÉå </w:t>
+            </w:r>
+            <w:r>
+              <w:rPr>
+                <w:rFonts w:ascii="BRH Devanagari Extra" w:hAnsi="BRH Devanagari Extra" w:cs="BRH Devanagari Extra"/>
+                <w:color w:val="EE0000"/>
+                <w:sz w:val="40"/>
+                <w:szCs w:val="40"/>
+                <w:highlight w:val="yellow"/>
+                <w:lang w:val="it-IT"/>
+              </w:rPr>
+              <w:t>wÉÑþ</w:t>
+            </w:r>
+            <w:r>
+              <w:rPr>
+                <w:rFonts w:ascii="BRH Devanagari Extra" w:hAnsi="BRH Devanagari Extra" w:cs="BRH Devanagari Extra"/>
+                <w:color w:val="EE0000"/>
+                <w:sz w:val="40"/>
+                <w:szCs w:val="40"/>
+                <w:lang w:val="it-IT"/>
+              </w:rPr>
+              <w:t xml:space="preserve"> | mÉëÉå CÌiÉ</w:t>
+            </w:r>
+            <w:r>
+              <w:rPr>
+                <w:rFonts w:ascii="BRH Malayalam Extra" w:hAnsi="BRH Malayalam Extra" w:cs="BRH Devanagari Extra"/>
+                <w:b/>
+                <w:color w:val="EE0000"/>
+                <w:sz w:val="30"/>
+                <w:szCs w:val="40"/>
+                <w:lang w:val="it-IT"/>
+              </w:rPr>
+              <w:t>–</w:t>
+            </w:r>
+            <w:r>
+              <w:rPr>
+                <w:rFonts w:ascii="BRH Devanagari Extra" w:hAnsi="BRH Devanagari Extra" w:cs="BRH Devanagari Extra"/>
+                <w:color w:val="EE0000"/>
+                <w:sz w:val="40"/>
+                <w:szCs w:val="40"/>
+                <w:lang w:val="it-IT"/>
+              </w:rPr>
+              <w:t xml:space="preserve"> mÉëÉå |</w:t>
+            </w:r>
+          </w:p>
+        </w:tc>
+        <w:tc>
+          <w:tcPr>
+            <w:tcW w:w="5152" w:type="dxa"/>
+          </w:tcPr>
+          <w:p>
+            <w:pPr>
+              <w:widowControl w:val="0"/>
+              <w:autoSpaceDE w:val="0"/>
+              <w:autoSpaceDN w:val="0"/>
+              <w:adjustRightInd w:val="0"/>
+              <w:spacing w:line="252" w:lineRule="auto"/>
+              <w:rPr>
+                <w:rFonts w:ascii="BRH Malayalam Extra" w:hAnsi="BRH Malayalam Extra" w:cs="BRH Malayalam Extra"/>
+                <w:color w:val="EE0000"/>
+                <w:sz w:val="40"/>
+                <w:szCs w:val="40"/>
+                <w:lang w:val="it-IT"/>
+              </w:rPr>
+            </w:pPr>
+            <w:r>
+              <w:rPr>
+                <w:rFonts w:ascii="BRH Devanagari Extra" w:hAnsi="BRH Devanagari Extra" w:cs="BRH Devanagari Extra"/>
+                <w:color w:val="EE0000"/>
+                <w:sz w:val="40"/>
+                <w:szCs w:val="40"/>
+                <w:lang w:val="it-IT"/>
+              </w:rPr>
+              <w:t xml:space="preserve">mÉëÉå </w:t>
+            </w:r>
+            <w:r>
+              <w:rPr>
+                <w:rFonts w:ascii="BRH Devanagari Extra" w:hAnsi="BRH Devanagari Extra" w:cs="BRH Devanagari Extra"/>
+                <w:color w:val="EE0000"/>
+                <w:sz w:val="40"/>
+                <w:szCs w:val="40"/>
+                <w:highlight w:val="green"/>
+                <w:lang w:val="it-IT"/>
+              </w:rPr>
+              <w:t>wÉ</w:t>
+            </w:r>
+            <w:r>
+              <w:rPr>
+                <w:rFonts w:ascii="BRH Devanagari Extra" w:hAnsi="BRH Devanagari Extra" w:cs="BRH Devanagari Extra"/>
+                <w:color w:val="EE0000"/>
+                <w:sz w:val="40"/>
+                <w:szCs w:val="40"/>
+                <w:lang w:val="it-IT"/>
+              </w:rPr>
+              <w:t>Ñ | mÉëÉå CÌiÉ</w:t>
+            </w:r>
+            <w:r>
+              <w:rPr>
+                <w:rFonts w:ascii="BRH Malayalam Extra" w:hAnsi="BRH Malayalam Extra" w:cs="BRH Devanagari Extra"/>
+                <w:b/>
+                <w:color w:val="EE0000"/>
+                <w:sz w:val="30"/>
+                <w:szCs w:val="40"/>
+                <w:lang w:val="it-IT"/>
+              </w:rPr>
+              <w:t>–</w:t>
+            </w:r>
+            <w:r>
+              <w:rPr>
+                <w:rFonts w:ascii="BRH Devanagari Extra" w:hAnsi="BRH Devanagari Extra" w:cs="BRH Devanagari Extra"/>
+                <w:color w:val="EE0000"/>
+                <w:sz w:val="40"/>
+                <w:szCs w:val="40"/>
+                <w:lang w:val="it-IT"/>
+              </w:rPr>
+              <w:t xml:space="preserve"> mÉëÉå |</w:t>
+            </w:r>
+          </w:p>
+        </w:tc>
+      </w:tr>
+      <w:tr>
+        <w:trPr>
+          <w:trHeight w:val="1247"/>
+        </w:trPr>
+        <w:tc>
+          <w:tcPr>
+            <w:tcW w:w="3686" w:type="dxa"/>
+          </w:tcPr>
+          <w:p>
+            <w:pPr>
+              <w:widowControl w:val="0"/>
+              <w:tabs>
+                <w:tab w:val="left" w:pos="993"/>
+              </w:tabs>
+              <w:autoSpaceDE w:val="0"/>
+              <w:autoSpaceDN w:val="0"/>
+              <w:adjustRightInd w:val="0"/>
+              <w:spacing w:before="0" w:line="240" w:lineRule="auto"/>
+              <w:rPr>
+                <w:rFonts w:eastAsia="Times New Roman" w:cs="Arial"/>
+                <w:b/>
+                <w:sz w:val="32"/>
+                <w:szCs w:val="32"/>
+                <w:lang w:val="en-IN" w:eastAsia="en-IN" w:bidi="ml-IN"/>
+              </w:rPr>
+            </w:pPr>
+            <w:r>
+              <w:rPr>
+                <w:rFonts w:eastAsia="Times New Roman" w:cs="Arial"/>
+                <w:b/>
+                <w:sz w:val="32"/>
+                <w:szCs w:val="32"/>
+                <w:lang w:val="en-IN" w:eastAsia="en-IN" w:bidi="ml-IN"/>
+              </w:rPr>
+              <w:lastRenderedPageBreak/>
               <w:t>T.S.1.7.</w:t>
             </w:r>
             <w:r>
@@ -3807,7 +4639,6 @@
                 <w:sz w:val="32"/>
                 <w:szCs w:val="32"/>
               </w:rPr>
-              <w:lastRenderedPageBreak/>
               <w:t>Reference</w:t>
             </w:r>
           </w:p>
@@ -3830,7 +4661,6 @@
                 <w:sz w:val="32"/>
                 <w:szCs w:val="32"/>
               </w:rPr>
-              <w:lastRenderedPageBreak/>
               <w:t>As Printed</w:t>
             </w:r>
           </w:p>
@@ -4509,6 +5339,7 @@
                 <w:szCs w:val="32"/>
                 <w:lang w:val="en-IN" w:eastAsia="en-IN" w:bidi="ml-IN"/>
               </w:rPr>
+              <w:lastRenderedPageBreak/>
               <w:t>T.S.1.7.</w:t>
             </w:r>
             <w:r>
@@ -5422,7 +6253,6 @@
           <w:b/>
           <w:bCs/>
         </w:rPr>
-        <w:lastRenderedPageBreak/>
         <w:t>(ignore those which are already incorporated in your book’s version and date)</w:t>
       </w:r>
     </w:p>
@@ -6563,6 +7393,7 @@
                 <w:szCs w:val="32"/>
                 <w:lang w:val="en-IN" w:eastAsia="en-IN" w:bidi="ml-IN"/>
               </w:rPr>
+              <w:lastRenderedPageBreak/>
               <w:t>T.S.1.7.2.1 - Kramam</w:t>
             </w:r>
           </w:p>
@@ -7787,7 +8618,6 @@
                 <w:szCs w:val="32"/>
                 <w:lang w:val="en-IN" w:eastAsia="en-IN" w:bidi="ml-IN"/>
               </w:rPr>
-              <w:lastRenderedPageBreak/>
               <w:t>T.S.1.7.8.3 - Kramam</w:t>
             </w:r>
           </w:p>
@@ -8877,6 +9707,7 @@
                 <w:szCs w:val="32"/>
                 <w:lang w:val="en-IN" w:eastAsia="en-IN" w:bidi="ml-IN"/>
               </w:rPr>
+              <w:lastRenderedPageBreak/>
               <w:t>T.S.1.7.</w:t>
             </w:r>
             <w:r>
@@ -9685,7 +10516,6 @@
                 <w:szCs w:val="32"/>
                 <w:lang w:val="en-IN" w:eastAsia="en-IN" w:bidi="ml-IN"/>
               </w:rPr>
-              <w:lastRenderedPageBreak/>
               <w:t>T.S.1.7.4.1</w:t>
             </w:r>
             <w:r>
@@ -10948,6 +11778,7 @@
                 <w:szCs w:val="32"/>
                 <w:lang w:val="en-IN" w:eastAsia="en-IN" w:bidi="ml-IN"/>
               </w:rPr>
+              <w:lastRenderedPageBreak/>
               <w:t>T.S.1.7.8.3</w:t>
             </w:r>
             <w:r>
@@ -12459,6 +13290,7 @@
           <w:b/>
           <w:sz w:val="32"/>
         </w:rPr>
+        <w:lastRenderedPageBreak/>
         <w:t>===================================</w:t>
       </w:r>
     </w:p>

--- a/TS-Kramam/TS-1.7/TS 1.7 Sanskrit Krama Paatam Corrections.docx
+++ b/TS-Kramam/TS-1.7/TS 1.7 Sanskrit Krama Paatam Corrections.docx
@@ -1179,6 +1179,344 @@
       </w:tr>
       <w:tr>
         <w:trPr>
+          <w:trHeight w:val="1007"/>
+        </w:trPr>
+        <w:tc>
+          <w:tcPr>
+            <w:tcW w:w="3686" w:type="dxa"/>
+          </w:tcPr>
+          <w:p>
+            <w:pPr>
+              <w:widowControl w:val="0"/>
+              <w:tabs>
+                <w:tab w:val="left" w:pos="993"/>
+              </w:tabs>
+              <w:autoSpaceDE w:val="0"/>
+              <w:autoSpaceDN w:val="0"/>
+              <w:adjustRightInd w:val="0"/>
+              <w:spacing w:before="0" w:line="240" w:lineRule="auto"/>
+              <w:rPr>
+                <w:rFonts w:eastAsia="Times New Roman" w:cs="Arial"/>
+                <w:b/>
+                <w:sz w:val="32"/>
+                <w:szCs w:val="32"/>
+                <w:lang w:val="en-IN" w:eastAsia="en-IN" w:bidi="ml-IN"/>
+              </w:rPr>
+            </w:pPr>
+            <w:r>
+              <w:rPr>
+                <w:rFonts w:eastAsia="Times New Roman" w:cs="Arial"/>
+                <w:b/>
+                <w:sz w:val="32"/>
+                <w:szCs w:val="32"/>
+                <w:lang w:val="en-IN" w:eastAsia="en-IN" w:bidi="ml-IN"/>
+              </w:rPr>
+              <w:t>T.S.1.7.</w:t>
+            </w:r>
+            <w:r>
+              <w:rPr>
+                <w:rFonts w:eastAsia="Times New Roman" w:cs="Arial"/>
+                <w:b/>
+                <w:sz w:val="32"/>
+                <w:szCs w:val="32"/>
+                <w:lang w:val="en-IN" w:eastAsia="en-IN" w:bidi="ml-IN"/>
+              </w:rPr>
+              <w:t>3.3</w:t>
+            </w:r>
+            <w:r>
+              <w:rPr>
+                <w:rFonts w:eastAsia="Times New Roman" w:cs="Arial"/>
+                <w:b/>
+                <w:sz w:val="32"/>
+                <w:szCs w:val="32"/>
+                <w:lang w:val="en-IN" w:eastAsia="en-IN" w:bidi="ml-IN"/>
+              </w:rPr>
+              <w:t xml:space="preserve"> - Kramam</w:t>
+            </w:r>
+          </w:p>
+          <w:p>
+            <w:pPr>
+              <w:widowControl w:val="0"/>
+              <w:autoSpaceDE w:val="0"/>
+              <w:autoSpaceDN w:val="0"/>
+              <w:adjustRightInd w:val="0"/>
+              <w:spacing w:before="0" w:line="240" w:lineRule="auto"/>
+              <w:rPr>
+                <w:rFonts w:cs="Arial"/>
+                <w:b/>
+                <w:bCs/>
+                <w:sz w:val="28"/>
+                <w:szCs w:val="36"/>
+                <w:lang w:val="en-IN" w:bidi="ml-IN"/>
+              </w:rPr>
+            </w:pPr>
+            <w:r>
+              <w:rPr>
+                <w:rFonts w:cs="Arial"/>
+                <w:b/>
+                <w:bCs/>
+                <w:sz w:val="28"/>
+                <w:szCs w:val="36"/>
+                <w:lang w:val="en-IN" w:bidi="ml-IN"/>
+              </w:rPr>
+              <w:t>Krama Vaakyam No. 19</w:t>
+            </w:r>
+          </w:p>
+          <w:p>
+            <w:pPr>
+              <w:widowControl w:val="0"/>
+              <w:tabs>
+                <w:tab w:val="left" w:pos="993"/>
+              </w:tabs>
+              <w:autoSpaceDE w:val="0"/>
+              <w:autoSpaceDN w:val="0"/>
+              <w:adjustRightInd w:val="0"/>
+              <w:spacing w:before="0" w:line="240" w:lineRule="auto"/>
+              <w:rPr>
+                <w:rFonts w:eastAsia="Times New Roman" w:cs="Arial"/>
+                <w:b/>
+                <w:sz w:val="32"/>
+                <w:szCs w:val="32"/>
+                <w:lang w:val="it-IT" w:eastAsia="en-IN" w:bidi="ml-IN"/>
+              </w:rPr>
+            </w:pPr>
+            <w:r>
+              <w:rPr>
+                <w:rFonts w:cs="Arial"/>
+                <w:b/>
+                <w:bCs/>
+                <w:sz w:val="28"/>
+                <w:szCs w:val="36"/>
+                <w:lang w:val="it-IT" w:bidi="ml-IN"/>
+              </w:rPr>
+              <w:t xml:space="preserve">Panchaati No. </w:t>
+            </w:r>
+            <w:r>
+              <w:rPr>
+                <w:rFonts w:cs="Arial"/>
+                <w:b/>
+                <w:bCs/>
+                <w:sz w:val="28"/>
+                <w:szCs w:val="36"/>
+                <w:lang w:val="it-IT" w:bidi="ml-IN"/>
+              </w:rPr>
+              <w:t>13</w:t>
+            </w:r>
+          </w:p>
+        </w:tc>
+        <w:tc>
+          <w:tcPr>
+            <w:tcW w:w="5196" w:type="dxa"/>
+          </w:tcPr>
+          <w:p>
+            <w:pPr>
+              <w:widowControl w:val="0"/>
+              <w:autoSpaceDE w:val="0"/>
+              <w:autoSpaceDN w:val="0"/>
+              <w:adjustRightInd w:val="0"/>
+              <w:spacing w:before="0" w:line="240" w:lineRule="auto"/>
+              <w:rPr>
+                <w:rFonts w:ascii="BRH Malayalam Extra" w:hAnsi="BRH Malayalam Extra" w:cs="BRH Malayalam Extra"/>
+                <w:sz w:val="40"/>
+                <w:szCs w:val="40"/>
+                <w:lang w:val="it-IT"/>
+              </w:rPr>
+            </w:pPr>
+            <w:r>
+              <w:rPr>
+                <w:rFonts w:ascii="BRH Devanagari Extra" w:hAnsi="BRH Devanagari Extra" w:cs="BRH Devanagari Extra"/>
+                <w:sz w:val="40"/>
+                <w:szCs w:val="40"/>
+                <w:lang w:val="it-IT"/>
+              </w:rPr>
+              <w:t>iÉqÉ</w:t>
+            </w:r>
+            <w:r>
+              <w:rPr>
+                <w:rFonts w:ascii="BRH Malayalam Extra" w:hAnsi="BRH Malayalam Extra" w:cs="BRH Devanagari Extra"/>
+                <w:b/>
+                <w:sz w:val="30"/>
+                <w:szCs w:val="40"/>
+                <w:lang w:val="it-IT"/>
+              </w:rPr>
+              <w:t>–</w:t>
+            </w:r>
+            <w:r>
+              <w:rPr>
+                <w:rFonts w:ascii="BRH Devanagari Extra" w:hAnsi="BRH Devanagari Extra" w:cs="BRH Devanagari Extra"/>
+                <w:sz w:val="40"/>
+                <w:szCs w:val="40"/>
+                <w:lang w:val="it-IT"/>
+              </w:rPr>
+              <w:t>luÉÉWûþUliÉ | A</w:t>
+            </w:r>
+            <w:r>
+              <w:rPr>
+                <w:rFonts w:ascii="BRH Malayalam Extra" w:hAnsi="BRH Malayalam Extra" w:cs="BRH Devanagari Extra"/>
+                <w:b/>
+                <w:sz w:val="30"/>
+                <w:szCs w:val="40"/>
+                <w:lang w:val="it-IT"/>
+              </w:rPr>
+              <w:t>–</w:t>
+            </w:r>
+            <w:r>
+              <w:rPr>
+                <w:rFonts w:ascii="BRH Devanagari Extra" w:hAnsi="BRH Devanagari Extra" w:cs="BRH Devanagari Extra"/>
+                <w:sz w:val="40"/>
+                <w:szCs w:val="40"/>
+                <w:lang w:val="it-IT"/>
+              </w:rPr>
+              <w:t>luÉÉWûþUliÉ</w:t>
+            </w:r>
+            <w:r>
+              <w:rPr>
+                <w:rFonts w:ascii="BRH Malayalam Extra" w:hAnsi="BRH Malayalam Extra" w:cs="BRH Devanagari Extra"/>
+                <w:b/>
+                <w:sz w:val="30"/>
+                <w:szCs w:val="40"/>
+                <w:lang w:val="it-IT"/>
+              </w:rPr>
+              <w:t>–</w:t>
+            </w:r>
+            <w:r>
+              <w:rPr>
+                <w:rFonts w:ascii="BRH Devanagari Extra" w:hAnsi="BRH Devanagari Extra" w:cs="BRH Devanagari Extra"/>
+                <w:sz w:val="40"/>
+                <w:szCs w:val="40"/>
+                <w:lang w:val="it-IT"/>
+              </w:rPr>
+              <w:t xml:space="preserve"> iÉ</w:t>
+            </w:r>
+            <w:r>
+              <w:rPr>
+                <w:rFonts w:ascii="BRH Devanagari Extra" w:hAnsi="BRH Devanagari Extra" w:cs="BRH Devanagari Extra"/>
+                <w:sz w:val="40"/>
+                <w:szCs w:val="40"/>
+                <w:highlight w:val="yellow"/>
+                <w:lang w:val="it-IT"/>
+              </w:rPr>
+              <w:t>iÉÈ</w:t>
+            </w:r>
+            <w:r>
+              <w:rPr>
+                <w:rFonts w:ascii="BRH Devanagari Extra" w:hAnsi="BRH Devanagari Extra" w:cs="BRH Devanagari Extra"/>
+                <w:sz w:val="40"/>
+                <w:szCs w:val="40"/>
+                <w:lang w:val="it-IT"/>
+              </w:rPr>
+              <w:t xml:space="preserve"> |</w:t>
+            </w:r>
+          </w:p>
+        </w:tc>
+        <w:tc>
+          <w:tcPr>
+            <w:tcW w:w="5152" w:type="dxa"/>
+          </w:tcPr>
+          <w:p>
+            <w:pPr>
+              <w:widowControl w:val="0"/>
+              <w:autoSpaceDE w:val="0"/>
+              <w:autoSpaceDN w:val="0"/>
+              <w:adjustRightInd w:val="0"/>
+              <w:spacing w:before="0" w:line="240" w:lineRule="auto"/>
+              <w:rPr>
+                <w:rFonts w:ascii="BRH Malayalam Extra" w:hAnsi="BRH Malayalam Extra" w:cs="BRH Malayalam Extra"/>
+                <w:sz w:val="40"/>
+                <w:szCs w:val="40"/>
+                <w:lang w:val="it-IT"/>
+              </w:rPr>
+            </w:pPr>
+            <w:r>
+              <w:rPr>
+                <w:rFonts w:ascii="BRH Devanagari Extra" w:hAnsi="BRH Devanagari Extra" w:cs="BRH Devanagari Extra"/>
+                <w:sz w:val="40"/>
+                <w:szCs w:val="40"/>
+                <w:lang w:val="it-IT"/>
+              </w:rPr>
+              <w:t>iÉqÉ</w:t>
+            </w:r>
+            <w:r>
+              <w:rPr>
+                <w:rFonts w:ascii="BRH Malayalam Extra" w:hAnsi="BRH Malayalam Extra" w:cs="BRH Devanagari Extra"/>
+                <w:b/>
+                <w:sz w:val="30"/>
+                <w:szCs w:val="40"/>
+                <w:lang w:val="it-IT"/>
+              </w:rPr>
+              <w:t>–</w:t>
+            </w:r>
+            <w:r>
+              <w:rPr>
+                <w:rFonts w:ascii="BRH Devanagari Extra" w:hAnsi="BRH Devanagari Extra" w:cs="BRH Devanagari Extra"/>
+                <w:sz w:val="40"/>
+                <w:szCs w:val="40"/>
+                <w:lang w:val="it-IT"/>
+              </w:rPr>
+              <w:t>luÉÉWûþUliÉ | A</w:t>
+            </w:r>
+            <w:r>
+              <w:rPr>
+                <w:rFonts w:ascii="BRH Malayalam Extra" w:hAnsi="BRH Malayalam Extra" w:cs="BRH Devanagari Extra"/>
+                <w:b/>
+                <w:sz w:val="30"/>
+                <w:szCs w:val="40"/>
+                <w:lang w:val="it-IT"/>
+              </w:rPr>
+              <w:t>–</w:t>
+            </w:r>
+            <w:r>
+              <w:rPr>
+                <w:rFonts w:ascii="BRH Devanagari Extra" w:hAnsi="BRH Devanagari Extra" w:cs="BRH Devanagari Extra"/>
+                <w:sz w:val="40"/>
+                <w:szCs w:val="40"/>
+                <w:lang w:val="it-IT"/>
+              </w:rPr>
+              <w:t>luÉÉWûþUliÉ</w:t>
+            </w:r>
+            <w:r>
+              <w:rPr>
+                <w:rFonts w:ascii="BRH Malayalam Extra" w:hAnsi="BRH Malayalam Extra" w:cs="BRH Devanagari Extra"/>
+                <w:b/>
+                <w:sz w:val="30"/>
+                <w:szCs w:val="40"/>
+                <w:lang w:val="it-IT"/>
+              </w:rPr>
+              <w:t>–</w:t>
+            </w:r>
+            <w:r>
+              <w:rPr>
+                <w:rFonts w:ascii="BRH Devanagari Extra" w:hAnsi="BRH Devanagari Extra" w:cs="BRH Devanagari Extra"/>
+                <w:sz w:val="40"/>
+                <w:szCs w:val="40"/>
+                <w:lang w:val="it-IT"/>
+              </w:rPr>
+              <w:t xml:space="preserve"> iÉ</w:t>
+            </w:r>
+            <w:r>
+              <w:rPr>
+                <w:rFonts w:ascii="BRH Devanagari Extra" w:hAnsi="BRH Devanagari Extra" w:cs="BRH Devanagari Extra"/>
+                <w:sz w:val="40"/>
+                <w:szCs w:val="40"/>
+                <w:highlight w:val="green"/>
+                <w:lang w:val="it-IT"/>
+              </w:rPr>
+              <w:t>iÉþ</w:t>
+            </w:r>
+            <w:r>
+              <w:rPr>
+                <w:rFonts w:ascii="BRH Devanagari Extra" w:hAnsi="BRH Devanagari Extra" w:cs="BRH Devanagari Extra"/>
+                <w:sz w:val="40"/>
+                <w:szCs w:val="40"/>
+                <w:lang w:val="it-IT"/>
+              </w:rPr>
+              <w:t>È |</w:t>
+            </w:r>
+          </w:p>
+        </w:tc>
+      </w:tr>
+      <w:tr>
+        <w:trPr>
           <w:trHeight w:val="1247"/>
         </w:trPr>
         <w:tc>
@@ -1549,6 +1887,412 @@
                 <w:lang w:val="it-IT"/>
               </w:rPr>
               <w:t>Måü |</w:t>
+            </w:r>
+          </w:p>
+        </w:tc>
+      </w:tr>
+      <w:tr>
+        <w:trPr>
+          <w:trHeight w:val="1125"/>
+        </w:trPr>
+        <w:tc>
+          <w:tcPr>
+            <w:tcW w:w="3686" w:type="dxa"/>
+          </w:tcPr>
+          <w:p>
+            <w:pPr>
+              <w:widowControl w:val="0"/>
+              <w:tabs>
+                <w:tab w:val="left" w:pos="993"/>
+              </w:tabs>
+              <w:autoSpaceDE w:val="0"/>
+              <w:autoSpaceDN w:val="0"/>
+              <w:adjustRightInd w:val="0"/>
+              <w:spacing w:before="0" w:line="240" w:lineRule="auto"/>
+              <w:rPr>
+                <w:rFonts w:eastAsia="Times New Roman" w:cs="Arial"/>
+                <w:b/>
+                <w:sz w:val="32"/>
+                <w:szCs w:val="32"/>
+                <w:lang w:val="en-IN" w:eastAsia="en-IN" w:bidi="ml-IN"/>
+              </w:rPr>
+            </w:pPr>
+            <w:r>
+              <w:rPr>
+                <w:rFonts w:eastAsia="Times New Roman" w:cs="Arial"/>
+                <w:b/>
+                <w:sz w:val="32"/>
+                <w:szCs w:val="32"/>
+                <w:lang w:val="en-IN" w:eastAsia="en-IN" w:bidi="ml-IN"/>
+              </w:rPr>
+              <w:lastRenderedPageBreak/>
+              <w:t>T.S.1.7.</w:t>
+            </w:r>
+            <w:r>
+              <w:rPr>
+                <w:rFonts w:eastAsia="Times New Roman" w:cs="Arial"/>
+                <w:b/>
+                <w:sz w:val="32"/>
+                <w:szCs w:val="32"/>
+                <w:lang w:val="en-IN" w:eastAsia="en-IN" w:bidi="ml-IN"/>
+              </w:rPr>
+              <w:t>4.1</w:t>
+            </w:r>
+            <w:r>
+              <w:rPr>
+                <w:rFonts w:eastAsia="Times New Roman" w:cs="Arial"/>
+                <w:b/>
+                <w:sz w:val="32"/>
+                <w:szCs w:val="32"/>
+                <w:lang w:val="en-IN" w:eastAsia="en-IN" w:bidi="ml-IN"/>
+              </w:rPr>
+              <w:t xml:space="preserve"> - Kramam</w:t>
+            </w:r>
+          </w:p>
+          <w:p>
+            <w:pPr>
+              <w:widowControl w:val="0"/>
+              <w:autoSpaceDE w:val="0"/>
+              <w:autoSpaceDN w:val="0"/>
+              <w:adjustRightInd w:val="0"/>
+              <w:spacing w:before="0" w:line="240" w:lineRule="auto"/>
+              <w:rPr>
+                <w:rFonts w:cs="Arial"/>
+                <w:b/>
+                <w:bCs/>
+                <w:sz w:val="28"/>
+                <w:szCs w:val="36"/>
+                <w:lang w:val="en-IN" w:bidi="ml-IN"/>
+              </w:rPr>
+            </w:pPr>
+            <w:r>
+              <w:rPr>
+                <w:rFonts w:cs="Arial"/>
+                <w:b/>
+                <w:bCs/>
+                <w:sz w:val="28"/>
+                <w:szCs w:val="36"/>
+                <w:lang w:val="en-IN" w:bidi="ml-IN"/>
+              </w:rPr>
+              <w:t>Krama Vaakyam No. 41</w:t>
+            </w:r>
+          </w:p>
+          <w:p>
+            <w:pPr>
+              <w:widowControl w:val="0"/>
+              <w:tabs>
+                <w:tab w:val="left" w:pos="993"/>
+              </w:tabs>
+              <w:autoSpaceDE w:val="0"/>
+              <w:autoSpaceDN w:val="0"/>
+              <w:adjustRightInd w:val="0"/>
+              <w:spacing w:before="0" w:line="240" w:lineRule="auto"/>
+              <w:rPr>
+                <w:rFonts w:eastAsia="Times New Roman" w:cs="Arial"/>
+                <w:b/>
+                <w:sz w:val="32"/>
+                <w:szCs w:val="32"/>
+                <w:lang w:val="it-IT" w:eastAsia="en-IN" w:bidi="ml-IN"/>
+              </w:rPr>
+            </w:pPr>
+            <w:r>
+              <w:rPr>
+                <w:rFonts w:cs="Arial"/>
+                <w:b/>
+                <w:bCs/>
+                <w:sz w:val="28"/>
+                <w:szCs w:val="36"/>
+                <w:lang w:val="it-IT" w:bidi="ml-IN"/>
+              </w:rPr>
+              <w:t xml:space="preserve">Panchaati No. </w:t>
+            </w:r>
+            <w:r>
+              <w:rPr>
+                <w:rFonts w:cs="Arial"/>
+                <w:b/>
+                <w:bCs/>
+                <w:sz w:val="28"/>
+                <w:szCs w:val="36"/>
+                <w:lang w:val="it-IT" w:bidi="ml-IN"/>
+              </w:rPr>
+              <w:t>15</w:t>
+            </w:r>
+          </w:p>
+        </w:tc>
+        <w:tc>
+          <w:tcPr>
+            <w:tcW w:w="5196" w:type="dxa"/>
+          </w:tcPr>
+          <w:p>
+            <w:pPr>
+              <w:widowControl w:val="0"/>
+              <w:autoSpaceDE w:val="0"/>
+              <w:autoSpaceDN w:val="0"/>
+              <w:adjustRightInd w:val="0"/>
+              <w:spacing w:before="0" w:line="252" w:lineRule="auto"/>
+              <w:rPr>
+                <w:rFonts w:ascii="BRH Malayalam Extra" w:hAnsi="BRH Malayalam Extra" w:cs="BRH Malayalam Extra"/>
+                <w:sz w:val="40"/>
+                <w:szCs w:val="40"/>
+                <w:lang w:val="it-IT"/>
+              </w:rPr>
+            </w:pPr>
+            <w:r>
+              <w:rPr>
+                <w:rFonts w:ascii="BRH Devanagari Extra" w:hAnsi="BRH Devanagari Extra" w:cs="BRH Devanagari Extra"/>
+                <w:sz w:val="40"/>
+                <w:szCs w:val="40"/>
+                <w:lang w:val="it-IT"/>
+              </w:rPr>
+              <w:t>xÉ×</w:t>
+            </w:r>
+            <w:r>
+              <w:rPr>
+                <w:rFonts w:ascii="BRH Malayalam Extra" w:hAnsi="BRH Malayalam Extra" w:cs="BRH Devanagari Extra"/>
+                <w:b/>
+                <w:sz w:val="30"/>
+                <w:szCs w:val="40"/>
+                <w:lang w:val="it-IT"/>
+              </w:rPr>
+              <w:t>–</w:t>
+            </w:r>
+            <w:r>
+              <w:rPr>
+                <w:rFonts w:ascii="BRH Devanagari Extra" w:hAnsi="BRH Devanagari Extra" w:cs="BRH Devanagari Extra"/>
+                <w:sz w:val="40"/>
+                <w:szCs w:val="40"/>
+                <w:lang w:val="it-IT"/>
+              </w:rPr>
+              <w:t>eÉ</w:t>
+            </w:r>
+            <w:r>
+              <w:rPr>
+                <w:rFonts w:ascii="BRH Malayalam Extra" w:hAnsi="BRH Malayalam Extra" w:cs="BRH Devanagari Extra"/>
+                <w:b/>
+                <w:sz w:val="30"/>
+                <w:szCs w:val="40"/>
+                <w:lang w:val="it-IT"/>
+              </w:rPr>
+              <w:t>–</w:t>
+            </w:r>
+            <w:r>
+              <w:rPr>
+                <w:rFonts w:ascii="BRH Devanagari Extra" w:hAnsi="BRH Devanagari Extra" w:cs="BRH Devanagari Extra"/>
+                <w:sz w:val="40"/>
+                <w:szCs w:val="40"/>
+                <w:lang w:val="it-IT"/>
+              </w:rPr>
+              <w:t>iÉå</w:t>
+            </w:r>
+            <w:r>
+              <w:rPr>
+                <w:rFonts w:ascii="BRH Malayalam Extra" w:hAnsi="BRH Malayalam Extra" w:cs="BRH Devanagari Extra"/>
+                <w:b/>
+                <w:sz w:val="30"/>
+                <w:szCs w:val="40"/>
+                <w:lang w:val="it-IT"/>
+              </w:rPr>
+              <w:t>–</w:t>
+            </w:r>
+            <w:r>
+              <w:rPr>
+                <w:rFonts w:ascii="BRH Devanagari Extra" w:hAnsi="BRH Devanagari Extra" w:cs="BRH Devanagari Extra"/>
+                <w:sz w:val="40"/>
+                <w:szCs w:val="40"/>
+                <w:lang w:val="it-IT"/>
+              </w:rPr>
+              <w:t>ÅalÉåÈ | A</w:t>
+            </w:r>
+            <w:r>
+              <w:rPr>
+                <w:rFonts w:ascii="BRH Malayalam Extra" w:hAnsi="BRH Malayalam Extra" w:cs="BRH Devanagari Extra"/>
+                <w:b/>
+                <w:sz w:val="30"/>
+                <w:szCs w:val="40"/>
+                <w:lang w:val="it-IT"/>
+              </w:rPr>
+              <w:t>–</w:t>
+            </w:r>
+            <w:r>
+              <w:rPr>
+                <w:rFonts w:ascii="BRH Devanagari Extra" w:hAnsi="BRH Devanagari Extra" w:cs="BRH Devanagari Extra"/>
+                <w:sz w:val="40"/>
+                <w:szCs w:val="40"/>
+                <w:highlight w:val="yellow"/>
+                <w:lang w:val="it-IT"/>
+              </w:rPr>
+              <w:t>alÉ</w:t>
+            </w:r>
+            <w:r>
+              <w:rPr>
+                <w:rFonts w:ascii="BRH Devanagari Extra" w:hAnsi="BRH Devanagari Extra" w:cs="BRH Devanagari Extra"/>
+                <w:sz w:val="40"/>
+                <w:szCs w:val="40"/>
+                <w:lang w:val="it-IT"/>
+              </w:rPr>
+              <w:t>å ÎxuÉþ¹</w:t>
+            </w:r>
+            <w:r>
+              <w:rPr>
+                <w:rFonts w:ascii="BRH Malayalam Extra" w:hAnsi="BRH Malayalam Extra" w:cs="BRH Devanagari Extra"/>
+                <w:b/>
+                <w:sz w:val="30"/>
+                <w:szCs w:val="40"/>
+                <w:lang w:val="it-IT"/>
+              </w:rPr>
+              <w:t>–</w:t>
+            </w:r>
+            <w:r>
+              <w:rPr>
+                <w:rFonts w:ascii="BRH Devanagari Extra" w:hAnsi="BRH Devanagari Extra" w:cs="BRH Devanagari Extra"/>
+                <w:sz w:val="40"/>
+                <w:szCs w:val="40"/>
+                <w:lang w:val="it-IT"/>
+              </w:rPr>
+              <w:t>M×üiÉþÈ |</w:t>
+            </w:r>
+          </w:p>
+        </w:tc>
+        <w:tc>
+          <w:tcPr>
+            <w:tcW w:w="5152" w:type="dxa"/>
+          </w:tcPr>
+          <w:p>
+            <w:pPr>
+              <w:widowControl w:val="0"/>
+              <w:autoSpaceDE w:val="0"/>
+              <w:autoSpaceDN w:val="0"/>
+              <w:adjustRightInd w:val="0"/>
+              <w:spacing w:before="0" w:line="252" w:lineRule="auto"/>
+              <w:rPr>
+                <w:rFonts w:ascii="BRH Malayalam Extra" w:hAnsi="BRH Malayalam Extra" w:cs="BRH Malayalam Extra"/>
+                <w:sz w:val="40"/>
+                <w:szCs w:val="40"/>
+                <w:lang w:val="it-IT"/>
+              </w:rPr>
+            </w:pPr>
+            <w:r>
+              <w:rPr>
+                <w:rFonts w:ascii="BRH Devanagari Extra" w:hAnsi="BRH Devanagari Extra" w:cs="BRH Devanagari Extra"/>
+                <w:sz w:val="40"/>
+                <w:szCs w:val="40"/>
+                <w:lang w:val="it-IT"/>
+              </w:rPr>
+              <w:t>xÉ×</w:t>
+            </w:r>
+            <w:r>
+              <w:rPr>
+                <w:rFonts w:ascii="BRH Malayalam Extra" w:hAnsi="BRH Malayalam Extra" w:cs="BRH Devanagari Extra"/>
+                <w:b/>
+                <w:sz w:val="30"/>
+                <w:szCs w:val="40"/>
+                <w:lang w:val="it-IT"/>
+              </w:rPr>
+              <w:t>–</w:t>
+            </w:r>
+            <w:r>
+              <w:rPr>
+                <w:rFonts w:ascii="BRH Devanagari Extra" w:hAnsi="BRH Devanagari Extra" w:cs="BRH Devanagari Extra"/>
+                <w:sz w:val="40"/>
+                <w:szCs w:val="40"/>
+                <w:lang w:val="it-IT"/>
+              </w:rPr>
+              <w:t>eÉ</w:t>
+            </w:r>
+            <w:r>
+              <w:rPr>
+                <w:rFonts w:ascii="BRH Malayalam Extra" w:hAnsi="BRH Malayalam Extra" w:cs="BRH Devanagari Extra"/>
+                <w:b/>
+                <w:sz w:val="30"/>
+                <w:szCs w:val="40"/>
+                <w:lang w:val="it-IT"/>
+              </w:rPr>
+              <w:t>–</w:t>
+            </w:r>
+            <w:r>
+              <w:rPr>
+                <w:rFonts w:ascii="BRH Devanagari Extra" w:hAnsi="BRH Devanagari Extra" w:cs="BRH Devanagari Extra"/>
+                <w:sz w:val="40"/>
+                <w:szCs w:val="40"/>
+                <w:lang w:val="it-IT"/>
+              </w:rPr>
+              <w:t>iÉå</w:t>
+            </w:r>
+            <w:r>
+              <w:rPr>
+                <w:rFonts w:ascii="BRH Malayalam Extra" w:hAnsi="BRH Malayalam Extra" w:cs="BRH Devanagari Extra"/>
+                <w:b/>
+                <w:sz w:val="30"/>
+                <w:szCs w:val="40"/>
+                <w:lang w:val="it-IT"/>
+              </w:rPr>
+              <w:t>–</w:t>
+            </w:r>
+            <w:r>
+              <w:rPr>
+                <w:rFonts w:ascii="BRH Devanagari Extra" w:hAnsi="BRH Devanagari Extra" w:cs="BRH Devanagari Extra"/>
+                <w:sz w:val="40"/>
+                <w:szCs w:val="40"/>
+                <w:lang w:val="it-IT"/>
+              </w:rPr>
+              <w:t>ÅalÉåÈ | A</w:t>
+            </w:r>
+            <w:r>
+              <w:rPr>
+                <w:rFonts w:ascii="BRH Malayalam Extra" w:hAnsi="BRH Malayalam Extra" w:cs="BRH Devanagari Extra"/>
+                <w:b/>
+                <w:sz w:val="30"/>
+                <w:szCs w:val="40"/>
+                <w:lang w:val="it-IT"/>
+              </w:rPr>
+              <w:t>–</w:t>
+            </w:r>
+            <w:r>
+              <w:rPr>
+                <w:rFonts w:ascii="BRH Devanagari Extra" w:hAnsi="BRH Devanagari Extra" w:cs="BRH Devanagari Extra"/>
+                <w:sz w:val="40"/>
+                <w:szCs w:val="40"/>
+                <w:lang w:val="it-IT"/>
+              </w:rPr>
+              <w:t>alÉå</w:t>
+            </w:r>
+            <w:r>
+              <w:rPr>
+                <w:rFonts w:ascii="BRH Devanagari Extra" w:hAnsi="BRH Devanagari Extra" w:cs="BRH Devanagari Extra"/>
+                <w:sz w:val="40"/>
+                <w:szCs w:val="40"/>
+                <w:highlight w:val="green"/>
+                <w:lang w:val="it-IT"/>
+              </w:rPr>
+              <w:t>È</w:t>
+            </w:r>
+            <w:r>
+              <w:rPr>
+                <w:rFonts w:ascii="BRH Devanagari Extra" w:hAnsi="BRH Devanagari Extra" w:cs="BRH Devanagari Extra"/>
+                <w:sz w:val="40"/>
+                <w:szCs w:val="40"/>
+                <w:lang w:val="it-IT"/>
+              </w:rPr>
+              <w:t xml:space="preserve"> ÎxuÉþ¹</w:t>
+            </w:r>
+            <w:r>
+              <w:rPr>
+                <w:rFonts w:ascii="BRH Malayalam Extra" w:hAnsi="BRH Malayalam Extra" w:cs="BRH Devanagari Extra"/>
+                <w:b/>
+                <w:sz w:val="30"/>
+                <w:szCs w:val="40"/>
+                <w:lang w:val="it-IT"/>
+              </w:rPr>
+              <w:t>–</w:t>
+            </w:r>
+            <w:r>
+              <w:rPr>
+                <w:rFonts w:ascii="BRH Devanagari Extra" w:hAnsi="BRH Devanagari Extra" w:cs="BRH Devanagari Extra"/>
+                <w:sz w:val="40"/>
+                <w:szCs w:val="40"/>
+                <w:lang w:val="it-IT"/>
+              </w:rPr>
+              <w:t>M×üiÉþÈ |</w:t>
             </w:r>
           </w:p>
         </w:tc>
@@ -1789,18 +2533,29 @@
                 <w:b/>
                 <w:sz w:val="30"/>
                 <w:szCs w:val="40"/>
-                <w:lang w:val="it-IT"/>
-              </w:rPr>
-              <w:t>–</w:t>
-            </w:r>
-            <w:r>
-              <w:rPr>
-                <w:rFonts w:ascii="BRH Devanagari Extra" w:hAnsi="BRH Devanagari Extra" w:cs="BRH Devanagari Extra"/>
-                <w:sz w:val="40"/>
-                <w:szCs w:val="40"/>
-                <w:lang w:val="it-IT"/>
-              </w:rPr>
-              <w:t>lÉç. uÉæ |</w:t>
+                <w:highlight w:val="yellow"/>
+                <w:lang w:val="it-IT"/>
+              </w:rPr>
+              <w:t>–</w:t>
+            </w:r>
+            <w:r>
+              <w:rPr>
+                <w:rFonts w:ascii="BRH Devanagari Extra" w:hAnsi="BRH Devanagari Extra" w:cs="BRH Devanagari Extra"/>
+                <w:sz w:val="40"/>
+                <w:szCs w:val="40"/>
+                <w:highlight w:val="yellow"/>
+                <w:lang w:val="it-IT"/>
+              </w:rPr>
+              <w:t>lÉç</w:t>
+            </w:r>
+            <w:r>
+              <w:rPr>
+                <w:rFonts w:ascii="BRH Devanagari Extra" w:hAnsi="BRH Devanagari Extra" w:cs="BRH Devanagari Extra"/>
+                <w:sz w:val="40"/>
+                <w:szCs w:val="40"/>
+                <w:lang w:val="it-IT"/>
+              </w:rPr>
+              <w:t>. uÉæ |</w:t>
             </w:r>
           </w:p>
         </w:tc>
@@ -1985,7 +2740,6 @@
                 <w:szCs w:val="32"/>
                 <w:lang w:val="en-IN" w:eastAsia="en-IN" w:bidi="ml-IN"/>
               </w:rPr>
-              <w:lastRenderedPageBreak/>
               <w:t>T.S.1.7.6.7 - Kramam</w:t>
             </w:r>
           </w:p>
@@ -3633,6 +4387,7 @@
                 <w:szCs w:val="32"/>
                 <w:lang w:val="en-IN" w:eastAsia="en-IN" w:bidi="ml-IN"/>
               </w:rPr>
+              <w:lastRenderedPageBreak/>
               <w:t>T.S.1.7.13.2 - Kramam</w:t>
             </w:r>
           </w:p>
@@ -4171,7 +4926,6 @@
                 <w:szCs w:val="32"/>
                 <w:lang w:val="en-IN" w:eastAsia="en-IN" w:bidi="ml-IN"/>
               </w:rPr>
-              <w:lastRenderedPageBreak/>
               <w:t>T.S.1.7.</w:t>
             </w:r>
             <w:r>
@@ -5101,6 +5855,7 @@
           <w:szCs w:val="32"/>
           <w:u w:val="single"/>
         </w:rPr>
+        <w:lastRenderedPageBreak/>
         <w:t xml:space="preserve">Krama </w:t>
       </w:r>
       <w:r>
@@ -5339,7 +6094,6 @@
                 <w:szCs w:val="32"/>
                 <w:lang w:val="en-IN" w:eastAsia="en-IN" w:bidi="ml-IN"/>
               </w:rPr>
-              <w:lastRenderedPageBreak/>
               <w:t>T.S.1.7.</w:t>
             </w:r>
             <w:r>
@@ -6804,6 +7558,7 @@
                 <w:szCs w:val="32"/>
                 <w:lang w:val="en-IN" w:eastAsia="en-IN" w:bidi="ml-IN"/>
               </w:rPr>
+              <w:lastRenderedPageBreak/>
               <w:t>T.S.1.7.1.6 - Kramam</w:t>
             </w:r>
           </w:p>
@@ -7393,7 +8148,6 @@
                 <w:szCs w:val="32"/>
                 <w:lang w:val="en-IN" w:eastAsia="en-IN" w:bidi="ml-IN"/>
               </w:rPr>
-              <w:lastRenderedPageBreak/>
               <w:t>T.S.1.7.2.1 - Kramam</w:t>
             </w:r>
           </w:p>
@@ -9260,6 +10014,7 @@
                 <w:sz w:val="40"/>
                 <w:szCs w:val="40"/>
               </w:rPr>
+              <w:lastRenderedPageBreak/>
               <w:t>ÍxÉ</w:t>
             </w:r>
             <w:r>
@@ -9346,6 +10101,7 @@
                 <w:sz w:val="40"/>
                 <w:szCs w:val="40"/>
               </w:rPr>
+              <w:lastRenderedPageBreak/>
               <w:t>A</w:t>
             </w:r>
             <w:r>
@@ -9381,6 +10137,7 @@
                 <w:sz w:val="40"/>
                 <w:szCs w:val="40"/>
               </w:rPr>
+              <w:lastRenderedPageBreak/>
               <w:t>ÍxÉ</w:t>
             </w:r>
             <w:r>
@@ -9477,6 +10234,7 @@
                 <w:szCs w:val="32"/>
                 <w:lang w:val="en-IN" w:eastAsia="en-IN" w:bidi="ml-IN"/>
               </w:rPr>
+              <w:lastRenderedPageBreak/>
               <w:t>T.S.1.7.1</w:t>
             </w:r>
             <w:r>
@@ -9707,7 +10465,6 @@
                 <w:szCs w:val="32"/>
                 <w:lang w:val="en-IN" w:eastAsia="en-IN" w:bidi="ml-IN"/>
               </w:rPr>
-              <w:lastRenderedPageBreak/>
               <w:t>T.S.1.7.</w:t>
             </w:r>
             <w:r>
@@ -10144,16 +10901,7 @@
           <w:bCs/>
           <w:sz w:val="32"/>
         </w:rPr>
-        <w:t xml:space="preserve">replaced </w:t>
-      </w:r>
-      <w:proofErr w:type="gramStart"/>
-      <w:r>
-        <w:rPr>
-          <w:b/>
-          <w:bCs/>
-          <w:sz w:val="32"/>
-        </w:rPr>
-        <w:t>with</w:t>
+        <w:t>replaced with</w:t>
       </w:r>
       <w:r>
         <w:rPr>
@@ -10175,7 +10923,6 @@
         </w:rPr>
         <w:t>"</w:t>
       </w:r>
-      <w:proofErr w:type="gramEnd"/>
       <w:r>
         <w:rPr>
           <w:rFonts w:ascii="BRH Devanagari" w:hAnsi="BRH Devanagari" w:cs="BRH Devanagari"/>
@@ -10618,7 +11365,6 @@
               </w:rPr>
               <w:t>–</w:t>
             </w:r>
-            <w:proofErr w:type="gramStart"/>
             <w:r>
               <w:rPr>
                 <w:rFonts w:ascii="BRH Devanagari Extra" w:hAnsi="BRH Devanagari Extra" w:cs="BRH Devanagari Extra"/>
@@ -10638,7 +11384,6 @@
               </w:rPr>
               <w:t>––</w:t>
             </w:r>
-            <w:proofErr w:type="gramEnd"/>
             <w:r>
               <w:rPr>
                 <w:rFonts w:ascii="BRH Devanagari Extra" w:hAnsi="BRH Devanagari Extra" w:cs="BRH Devanagari Extra"/>
@@ -10754,7 +11499,6 @@
               </w:rPr>
               <w:t>–</w:t>
             </w:r>
-            <w:proofErr w:type="gramStart"/>
             <w:r>
               <w:rPr>
                 <w:rFonts w:ascii="BRH Devanagari Extra" w:hAnsi="BRH Devanagari Extra" w:cs="BRH Devanagari Extra"/>
@@ -10774,7 +11518,6 @@
               </w:rPr>
               <w:t>––</w:t>
             </w:r>
-            <w:proofErr w:type="gramEnd"/>
             <w:r>
               <w:rPr>
                 <w:rFonts w:ascii="BRH Devanagari Extra" w:hAnsi="BRH Devanagari Extra" w:cs="BRH Devanagari Extra"/>
@@ -11008,6 +11751,7 @@
                 <w:szCs w:val="36"/>
                 <w:lang w:bidi="ml-IN"/>
               </w:rPr>
+              <w:lastRenderedPageBreak/>
               <w:t>Panchaati No. 27</w:t>
             </w:r>
           </w:p>
@@ -11033,6 +11777,7 @@
                 <w:sz w:val="40"/>
                 <w:szCs w:val="40"/>
               </w:rPr>
+              <w:lastRenderedPageBreak/>
               <w:t>sÉÉå</w:t>
             </w:r>
             <w:r>
@@ -11778,7 +12523,6 @@
                 <w:szCs w:val="32"/>
                 <w:lang w:val="en-IN" w:eastAsia="en-IN" w:bidi="ml-IN"/>
               </w:rPr>
-              <w:lastRenderedPageBreak/>
               <w:t>T.S.1.7.8.3</w:t>
             </w:r>
             <w:r>
@@ -12984,6 +13728,7 @@
           <w:szCs w:val="32"/>
           <w:u w:val="single"/>
         </w:rPr>
+        <w:lastRenderedPageBreak/>
         <w:t xml:space="preserve">TS </w:t>
       </w:r>
       <w:r>
@@ -13290,7 +14035,6 @@
           <w:b/>
           <w:sz w:val="32"/>
         </w:rPr>
-        <w:lastRenderedPageBreak/>
         <w:t>===================================</w:t>
       </w:r>
     </w:p>

--- a/TS-Kramam/TS-1.7/TS 1.7 Sanskrit Krama Paatam Corrections.docx
+++ b/TS-Kramam/TS-1.7/TS 1.7 Sanskrit Krama Paatam Corrections.docx
@@ -101,7 +101,27 @@
           <w:szCs w:val="32"/>
           <w:u w:val="single"/>
         </w:rPr>
-        <w:t>31st Jan 202</w:t>
+        <w:t xml:space="preserve">31st </w:t>
+      </w:r>
+      <w:r>
+        <w:rPr>
+          <w:b/>
+          <w:bCs/>
+          <w:sz w:val="32"/>
+          <w:szCs w:val="32"/>
+          <w:u w:val="single"/>
+        </w:rPr>
+        <w:t>May</w:t>
+      </w:r>
+      <w:r>
+        <w:rPr>
+          <w:b/>
+          <w:bCs/>
+          <w:sz w:val="32"/>
+          <w:szCs w:val="32"/>
+          <w:u w:val="single"/>
+        </w:rPr>
+        <w:t xml:space="preserve"> 202</w:t>
       </w:r>
       <w:r>
         <w:rPr>
@@ -269,27 +289,7 @@
                 <w:szCs w:val="32"/>
                 <w:lang w:val="en-IN" w:eastAsia="en-IN" w:bidi="ml-IN"/>
               </w:rPr>
-              <w:t>T.S.1.7.</w:t>
-            </w:r>
-            <w:r>
-              <w:rPr>
-                <w:rFonts w:eastAsia="Times New Roman" w:cs="Arial"/>
-                <w:b/>
-                <w:sz w:val="32"/>
-                <w:szCs w:val="32"/>
-                <w:lang w:val="en-IN" w:eastAsia="en-IN" w:bidi="ml-IN"/>
-              </w:rPr>
-              <w:t>1.1</w:t>
-            </w:r>
-            <w:r>
-              <w:rPr>
-                <w:rFonts w:eastAsia="Times New Roman" w:cs="Arial"/>
-                <w:b/>
-                <w:sz w:val="32"/>
-                <w:szCs w:val="32"/>
-                <w:lang w:val="en-IN" w:eastAsia="en-IN" w:bidi="ml-IN"/>
-              </w:rPr>
-              <w:t xml:space="preserve"> - Kramam</w:t>
+              <w:t>T.S.1.7.1.1 - Kramam</w:t>
             </w:r>
           </w:p>
           <w:p>
@@ -317,8 +317,27 @@
                 <w:szCs w:val="36"/>
                 <w:lang w:bidi="ml-IN"/>
               </w:rPr>
-              <w:t xml:space="preserve">Krama Vaakyam No. </w:t>
-            </w:r>
+              <w:t>Krama Vaakyam No. 15</w:t>
+            </w:r>
+          </w:p>
+          <w:p>
+            <w:pPr>
+              <w:widowControl w:val="0"/>
+              <w:tabs>
+                <w:tab w:val="left" w:pos="993"/>
+              </w:tabs>
+              <w:autoSpaceDE w:val="0"/>
+              <w:autoSpaceDN w:val="0"/>
+              <w:adjustRightInd w:val="0"/>
+              <w:spacing w:before="0" w:line="240" w:lineRule="auto"/>
+              <w:rPr>
+                <w:rFonts w:eastAsia="Times New Roman" w:cs="Arial"/>
+                <w:b/>
+                <w:sz w:val="32"/>
+                <w:szCs w:val="32"/>
+                <w:lang w:val="en-IN" w:eastAsia="en-IN" w:bidi="ml-IN"/>
+              </w:rPr>
+            </w:pPr>
             <w:r>
               <w:rPr>
                 <w:rFonts w:cs="Arial"/>
@@ -328,48 +347,7 @@
                 <w:szCs w:val="36"/>
                 <w:lang w:bidi="ml-IN"/>
               </w:rPr>
-              <w:t>15</w:t>
-            </w:r>
-          </w:p>
-          <w:p>
-            <w:pPr>
-              <w:widowControl w:val="0"/>
-              <w:tabs>
-                <w:tab w:val="left" w:pos="993"/>
-              </w:tabs>
-              <w:autoSpaceDE w:val="0"/>
-              <w:autoSpaceDN w:val="0"/>
-              <w:adjustRightInd w:val="0"/>
-              <w:spacing w:before="0" w:line="240" w:lineRule="auto"/>
-              <w:rPr>
-                <w:rFonts w:eastAsia="Times New Roman" w:cs="Arial"/>
-                <w:b/>
-                <w:sz w:val="32"/>
-                <w:szCs w:val="32"/>
-                <w:lang w:val="en-IN" w:eastAsia="en-IN" w:bidi="ml-IN"/>
-              </w:rPr>
-            </w:pPr>
-            <w:r>
-              <w:rPr>
-                <w:rFonts w:cs="Arial"/>
-                <w:b/>
-                <w:bCs/>
-                <w:sz w:val="28"/>
-                <w:szCs w:val="36"/>
-                <w:lang w:bidi="ml-IN"/>
-              </w:rPr>
-              <w:t xml:space="preserve">Panchaati No. </w:t>
-            </w:r>
-            <w:r>
-              <w:rPr>
-                <w:rFonts w:cs="Arial"/>
-                <w:b/>
-                <w:bCs/>
-                <w:sz w:val="28"/>
-                <w:szCs w:val="36"/>
-                <w:lang w:bidi="ml-IN"/>
-              </w:rPr>
-              <w:t>1</w:t>
+              <w:t>Panchaati No. 1</w:t>
             </w:r>
           </w:p>
         </w:tc>
@@ -383,7 +361,7 @@
               <w:autoSpaceDE w:val="0"/>
               <w:autoSpaceDN w:val="0"/>
               <w:adjustRightInd w:val="0"/>
-              <w:spacing w:before="0" w:line="252" w:lineRule="auto"/>
+              <w:spacing w:before="0" w:line="240" w:lineRule="auto"/>
               <w:rPr>
                 <w:rFonts w:ascii="BRH Devanagari Extra" w:hAnsi="BRH Devanagari Extra" w:cs="BRH Devanagari Extra"/>
                 <w:sz w:val="40"/>
@@ -473,7 +451,7 @@
               <w:autoSpaceDE w:val="0"/>
               <w:autoSpaceDN w:val="0"/>
               <w:adjustRightInd w:val="0"/>
-              <w:spacing w:before="0" w:line="252" w:lineRule="auto"/>
+              <w:spacing w:before="0" w:line="240" w:lineRule="auto"/>
               <w:rPr>
                 <w:rFonts w:ascii="BRH Malayalam Extra" w:hAnsi="BRH Malayalam Extra" w:cs="BRH Malayalam Extra"/>
                 <w:sz w:val="40"/>
@@ -519,7 +497,7 @@
               <w:autoSpaceDE w:val="0"/>
               <w:autoSpaceDN w:val="0"/>
               <w:adjustRightInd w:val="0"/>
-              <w:spacing w:before="0" w:line="252" w:lineRule="auto"/>
+              <w:spacing w:before="0" w:line="240" w:lineRule="auto"/>
               <w:rPr>
                 <w:rFonts w:ascii="BRH Devanagari Extra" w:hAnsi="BRH Devanagari Extra" w:cs="BRH Devanagari Extra"/>
                 <w:sz w:val="40"/>
@@ -609,7 +587,7 @@
               <w:autoSpaceDE w:val="0"/>
               <w:autoSpaceDN w:val="0"/>
               <w:adjustRightInd w:val="0"/>
-              <w:spacing w:before="0" w:line="252" w:lineRule="auto"/>
+              <w:spacing w:before="0" w:line="240" w:lineRule="auto"/>
               <w:rPr>
                 <w:rFonts w:ascii="BRH Malayalam Extra" w:hAnsi="BRH Malayalam Extra" w:cs="BRH Malayalam Extra"/>
                 <w:sz w:val="40"/>
@@ -658,7 +636,6 @@
               <w:rPr>
                 <w:rFonts w:eastAsia="Times New Roman" w:cs="Arial"/>
                 <w:b/>
-                <w:color w:val="EE0000"/>
                 <w:sz w:val="32"/>
                 <w:szCs w:val="32"/>
                 <w:lang w:val="en-IN" w:eastAsia="en-IN" w:bidi="ml-IN"/>
@@ -668,34 +645,11 @@
               <w:rPr>
                 <w:rFonts w:eastAsia="Times New Roman" w:cs="Arial"/>
                 <w:b/>
-                <w:color w:val="EE0000"/>
                 <w:sz w:val="32"/>
                 <w:szCs w:val="32"/>
                 <w:lang w:val="en-IN" w:eastAsia="en-IN" w:bidi="ml-IN"/>
               </w:rPr>
-              <w:t>T.S.1.7.</w:t>
-            </w:r>
-            <w:r>
-              <w:rPr>
-                <w:rFonts w:eastAsia="Times New Roman" w:cs="Arial"/>
-                <w:b/>
-                <w:color w:val="EE0000"/>
-                <w:sz w:val="32"/>
-                <w:szCs w:val="32"/>
-                <w:lang w:val="en-IN" w:eastAsia="en-IN" w:bidi="ml-IN"/>
-              </w:rPr>
-              <w:t>1.2</w:t>
-            </w:r>
-            <w:r>
-              <w:rPr>
-                <w:rFonts w:eastAsia="Times New Roman" w:cs="Arial"/>
-                <w:b/>
-                <w:color w:val="EE0000"/>
-                <w:sz w:val="32"/>
-                <w:szCs w:val="32"/>
-                <w:lang w:val="en-IN" w:eastAsia="en-IN" w:bidi="ml-IN"/>
-              </w:rPr>
-              <w:t xml:space="preserve"> - Kramam</w:t>
+              <w:t>T.S.1.7.1.2 - Kramam</w:t>
             </w:r>
           </w:p>
           <w:p>
@@ -709,7 +663,6 @@
                 <w:rFonts w:cs="Arial"/>
                 <w:b/>
                 <w:bCs/>
-                <w:color w:val="EE0000"/>
                 <w:sz w:val="28"/>
                 <w:szCs w:val="36"/>
                 <w:lang w:val="en-IN" w:bidi="ml-IN"/>
@@ -720,7 +673,6 @@
                 <w:rFonts w:cs="Arial"/>
                 <w:b/>
                 <w:bCs/>
-                <w:color w:val="EE0000"/>
                 <w:sz w:val="28"/>
                 <w:szCs w:val="36"/>
                 <w:lang w:val="en-IN" w:bidi="ml-IN"/>
@@ -741,7 +693,6 @@
               <w:rPr>
                 <w:rFonts w:eastAsia="Times New Roman" w:cs="Arial"/>
                 <w:b/>
-                <w:color w:val="EE0000"/>
                 <w:sz w:val="32"/>
                 <w:szCs w:val="32"/>
                 <w:lang w:val="it-IT" w:eastAsia="en-IN" w:bidi="ml-IN"/>
@@ -752,24 +703,11 @@
                 <w:rFonts w:cs="Arial"/>
                 <w:b/>
                 <w:bCs/>
-                <w:color w:val="EE0000"/>
                 <w:sz w:val="28"/>
                 <w:szCs w:val="36"/>
                 <w:lang w:val="it-IT" w:bidi="ml-IN"/>
               </w:rPr>
-              <w:t xml:space="preserve">Panchaati No. </w:t>
-            </w:r>
-            <w:r>
-              <w:rPr>
-                <w:rFonts w:cs="Arial"/>
-                <w:b/>
-                <w:bCs/>
-                <w:color w:val="EE0000"/>
-                <w:sz w:val="28"/>
-                <w:szCs w:val="36"/>
-                <w:lang w:val="it-IT" w:bidi="ml-IN"/>
-              </w:rPr>
-              <w:t>2</w:t>
+              <w:t>Panchaati No. 2</w:t>
             </w:r>
           </w:p>
         </w:tc>
@@ -786,15 +724,13 @@
               <w:spacing w:before="0" w:line="252" w:lineRule="auto"/>
               <w:rPr>
                 <w:rFonts w:ascii="BRH Devanagari Extra" w:hAnsi="BRH Devanagari Extra" w:cs="BRH Devanagari Extra"/>
-                <w:color w:val="EE0000"/>
-                <w:sz w:val="40"/>
-                <w:szCs w:val="40"/>
-              </w:rPr>
-            </w:pPr>
-            <w:r>
-              <w:rPr>
-                <w:rFonts w:ascii="BRH Devanagari Extra" w:hAnsi="BRH Devanagari Extra" w:cs="BRH Devanagari Extra"/>
-                <w:color w:val="EE0000"/>
+                <w:sz w:val="40"/>
+                <w:szCs w:val="40"/>
+              </w:rPr>
+            </w:pPr>
+            <w:r>
+              <w:rPr>
+                <w:rFonts w:ascii="BRH Devanagari Extra" w:hAnsi="BRH Devanagari Extra" w:cs="BRH Devanagari Extra"/>
                 <w:sz w:val="40"/>
                 <w:szCs w:val="40"/>
               </w:rPr>
@@ -803,7 +739,6 @@
             <w:r>
               <w:rPr>
                 <w:rFonts w:ascii="BRH Devanagari Extra" w:hAnsi="BRH Devanagari Extra" w:cs="BRH Devanagari Extra"/>
-                <w:color w:val="EE0000"/>
                 <w:sz w:val="40"/>
                 <w:szCs w:val="40"/>
                 <w:highlight w:val="yellow"/>
@@ -813,7 +748,6 @@
             <w:r>
               <w:rPr>
                 <w:rFonts w:ascii="BRH Devanagari Extra" w:hAnsi="BRH Devanagari Extra" w:cs="BRH Devanagari Extra"/>
-                <w:color w:val="EE0000"/>
                 <w:sz w:val="40"/>
                 <w:szCs w:val="40"/>
               </w:rPr>
@@ -823,16 +757,14 @@
               <w:rPr>
                 <w:rFonts w:ascii="BRH Malayalam Extra" w:hAnsi="BRH Malayalam Extra" w:cs="BRH Devanagari Extra"/>
                 <w:b/>
-                <w:color w:val="EE0000"/>
-                <w:sz w:val="30"/>
-                <w:szCs w:val="40"/>
-              </w:rPr>
-              <w:t>–</w:t>
-            </w:r>
-            <w:r>
-              <w:rPr>
-                <w:rFonts w:ascii="BRH Devanagari Extra" w:hAnsi="BRH Devanagari Extra" w:cs="BRH Devanagari Extra"/>
-                <w:color w:val="EE0000"/>
+                <w:sz w:val="30"/>
+                <w:szCs w:val="40"/>
+              </w:rPr>
+              <w:t>–</w:t>
+            </w:r>
+            <w:r>
+              <w:rPr>
+                <w:rFonts w:ascii="BRH Devanagari Extra" w:hAnsi="BRH Devanagari Extra" w:cs="BRH Devanagari Extra"/>
                 <w:sz w:val="40"/>
                 <w:szCs w:val="40"/>
               </w:rPr>
@@ -842,16 +774,14 @@
               <w:rPr>
                 <w:rFonts w:ascii="BRH Malayalam Extra" w:hAnsi="BRH Malayalam Extra" w:cs="BRH Devanagari Extra"/>
                 <w:b/>
-                <w:color w:val="EE0000"/>
-                <w:sz w:val="30"/>
-                <w:szCs w:val="40"/>
-              </w:rPr>
-              <w:t>–</w:t>
-            </w:r>
-            <w:r>
-              <w:rPr>
-                <w:rFonts w:ascii="BRH Devanagari Extra" w:hAnsi="BRH Devanagari Extra" w:cs="BRH Devanagari Extra"/>
-                <w:color w:val="EE0000"/>
+                <w:sz w:val="30"/>
+                <w:szCs w:val="40"/>
+              </w:rPr>
+              <w:t>–</w:t>
+            </w:r>
+            <w:r>
+              <w:rPr>
+                <w:rFonts w:ascii="BRH Devanagari Extra" w:hAnsi="BRH Devanagari Extra" w:cs="BRH Devanagari Extra"/>
                 <w:sz w:val="40"/>
                 <w:szCs w:val="40"/>
               </w:rPr>
@@ -872,15 +802,13 @@
               <w:spacing w:before="0" w:line="252" w:lineRule="auto"/>
               <w:rPr>
                 <w:rFonts w:ascii="BRH Devanagari Extra" w:hAnsi="BRH Devanagari Extra" w:cs="BRH Devanagari Extra"/>
-                <w:color w:val="EE0000"/>
-                <w:sz w:val="40"/>
-                <w:szCs w:val="40"/>
-              </w:rPr>
-            </w:pPr>
-            <w:r>
-              <w:rPr>
-                <w:rFonts w:ascii="BRH Devanagari Extra" w:hAnsi="BRH Devanagari Extra" w:cs="BRH Devanagari Extra"/>
-                <w:color w:val="EE0000"/>
+                <w:sz w:val="40"/>
+                <w:szCs w:val="40"/>
+              </w:rPr>
+            </w:pPr>
+            <w:r>
+              <w:rPr>
+                <w:rFonts w:ascii="BRH Devanagari Extra" w:hAnsi="BRH Devanagari Extra" w:cs="BRH Devanagari Extra"/>
                 <w:sz w:val="40"/>
                 <w:szCs w:val="40"/>
               </w:rPr>
@@ -889,7 +817,6 @@
             <w:r>
               <w:rPr>
                 <w:rFonts w:ascii="BRH Devanagari Extra" w:hAnsi="BRH Devanagari Extra" w:cs="BRH Devanagari Extra"/>
-                <w:color w:val="EE0000"/>
                 <w:sz w:val="40"/>
                 <w:szCs w:val="40"/>
                 <w:highlight w:val="green"/>
@@ -899,7 +826,6 @@
             <w:r>
               <w:rPr>
                 <w:rFonts w:ascii="BRH Devanagari Extra" w:hAnsi="BRH Devanagari Extra" w:cs="BRH Devanagari Extra"/>
-                <w:color w:val="EE0000"/>
                 <w:sz w:val="40"/>
                 <w:szCs w:val="40"/>
               </w:rPr>
@@ -909,16 +835,14 @@
               <w:rPr>
                 <w:rFonts w:ascii="BRH Malayalam Extra" w:hAnsi="BRH Malayalam Extra" w:cs="BRH Devanagari Extra"/>
                 <w:b/>
-                <w:color w:val="EE0000"/>
-                <w:sz w:val="30"/>
-                <w:szCs w:val="40"/>
-              </w:rPr>
-              <w:t>–</w:t>
-            </w:r>
-            <w:r>
-              <w:rPr>
-                <w:rFonts w:ascii="BRH Devanagari Extra" w:hAnsi="BRH Devanagari Extra" w:cs="BRH Devanagari Extra"/>
-                <w:color w:val="EE0000"/>
+                <w:sz w:val="30"/>
+                <w:szCs w:val="40"/>
+              </w:rPr>
+              <w:t>–</w:t>
+            </w:r>
+            <w:r>
+              <w:rPr>
+                <w:rFonts w:ascii="BRH Devanagari Extra" w:hAnsi="BRH Devanagari Extra" w:cs="BRH Devanagari Extra"/>
                 <w:sz w:val="40"/>
                 <w:szCs w:val="40"/>
               </w:rPr>
@@ -961,27 +885,7 @@
                 <w:szCs w:val="32"/>
                 <w:lang w:val="en-IN" w:eastAsia="en-IN" w:bidi="ml-IN"/>
               </w:rPr>
-              <w:t>T.S.1.7.</w:t>
-            </w:r>
-            <w:r>
-              <w:rPr>
-                <w:rFonts w:eastAsia="Times New Roman" w:cs="Arial"/>
-                <w:b/>
-                <w:sz w:val="32"/>
-                <w:szCs w:val="32"/>
-                <w:lang w:val="en-IN" w:eastAsia="en-IN" w:bidi="ml-IN"/>
-              </w:rPr>
-              <w:t>2.1</w:t>
-            </w:r>
-            <w:r>
-              <w:rPr>
-                <w:rFonts w:eastAsia="Times New Roman" w:cs="Arial"/>
-                <w:b/>
-                <w:sz w:val="32"/>
-                <w:szCs w:val="32"/>
-                <w:lang w:val="en-IN" w:eastAsia="en-IN" w:bidi="ml-IN"/>
-              </w:rPr>
-              <w:t xml:space="preserve"> - Kramam</w:t>
+              <w:t>T.S.1.7.2.1 - Kramam</w:t>
             </w:r>
           </w:p>
           <w:p>
@@ -1211,27 +1115,7 @@
                 <w:szCs w:val="32"/>
                 <w:lang w:val="en-IN" w:eastAsia="en-IN" w:bidi="ml-IN"/>
               </w:rPr>
-              <w:t>T.S.1.7.</w:t>
-            </w:r>
-            <w:r>
-              <w:rPr>
-                <w:rFonts w:eastAsia="Times New Roman" w:cs="Arial"/>
-                <w:b/>
-                <w:sz w:val="32"/>
-                <w:szCs w:val="32"/>
-                <w:lang w:val="en-IN" w:eastAsia="en-IN" w:bidi="ml-IN"/>
-              </w:rPr>
-              <w:t>3.3</w:t>
-            </w:r>
-            <w:r>
-              <w:rPr>
-                <w:rFonts w:eastAsia="Times New Roman" w:cs="Arial"/>
-                <w:b/>
-                <w:sz w:val="32"/>
-                <w:szCs w:val="32"/>
-                <w:lang w:val="en-IN" w:eastAsia="en-IN" w:bidi="ml-IN"/>
-              </w:rPr>
-              <w:t xml:space="preserve"> - Kramam</w:t>
+              <w:t>T.S.1.7.3.3 - Kramam</w:t>
             </w:r>
           </w:p>
           <w:p>
@@ -1289,18 +1173,7 @@
                 <w:szCs w:val="36"/>
                 <w:lang w:val="it-IT" w:bidi="ml-IN"/>
               </w:rPr>
-              <w:t xml:space="preserve">Panchaati No. </w:t>
-            </w:r>
-            <w:r>
-              <w:rPr>
-                <w:rFonts w:cs="Arial"/>
-                <w:b/>
-                <w:bCs/>
-                <w:sz w:val="28"/>
-                <w:szCs w:val="36"/>
-                <w:lang w:val="it-IT" w:bidi="ml-IN"/>
-              </w:rPr>
-              <w:t>13</w:t>
+              <w:t>Panchaati No. 13</w:t>
             </w:r>
           </w:p>
         </w:tc>
@@ -1549,27 +1422,7 @@
                 <w:szCs w:val="32"/>
                 <w:lang w:val="en-IN" w:eastAsia="en-IN" w:bidi="ml-IN"/>
               </w:rPr>
-              <w:t>T.S.1.7.</w:t>
-            </w:r>
-            <w:r>
-              <w:rPr>
-                <w:rFonts w:eastAsia="Times New Roman" w:cs="Arial"/>
-                <w:b/>
-                <w:sz w:val="32"/>
-                <w:szCs w:val="32"/>
-                <w:lang w:val="en-IN" w:eastAsia="en-IN" w:bidi="ml-IN"/>
-              </w:rPr>
-              <w:t>3.4</w:t>
-            </w:r>
-            <w:r>
-              <w:rPr>
-                <w:rFonts w:eastAsia="Times New Roman" w:cs="Arial"/>
-                <w:b/>
-                <w:sz w:val="32"/>
-                <w:szCs w:val="32"/>
-                <w:lang w:val="en-IN" w:eastAsia="en-IN" w:bidi="ml-IN"/>
-              </w:rPr>
-              <w:t xml:space="preserve"> - Kramam</w:t>
+              <w:t>T.S.1.7.3.4 - Kramam</w:t>
             </w:r>
           </w:p>
           <w:p>
@@ -1627,18 +1480,7 @@
                 <w:szCs w:val="36"/>
                 <w:lang w:val="it-IT" w:bidi="ml-IN"/>
               </w:rPr>
-              <w:t xml:space="preserve">Panchaati No. </w:t>
-            </w:r>
-            <w:r>
-              <w:rPr>
-                <w:rFonts w:cs="Arial"/>
-                <w:b/>
-                <w:bCs/>
-                <w:sz w:val="28"/>
-                <w:szCs w:val="36"/>
-                <w:lang w:val="it-IT" w:bidi="ml-IN"/>
-              </w:rPr>
-              <w:t>14</w:t>
+              <w:t>Panchaati No. 14</w:t>
             </w:r>
           </w:p>
         </w:tc>
@@ -1925,28 +1767,7 @@
                 <w:szCs w:val="32"/>
                 <w:lang w:val="en-IN" w:eastAsia="en-IN" w:bidi="ml-IN"/>
               </w:rPr>
-              <w:lastRenderedPageBreak/>
-              <w:t>T.S.1.7.</w:t>
-            </w:r>
-            <w:r>
-              <w:rPr>
-                <w:rFonts w:eastAsia="Times New Roman" w:cs="Arial"/>
-                <w:b/>
-                <w:sz w:val="32"/>
-                <w:szCs w:val="32"/>
-                <w:lang w:val="en-IN" w:eastAsia="en-IN" w:bidi="ml-IN"/>
-              </w:rPr>
-              <w:t>4.1</w:t>
-            </w:r>
-            <w:r>
-              <w:rPr>
-                <w:rFonts w:eastAsia="Times New Roman" w:cs="Arial"/>
-                <w:b/>
-                <w:sz w:val="32"/>
-                <w:szCs w:val="32"/>
-                <w:lang w:val="en-IN" w:eastAsia="en-IN" w:bidi="ml-IN"/>
-              </w:rPr>
-              <w:t xml:space="preserve"> - Kramam</w:t>
+              <w:t>T.S.1.7.4.1 - Kramam</w:t>
             </w:r>
           </w:p>
           <w:p>
@@ -2004,18 +1825,7 @@
                 <w:szCs w:val="36"/>
                 <w:lang w:val="it-IT" w:bidi="ml-IN"/>
               </w:rPr>
-              <w:t xml:space="preserve">Panchaati No. </w:t>
-            </w:r>
-            <w:r>
-              <w:rPr>
-                <w:rFonts w:cs="Arial"/>
-                <w:b/>
-                <w:bCs/>
-                <w:sz w:val="28"/>
-                <w:szCs w:val="36"/>
-                <w:lang w:val="it-IT" w:bidi="ml-IN"/>
-              </w:rPr>
-              <w:t>15</w:t>
+              <w:t>Panchaati No. 15</w:t>
             </w:r>
           </w:p>
         </w:tc>
@@ -2331,27 +2141,8 @@
                 <w:szCs w:val="32"/>
                 <w:lang w:val="en-IN" w:eastAsia="en-IN" w:bidi="ml-IN"/>
               </w:rPr>
-              <w:t>T.S.1.7.</w:t>
-            </w:r>
-            <w:r>
-              <w:rPr>
-                <w:rFonts w:eastAsia="Times New Roman" w:cs="Arial"/>
-                <w:b/>
-                <w:sz w:val="32"/>
-                <w:szCs w:val="32"/>
-                <w:lang w:val="en-IN" w:eastAsia="en-IN" w:bidi="ml-IN"/>
-              </w:rPr>
-              <w:t>5.2</w:t>
-            </w:r>
-            <w:r>
-              <w:rPr>
-                <w:rFonts w:eastAsia="Times New Roman" w:cs="Arial"/>
-                <w:b/>
-                <w:sz w:val="32"/>
-                <w:szCs w:val="32"/>
-                <w:lang w:val="en-IN" w:eastAsia="en-IN" w:bidi="ml-IN"/>
-              </w:rPr>
-              <w:t xml:space="preserve"> - Kramam</w:t>
+              <w:lastRenderedPageBreak/>
+              <w:t>T.S.1.7.5.2 - Kramam</w:t>
             </w:r>
           </w:p>
           <w:p>
@@ -2409,18 +2200,7 @@
                 <w:szCs w:val="36"/>
                 <w:lang w:val="it-IT" w:bidi="ml-IN"/>
               </w:rPr>
-              <w:t xml:space="preserve">Panchaati No. </w:t>
-            </w:r>
-            <w:r>
-              <w:rPr>
-                <w:rFonts w:cs="Arial"/>
-                <w:b/>
-                <w:bCs/>
-                <w:sz w:val="28"/>
-                <w:szCs w:val="36"/>
-                <w:lang w:val="it-IT" w:bidi="ml-IN"/>
-              </w:rPr>
-              <w:t>22</w:t>
+              <w:t>Panchaati No. 22</w:t>
             </w:r>
           </w:p>
         </w:tc>
@@ -2725,7 +2505,6 @@
               <w:rPr>
                 <w:rFonts w:eastAsia="Times New Roman" w:cs="Arial"/>
                 <w:b/>
-                <w:color w:val="EE0000"/>
                 <w:sz w:val="32"/>
                 <w:szCs w:val="32"/>
                 <w:lang w:val="en-IN" w:eastAsia="en-IN" w:bidi="ml-IN"/>
@@ -2735,7 +2514,6 @@
               <w:rPr>
                 <w:rFonts w:eastAsia="Times New Roman" w:cs="Arial"/>
                 <w:b/>
-                <w:color w:val="EE0000"/>
                 <w:sz w:val="32"/>
                 <w:szCs w:val="32"/>
                 <w:lang w:val="en-IN" w:eastAsia="en-IN" w:bidi="ml-IN"/>
@@ -2754,7 +2532,6 @@
                 <w:rFonts w:cs="Arial"/>
                 <w:b/>
                 <w:bCs/>
-                <w:color w:val="EE0000"/>
                 <w:sz w:val="28"/>
                 <w:szCs w:val="36"/>
                 <w:lang w:val="en-IN" w:bidi="ml-IN"/>
@@ -2765,7 +2542,6 @@
                 <w:rFonts w:cs="Arial"/>
                 <w:b/>
                 <w:bCs/>
-                <w:color w:val="EE0000"/>
                 <w:sz w:val="28"/>
                 <w:szCs w:val="36"/>
                 <w:lang w:val="en-IN" w:bidi="ml-IN"/>
@@ -2786,7 +2562,6 @@
               <w:rPr>
                 <w:rFonts w:eastAsia="Times New Roman" w:cs="Arial"/>
                 <w:b/>
-                <w:color w:val="EE0000"/>
                 <w:sz w:val="32"/>
                 <w:szCs w:val="32"/>
                 <w:lang w:val="it-IT" w:eastAsia="en-IN" w:bidi="ml-IN"/>
@@ -2797,7 +2572,6 @@
                 <w:rFonts w:cs="Arial"/>
                 <w:b/>
                 <w:bCs/>
-                <w:color w:val="EE0000"/>
                 <w:sz w:val="28"/>
                 <w:szCs w:val="36"/>
                 <w:lang w:val="it-IT" w:bidi="ml-IN"/>
@@ -2819,16 +2593,14 @@
               <w:spacing w:before="0" w:line="240" w:lineRule="auto"/>
               <w:rPr>
                 <w:rFonts w:ascii="BRH Malayalam Extra" w:hAnsi="BRH Malayalam Extra" w:cs="BRH Malayalam Extra"/>
-                <w:color w:val="EE0000"/>
-                <w:sz w:val="40"/>
-                <w:szCs w:val="40"/>
-                <w:lang w:val="it-IT"/>
-              </w:rPr>
-            </w:pPr>
-            <w:r>
-              <w:rPr>
-                <w:rFonts w:ascii="BRH Devanagari Extra" w:hAnsi="BRH Devanagari Extra" w:cs="BRH Devanagari Extra"/>
-                <w:color w:val="EE0000"/>
+                <w:sz w:val="40"/>
+                <w:szCs w:val="40"/>
+                <w:lang w:val="it-IT"/>
+              </w:rPr>
+            </w:pPr>
+            <w:r>
+              <w:rPr>
+                <w:rFonts w:ascii="BRH Devanagari Extra" w:hAnsi="BRH Devanagari Extra" w:cs="BRH Devanagari Extra"/>
                 <w:sz w:val="40"/>
                 <w:szCs w:val="40"/>
                 <w:lang w:val="it-IT"/>
@@ -2839,17 +2611,15 @@
               <w:rPr>
                 <w:rFonts w:ascii="BRH Malayalam Extra" w:hAnsi="BRH Malayalam Extra" w:cs="BRH Devanagari Extra"/>
                 <w:b/>
-                <w:color w:val="EE0000"/>
-                <w:sz w:val="30"/>
-                <w:szCs w:val="40"/>
-                <w:lang w:val="it-IT"/>
-              </w:rPr>
-              <w:t>–</w:t>
-            </w:r>
-            <w:r>
-              <w:rPr>
-                <w:rFonts w:ascii="BRH Devanagari Extra" w:hAnsi="BRH Devanagari Extra" w:cs="BRH Devanagari Extra"/>
-                <w:color w:val="EE0000"/>
+                <w:sz w:val="30"/>
+                <w:szCs w:val="40"/>
+                <w:lang w:val="it-IT"/>
+              </w:rPr>
+              <w:t>–</w:t>
+            </w:r>
+            <w:r>
+              <w:rPr>
+                <w:rFonts w:ascii="BRH Devanagari Extra" w:hAnsi="BRH Devanagari Extra" w:cs="BRH Devanagari Extra"/>
                 <w:sz w:val="40"/>
                 <w:szCs w:val="40"/>
                 <w:lang w:val="it-IT"/>
@@ -2860,59 +2630,34 @@
               <w:rPr>
                 <w:rFonts w:ascii="BRH Malayalam Extra" w:hAnsi="BRH Malayalam Extra" w:cs="BRH Devanagari Extra"/>
                 <w:b/>
-                <w:color w:val="EE0000"/>
-                <w:sz w:val="30"/>
-                <w:szCs w:val="40"/>
-                <w:lang w:val="it-IT"/>
-              </w:rPr>
-              <w:t>–</w:t>
-            </w:r>
-            <w:r>
-              <w:rPr>
-                <w:rFonts w:ascii="BRH Devanagari Extra" w:hAnsi="BRH Devanagari Extra" w:cs="BRH Devanagari Extra"/>
-                <w:color w:val="EE0000"/>
-                <w:sz w:val="40"/>
-                <w:szCs w:val="40"/>
-                <w:lang w:val="it-IT"/>
-              </w:rPr>
-              <w:t>iÉåÅlÉþuÉÂ®É</w:t>
-            </w:r>
-            <w:r>
-              <w:rPr>
-                <w:rFonts w:ascii="BRH Devanagari Extra" w:hAnsi="BRH Devanagari Extra" w:cs="BRH Devanagari Extra"/>
-                <w:color w:val="EE0000"/>
-                <w:sz w:val="40"/>
-                <w:szCs w:val="40"/>
-                <w:highlight w:val="yellow"/>
-                <w:lang w:val="it-IT"/>
-              </w:rPr>
-              <w:t>È</w:t>
-            </w:r>
-            <w:r>
-              <w:rPr>
-                <w:rFonts w:ascii="BRH Devanagari Extra" w:hAnsi="BRH Devanagari Extra" w:cs="BRH Devanagari Extra"/>
-                <w:color w:val="EE0000"/>
-                <w:sz w:val="40"/>
-                <w:szCs w:val="40"/>
-                <w:lang w:val="it-IT"/>
-              </w:rPr>
-              <w:t xml:space="preserve"> | AlÉþuÉÂ®É</w:t>
-            </w:r>
-            <w:r>
-              <w:rPr>
-                <w:rFonts w:ascii="BRH Malayalam Extra" w:hAnsi="BRH Malayalam Extra" w:cs="BRH Devanagari Extra"/>
-                <w:b/>
-                <w:color w:val="EE0000"/>
-                <w:sz w:val="30"/>
-                <w:szCs w:val="40"/>
-                <w:lang w:val="it-IT"/>
-              </w:rPr>
-              <w:t>–</w:t>
-            </w:r>
-            <w:r>
-              <w:rPr>
-                <w:rFonts w:ascii="BRH Devanagari Extra" w:hAnsi="BRH Devanagari Extra" w:cs="BRH Devanagari Extra"/>
-                <w:color w:val="EE0000"/>
+                <w:sz w:val="30"/>
+                <w:szCs w:val="40"/>
+                <w:lang w:val="it-IT"/>
+              </w:rPr>
+              <w:t>–</w:t>
+            </w:r>
+            <w:r>
+              <w:rPr>
+                <w:rFonts w:ascii="BRH Devanagari Extra" w:hAnsi="BRH Devanagari Extra" w:cs="BRH Devanagari Extra"/>
+                <w:sz w:val="40"/>
+                <w:szCs w:val="40"/>
+                <w:lang w:val="it-IT"/>
+              </w:rPr>
+              <w:t>iÉåÅlÉþuÉÂ®ÉÈ | AlÉþuÉÂ®É</w:t>
+            </w:r>
+            <w:r>
+              <w:rPr>
+                <w:rFonts w:ascii="BRH Malayalam Extra" w:hAnsi="BRH Malayalam Extra" w:cs="BRH Devanagari Extra"/>
+                <w:b/>
+                <w:sz w:val="30"/>
+                <w:szCs w:val="40"/>
+                <w:lang w:val="it-IT"/>
+              </w:rPr>
+              <w:t>–</w:t>
+            </w:r>
+            <w:r>
+              <w:rPr>
+                <w:rFonts w:ascii="BRH Devanagari Extra" w:hAnsi="BRH Devanagari Extra" w:cs="BRH Devanagari Extra"/>
                 <w:sz w:val="40"/>
                 <w:szCs w:val="40"/>
                 <w:lang w:val="it-IT"/>
@@ -2934,16 +2679,14 @@
               <w:spacing w:line="252" w:lineRule="auto"/>
               <w:rPr>
                 <w:rFonts w:ascii="BRH Malayalam Extra" w:hAnsi="BRH Malayalam Extra" w:cs="BRH Malayalam Extra"/>
-                <w:color w:val="EE0000"/>
-                <w:sz w:val="40"/>
-                <w:szCs w:val="40"/>
-                <w:lang w:val="it-IT"/>
-              </w:rPr>
-            </w:pPr>
-            <w:r>
-              <w:rPr>
-                <w:rFonts w:ascii="BRH Devanagari Extra" w:hAnsi="BRH Devanagari Extra" w:cs="BRH Devanagari Extra"/>
-                <w:color w:val="EE0000"/>
+                <w:sz w:val="40"/>
+                <w:szCs w:val="40"/>
+                <w:lang w:val="it-IT"/>
+              </w:rPr>
+            </w:pPr>
+            <w:r>
+              <w:rPr>
+                <w:rFonts w:ascii="BRH Devanagari Extra" w:hAnsi="BRH Devanagari Extra" w:cs="BRH Devanagari Extra"/>
                 <w:sz w:val="40"/>
                 <w:szCs w:val="40"/>
                 <w:lang w:val="it-IT"/>
@@ -2954,17 +2697,15 @@
               <w:rPr>
                 <w:rFonts w:ascii="BRH Malayalam Extra" w:hAnsi="BRH Malayalam Extra" w:cs="BRH Devanagari Extra"/>
                 <w:b/>
-                <w:color w:val="EE0000"/>
-                <w:sz w:val="30"/>
-                <w:szCs w:val="40"/>
-                <w:lang w:val="it-IT"/>
-              </w:rPr>
-              <w:t>–</w:t>
-            </w:r>
-            <w:r>
-              <w:rPr>
-                <w:rFonts w:ascii="BRH Devanagari Extra" w:hAnsi="BRH Devanagari Extra" w:cs="BRH Devanagari Extra"/>
-                <w:color w:val="EE0000"/>
+                <w:sz w:val="30"/>
+                <w:szCs w:val="40"/>
+                <w:lang w:val="it-IT"/>
+              </w:rPr>
+              <w:t>–</w:t>
+            </w:r>
+            <w:r>
+              <w:rPr>
+                <w:rFonts w:ascii="BRH Devanagari Extra" w:hAnsi="BRH Devanagari Extra" w:cs="BRH Devanagari Extra"/>
                 <w:sz w:val="40"/>
                 <w:szCs w:val="40"/>
                 <w:lang w:val="it-IT"/>
@@ -2975,59 +2716,34 @@
               <w:rPr>
                 <w:rFonts w:ascii="BRH Malayalam Extra" w:hAnsi="BRH Malayalam Extra" w:cs="BRH Devanagari Extra"/>
                 <w:b/>
-                <w:color w:val="EE0000"/>
-                <w:sz w:val="30"/>
-                <w:szCs w:val="40"/>
-                <w:lang w:val="it-IT"/>
-              </w:rPr>
-              <w:t>–</w:t>
-            </w:r>
-            <w:r>
-              <w:rPr>
-                <w:rFonts w:ascii="BRH Devanagari Extra" w:hAnsi="BRH Devanagari Extra" w:cs="BRH Devanagari Extra"/>
-                <w:color w:val="EE0000"/>
-                <w:sz w:val="40"/>
-                <w:szCs w:val="40"/>
-                <w:lang w:val="it-IT"/>
-              </w:rPr>
-              <w:t>iÉåÅlÉþuÉÂ</w:t>
-            </w:r>
-            <w:r>
-              <w:rPr>
-                <w:rFonts w:ascii="BRH Devanagari Extra" w:hAnsi="BRH Devanagari Extra" w:cs="BRH Devanagari Extra"/>
-                <w:color w:val="EE0000"/>
-                <w:sz w:val="40"/>
-                <w:szCs w:val="40"/>
-                <w:highlight w:val="green"/>
-                <w:lang w:val="it-IT"/>
-              </w:rPr>
-              <w:t>®É</w:t>
-            </w:r>
-            <w:r>
-              <w:rPr>
-                <w:rFonts w:ascii="BRH Devanagari Extra" w:hAnsi="BRH Devanagari Extra" w:cs="BRH Devanagari Extra"/>
-                <w:color w:val="EE0000"/>
-                <w:sz w:val="40"/>
-                <w:szCs w:val="40"/>
-                <w:lang w:val="it-IT"/>
-              </w:rPr>
-              <w:t xml:space="preserve"> | AlÉþuÉÂ®É</w:t>
-            </w:r>
-            <w:r>
-              <w:rPr>
-                <w:rFonts w:ascii="BRH Malayalam Extra" w:hAnsi="BRH Malayalam Extra" w:cs="BRH Devanagari Extra"/>
-                <w:b/>
-                <w:color w:val="EE0000"/>
-                <w:sz w:val="30"/>
-                <w:szCs w:val="40"/>
-                <w:lang w:val="it-IT"/>
-              </w:rPr>
-              <w:t>–</w:t>
-            </w:r>
-            <w:r>
-              <w:rPr>
-                <w:rFonts w:ascii="BRH Devanagari Extra" w:hAnsi="BRH Devanagari Extra" w:cs="BRH Devanagari Extra"/>
-                <w:color w:val="EE0000"/>
+                <w:sz w:val="30"/>
+                <w:szCs w:val="40"/>
+                <w:lang w:val="it-IT"/>
+              </w:rPr>
+              <w:t>–</w:t>
+            </w:r>
+            <w:r>
+              <w:rPr>
+                <w:rFonts w:ascii="BRH Devanagari Extra" w:hAnsi="BRH Devanagari Extra" w:cs="BRH Devanagari Extra"/>
+                <w:sz w:val="40"/>
+                <w:szCs w:val="40"/>
+                <w:lang w:val="it-IT"/>
+              </w:rPr>
+              <w:t>iÉåÅlÉþuÉÂ®É | AlÉþuÉÂ®É</w:t>
+            </w:r>
+            <w:r>
+              <w:rPr>
+                <w:rFonts w:ascii="BRH Malayalam Extra" w:hAnsi="BRH Malayalam Extra" w:cs="BRH Devanagari Extra"/>
+                <w:b/>
+                <w:sz w:val="30"/>
+                <w:szCs w:val="40"/>
+                <w:lang w:val="it-IT"/>
+              </w:rPr>
+              <w:t>–</w:t>
+            </w:r>
+            <w:r>
+              <w:rPr>
+                <w:rFonts w:ascii="BRH Devanagari Extra" w:hAnsi="BRH Devanagari Extra" w:cs="BRH Devanagari Extra"/>
                 <w:sz w:val="40"/>
                 <w:szCs w:val="40"/>
                 <w:lang w:val="it-IT"/>
@@ -3071,27 +2787,7 @@
                 <w:szCs w:val="32"/>
                 <w:lang w:val="en-IN" w:eastAsia="en-IN" w:bidi="ml-IN"/>
               </w:rPr>
-              <w:t>T.S.1.7.</w:t>
-            </w:r>
-            <w:r>
-              <w:rPr>
-                <w:rFonts w:eastAsia="Times New Roman" w:cs="Arial"/>
-                <w:b/>
-                <w:sz w:val="32"/>
-                <w:szCs w:val="32"/>
-                <w:lang w:val="en-IN" w:eastAsia="en-IN" w:bidi="ml-IN"/>
-              </w:rPr>
-              <w:t>6.7</w:t>
-            </w:r>
-            <w:r>
-              <w:rPr>
-                <w:rFonts w:eastAsia="Times New Roman" w:cs="Arial"/>
-                <w:b/>
-                <w:sz w:val="32"/>
-                <w:szCs w:val="32"/>
-                <w:lang w:val="en-IN" w:eastAsia="en-IN" w:bidi="ml-IN"/>
-              </w:rPr>
-              <w:t xml:space="preserve"> - Kramam</w:t>
+              <w:t>T.S.1.7.6.7 - Kramam</w:t>
             </w:r>
           </w:p>
           <w:p>
@@ -3119,8 +2815,26 @@
                 <w:szCs w:val="36"/>
                 <w:lang w:bidi="ml-IN"/>
               </w:rPr>
-              <w:t xml:space="preserve">Krama Vaakyam No. </w:t>
-            </w:r>
+              <w:t>Krama Vaakyam No. 51</w:t>
+            </w:r>
+          </w:p>
+          <w:p>
+            <w:pPr>
+              <w:widowControl w:val="0"/>
+              <w:tabs>
+                <w:tab w:val="left" w:pos="993"/>
+              </w:tabs>
+              <w:autoSpaceDE w:val="0"/>
+              <w:autoSpaceDN w:val="0"/>
+              <w:adjustRightInd w:val="0"/>
+              <w:spacing w:before="0" w:line="240" w:lineRule="auto"/>
+              <w:rPr>
+                <w:rFonts w:eastAsia="Times New Roman" w:cs="Arial"/>
+                <w:sz w:val="32"/>
+                <w:szCs w:val="32"/>
+                <w:lang w:val="en-IN" w:eastAsia="en-IN" w:bidi="ml-IN"/>
+              </w:rPr>
+            </w:pPr>
             <w:r>
               <w:rPr>
                 <w:rFonts w:cs="Arial"/>
@@ -3130,47 +2844,7 @@
                 <w:szCs w:val="36"/>
                 <w:lang w:bidi="ml-IN"/>
               </w:rPr>
-              <w:t>51</w:t>
-            </w:r>
-          </w:p>
-          <w:p>
-            <w:pPr>
-              <w:widowControl w:val="0"/>
-              <w:tabs>
-                <w:tab w:val="left" w:pos="993"/>
-              </w:tabs>
-              <w:autoSpaceDE w:val="0"/>
-              <w:autoSpaceDN w:val="0"/>
-              <w:adjustRightInd w:val="0"/>
-              <w:spacing w:before="0" w:line="240" w:lineRule="auto"/>
-              <w:rPr>
-                <w:rFonts w:eastAsia="Times New Roman" w:cs="Arial"/>
-                <w:sz w:val="32"/>
-                <w:szCs w:val="32"/>
-                <w:lang w:val="en-IN" w:eastAsia="en-IN" w:bidi="ml-IN"/>
-              </w:rPr>
-            </w:pPr>
-            <w:r>
-              <w:rPr>
-                <w:rFonts w:cs="Arial"/>
-                <w:b/>
-                <w:bCs/>
-                <w:sz w:val="28"/>
-                <w:szCs w:val="36"/>
-                <w:lang w:bidi="ml-IN"/>
-              </w:rPr>
-              <w:t xml:space="preserve">Panchaati No. </w:t>
-            </w:r>
-            <w:r>
-              <w:rPr>
-                <w:rFonts w:cs="Arial"/>
-                <w:b/>
-                <w:bCs/>
-                <w:sz w:val="28"/>
-                <w:szCs w:val="36"/>
-                <w:lang w:bidi="ml-IN"/>
-              </w:rPr>
-              <w:t>31</w:t>
+              <w:t>Panchaati No. 31</w:t>
             </w:r>
           </w:p>
         </w:tc>
@@ -3187,7 +2861,6 @@
               <w:spacing w:before="0" w:line="240" w:lineRule="auto"/>
               <w:rPr>
                 <w:rFonts w:ascii="BRH Malayalam Extra" w:hAnsi="BRH Malayalam Extra" w:cs="BRH Malayalam Extra"/>
-                <w:color w:val="000000"/>
                 <w:sz w:val="40"/>
                 <w:szCs w:val="40"/>
                 <w:lang w:val="en-IN"/>
@@ -3216,24 +2889,7 @@
                 <w:sz w:val="40"/>
                 <w:szCs w:val="40"/>
               </w:rPr>
-              <w:t>ËU</w:t>
-            </w:r>
-            <w:r>
-              <w:rPr>
-                <w:rFonts w:ascii="BRH Devanagari Extra" w:hAnsi="BRH Devanagari Extra" w:cs="BRH Devanagari Extra"/>
-                <w:sz w:val="40"/>
-                <w:szCs w:val="40"/>
-                <w:highlight w:val="yellow"/>
-              </w:rPr>
-              <w:t>irÉÉ</w:t>
-            </w:r>
-            <w:r>
-              <w:rPr>
-                <w:rFonts w:ascii="BRH Devanagari Extra" w:hAnsi="BRH Devanagari Extra" w:cs="BRH Devanagari Extra"/>
-                <w:sz w:val="40"/>
-                <w:szCs w:val="40"/>
-              </w:rPr>
-              <w:t>þÌWûiÉ - A</w:t>
+              <w:t>ËUirÉÉþÌWûiÉ - A</w:t>
             </w:r>
             <w:r>
               <w:rPr>
@@ -3301,7 +2957,6 @@
               <w:spacing w:before="0" w:line="240" w:lineRule="auto"/>
               <w:rPr>
                 <w:rFonts w:ascii="BRH Malayalam Extra" w:hAnsi="BRH Malayalam Extra" w:cs="BRH Malayalam Extra"/>
-                <w:color w:val="000000"/>
                 <w:sz w:val="40"/>
                 <w:szCs w:val="40"/>
                 <w:lang w:val="en-IN"/>
@@ -3330,32 +2985,7 @@
                 <w:sz w:val="40"/>
                 <w:szCs w:val="40"/>
               </w:rPr>
-              <w:t>ËU</w:t>
-            </w:r>
-            <w:r>
-              <w:rPr>
-                <w:rFonts w:ascii="BRH Devanagari Extra" w:hAnsi="BRH Devanagari Extra" w:cs="BRH Devanagari Extra"/>
-                <w:sz w:val="40"/>
-                <w:szCs w:val="40"/>
-              </w:rPr>
-              <w:t>irÉÉ</w:t>
-            </w:r>
-            <w:r>
-              <w:rPr>
-                <w:rFonts w:ascii="BRH Devanagari Extra" w:hAnsi="BRH Devanagari Extra" w:cs="BRH Devanagari Extra"/>
-                <w:sz w:val="40"/>
-                <w:szCs w:val="40"/>
-                <w:highlight w:val="green"/>
-              </w:rPr>
-              <w:t>ÌWþû</w:t>
-            </w:r>
-            <w:r>
-              <w:rPr>
-                <w:rFonts w:ascii="BRH Devanagari Extra" w:hAnsi="BRH Devanagari Extra" w:cs="BRH Devanagari Extra"/>
-                <w:sz w:val="40"/>
-                <w:szCs w:val="40"/>
-              </w:rPr>
-              <w:t>iÉ - A</w:t>
+              <w:t>ËUirÉÉÌWþûiÉ - A</w:t>
             </w:r>
             <w:r>
               <w:rPr>
@@ -3389,23 +3019,7 @@
                 <w:sz w:val="40"/>
                 <w:szCs w:val="40"/>
               </w:rPr>
-              <w:t>È |</w:t>
-            </w:r>
-            <w:r>
-              <w:rPr>
-                <w:rFonts w:ascii="BRH Devanagari Extra" w:hAnsi="BRH Devanagari Extra" w:cs="BRH Devanagari Extra"/>
-                <w:sz w:val="40"/>
-                <w:szCs w:val="40"/>
-              </w:rPr>
-              <w:t xml:space="preserve"> </w:t>
-            </w:r>
-            <w:r>
-              <w:rPr>
-                <w:rFonts w:ascii="BRH Devanagari Extra" w:hAnsi="BRH Devanagari Extra" w:cs="BRH Devanagari Extra"/>
-                <w:sz w:val="40"/>
-                <w:szCs w:val="40"/>
-              </w:rPr>
-              <w:t>xÉ³ÉþxÉ</w:t>
+              <w:t>È | xÉ³ÉþxÉ</w:t>
             </w:r>
             <w:r>
               <w:rPr>
@@ -3448,7 +3062,6 @@
               <w:rPr>
                 <w:rFonts w:eastAsia="Times New Roman" w:cs="Arial"/>
                 <w:b/>
-                <w:color w:val="EE0000"/>
                 <w:sz w:val="32"/>
                 <w:szCs w:val="32"/>
                 <w:lang w:val="en-IN" w:eastAsia="en-IN" w:bidi="ml-IN"/>
@@ -3458,7 +3071,6 @@
               <w:rPr>
                 <w:rFonts w:eastAsia="Times New Roman" w:cs="Arial"/>
                 <w:b/>
-                <w:color w:val="EE0000"/>
                 <w:sz w:val="32"/>
                 <w:szCs w:val="32"/>
                 <w:lang w:val="en-IN" w:eastAsia="en-IN" w:bidi="ml-IN"/>
@@ -3477,7 +3089,6 @@
                 <w:rFonts w:cs="Arial"/>
                 <w:b/>
                 <w:bCs/>
-                <w:color w:val="EE0000"/>
                 <w:sz w:val="28"/>
                 <w:szCs w:val="36"/>
                 <w:lang w:val="en-IN" w:bidi="ml-IN"/>
@@ -3488,7 +3099,6 @@
                 <w:rFonts w:cs="Arial"/>
                 <w:b/>
                 <w:bCs/>
-                <w:color w:val="EE0000"/>
                 <w:sz w:val="28"/>
                 <w:szCs w:val="36"/>
                 <w:lang w:val="en-IN" w:bidi="ml-IN"/>
@@ -3509,7 +3119,6 @@
               <w:rPr>
                 <w:rFonts w:eastAsia="Times New Roman" w:cs="Arial"/>
                 <w:b/>
-                <w:color w:val="EE0000"/>
                 <w:sz w:val="32"/>
                 <w:szCs w:val="32"/>
                 <w:lang w:val="it-IT" w:eastAsia="en-IN" w:bidi="ml-IN"/>
@@ -3520,7 +3129,6 @@
                 <w:rFonts w:cs="Arial"/>
                 <w:b/>
                 <w:bCs/>
-                <w:color w:val="EE0000"/>
                 <w:sz w:val="28"/>
                 <w:szCs w:val="36"/>
                 <w:lang w:val="it-IT" w:bidi="ml-IN"/>
@@ -3542,16 +3150,14 @@
               <w:spacing w:before="0" w:line="252" w:lineRule="auto"/>
               <w:rPr>
                 <w:rFonts w:ascii="BRH Malayalam Extra" w:hAnsi="BRH Malayalam Extra" w:cs="BRH Malayalam Extra"/>
-                <w:color w:val="EE0000"/>
-                <w:sz w:val="40"/>
-                <w:szCs w:val="40"/>
-                <w:lang w:val="it-IT"/>
-              </w:rPr>
-            </w:pPr>
-            <w:r>
-              <w:rPr>
-                <w:rFonts w:ascii="BRH Devanagari Extra" w:hAnsi="BRH Devanagari Extra" w:cs="BRH Devanagari Extra"/>
-                <w:color w:val="EE0000"/>
+                <w:sz w:val="40"/>
+                <w:szCs w:val="40"/>
+                <w:lang w:val="it-IT"/>
+              </w:rPr>
+            </w:pPr>
+            <w:r>
+              <w:rPr>
+                <w:rFonts w:ascii="BRH Devanagari Extra" w:hAnsi="BRH Devanagari Extra" w:cs="BRH Devanagari Extra"/>
                 <w:sz w:val="40"/>
                 <w:szCs w:val="40"/>
                 <w:lang w:val="it-IT"/>
@@ -3562,17 +3168,15 @@
               <w:rPr>
                 <w:rFonts w:ascii="BRH Malayalam Extra" w:hAnsi="BRH Malayalam Extra" w:cs="BRH Devanagari Extra"/>
                 <w:b/>
-                <w:color w:val="EE0000"/>
-                <w:sz w:val="30"/>
-                <w:szCs w:val="40"/>
-                <w:lang w:val="it-IT"/>
-              </w:rPr>
-              <w:t>–</w:t>
-            </w:r>
-            <w:r>
-              <w:rPr>
-                <w:rFonts w:ascii="BRH Devanagari Extra" w:hAnsi="BRH Devanagari Extra" w:cs="BRH Devanagari Extra"/>
-                <w:color w:val="EE0000"/>
+                <w:sz w:val="30"/>
+                <w:szCs w:val="40"/>
+                <w:lang w:val="it-IT"/>
+              </w:rPr>
+              <w:t>–</w:t>
+            </w:r>
+            <w:r>
+              <w:rPr>
+                <w:rFonts w:ascii="BRH Devanagari Extra" w:hAnsi="BRH Devanagari Extra" w:cs="BRH Devanagari Extra"/>
                 <w:sz w:val="40"/>
                 <w:szCs w:val="40"/>
                 <w:lang w:val="it-IT"/>
@@ -3583,43 +3187,20 @@
               <w:rPr>
                 <w:rFonts w:ascii="BRH Malayalam Extra" w:hAnsi="BRH Malayalam Extra" w:cs="BRH Devanagari Extra"/>
                 <w:b/>
-                <w:color w:val="EE0000"/>
-                <w:sz w:val="30"/>
-                <w:szCs w:val="40"/>
-                <w:lang w:val="it-IT"/>
-              </w:rPr>
-              <w:t>–</w:t>
-            </w:r>
-            <w:r>
-              <w:rPr>
-                <w:rFonts w:ascii="BRH Devanagari Extra" w:hAnsi="BRH Devanagari Extra" w:cs="BRH Devanagari Extra"/>
-                <w:color w:val="EE0000"/>
-                <w:sz w:val="40"/>
-                <w:szCs w:val="40"/>
-                <w:lang w:val="it-IT"/>
-              </w:rPr>
-              <w:t>ÍqÉÌiÉþ xÉqÉç - A</w:t>
-            </w:r>
-            <w:r>
-              <w:rPr>
-                <w:rFonts w:ascii="BRH Devanagari Extra" w:hAnsi="BRH Devanagari Extra" w:cs="BRH Devanagari Extra"/>
-                <w:color w:val="EE0000"/>
-                <w:sz w:val="40"/>
-                <w:szCs w:val="40"/>
-                <w:highlight w:val="yellow"/>
-                <w:lang w:val="it-IT"/>
-              </w:rPr>
-              <w:t>S</w:t>
-            </w:r>
-            <w:r>
-              <w:rPr>
-                <w:rFonts w:ascii="BRH Devanagari Extra" w:hAnsi="BRH Devanagari Extra" w:cs="BRH Devanagari Extra"/>
-                <w:color w:val="EE0000"/>
-                <w:sz w:val="40"/>
-                <w:szCs w:val="40"/>
-                <w:lang w:val="it-IT"/>
-              </w:rPr>
-              <w:t>þSèkuÉqÉç |</w:t>
+                <w:sz w:val="30"/>
+                <w:szCs w:val="40"/>
+                <w:lang w:val="it-IT"/>
+              </w:rPr>
+              <w:t>–</w:t>
+            </w:r>
+            <w:r>
+              <w:rPr>
+                <w:rFonts w:ascii="BRH Devanagari Extra" w:hAnsi="BRH Devanagari Extra" w:cs="BRH Devanagari Extra"/>
+                <w:sz w:val="40"/>
+                <w:szCs w:val="40"/>
+                <w:lang w:val="it-IT"/>
+              </w:rPr>
+              <w:t>ÍqÉÌiÉþ xÉqÉç - ASþSèkuÉqÉç |</w:t>
             </w:r>
           </w:p>
         </w:tc>
@@ -3636,16 +3217,14 @@
               <w:spacing w:before="0" w:line="252" w:lineRule="auto"/>
               <w:rPr>
                 <w:rFonts w:ascii="BRH Malayalam Extra" w:hAnsi="BRH Malayalam Extra" w:cs="BRH Malayalam Extra"/>
-                <w:color w:val="EE0000"/>
-                <w:sz w:val="40"/>
-                <w:szCs w:val="40"/>
-                <w:lang w:val="it-IT"/>
-              </w:rPr>
-            </w:pPr>
-            <w:r>
-              <w:rPr>
-                <w:rFonts w:ascii="BRH Devanagari Extra" w:hAnsi="BRH Devanagari Extra" w:cs="BRH Devanagari Extra"/>
-                <w:color w:val="EE0000"/>
+                <w:sz w:val="40"/>
+                <w:szCs w:val="40"/>
+                <w:lang w:val="it-IT"/>
+              </w:rPr>
+            </w:pPr>
+            <w:r>
+              <w:rPr>
+                <w:rFonts w:ascii="BRH Devanagari Extra" w:hAnsi="BRH Devanagari Extra" w:cs="BRH Devanagari Extra"/>
                 <w:sz w:val="40"/>
                 <w:szCs w:val="40"/>
                 <w:lang w:val="it-IT"/>
@@ -3656,17 +3235,15 @@
               <w:rPr>
                 <w:rFonts w:ascii="BRH Malayalam Extra" w:hAnsi="BRH Malayalam Extra" w:cs="BRH Devanagari Extra"/>
                 <w:b/>
-                <w:color w:val="EE0000"/>
-                <w:sz w:val="30"/>
-                <w:szCs w:val="40"/>
-                <w:lang w:val="it-IT"/>
-              </w:rPr>
-              <w:t>–</w:t>
-            </w:r>
-            <w:r>
-              <w:rPr>
-                <w:rFonts w:ascii="BRH Devanagari Extra" w:hAnsi="BRH Devanagari Extra" w:cs="BRH Devanagari Extra"/>
-                <w:color w:val="EE0000"/>
+                <w:sz w:val="30"/>
+                <w:szCs w:val="40"/>
+                <w:lang w:val="it-IT"/>
+              </w:rPr>
+              <w:t>–</w:t>
+            </w:r>
+            <w:r>
+              <w:rPr>
+                <w:rFonts w:ascii="BRH Devanagari Extra" w:hAnsi="BRH Devanagari Extra" w:cs="BRH Devanagari Extra"/>
                 <w:sz w:val="40"/>
                 <w:szCs w:val="40"/>
                 <w:lang w:val="it-IT"/>
@@ -3677,43 +3254,20 @@
               <w:rPr>
                 <w:rFonts w:ascii="BRH Malayalam Extra" w:hAnsi="BRH Malayalam Extra" w:cs="BRH Devanagari Extra"/>
                 <w:b/>
-                <w:color w:val="EE0000"/>
-                <w:sz w:val="30"/>
-                <w:szCs w:val="40"/>
-                <w:lang w:val="it-IT"/>
-              </w:rPr>
-              <w:t>–</w:t>
-            </w:r>
-            <w:r>
-              <w:rPr>
-                <w:rFonts w:ascii="BRH Devanagari Extra" w:hAnsi="BRH Devanagari Extra" w:cs="BRH Devanagari Extra"/>
-                <w:color w:val="EE0000"/>
-                <w:sz w:val="40"/>
-                <w:szCs w:val="40"/>
-                <w:lang w:val="it-IT"/>
-              </w:rPr>
-              <w:t>ÍqÉÌiÉþ xÉqÉç - A</w:t>
-            </w:r>
-            <w:r>
-              <w:rPr>
-                <w:rFonts w:ascii="BRH Devanagari Extra" w:hAnsi="BRH Devanagari Extra" w:cs="BRH Devanagari Extra"/>
-                <w:color w:val="EE0000"/>
-                <w:sz w:val="40"/>
-                <w:szCs w:val="40"/>
-                <w:highlight w:val="green"/>
-                <w:lang w:val="it-IT"/>
-              </w:rPr>
-              <w:t>kÉ</w:t>
-            </w:r>
-            <w:r>
-              <w:rPr>
-                <w:rFonts w:ascii="BRH Devanagari Extra" w:hAnsi="BRH Devanagari Extra" w:cs="BRH Devanagari Extra"/>
-                <w:color w:val="EE0000"/>
-                <w:sz w:val="40"/>
-                <w:szCs w:val="40"/>
-                <w:lang w:val="it-IT"/>
-              </w:rPr>
-              <w:t>þSèkuÉqÉç |</w:t>
+                <w:sz w:val="30"/>
+                <w:szCs w:val="40"/>
+                <w:lang w:val="it-IT"/>
+              </w:rPr>
+              <w:t>–</w:t>
+            </w:r>
+            <w:r>
+              <w:rPr>
+                <w:rFonts w:ascii="BRH Devanagari Extra" w:hAnsi="BRH Devanagari Extra" w:cs="BRH Devanagari Extra"/>
+                <w:sz w:val="40"/>
+                <w:szCs w:val="40"/>
+                <w:lang w:val="it-IT"/>
+              </w:rPr>
+              <w:t>ÍqÉÌiÉþ xÉqÉç - AkÉþSèkuÉqÉç |</w:t>
             </w:r>
           </w:p>
         </w:tc>
@@ -3752,27 +3306,7 @@
                 <w:szCs w:val="32"/>
                 <w:lang w:val="en-IN" w:eastAsia="en-IN" w:bidi="ml-IN"/>
               </w:rPr>
-              <w:t>T.S.1.7.</w:t>
-            </w:r>
-            <w:r>
-              <w:rPr>
-                <w:rFonts w:eastAsia="Times New Roman" w:cs="Arial"/>
-                <w:b/>
-                <w:sz w:val="32"/>
-                <w:szCs w:val="32"/>
-                <w:lang w:val="en-IN" w:eastAsia="en-IN" w:bidi="ml-IN"/>
-              </w:rPr>
-              <w:t>10.2</w:t>
-            </w:r>
-            <w:r>
-              <w:rPr>
-                <w:rFonts w:eastAsia="Times New Roman" w:cs="Arial"/>
-                <w:b/>
-                <w:sz w:val="32"/>
-                <w:szCs w:val="32"/>
-                <w:lang w:val="en-IN" w:eastAsia="en-IN" w:bidi="ml-IN"/>
-              </w:rPr>
-              <w:t xml:space="preserve"> - Kramam</w:t>
+              <w:t>T.S.1.7.10.2 - Kramam</w:t>
             </w:r>
           </w:p>
           <w:p>
@@ -3830,18 +3364,7 @@
                 <w:szCs w:val="36"/>
                 <w:lang w:val="it-IT" w:bidi="ml-IN"/>
               </w:rPr>
-              <w:t>Panchaati No. 4</w:t>
-            </w:r>
-            <w:r>
-              <w:rPr>
-                <w:rFonts w:cs="Arial"/>
-                <w:b/>
-                <w:bCs/>
-                <w:sz w:val="28"/>
-                <w:szCs w:val="36"/>
-                <w:lang w:val="it-IT" w:bidi="ml-IN"/>
-              </w:rPr>
-              <w:t>1</w:t>
+              <w:t>Panchaati No. 41</w:t>
             </w:r>
           </w:p>
         </w:tc>
@@ -3906,19 +3429,9 @@
                 <w:rFonts w:ascii="BRH Devanagari Extra" w:hAnsi="BRH Devanagari Extra" w:cs="BRH Devanagari Extra"/>
                 <w:sz w:val="40"/>
                 <w:szCs w:val="40"/>
-                <w:highlight w:val="yellow"/>
-                <w:lang w:val="it-IT"/>
-              </w:rPr>
-              <w:t>r</w:t>
-            </w:r>
-            <w:r>
-              <w:rPr>
-                <w:rFonts w:ascii="BRH Devanagari Extra" w:hAnsi="BRH Devanagari Extra" w:cs="BRH Devanagari Extra"/>
-                <w:sz w:val="40"/>
-                <w:szCs w:val="40"/>
-                <w:lang w:val="it-IT"/>
-              </w:rPr>
-              <w:t>Éå</w:t>
+                <w:lang w:val="it-IT"/>
+              </w:rPr>
+              <w:t>rÉå</w:t>
             </w:r>
             <w:r>
               <w:rPr>
@@ -4002,19 +3515,9 @@
                 <w:rFonts w:ascii="BRH Devanagari Extra" w:hAnsi="BRH Devanagari Extra" w:cs="BRH Devanagari Extra"/>
                 <w:sz w:val="40"/>
                 <w:szCs w:val="40"/>
-                <w:highlight w:val="green"/>
-                <w:lang w:val="it-IT"/>
-              </w:rPr>
-              <w:t>rÉ</w:t>
-            </w:r>
-            <w:r>
-              <w:rPr>
-                <w:rFonts w:ascii="BRH Devanagari Extra" w:hAnsi="BRH Devanagari Extra" w:cs="BRH Devanagari Extra"/>
-                <w:sz w:val="40"/>
-                <w:szCs w:val="40"/>
-                <w:lang w:val="it-IT"/>
-              </w:rPr>
-              <w:t>åÌiÉþ cÉÉåSrÉ ||</w:t>
+                <w:lang w:val="it-IT"/>
+              </w:rPr>
+              <w:t>rÉåÌiÉþ cÉÉåSrÉ ||</w:t>
             </w:r>
           </w:p>
         </w:tc>
@@ -4053,27 +3556,7 @@
                 <w:szCs w:val="32"/>
                 <w:lang w:val="en-IN" w:eastAsia="en-IN" w:bidi="ml-IN"/>
               </w:rPr>
-              <w:t>T.S.1.7.</w:t>
-            </w:r>
-            <w:r>
-              <w:rPr>
-                <w:rFonts w:eastAsia="Times New Roman" w:cs="Arial"/>
-                <w:b/>
-                <w:sz w:val="32"/>
-                <w:szCs w:val="32"/>
-                <w:lang w:val="en-IN" w:eastAsia="en-IN" w:bidi="ml-IN"/>
-              </w:rPr>
-              <w:t>11.2</w:t>
-            </w:r>
-            <w:r>
-              <w:rPr>
-                <w:rFonts w:eastAsia="Times New Roman" w:cs="Arial"/>
-                <w:b/>
-                <w:sz w:val="32"/>
-                <w:szCs w:val="32"/>
-                <w:lang w:val="en-IN" w:eastAsia="en-IN" w:bidi="ml-IN"/>
-              </w:rPr>
-              <w:t xml:space="preserve"> - Kramam</w:t>
+              <w:t>T.S.1.7.11.2 - Kramam</w:t>
             </w:r>
           </w:p>
           <w:p>
@@ -4131,18 +3614,7 @@
                 <w:szCs w:val="36"/>
                 <w:lang w:val="it-IT" w:bidi="ml-IN"/>
               </w:rPr>
-              <w:t>Panchaati No. 4</w:t>
-            </w:r>
-            <w:r>
-              <w:rPr>
-                <w:rFonts w:cs="Arial"/>
-                <w:b/>
-                <w:bCs/>
-                <w:sz w:val="28"/>
-                <w:szCs w:val="36"/>
-                <w:lang w:val="it-IT" w:bidi="ml-IN"/>
-              </w:rPr>
-              <w:t>4</w:t>
+              <w:t>Panchaati No. 44</w:t>
             </w:r>
           </w:p>
         </w:tc>
@@ -4217,17 +3689,15 @@
                 <w:b/>
                 <w:sz w:val="30"/>
                 <w:szCs w:val="40"/>
-                <w:highlight w:val="yellow"/>
-                <w:lang w:val="it-IT"/>
-              </w:rPr>
-              <w:t>–</w:t>
-            </w:r>
-            <w:r>
-              <w:rPr>
-                <w:rFonts w:ascii="BRH Devanagari Extra" w:hAnsi="BRH Devanagari Extra" w:cs="BRH Devanagari Extra"/>
-                <w:sz w:val="40"/>
-                <w:szCs w:val="40"/>
-                <w:highlight w:val="yellow"/>
+                <w:lang w:val="it-IT"/>
+              </w:rPr>
+              <w:t>–</w:t>
+            </w:r>
+            <w:r>
+              <w:rPr>
+                <w:rFonts w:ascii="BRH Devanagari Extra" w:hAnsi="BRH Devanagari Extra" w:cs="BRH Devanagari Extra"/>
+                <w:sz w:val="40"/>
+                <w:szCs w:val="40"/>
                 <w:lang w:val="it-IT"/>
               </w:rPr>
               <w:t>ÌS</w:t>
@@ -4324,29 +3794,18 @@
                 <w:b/>
                 <w:sz w:val="30"/>
                 <w:szCs w:val="40"/>
-                <w:highlight w:val="yellow"/>
-                <w:lang w:val="it-IT"/>
-              </w:rPr>
-              <w:t>–</w:t>
-            </w:r>
-            <w:r>
-              <w:rPr>
-                <w:rFonts w:ascii="BRH Devanagari Extra" w:hAnsi="BRH Devanagari Extra" w:cs="BRH Devanagari Extra"/>
-                <w:sz w:val="40"/>
-                <w:szCs w:val="40"/>
-                <w:highlight w:val="green"/>
-                <w:lang w:val="it-IT"/>
-              </w:rPr>
-              <w:t>ÌS</w:t>
-            </w:r>
-            <w:r>
-              <w:rPr>
-                <w:rFonts w:ascii="BRH Devanagari Extra" w:hAnsi="BRH Devanagari Extra" w:cs="BRH Devanagari Extra"/>
-                <w:sz w:val="40"/>
-                <w:szCs w:val="40"/>
-                <w:lang w:val="it-IT"/>
-              </w:rPr>
-              <w:t>irÉþeÉrÉiÉç ||</w:t>
+                <w:lang w:val="it-IT"/>
+              </w:rPr>
+              <w:t>–</w:t>
+            </w:r>
+            <w:r>
+              <w:rPr>
+                <w:rFonts w:ascii="BRH Devanagari Extra" w:hAnsi="BRH Devanagari Extra" w:cs="BRH Devanagari Extra"/>
+                <w:sz w:val="40"/>
+                <w:szCs w:val="40"/>
+                <w:lang w:val="it-IT"/>
+              </w:rPr>
+              <w:t>ÌSirÉþeÉrÉiÉç ||</w:t>
             </w:r>
           </w:p>
         </w:tc>
@@ -4372,7 +3831,6 @@
               <w:rPr>
                 <w:rFonts w:eastAsia="Times New Roman" w:cs="Arial"/>
                 <w:b/>
-                <w:color w:val="EE0000"/>
                 <w:sz w:val="32"/>
                 <w:szCs w:val="32"/>
                 <w:lang w:val="en-IN" w:eastAsia="en-IN" w:bidi="ml-IN"/>
@@ -4382,12 +3840,10 @@
               <w:rPr>
                 <w:rFonts w:eastAsia="Times New Roman" w:cs="Arial"/>
                 <w:b/>
-                <w:color w:val="EE0000"/>
                 <w:sz w:val="32"/>
                 <w:szCs w:val="32"/>
                 <w:lang w:val="en-IN" w:eastAsia="en-IN" w:bidi="ml-IN"/>
               </w:rPr>
-              <w:lastRenderedPageBreak/>
               <w:t>T.S.1.7.13.2 - Kramam</w:t>
             </w:r>
           </w:p>
@@ -4402,7 +3858,6 @@
                 <w:rFonts w:cs="Arial"/>
                 <w:b/>
                 <w:bCs/>
-                <w:color w:val="EE0000"/>
                 <w:sz w:val="28"/>
                 <w:szCs w:val="36"/>
                 <w:lang w:val="en-IN" w:bidi="ml-IN"/>
@@ -4413,7 +3868,6 @@
                 <w:rFonts w:cs="Arial"/>
                 <w:b/>
                 <w:bCs/>
-                <w:color w:val="EE0000"/>
                 <w:sz w:val="28"/>
                 <w:szCs w:val="36"/>
                 <w:lang w:val="en-IN" w:bidi="ml-IN"/>
@@ -4434,7 +3888,6 @@
               <w:rPr>
                 <w:rFonts w:eastAsia="Times New Roman" w:cs="Arial"/>
                 <w:b/>
-                <w:color w:val="EE0000"/>
                 <w:sz w:val="32"/>
                 <w:szCs w:val="32"/>
                 <w:lang w:val="it-IT" w:eastAsia="en-IN" w:bidi="ml-IN"/>
@@ -4445,7 +3898,6 @@
                 <w:rFonts w:cs="Arial"/>
                 <w:b/>
                 <w:bCs/>
-                <w:color w:val="EE0000"/>
                 <w:sz w:val="28"/>
                 <w:szCs w:val="36"/>
                 <w:lang w:val="it-IT" w:bidi="ml-IN"/>
@@ -4467,16 +3919,14 @@
               <w:spacing w:line="252" w:lineRule="auto"/>
               <w:rPr>
                 <w:rFonts w:ascii="BRH Malayalam Extra" w:hAnsi="BRH Malayalam Extra" w:cs="BRH Malayalam Extra"/>
-                <w:color w:val="EE0000"/>
-                <w:sz w:val="40"/>
-                <w:szCs w:val="40"/>
-                <w:lang w:val="it-IT"/>
-              </w:rPr>
-            </w:pPr>
-            <w:r>
-              <w:rPr>
-                <w:rFonts w:ascii="BRH Devanagari Extra" w:hAnsi="BRH Devanagari Extra" w:cs="BRH Devanagari Extra"/>
-                <w:color w:val="EE0000"/>
+                <w:sz w:val="40"/>
+                <w:szCs w:val="40"/>
+                <w:lang w:val="it-IT"/>
+              </w:rPr>
+            </w:pPr>
+            <w:r>
+              <w:rPr>
+                <w:rFonts w:ascii="BRH Devanagari Extra" w:hAnsi="BRH Devanagari Extra" w:cs="BRH Devanagari Extra"/>
                 <w:sz w:val="40"/>
                 <w:szCs w:val="40"/>
                 <w:lang w:val="it-IT"/>
@@ -4487,17 +3937,15 @@
               <w:rPr>
                 <w:rFonts w:ascii="BRH Malayalam Extra" w:hAnsi="BRH Malayalam Extra" w:cs="BRH Devanagari Extra"/>
                 <w:b/>
-                <w:color w:val="EE0000"/>
-                <w:sz w:val="30"/>
-                <w:szCs w:val="40"/>
-                <w:lang w:val="it-IT"/>
-              </w:rPr>
-              <w:t>–</w:t>
-            </w:r>
-            <w:r>
-              <w:rPr>
-                <w:rFonts w:ascii="BRH Devanagari Extra" w:hAnsi="BRH Devanagari Extra" w:cs="BRH Devanagari Extra"/>
-                <w:color w:val="EE0000"/>
+                <w:sz w:val="30"/>
+                <w:szCs w:val="40"/>
+                <w:lang w:val="it-IT"/>
+              </w:rPr>
+              <w:t>–</w:t>
+            </w:r>
+            <w:r>
+              <w:rPr>
+                <w:rFonts w:ascii="BRH Devanagari Extra" w:hAnsi="BRH Devanagari Extra" w:cs="BRH Devanagari Extra"/>
                 <w:sz w:val="40"/>
                 <w:szCs w:val="40"/>
                 <w:lang w:val="it-IT"/>
@@ -4508,43 +3956,20 @@
               <w:rPr>
                 <w:rFonts w:ascii="BRH Malayalam Extra" w:hAnsi="BRH Malayalam Extra" w:cs="BRH Devanagari Extra"/>
                 <w:b/>
-                <w:color w:val="EE0000"/>
-                <w:sz w:val="30"/>
-                <w:szCs w:val="40"/>
-                <w:lang w:val="it-IT"/>
-              </w:rPr>
-              <w:t>–</w:t>
-            </w:r>
-            <w:r>
-              <w:rPr>
-                <w:rFonts w:ascii="BRH Devanagari Extra" w:hAnsi="BRH Devanagari Extra" w:cs="BRH Devanagari Extra"/>
-                <w:color w:val="EE0000"/>
-                <w:sz w:val="40"/>
-                <w:szCs w:val="40"/>
-                <w:lang w:val="it-IT"/>
-              </w:rPr>
-              <w:t>liÉåÌiÉþ xÉqÉç - AUþliÉ</w:t>
-            </w:r>
-            <w:r>
-              <w:rPr>
-                <w:rFonts w:ascii="BRH Devanagari Extra" w:hAnsi="BRH Devanagari Extra" w:cs="BRH Devanagari Extra"/>
-                <w:color w:val="EE0000"/>
-                <w:sz w:val="40"/>
-                <w:szCs w:val="40"/>
-                <w:highlight w:val="yellow"/>
-                <w:lang w:val="it-IT"/>
-              </w:rPr>
-              <w:t>È</w:t>
-            </w:r>
-            <w:r>
-              <w:rPr>
-                <w:rFonts w:ascii="BRH Devanagari Extra" w:hAnsi="BRH Devanagari Extra" w:cs="BRH Devanagari Extra"/>
-                <w:color w:val="EE0000"/>
-                <w:sz w:val="40"/>
-                <w:szCs w:val="40"/>
-                <w:lang w:val="it-IT"/>
-              </w:rPr>
-              <w:t xml:space="preserve"> |</w:t>
+                <w:sz w:val="30"/>
+                <w:szCs w:val="40"/>
+                <w:lang w:val="it-IT"/>
+              </w:rPr>
+              <w:t>–</w:t>
+            </w:r>
+            <w:r>
+              <w:rPr>
+                <w:rFonts w:ascii="BRH Devanagari Extra" w:hAnsi="BRH Devanagari Extra" w:cs="BRH Devanagari Extra"/>
+                <w:sz w:val="40"/>
+                <w:szCs w:val="40"/>
+                <w:lang w:val="it-IT"/>
+              </w:rPr>
+              <w:t>liÉåÌiÉþ xÉqÉç - AUþliÉÈ |</w:t>
             </w:r>
           </w:p>
         </w:tc>
@@ -4561,16 +3986,14 @@
               <w:spacing w:line="252" w:lineRule="auto"/>
               <w:rPr>
                 <w:rFonts w:ascii="BRH Malayalam Extra" w:hAnsi="BRH Malayalam Extra" w:cs="BRH Malayalam Extra"/>
-                <w:color w:val="EE0000"/>
-                <w:sz w:val="40"/>
-                <w:szCs w:val="40"/>
-                <w:lang w:val="it-IT"/>
-              </w:rPr>
-            </w:pPr>
-            <w:r>
-              <w:rPr>
-                <w:rFonts w:ascii="BRH Devanagari Extra" w:hAnsi="BRH Devanagari Extra" w:cs="BRH Devanagari Extra"/>
-                <w:color w:val="EE0000"/>
+                <w:sz w:val="40"/>
+                <w:szCs w:val="40"/>
+                <w:lang w:val="it-IT"/>
+              </w:rPr>
+            </w:pPr>
+            <w:r>
+              <w:rPr>
+                <w:rFonts w:ascii="BRH Devanagari Extra" w:hAnsi="BRH Devanagari Extra" w:cs="BRH Devanagari Extra"/>
                 <w:sz w:val="40"/>
                 <w:szCs w:val="40"/>
                 <w:lang w:val="it-IT"/>
@@ -4581,17 +4004,15 @@
               <w:rPr>
                 <w:rFonts w:ascii="BRH Malayalam Extra" w:hAnsi="BRH Malayalam Extra" w:cs="BRH Devanagari Extra"/>
                 <w:b/>
-                <w:color w:val="EE0000"/>
-                <w:sz w:val="30"/>
-                <w:szCs w:val="40"/>
-                <w:lang w:val="it-IT"/>
-              </w:rPr>
-              <w:t>–</w:t>
-            </w:r>
-            <w:r>
-              <w:rPr>
-                <w:rFonts w:ascii="BRH Devanagari Extra" w:hAnsi="BRH Devanagari Extra" w:cs="BRH Devanagari Extra"/>
-                <w:color w:val="EE0000"/>
+                <w:sz w:val="30"/>
+                <w:szCs w:val="40"/>
+                <w:lang w:val="it-IT"/>
+              </w:rPr>
+              <w:t>–</w:t>
+            </w:r>
+            <w:r>
+              <w:rPr>
+                <w:rFonts w:ascii="BRH Devanagari Extra" w:hAnsi="BRH Devanagari Extra" w:cs="BRH Devanagari Extra"/>
                 <w:sz w:val="40"/>
                 <w:szCs w:val="40"/>
                 <w:lang w:val="it-IT"/>
@@ -4602,43 +4023,20 @@
               <w:rPr>
                 <w:rFonts w:ascii="BRH Malayalam Extra" w:hAnsi="BRH Malayalam Extra" w:cs="BRH Devanagari Extra"/>
                 <w:b/>
-                <w:color w:val="EE0000"/>
-                <w:sz w:val="30"/>
-                <w:szCs w:val="40"/>
-                <w:lang w:val="it-IT"/>
-              </w:rPr>
-              <w:t>–</w:t>
-            </w:r>
-            <w:r>
-              <w:rPr>
-                <w:rFonts w:ascii="BRH Devanagari Extra" w:hAnsi="BRH Devanagari Extra" w:cs="BRH Devanagari Extra"/>
-                <w:color w:val="EE0000"/>
-                <w:sz w:val="40"/>
-                <w:szCs w:val="40"/>
-                <w:lang w:val="it-IT"/>
-              </w:rPr>
-              <w:t>liÉåÌiÉþ xÉqÉç - AUþ</w:t>
-            </w:r>
-            <w:r>
-              <w:rPr>
-                <w:rFonts w:ascii="BRH Devanagari Extra" w:hAnsi="BRH Devanagari Extra" w:cs="BRH Devanagari Extra"/>
-                <w:color w:val="EE0000"/>
-                <w:sz w:val="40"/>
-                <w:szCs w:val="40"/>
-                <w:highlight w:val="green"/>
-                <w:lang w:val="it-IT"/>
-              </w:rPr>
-              <w:t>liÉ</w:t>
-            </w:r>
-            <w:r>
-              <w:rPr>
-                <w:rFonts w:ascii="BRH Devanagari Extra" w:hAnsi="BRH Devanagari Extra" w:cs="BRH Devanagari Extra"/>
-                <w:color w:val="EE0000"/>
-                <w:sz w:val="40"/>
-                <w:szCs w:val="40"/>
-                <w:lang w:val="it-IT"/>
-              </w:rPr>
-              <w:t xml:space="preserve"> | </w:t>
+                <w:sz w:val="30"/>
+                <w:szCs w:val="40"/>
+                <w:lang w:val="it-IT"/>
+              </w:rPr>
+              <w:t>–</w:t>
+            </w:r>
+            <w:r>
+              <w:rPr>
+                <w:rFonts w:ascii="BRH Devanagari Extra" w:hAnsi="BRH Devanagari Extra" w:cs="BRH Devanagari Extra"/>
+                <w:sz w:val="40"/>
+                <w:szCs w:val="40"/>
+                <w:lang w:val="it-IT"/>
+              </w:rPr>
+              <w:t xml:space="preserve">liÉåÌiÉþ xÉqÉç - AUþliÉ | </w:t>
             </w:r>
           </w:p>
         </w:tc>
@@ -4664,7 +4062,6 @@
               <w:rPr>
                 <w:rFonts w:eastAsia="Times New Roman" w:cs="Arial"/>
                 <w:b/>
-                <w:color w:val="EE0000"/>
                 <w:sz w:val="32"/>
                 <w:szCs w:val="32"/>
                 <w:lang w:val="en-IN" w:eastAsia="en-IN" w:bidi="ml-IN"/>
@@ -4674,11 +4071,11 @@
               <w:rPr>
                 <w:rFonts w:eastAsia="Times New Roman" w:cs="Arial"/>
                 <w:b/>
-                <w:color w:val="EE0000"/>
                 <w:sz w:val="32"/>
                 <w:szCs w:val="32"/>
                 <w:lang w:val="en-IN" w:eastAsia="en-IN" w:bidi="ml-IN"/>
               </w:rPr>
+              <w:lastRenderedPageBreak/>
               <w:t>T.S.1.7.13.5 - Kramam</w:t>
             </w:r>
           </w:p>
@@ -4693,7 +4090,6 @@
                 <w:rFonts w:cs="Arial"/>
                 <w:b/>
                 <w:bCs/>
-                <w:color w:val="EE0000"/>
                 <w:sz w:val="28"/>
                 <w:szCs w:val="36"/>
                 <w:lang w:val="en-IN" w:bidi="ml-IN"/>
@@ -4704,7 +4100,6 @@
                 <w:rFonts w:cs="Arial"/>
                 <w:b/>
                 <w:bCs/>
-                <w:color w:val="EE0000"/>
                 <w:sz w:val="28"/>
                 <w:szCs w:val="36"/>
                 <w:lang w:val="en-IN" w:bidi="ml-IN"/>
@@ -4725,7 +4120,6 @@
               <w:rPr>
                 <w:rFonts w:eastAsia="Times New Roman" w:cs="Arial"/>
                 <w:b/>
-                <w:color w:val="EE0000"/>
                 <w:sz w:val="32"/>
                 <w:szCs w:val="32"/>
                 <w:lang w:val="it-IT" w:eastAsia="en-IN" w:bidi="ml-IN"/>
@@ -4736,7 +4130,6 @@
                 <w:rFonts w:cs="Arial"/>
                 <w:b/>
                 <w:bCs/>
-                <w:color w:val="EE0000"/>
                 <w:sz w:val="28"/>
                 <w:szCs w:val="36"/>
                 <w:lang w:val="it-IT" w:bidi="ml-IN"/>
@@ -4758,58 +4151,33 @@
               <w:spacing w:line="252" w:lineRule="auto"/>
               <w:rPr>
                 <w:rFonts w:ascii="BRH Malayalam Extra" w:hAnsi="BRH Malayalam Extra" w:cs="BRH Malayalam Extra"/>
-                <w:color w:val="EE0000"/>
-                <w:sz w:val="40"/>
-                <w:szCs w:val="40"/>
-                <w:lang w:val="it-IT"/>
-              </w:rPr>
-            </w:pPr>
-            <w:r>
-              <w:rPr>
-                <w:rFonts w:ascii="BRH Devanagari Extra" w:hAnsi="BRH Devanagari Extra" w:cs="BRH Devanagari Extra"/>
-                <w:color w:val="EE0000"/>
-                <w:sz w:val="40"/>
-                <w:szCs w:val="40"/>
-                <w:lang w:val="it-IT"/>
-              </w:rPr>
-              <w:t xml:space="preserve">mÉëÉå </w:t>
-            </w:r>
-            <w:r>
-              <w:rPr>
-                <w:rFonts w:ascii="BRH Devanagari Extra" w:hAnsi="BRH Devanagari Extra" w:cs="BRH Devanagari Extra"/>
-                <w:color w:val="EE0000"/>
-                <w:sz w:val="40"/>
-                <w:szCs w:val="40"/>
-                <w:highlight w:val="yellow"/>
-                <w:lang w:val="it-IT"/>
-              </w:rPr>
-              <w:t>wÉÑþ</w:t>
-            </w:r>
-            <w:r>
-              <w:rPr>
-                <w:rFonts w:ascii="BRH Devanagari Extra" w:hAnsi="BRH Devanagari Extra" w:cs="BRH Devanagari Extra"/>
-                <w:color w:val="EE0000"/>
-                <w:sz w:val="40"/>
-                <w:szCs w:val="40"/>
-                <w:lang w:val="it-IT"/>
-              </w:rPr>
-              <w:t xml:space="preserve"> | mÉëÉå CÌiÉ</w:t>
-            </w:r>
-            <w:r>
-              <w:rPr>
-                <w:rFonts w:ascii="BRH Malayalam Extra" w:hAnsi="BRH Malayalam Extra" w:cs="BRH Devanagari Extra"/>
-                <w:b/>
-                <w:color w:val="EE0000"/>
-                <w:sz w:val="30"/>
-                <w:szCs w:val="40"/>
-                <w:lang w:val="it-IT"/>
-              </w:rPr>
-              <w:t>–</w:t>
-            </w:r>
-            <w:r>
-              <w:rPr>
-                <w:rFonts w:ascii="BRH Devanagari Extra" w:hAnsi="BRH Devanagari Extra" w:cs="BRH Devanagari Extra"/>
-                <w:color w:val="EE0000"/>
+                <w:sz w:val="40"/>
+                <w:szCs w:val="40"/>
+                <w:lang w:val="it-IT"/>
+              </w:rPr>
+            </w:pPr>
+            <w:r>
+              <w:rPr>
+                <w:rFonts w:ascii="BRH Devanagari Extra" w:hAnsi="BRH Devanagari Extra" w:cs="BRH Devanagari Extra"/>
+                <w:sz w:val="40"/>
+                <w:szCs w:val="40"/>
+                <w:lang w:val="it-IT"/>
+              </w:rPr>
+              <w:t>mÉëÉå wÉÑþ | mÉëÉå CÌiÉ</w:t>
+            </w:r>
+            <w:r>
+              <w:rPr>
+                <w:rFonts w:ascii="BRH Malayalam Extra" w:hAnsi="BRH Malayalam Extra" w:cs="BRH Devanagari Extra"/>
+                <w:b/>
+                <w:sz w:val="30"/>
+                <w:szCs w:val="40"/>
+                <w:lang w:val="it-IT"/>
+              </w:rPr>
+              <w:t>–</w:t>
+            </w:r>
+            <w:r>
+              <w:rPr>
+                <w:rFonts w:ascii="BRH Devanagari Extra" w:hAnsi="BRH Devanagari Extra" w:cs="BRH Devanagari Extra"/>
                 <w:sz w:val="40"/>
                 <w:szCs w:val="40"/>
                 <w:lang w:val="it-IT"/>
@@ -4831,58 +4199,33 @@
               <w:spacing w:line="252" w:lineRule="auto"/>
               <w:rPr>
                 <w:rFonts w:ascii="BRH Malayalam Extra" w:hAnsi="BRH Malayalam Extra" w:cs="BRH Malayalam Extra"/>
-                <w:color w:val="EE0000"/>
-                <w:sz w:val="40"/>
-                <w:szCs w:val="40"/>
-                <w:lang w:val="it-IT"/>
-              </w:rPr>
-            </w:pPr>
-            <w:r>
-              <w:rPr>
-                <w:rFonts w:ascii="BRH Devanagari Extra" w:hAnsi="BRH Devanagari Extra" w:cs="BRH Devanagari Extra"/>
-                <w:color w:val="EE0000"/>
-                <w:sz w:val="40"/>
-                <w:szCs w:val="40"/>
-                <w:lang w:val="it-IT"/>
-              </w:rPr>
-              <w:t xml:space="preserve">mÉëÉå </w:t>
-            </w:r>
-            <w:r>
-              <w:rPr>
-                <w:rFonts w:ascii="BRH Devanagari Extra" w:hAnsi="BRH Devanagari Extra" w:cs="BRH Devanagari Extra"/>
-                <w:color w:val="EE0000"/>
-                <w:sz w:val="40"/>
-                <w:szCs w:val="40"/>
-                <w:highlight w:val="green"/>
-                <w:lang w:val="it-IT"/>
-              </w:rPr>
-              <w:t>wÉ</w:t>
-            </w:r>
-            <w:r>
-              <w:rPr>
-                <w:rFonts w:ascii="BRH Devanagari Extra" w:hAnsi="BRH Devanagari Extra" w:cs="BRH Devanagari Extra"/>
-                <w:color w:val="EE0000"/>
-                <w:sz w:val="40"/>
-                <w:szCs w:val="40"/>
-                <w:lang w:val="it-IT"/>
-              </w:rPr>
-              <w:t>Ñ | mÉëÉå CÌiÉ</w:t>
-            </w:r>
-            <w:r>
-              <w:rPr>
-                <w:rFonts w:ascii="BRH Malayalam Extra" w:hAnsi="BRH Malayalam Extra" w:cs="BRH Devanagari Extra"/>
-                <w:b/>
-                <w:color w:val="EE0000"/>
-                <w:sz w:val="30"/>
-                <w:szCs w:val="40"/>
-                <w:lang w:val="it-IT"/>
-              </w:rPr>
-              <w:t>–</w:t>
-            </w:r>
-            <w:r>
-              <w:rPr>
-                <w:rFonts w:ascii="BRH Devanagari Extra" w:hAnsi="BRH Devanagari Extra" w:cs="BRH Devanagari Extra"/>
-                <w:color w:val="EE0000"/>
+                <w:sz w:val="40"/>
+                <w:szCs w:val="40"/>
+                <w:lang w:val="it-IT"/>
+              </w:rPr>
+            </w:pPr>
+            <w:r>
+              <w:rPr>
+                <w:rFonts w:ascii="BRH Devanagari Extra" w:hAnsi="BRH Devanagari Extra" w:cs="BRH Devanagari Extra"/>
+                <w:sz w:val="40"/>
+                <w:szCs w:val="40"/>
+                <w:lang w:val="it-IT"/>
+              </w:rPr>
+              <w:t>mÉëÉå wÉÑ | mÉëÉå CÌiÉ</w:t>
+            </w:r>
+            <w:r>
+              <w:rPr>
+                <w:rFonts w:ascii="BRH Malayalam Extra" w:hAnsi="BRH Malayalam Extra" w:cs="BRH Devanagari Extra"/>
+                <w:b/>
+                <w:sz w:val="30"/>
+                <w:szCs w:val="40"/>
+                <w:lang w:val="it-IT"/>
+              </w:rPr>
+              <w:t>–</w:t>
+            </w:r>
+            <w:r>
+              <w:rPr>
+                <w:rFonts w:ascii="BRH Devanagari Extra" w:hAnsi="BRH Devanagari Extra" w:cs="BRH Devanagari Extra"/>
                 <w:sz w:val="40"/>
                 <w:szCs w:val="40"/>
                 <w:lang w:val="it-IT"/>
@@ -4926,27 +4269,7 @@
                 <w:szCs w:val="32"/>
                 <w:lang w:val="en-IN" w:eastAsia="en-IN" w:bidi="ml-IN"/>
               </w:rPr>
-              <w:t>T.S.1.7.</w:t>
-            </w:r>
-            <w:r>
-              <w:rPr>
-                <w:rFonts w:eastAsia="Times New Roman" w:cs="Arial"/>
-                <w:b/>
-                <w:sz w:val="32"/>
-                <w:szCs w:val="32"/>
-                <w:lang w:val="en-IN" w:eastAsia="en-IN" w:bidi="ml-IN"/>
-              </w:rPr>
-              <w:t>13.5</w:t>
-            </w:r>
-            <w:r>
-              <w:rPr>
-                <w:rFonts w:eastAsia="Times New Roman" w:cs="Arial"/>
-                <w:b/>
-                <w:sz w:val="32"/>
-                <w:szCs w:val="32"/>
-                <w:lang w:val="en-IN" w:eastAsia="en-IN" w:bidi="ml-IN"/>
-              </w:rPr>
-              <w:t xml:space="preserve"> - Kramam</w:t>
+              <w:t>T.S.1.7.13.5 - Kramam</w:t>
             </w:r>
           </w:p>
           <w:p>
@@ -5004,18 +4327,7 @@
                 <w:szCs w:val="36"/>
                 <w:lang w:val="it-IT" w:bidi="ml-IN"/>
               </w:rPr>
-              <w:t xml:space="preserve">Panchaati No. </w:t>
-            </w:r>
-            <w:r>
-              <w:rPr>
-                <w:rFonts w:cs="Arial"/>
-                <w:b/>
-                <w:bCs/>
-                <w:sz w:val="28"/>
-                <w:szCs w:val="36"/>
-                <w:lang w:val="it-IT" w:bidi="ml-IN"/>
-              </w:rPr>
-              <w:t>51</w:t>
+              <w:t>Panchaati No. 51</w:t>
             </w:r>
           </w:p>
         </w:tc>
@@ -5847,6 +5159,30 @@
           <w:u w:val="single"/>
         </w:rPr>
       </w:pPr>
+    </w:p>
+    <w:p>
+      <w:pPr>
+        <w:jc w:val="center"/>
+        <w:rPr>
+          <w:b/>
+          <w:bCs/>
+          <w:sz w:val="32"/>
+          <w:szCs w:val="32"/>
+          <w:u w:val="single"/>
+        </w:rPr>
+      </w:pPr>
+    </w:p>
+    <w:p>
+      <w:pPr>
+        <w:jc w:val="center"/>
+        <w:rPr>
+          <w:b/>
+          <w:bCs/>
+          <w:sz w:val="32"/>
+          <w:szCs w:val="32"/>
+          <w:u w:val="single"/>
+        </w:rPr>
+      </w:pPr>
       <w:r>
         <w:rPr>
           <w:b/>
@@ -10901,7 +10237,16 @@
           <w:bCs/>
           <w:sz w:val="32"/>
         </w:rPr>
-        <w:t>replaced with</w:t>
+        <w:t xml:space="preserve">replaced </w:t>
+      </w:r>
+      <w:proofErr w:type="gramStart"/>
+      <w:r>
+        <w:rPr>
+          <w:b/>
+          <w:bCs/>
+          <w:sz w:val="32"/>
+        </w:rPr>
+        <w:t>with</w:t>
       </w:r>
       <w:r>
         <w:rPr>
@@ -10923,6 +10268,7 @@
         </w:rPr>
         <w:t>"</w:t>
       </w:r>
+      <w:proofErr w:type="gramEnd"/>
       <w:r>
         <w:rPr>
           <w:rFonts w:ascii="BRH Devanagari" w:hAnsi="BRH Devanagari" w:cs="BRH Devanagari"/>
@@ -11365,6 +10711,7 @@
               </w:rPr>
               <w:t>–</w:t>
             </w:r>
+            <w:proofErr w:type="gramStart"/>
             <w:r>
               <w:rPr>
                 <w:rFonts w:ascii="BRH Devanagari Extra" w:hAnsi="BRH Devanagari Extra" w:cs="BRH Devanagari Extra"/>
@@ -11384,6 +10731,7 @@
               </w:rPr>
               <w:t>––</w:t>
             </w:r>
+            <w:proofErr w:type="gramEnd"/>
             <w:r>
               <w:rPr>
                 <w:rFonts w:ascii="BRH Devanagari Extra" w:hAnsi="BRH Devanagari Extra" w:cs="BRH Devanagari Extra"/>
@@ -11499,6 +10847,7 @@
               </w:rPr>
               <w:t>–</w:t>
             </w:r>
+            <w:proofErr w:type="gramStart"/>
             <w:r>
               <w:rPr>
                 <w:rFonts w:ascii="BRH Devanagari Extra" w:hAnsi="BRH Devanagari Extra" w:cs="BRH Devanagari Extra"/>
@@ -11518,6 +10867,7 @@
               </w:rPr>
               <w:t>––</w:t>
             </w:r>
+            <w:proofErr w:type="gramEnd"/>
             <w:r>
               <w:rPr>
                 <w:rFonts w:ascii="BRH Devanagari Extra" w:hAnsi="BRH Devanagari Extra" w:cs="BRH Devanagari Extra"/>

--- a/TS-Kramam/TS-1.7/TS 1.7 Sanskrit Krama Paatam Corrections.docx
+++ b/TS-Kramam/TS-1.7/TS 1.7 Sanskrit Krama Paatam Corrections.docx
@@ -368,6 +368,7 @@
                 <w:szCs w:val="40"/>
               </w:rPr>
             </w:pPr>
+            <w:proofErr w:type="spellStart"/>
             <w:r>
               <w:rPr>
                 <w:rFonts w:ascii="BRH Devanagari Extra" w:hAnsi="BRH Devanagari Extra" w:cs="BRH Devanagari Extra"/>
@@ -376,6 +377,7 @@
               </w:rPr>
               <w:t>mÉÉ</w:t>
             </w:r>
+            <w:proofErr w:type="spellEnd"/>
             <w:r>
               <w:rPr>
                 <w:rFonts w:ascii="BRH Malayalam Extra" w:hAnsi="BRH Malayalam Extra" w:cs="BRH Devanagari Extra"/>
@@ -425,7 +427,43 @@
                 <w:sz w:val="40"/>
                 <w:szCs w:val="40"/>
               </w:rPr>
-              <w:t>¥É CÌiÉþ mÉÉMü - rÉ</w:t>
+              <w:t xml:space="preserve">¥É </w:t>
+            </w:r>
+            <w:proofErr w:type="spellStart"/>
+            <w:r>
+              <w:rPr>
+                <w:rFonts w:ascii="BRH Devanagari Extra" w:hAnsi="BRH Devanagari Extra" w:cs="BRH Devanagari Extra"/>
+                <w:sz w:val="40"/>
+                <w:szCs w:val="40"/>
+              </w:rPr>
+              <w:t>CÌiÉþ</w:t>
+            </w:r>
+            <w:proofErr w:type="spellEnd"/>
+            <w:r>
+              <w:rPr>
+                <w:rFonts w:ascii="BRH Devanagari Extra" w:hAnsi="BRH Devanagari Extra" w:cs="BRH Devanagari Extra"/>
+                <w:sz w:val="40"/>
+                <w:szCs w:val="40"/>
+              </w:rPr>
+              <w:t xml:space="preserve"> </w:t>
+            </w:r>
+            <w:proofErr w:type="spellStart"/>
+            <w:r>
+              <w:rPr>
+                <w:rFonts w:ascii="BRH Devanagari Extra" w:hAnsi="BRH Devanagari Extra" w:cs="BRH Devanagari Extra"/>
+                <w:sz w:val="40"/>
+                <w:szCs w:val="40"/>
+              </w:rPr>
+              <w:t>mÉÉMü</w:t>
+            </w:r>
+            <w:proofErr w:type="spellEnd"/>
+            <w:r>
+              <w:rPr>
+                <w:rFonts w:ascii="BRH Devanagari Extra" w:hAnsi="BRH Devanagari Extra" w:cs="BRH Devanagari Extra"/>
+                <w:sz w:val="40"/>
+                <w:szCs w:val="40"/>
+              </w:rPr>
+              <w:t xml:space="preserve"> - rÉ</w:t>
             </w:r>
             <w:r>
               <w:rPr>
@@ -459,6 +497,7 @@
                 <w:lang w:val="en-IN"/>
               </w:rPr>
             </w:pPr>
+            <w:proofErr w:type="spellStart"/>
             <w:r>
               <w:rPr>
                 <w:rFonts w:ascii="BRH Devanagari Extra" w:hAnsi="BRH Devanagari Extra" w:cs="BRH Devanagari Extra"/>
@@ -468,22 +507,33 @@
               </w:rPr>
               <w:t>xÉæ</w:t>
             </w:r>
-            <w:r>
-              <w:rPr>
-                <w:rFonts w:ascii="BRH Malayalam Extra" w:hAnsi="BRH Malayalam Extra" w:cs="BRH Devanagari Extra"/>
-                <w:b/>
-                <w:sz w:val="30"/>
-                <w:szCs w:val="40"/>
-              </w:rPr>
-              <w:t>–</w:t>
-            </w:r>
-            <w:r>
-              <w:rPr>
-                <w:rFonts w:ascii="BRH Devanagari Extra" w:hAnsi="BRH Devanagari Extra" w:cs="BRH Devanagari Extra"/>
-                <w:sz w:val="40"/>
-                <w:szCs w:val="40"/>
-              </w:rPr>
-              <w:t>wÉÉ |</w:t>
+            <w:proofErr w:type="spellEnd"/>
+            <w:r>
+              <w:rPr>
+                <w:rFonts w:ascii="BRH Malayalam Extra" w:hAnsi="BRH Malayalam Extra" w:cs="BRH Devanagari Extra"/>
+                <w:b/>
+                <w:sz w:val="30"/>
+                <w:szCs w:val="40"/>
+              </w:rPr>
+              <w:t>–</w:t>
+            </w:r>
+            <w:proofErr w:type="spellStart"/>
+            <w:r>
+              <w:rPr>
+                <w:rFonts w:ascii="BRH Devanagari Extra" w:hAnsi="BRH Devanagari Extra" w:cs="BRH Devanagari Extra"/>
+                <w:sz w:val="40"/>
+                <w:szCs w:val="40"/>
+              </w:rPr>
+              <w:t>wÉÉ</w:t>
+            </w:r>
+            <w:proofErr w:type="spellEnd"/>
+            <w:r>
+              <w:rPr>
+                <w:rFonts w:ascii="BRH Devanagari Extra" w:hAnsi="BRH Devanagari Extra" w:cs="BRH Devanagari Extra"/>
+                <w:sz w:val="40"/>
+                <w:szCs w:val="40"/>
+              </w:rPr>
+              <w:t xml:space="preserve"> |</w:t>
             </w:r>
           </w:p>
         </w:tc>
@@ -504,6 +554,7 @@
                 <w:szCs w:val="40"/>
               </w:rPr>
             </w:pPr>
+            <w:proofErr w:type="spellStart"/>
             <w:r>
               <w:rPr>
                 <w:rFonts w:ascii="BRH Devanagari Extra" w:hAnsi="BRH Devanagari Extra" w:cs="BRH Devanagari Extra"/>
@@ -512,6 +563,7 @@
               </w:rPr>
               <w:t>mÉÉ</w:t>
             </w:r>
+            <w:proofErr w:type="spellEnd"/>
             <w:r>
               <w:rPr>
                 <w:rFonts w:ascii="BRH Malayalam Extra" w:hAnsi="BRH Malayalam Extra" w:cs="BRH Devanagari Extra"/>
@@ -561,7 +613,43 @@
                 <w:sz w:val="40"/>
                 <w:szCs w:val="40"/>
               </w:rPr>
-              <w:t>¥É CÌiÉþ mÉÉMü - rÉ</w:t>
+              <w:t xml:space="preserve">¥É </w:t>
+            </w:r>
+            <w:proofErr w:type="spellStart"/>
+            <w:r>
+              <w:rPr>
+                <w:rFonts w:ascii="BRH Devanagari Extra" w:hAnsi="BRH Devanagari Extra" w:cs="BRH Devanagari Extra"/>
+                <w:sz w:val="40"/>
+                <w:szCs w:val="40"/>
+              </w:rPr>
+              <w:t>CÌiÉþ</w:t>
+            </w:r>
+            <w:proofErr w:type="spellEnd"/>
+            <w:r>
+              <w:rPr>
+                <w:rFonts w:ascii="BRH Devanagari Extra" w:hAnsi="BRH Devanagari Extra" w:cs="BRH Devanagari Extra"/>
+                <w:sz w:val="40"/>
+                <w:szCs w:val="40"/>
+              </w:rPr>
+              <w:t xml:space="preserve"> </w:t>
+            </w:r>
+            <w:proofErr w:type="spellStart"/>
+            <w:r>
+              <w:rPr>
+                <w:rFonts w:ascii="BRH Devanagari Extra" w:hAnsi="BRH Devanagari Extra" w:cs="BRH Devanagari Extra"/>
+                <w:sz w:val="40"/>
+                <w:szCs w:val="40"/>
+              </w:rPr>
+              <w:t>mÉÉMü</w:t>
+            </w:r>
+            <w:proofErr w:type="spellEnd"/>
+            <w:r>
+              <w:rPr>
+                <w:rFonts w:ascii="BRH Devanagari Extra" w:hAnsi="BRH Devanagari Extra" w:cs="BRH Devanagari Extra"/>
+                <w:sz w:val="40"/>
+                <w:szCs w:val="40"/>
+              </w:rPr>
+              <w:t xml:space="preserve"> - rÉ</w:t>
             </w:r>
             <w:r>
               <w:rPr>
@@ -595,6 +683,7 @@
                 <w:lang w:val="en-IN"/>
               </w:rPr>
             </w:pPr>
+            <w:proofErr w:type="spellStart"/>
             <w:r>
               <w:rPr>
                 <w:rFonts w:ascii="BRH Devanagari Extra" w:hAnsi="BRH Devanagari Extra" w:cs="BRH Devanagari Extra"/>
@@ -610,7 +699,16 @@
                 <w:sz w:val="40"/>
                 <w:szCs w:val="40"/>
               </w:rPr>
-              <w:t>æwÉÉ |</w:t>
+              <w:t>æwÉÉ</w:t>
+            </w:r>
+            <w:proofErr w:type="spellEnd"/>
+            <w:r>
+              <w:rPr>
+                <w:rFonts w:ascii="BRH Devanagari Extra" w:hAnsi="BRH Devanagari Extra" w:cs="BRH Devanagari Extra"/>
+                <w:sz w:val="40"/>
+                <w:szCs w:val="40"/>
+              </w:rPr>
+              <w:t xml:space="preserve"> |</w:t>
             </w:r>
           </w:p>
         </w:tc>
@@ -728,6 +826,7 @@
                 <w:szCs w:val="40"/>
               </w:rPr>
             </w:pPr>
+            <w:proofErr w:type="spellStart"/>
             <w:r>
               <w:rPr>
                 <w:rFonts w:ascii="BRH Devanagari Extra" w:hAnsi="BRH Devanagari Extra" w:cs="BRH Devanagari Extra"/>
@@ -753,39 +852,70 @@
               </w:rPr>
               <w:t>Õ</w:t>
             </w:r>
-            <w:r>
-              <w:rPr>
-                <w:rFonts w:ascii="BRH Malayalam Extra" w:hAnsi="BRH Malayalam Extra" w:cs="BRH Devanagari Extra"/>
-                <w:b/>
-                <w:sz w:val="30"/>
-                <w:szCs w:val="40"/>
-              </w:rPr>
-              <w:t>–</w:t>
-            </w:r>
-            <w:r>
-              <w:rPr>
-                <w:rFonts w:ascii="BRH Devanagari Extra" w:hAnsi="BRH Devanagari Extra" w:cs="BRH Devanagari Extra"/>
-                <w:sz w:val="40"/>
-                <w:szCs w:val="40"/>
-              </w:rPr>
-              <w:t>ûiÉÉ | EmÉþWÕû</w:t>
-            </w:r>
-            <w:r>
-              <w:rPr>
-                <w:rFonts w:ascii="BRH Malayalam Extra" w:hAnsi="BRH Malayalam Extra" w:cs="BRH Devanagari Extra"/>
-                <w:b/>
-                <w:sz w:val="30"/>
-                <w:szCs w:val="40"/>
-              </w:rPr>
-              <w:t>–</w:t>
-            </w:r>
-            <w:r>
-              <w:rPr>
-                <w:rFonts w:ascii="BRH Devanagari Extra" w:hAnsi="BRH Devanagari Extra" w:cs="BRH Devanagari Extra"/>
-                <w:sz w:val="40"/>
-                <w:szCs w:val="40"/>
-              </w:rPr>
-              <w:t>iÉåÌiÉþ |</w:t>
+            <w:proofErr w:type="spellEnd"/>
+            <w:r>
+              <w:rPr>
+                <w:rFonts w:ascii="BRH Malayalam Extra" w:hAnsi="BRH Malayalam Extra" w:cs="BRH Devanagari Extra"/>
+                <w:b/>
+                <w:sz w:val="30"/>
+                <w:szCs w:val="40"/>
+              </w:rPr>
+              <w:t>–</w:t>
+            </w:r>
+            <w:proofErr w:type="spellStart"/>
+            <w:r>
+              <w:rPr>
+                <w:rFonts w:ascii="BRH Devanagari Extra" w:hAnsi="BRH Devanagari Extra" w:cs="BRH Devanagari Extra"/>
+                <w:sz w:val="40"/>
+                <w:szCs w:val="40"/>
+              </w:rPr>
+              <w:t>ûiÉÉ</w:t>
+            </w:r>
+            <w:proofErr w:type="spellEnd"/>
+            <w:r>
+              <w:rPr>
+                <w:rFonts w:ascii="BRH Devanagari Extra" w:hAnsi="BRH Devanagari Extra" w:cs="BRH Devanagari Extra"/>
+                <w:sz w:val="40"/>
+                <w:szCs w:val="40"/>
+              </w:rPr>
+              <w:t xml:space="preserve"> | </w:t>
+            </w:r>
+            <w:proofErr w:type="spellStart"/>
+            <w:r>
+              <w:rPr>
+                <w:rFonts w:ascii="BRH Devanagari Extra" w:hAnsi="BRH Devanagari Extra" w:cs="BRH Devanagari Extra"/>
+                <w:sz w:val="40"/>
+                <w:szCs w:val="40"/>
+              </w:rPr>
+              <w:t>EmÉþWÕû</w:t>
+            </w:r>
+            <w:proofErr w:type="spellEnd"/>
+            <w:r>
+              <w:rPr>
+                <w:rFonts w:ascii="BRH Malayalam Extra" w:hAnsi="BRH Malayalam Extra" w:cs="BRH Devanagari Extra"/>
+                <w:b/>
+                <w:sz w:val="30"/>
+                <w:szCs w:val="40"/>
+              </w:rPr>
+              <w:t>–</w:t>
+            </w:r>
+            <w:proofErr w:type="spellStart"/>
+            <w:r>
+              <w:rPr>
+                <w:rFonts w:ascii="BRH Devanagari Extra" w:hAnsi="BRH Devanagari Extra" w:cs="BRH Devanagari Extra"/>
+                <w:sz w:val="40"/>
+                <w:szCs w:val="40"/>
+              </w:rPr>
+              <w:t>iÉåÌiÉþ</w:t>
+            </w:r>
+            <w:proofErr w:type="spellEnd"/>
+            <w:r>
+              <w:rPr>
+                <w:rFonts w:ascii="BRH Devanagari Extra" w:hAnsi="BRH Devanagari Extra" w:cs="BRH Devanagari Extra"/>
+                <w:sz w:val="40"/>
+                <w:szCs w:val="40"/>
+              </w:rPr>
+              <w:t xml:space="preserve"> |</w:t>
             </w:r>
           </w:p>
         </w:tc>
@@ -806,6 +936,7 @@
                 <w:szCs w:val="40"/>
               </w:rPr>
             </w:pPr>
+            <w:proofErr w:type="spellStart"/>
             <w:r>
               <w:rPr>
                 <w:rFonts w:ascii="BRH Devanagari Extra" w:hAnsi="BRH Devanagari Extra" w:cs="BRH Devanagari Extra"/>
@@ -829,24 +960,53 @@
                 <w:sz w:val="40"/>
                 <w:szCs w:val="40"/>
               </w:rPr>
-              <w:t>ÉÉ | EmÉþWÕû</w:t>
-            </w:r>
-            <w:r>
-              <w:rPr>
-                <w:rFonts w:ascii="BRH Malayalam Extra" w:hAnsi="BRH Malayalam Extra" w:cs="BRH Devanagari Extra"/>
-                <w:b/>
-                <w:sz w:val="30"/>
-                <w:szCs w:val="40"/>
-              </w:rPr>
-              <w:t>–</w:t>
-            </w:r>
-            <w:r>
-              <w:rPr>
-                <w:rFonts w:ascii="BRH Devanagari Extra" w:hAnsi="BRH Devanagari Extra" w:cs="BRH Devanagari Extra"/>
-                <w:sz w:val="40"/>
-                <w:szCs w:val="40"/>
-              </w:rPr>
-              <w:t>iÉåÌiÉþ |</w:t>
+              <w:t>ÉÉ</w:t>
+            </w:r>
+            <w:proofErr w:type="spellEnd"/>
+            <w:r>
+              <w:rPr>
+                <w:rFonts w:ascii="BRH Devanagari Extra" w:hAnsi="BRH Devanagari Extra" w:cs="BRH Devanagari Extra"/>
+                <w:sz w:val="40"/>
+                <w:szCs w:val="40"/>
+              </w:rPr>
+              <w:t xml:space="preserve"> | </w:t>
+            </w:r>
+            <w:proofErr w:type="spellStart"/>
+            <w:r>
+              <w:rPr>
+                <w:rFonts w:ascii="BRH Devanagari Extra" w:hAnsi="BRH Devanagari Extra" w:cs="BRH Devanagari Extra"/>
+                <w:sz w:val="40"/>
+                <w:szCs w:val="40"/>
+              </w:rPr>
+              <w:t>EmÉþWÕû</w:t>
+            </w:r>
+            <w:proofErr w:type="spellEnd"/>
+            <w:r>
+              <w:rPr>
+                <w:rFonts w:ascii="BRH Malayalam Extra" w:hAnsi="BRH Malayalam Extra" w:cs="BRH Devanagari Extra"/>
+                <w:b/>
+                <w:sz w:val="30"/>
+                <w:szCs w:val="40"/>
+              </w:rPr>
+              <w:t>–</w:t>
+            </w:r>
+            <w:proofErr w:type="spellStart"/>
+            <w:r>
+              <w:rPr>
+                <w:rFonts w:ascii="BRH Devanagari Extra" w:hAnsi="BRH Devanagari Extra" w:cs="BRH Devanagari Extra"/>
+                <w:sz w:val="40"/>
+                <w:szCs w:val="40"/>
+              </w:rPr>
+              <w:t>iÉåÌiÉþ</w:t>
+            </w:r>
+            <w:proofErr w:type="spellEnd"/>
+            <w:r>
+              <w:rPr>
+                <w:rFonts w:ascii="BRH Devanagari Extra" w:hAnsi="BRH Devanagari Extra" w:cs="BRH Devanagari Extra"/>
+                <w:sz w:val="40"/>
+                <w:szCs w:val="40"/>
+              </w:rPr>
+              <w:t xml:space="preserve"> |</w:t>
             </w:r>
           </w:p>
         </w:tc>
@@ -965,14 +1125,25 @@
                 <w:lang w:val="en-IN"/>
               </w:rPr>
             </w:pPr>
-            <w:r>
-              <w:rPr>
-                <w:rFonts w:ascii="BRH Devanagari Extra" w:hAnsi="BRH Devanagari Extra" w:cs="BRH Devanagari Extra"/>
-                <w:sz w:val="40"/>
-                <w:szCs w:val="40"/>
-              </w:rPr>
-              <w:t xml:space="preserve">EmÉÉÿÀåû | </w:t>
-            </w:r>
+            <w:proofErr w:type="spellStart"/>
+            <w:r>
+              <w:rPr>
+                <w:rFonts w:ascii="BRH Devanagari Extra" w:hAnsi="BRH Devanagari Extra" w:cs="BRH Devanagari Extra"/>
+                <w:sz w:val="40"/>
+                <w:szCs w:val="40"/>
+              </w:rPr>
+              <w:t>EmÉÉÿÀåû</w:t>
+            </w:r>
+            <w:proofErr w:type="spellEnd"/>
+            <w:r>
+              <w:rPr>
+                <w:rFonts w:ascii="BRH Devanagari Extra" w:hAnsi="BRH Devanagari Extra" w:cs="BRH Devanagari Extra"/>
+                <w:sz w:val="40"/>
+                <w:szCs w:val="40"/>
+              </w:rPr>
+              <w:t xml:space="preserve"> | </w:t>
+            </w:r>
+            <w:proofErr w:type="spellStart"/>
             <w:r>
               <w:rPr>
                 <w:rFonts w:ascii="BRH Devanagari Extra" w:hAnsi="BRH Devanagari Extra" w:cs="BRH Devanagari Extra"/>
@@ -990,22 +1161,41 @@
               </w:rPr>
               <w:t>Àû</w:t>
             </w:r>
-            <w:r>
-              <w:rPr>
-                <w:rFonts w:ascii="BRH Malayalam Extra" w:hAnsi="BRH Malayalam Extra" w:cs="BRH Devanagari Extra"/>
-                <w:b/>
-                <w:sz w:val="30"/>
-                <w:szCs w:val="40"/>
-              </w:rPr>
-              <w:t>–</w:t>
-            </w:r>
-            <w:r>
-              <w:rPr>
-                <w:rFonts w:ascii="BRH Devanagari Extra" w:hAnsi="BRH Devanagari Extra" w:cs="BRH Devanagari Extra"/>
-                <w:sz w:val="40"/>
-                <w:szCs w:val="40"/>
-              </w:rPr>
-              <w:t xml:space="preserve"> CÌiÉþ |</w:t>
+            <w:proofErr w:type="spellEnd"/>
+            <w:r>
+              <w:rPr>
+                <w:rFonts w:ascii="BRH Malayalam Extra" w:hAnsi="BRH Malayalam Extra" w:cs="BRH Devanagari Extra"/>
+                <w:b/>
+                <w:sz w:val="30"/>
+                <w:szCs w:val="40"/>
+              </w:rPr>
+              <w:t>–</w:t>
+            </w:r>
+            <w:r>
+              <w:rPr>
+                <w:rFonts w:ascii="BRH Devanagari Extra" w:hAnsi="BRH Devanagari Extra" w:cs="BRH Devanagari Extra"/>
+                <w:sz w:val="40"/>
+                <w:szCs w:val="40"/>
+              </w:rPr>
+              <w:t xml:space="preserve"> </w:t>
+            </w:r>
+            <w:proofErr w:type="spellStart"/>
+            <w:r>
+              <w:rPr>
+                <w:rFonts w:ascii="BRH Devanagari Extra" w:hAnsi="BRH Devanagari Extra" w:cs="BRH Devanagari Extra"/>
+                <w:sz w:val="40"/>
+                <w:szCs w:val="40"/>
+              </w:rPr>
+              <w:t>CÌiÉþ</w:t>
+            </w:r>
+            <w:proofErr w:type="spellEnd"/>
+            <w:r>
+              <w:rPr>
+                <w:rFonts w:ascii="BRH Devanagari Extra" w:hAnsi="BRH Devanagari Extra" w:cs="BRH Devanagari Extra"/>
+                <w:sz w:val="40"/>
+                <w:szCs w:val="40"/>
+              </w:rPr>
+              <w:t xml:space="preserve"> |</w:t>
             </w:r>
           </w:p>
         </w:tc>
@@ -1027,13 +1217,23 @@
                 <w:lang w:val="en-IN"/>
               </w:rPr>
             </w:pPr>
-            <w:r>
-              <w:rPr>
-                <w:rFonts w:ascii="BRH Devanagari Extra" w:hAnsi="BRH Devanagari Extra" w:cs="BRH Devanagari Extra"/>
-                <w:sz w:val="40"/>
-                <w:szCs w:val="40"/>
-              </w:rPr>
-              <w:t xml:space="preserve">EmÉÉÿÀåû | </w:t>
+            <w:proofErr w:type="spellStart"/>
+            <w:r>
+              <w:rPr>
+                <w:rFonts w:ascii="BRH Devanagari Extra" w:hAnsi="BRH Devanagari Extra" w:cs="BRH Devanagari Extra"/>
+                <w:sz w:val="40"/>
+                <w:szCs w:val="40"/>
+              </w:rPr>
+              <w:t>EmÉÉÿÀåû</w:t>
+            </w:r>
+            <w:proofErr w:type="spellEnd"/>
+            <w:r>
+              <w:rPr>
+                <w:rFonts w:ascii="BRH Devanagari Extra" w:hAnsi="BRH Devanagari Extra" w:cs="BRH Devanagari Extra"/>
+                <w:sz w:val="40"/>
+                <w:szCs w:val="40"/>
+              </w:rPr>
+              <w:t xml:space="preserve"> | </w:t>
             </w:r>
             <w:r>
               <w:rPr>
@@ -1053,6 +1253,7 @@
               </w:rPr>
               <w:t>–</w:t>
             </w:r>
+            <w:proofErr w:type="spellStart"/>
             <w:r>
               <w:rPr>
                 <w:rFonts w:ascii="BRH Devanagari Extra" w:hAnsi="BRH Devanagari Extra" w:cs="BRH Devanagari Extra"/>
@@ -1061,22 +1262,41 @@
               </w:rPr>
               <w:t>Àû</w:t>
             </w:r>
-            <w:r>
-              <w:rPr>
-                <w:rFonts w:ascii="BRH Malayalam Extra" w:hAnsi="BRH Malayalam Extra" w:cs="BRH Devanagari Extra"/>
-                <w:b/>
-                <w:sz w:val="30"/>
-                <w:szCs w:val="40"/>
-              </w:rPr>
-              <w:t>–</w:t>
-            </w:r>
-            <w:r>
-              <w:rPr>
-                <w:rFonts w:ascii="BRH Devanagari Extra" w:hAnsi="BRH Devanagari Extra" w:cs="BRH Devanagari Extra"/>
-                <w:sz w:val="40"/>
-                <w:szCs w:val="40"/>
-              </w:rPr>
-              <w:t xml:space="preserve"> CÌiÉþ |</w:t>
+            <w:proofErr w:type="spellEnd"/>
+            <w:r>
+              <w:rPr>
+                <w:rFonts w:ascii="BRH Malayalam Extra" w:hAnsi="BRH Malayalam Extra" w:cs="BRH Devanagari Extra"/>
+                <w:b/>
+                <w:sz w:val="30"/>
+                <w:szCs w:val="40"/>
+              </w:rPr>
+              <w:t>–</w:t>
+            </w:r>
+            <w:r>
+              <w:rPr>
+                <w:rFonts w:ascii="BRH Devanagari Extra" w:hAnsi="BRH Devanagari Extra" w:cs="BRH Devanagari Extra"/>
+                <w:sz w:val="40"/>
+                <w:szCs w:val="40"/>
+              </w:rPr>
+              <w:t xml:space="preserve"> </w:t>
+            </w:r>
+            <w:proofErr w:type="spellStart"/>
+            <w:r>
+              <w:rPr>
+                <w:rFonts w:ascii="BRH Devanagari Extra" w:hAnsi="BRH Devanagari Extra" w:cs="BRH Devanagari Extra"/>
+                <w:sz w:val="40"/>
+                <w:szCs w:val="40"/>
+              </w:rPr>
+              <w:t>CÌiÉþ</w:t>
+            </w:r>
+            <w:proofErr w:type="spellEnd"/>
+            <w:r>
+              <w:rPr>
+                <w:rFonts w:ascii="BRH Devanagari Extra" w:hAnsi="BRH Devanagari Extra" w:cs="BRH Devanagari Extra"/>
+                <w:sz w:val="40"/>
+                <w:szCs w:val="40"/>
+              </w:rPr>
+              <w:t xml:space="preserve"> |</w:t>
             </w:r>
           </w:p>
         </w:tc>
@@ -2643,7 +2863,26 @@
                 <w:szCs w:val="40"/>
                 <w:lang w:val="it-IT"/>
               </w:rPr>
-              <w:t>iÉåÅlÉþuÉÂ®ÉÈ | AlÉþuÉÂ®É</w:t>
+              <w:t>iÉåÅlÉþuÉÂ</w:t>
+            </w:r>
+            <w:r>
+              <w:rPr>
+                <w:rFonts w:ascii="BRH Devanagari Extra" w:hAnsi="BRH Devanagari Extra" w:cs="BRH Devanagari Extra"/>
+                <w:sz w:val="40"/>
+                <w:szCs w:val="40"/>
+                <w:highlight w:val="yellow"/>
+                <w:lang w:val="it-IT"/>
+              </w:rPr>
+              <w:t>®ÉÈ</w:t>
+            </w:r>
+            <w:r>
+              <w:rPr>
+                <w:rFonts w:ascii="BRH Devanagari Extra" w:hAnsi="BRH Devanagari Extra" w:cs="BRH Devanagari Extra"/>
+                <w:sz w:val="40"/>
+                <w:szCs w:val="40"/>
+                <w:lang w:val="it-IT"/>
+              </w:rPr>
+              <w:t xml:space="preserve"> | AlÉþuÉÂ®É</w:t>
             </w:r>
             <w:r>
               <w:rPr>
@@ -2729,7 +2968,26 @@
                 <w:szCs w:val="40"/>
                 <w:lang w:val="it-IT"/>
               </w:rPr>
-              <w:t>iÉåÅlÉþuÉÂ®É | AlÉþuÉÂ®É</w:t>
+              <w:t>iÉåÅlÉþuÉÂ</w:t>
+            </w:r>
+            <w:r>
+              <w:rPr>
+                <w:rFonts w:ascii="BRH Devanagari Extra" w:hAnsi="BRH Devanagari Extra" w:cs="BRH Devanagari Extra"/>
+                <w:sz w:val="40"/>
+                <w:szCs w:val="40"/>
+                <w:highlight w:val="green"/>
+                <w:lang w:val="it-IT"/>
+              </w:rPr>
+              <w:t>®É</w:t>
+            </w:r>
+            <w:r>
+              <w:rPr>
+                <w:rFonts w:ascii="BRH Devanagari Extra" w:hAnsi="BRH Devanagari Extra" w:cs="BRH Devanagari Extra"/>
+                <w:sz w:val="40"/>
+                <w:szCs w:val="40"/>
+                <w:lang w:val="it-IT"/>
+              </w:rPr>
+              <w:t xml:space="preserve"> | AlÉþuÉÂ®É</w:t>
             </w:r>
             <w:r>
               <w:rPr>
@@ -2866,6 +3124,7 @@
                 <w:lang w:val="en-IN"/>
               </w:rPr>
             </w:pPr>
+            <w:proofErr w:type="spellStart"/>
             <w:r>
               <w:rPr>
                 <w:rFonts w:ascii="BRH Devanagari Extra" w:hAnsi="BRH Devanagari Extra" w:cs="BRH Devanagari Extra"/>
@@ -2874,32 +3133,69 @@
               </w:rPr>
               <w:t>AÉÌWûþiÉÉÎalÉ</w:t>
             </w:r>
-            <w:r>
-              <w:rPr>
-                <w:rFonts w:ascii="BRH Malayalam Extra" w:hAnsi="BRH Malayalam Extra" w:cs="BRH Devanagari Extra"/>
-                <w:b/>
-                <w:sz w:val="30"/>
-                <w:szCs w:val="40"/>
-              </w:rPr>
-              <w:t>–</w:t>
-            </w:r>
-            <w:r>
-              <w:rPr>
-                <w:rFonts w:ascii="BRH Devanagari Extra" w:hAnsi="BRH Devanagari Extra" w:cs="BRH Devanagari Extra"/>
-                <w:sz w:val="40"/>
-                <w:szCs w:val="40"/>
-              </w:rPr>
-              <w:t>ËUirÉÉþÌWûiÉ - A</w:t>
-            </w:r>
-            <w:r>
-              <w:rPr>
-                <w:rFonts w:ascii="BRH Malayalam Extra" w:hAnsi="BRH Malayalam Extra" w:cs="BRH Devanagari Extra"/>
-                <w:b/>
-                <w:sz w:val="30"/>
-                <w:szCs w:val="40"/>
-              </w:rPr>
-              <w:t>–</w:t>
-            </w:r>
+            <w:proofErr w:type="spellEnd"/>
+            <w:r>
+              <w:rPr>
+                <w:rFonts w:ascii="BRH Malayalam Extra" w:hAnsi="BRH Malayalam Extra" w:cs="BRH Devanagari Extra"/>
+                <w:b/>
+                <w:sz w:val="30"/>
+                <w:szCs w:val="40"/>
+              </w:rPr>
+              <w:t>–</w:t>
+            </w:r>
+            <w:proofErr w:type="spellStart"/>
+            <w:r>
+              <w:rPr>
+                <w:rFonts w:ascii="BRH Devanagari Extra" w:hAnsi="BRH Devanagari Extra" w:cs="BRH Devanagari Extra"/>
+                <w:sz w:val="40"/>
+                <w:szCs w:val="40"/>
+              </w:rPr>
+              <w:t>ËU</w:t>
+            </w:r>
+            <w:r>
+              <w:rPr>
+                <w:rFonts w:ascii="BRH Devanagari Extra" w:hAnsi="BRH Devanagari Extra" w:cs="BRH Devanagari Extra"/>
+                <w:sz w:val="40"/>
+                <w:szCs w:val="40"/>
+                <w:highlight w:val="yellow"/>
+              </w:rPr>
+              <w:t>irÉÉ</w:t>
+            </w:r>
+            <w:r>
+              <w:rPr>
+                <w:rFonts w:ascii="BRH Devanagari Extra" w:hAnsi="BRH Devanagari Extra" w:cs="BRH Devanagari Extra"/>
+                <w:sz w:val="40"/>
+                <w:szCs w:val="40"/>
+              </w:rPr>
+              <w:t>þÌW</w:t>
+            </w:r>
+            <w:r>
+              <w:rPr>
+                <w:rFonts w:ascii="BRH Devanagari Extra" w:hAnsi="BRH Devanagari Extra" w:cs="BRH Devanagari Extra"/>
+                <w:sz w:val="40"/>
+                <w:szCs w:val="40"/>
+              </w:rPr>
+              <w:t>ûiÉ</w:t>
+            </w:r>
+            <w:proofErr w:type="spellEnd"/>
+            <w:r>
+              <w:rPr>
+                <w:rFonts w:ascii="BRH Devanagari Extra" w:hAnsi="BRH Devanagari Extra" w:cs="BRH Devanagari Extra"/>
+                <w:sz w:val="40"/>
+                <w:szCs w:val="40"/>
+              </w:rPr>
+              <w:t xml:space="preserve"> - A</w:t>
+            </w:r>
+            <w:r>
+              <w:rPr>
+                <w:rFonts w:ascii="BRH Malayalam Extra" w:hAnsi="BRH Malayalam Extra" w:cs="BRH Devanagari Extra"/>
+                <w:b/>
+                <w:sz w:val="30"/>
+                <w:szCs w:val="40"/>
+              </w:rPr>
+              <w:t>–</w:t>
+            </w:r>
+            <w:proofErr w:type="spellStart"/>
             <w:r>
               <w:rPr>
                 <w:rFonts w:ascii="BRH Devanagari Extra" w:hAnsi="BRH Devanagari Extra" w:cs="BRH Devanagari Extra"/>
@@ -2908,6 +3204,7 @@
               </w:rPr>
               <w:t>ÎalÉ</w:t>
             </w:r>
+            <w:proofErr w:type="spellEnd"/>
             <w:r>
               <w:rPr>
                 <w:rFonts w:ascii="BRH Malayalam Extra" w:hAnsi="BRH Malayalam Extra" w:cs="BRH Devanagari Extra"/>
@@ -2934,13 +3231,23 @@
               </w:rPr>
               <w:t>–</w:t>
             </w:r>
-            <w:r>
-              <w:rPr>
-                <w:rFonts w:ascii="BRH Devanagari Extra" w:hAnsi="BRH Devanagari Extra" w:cs="BRH Devanagari Extra"/>
-                <w:sz w:val="40"/>
-                <w:szCs w:val="40"/>
-              </w:rPr>
-              <w:t>pÉÈ |</w:t>
+            <w:proofErr w:type="spellStart"/>
+            <w:r>
+              <w:rPr>
+                <w:rFonts w:ascii="BRH Devanagari Extra" w:hAnsi="BRH Devanagari Extra" w:cs="BRH Devanagari Extra"/>
+                <w:sz w:val="40"/>
+                <w:szCs w:val="40"/>
+              </w:rPr>
+              <w:t>pÉÈ</w:t>
+            </w:r>
+            <w:proofErr w:type="spellEnd"/>
+            <w:r>
+              <w:rPr>
+                <w:rFonts w:ascii="BRH Devanagari Extra" w:hAnsi="BRH Devanagari Extra" w:cs="BRH Devanagari Extra"/>
+                <w:sz w:val="40"/>
+                <w:szCs w:val="40"/>
+              </w:rPr>
+              <w:t xml:space="preserve"> |</w:t>
             </w:r>
           </w:p>
         </w:tc>
@@ -2962,6 +3269,7 @@
                 <w:lang w:val="en-IN"/>
               </w:rPr>
             </w:pPr>
+            <w:proofErr w:type="spellStart"/>
             <w:r>
               <w:rPr>
                 <w:rFonts w:ascii="BRH Devanagari Extra" w:hAnsi="BRH Devanagari Extra" w:cs="BRH Devanagari Extra"/>
@@ -2970,32 +3278,61 @@
               </w:rPr>
               <w:t>AÉÌWûþiÉÉÎalÉ</w:t>
             </w:r>
-            <w:r>
-              <w:rPr>
-                <w:rFonts w:ascii="BRH Malayalam Extra" w:hAnsi="BRH Malayalam Extra" w:cs="BRH Devanagari Extra"/>
-                <w:b/>
-                <w:sz w:val="30"/>
-                <w:szCs w:val="40"/>
-              </w:rPr>
-              <w:t>–</w:t>
-            </w:r>
-            <w:r>
-              <w:rPr>
-                <w:rFonts w:ascii="BRH Devanagari Extra" w:hAnsi="BRH Devanagari Extra" w:cs="BRH Devanagari Extra"/>
-                <w:sz w:val="40"/>
-                <w:szCs w:val="40"/>
-              </w:rPr>
-              <w:t>ËUirÉÉÌWþûiÉ - A</w:t>
-            </w:r>
-            <w:r>
-              <w:rPr>
-                <w:rFonts w:ascii="BRH Malayalam Extra" w:hAnsi="BRH Malayalam Extra" w:cs="BRH Devanagari Extra"/>
-                <w:b/>
-                <w:sz w:val="30"/>
-                <w:szCs w:val="40"/>
-              </w:rPr>
-              <w:t>–</w:t>
-            </w:r>
+            <w:proofErr w:type="spellEnd"/>
+            <w:r>
+              <w:rPr>
+                <w:rFonts w:ascii="BRH Malayalam Extra" w:hAnsi="BRH Malayalam Extra" w:cs="BRH Devanagari Extra"/>
+                <w:b/>
+                <w:sz w:val="30"/>
+                <w:szCs w:val="40"/>
+              </w:rPr>
+              <w:t>–</w:t>
+            </w:r>
+            <w:proofErr w:type="spellStart"/>
+            <w:r>
+              <w:rPr>
+                <w:rFonts w:ascii="BRH Devanagari Extra" w:hAnsi="BRH Devanagari Extra" w:cs="BRH Devanagari Extra"/>
+                <w:sz w:val="40"/>
+                <w:szCs w:val="40"/>
+              </w:rPr>
+              <w:t>ËUirÉÉ</w:t>
+            </w:r>
+            <w:r>
+              <w:rPr>
+                <w:rFonts w:ascii="BRH Devanagari Extra" w:hAnsi="BRH Devanagari Extra" w:cs="BRH Devanagari Extra"/>
+                <w:sz w:val="40"/>
+                <w:szCs w:val="40"/>
+                <w:highlight w:val="green"/>
+              </w:rPr>
+              <w:t>ÌW</w:t>
+            </w:r>
+            <w:r>
+              <w:rPr>
+                <w:rFonts w:ascii="BRH Devanagari Extra" w:hAnsi="BRH Devanagari Extra" w:cs="BRH Devanagari Extra"/>
+                <w:sz w:val="40"/>
+                <w:szCs w:val="40"/>
+              </w:rPr>
+              <w:t>þûiÉ</w:t>
+            </w:r>
+            <w:proofErr w:type="spellEnd"/>
+            <w:r>
+              <w:rPr>
+                <w:rFonts w:ascii="BRH Devanagari Extra" w:hAnsi="BRH Devanagari Extra" w:cs="BRH Devanagari Extra"/>
+                <w:sz w:val="40"/>
+                <w:szCs w:val="40"/>
+              </w:rPr>
+              <w:t xml:space="preserve"> - A</w:t>
+            </w:r>
+            <w:r>
+              <w:rPr>
+                <w:rFonts w:ascii="BRH Malayalam Extra" w:hAnsi="BRH Malayalam Extra" w:cs="BRH Devanagari Extra"/>
+                <w:b/>
+                <w:sz w:val="30"/>
+                <w:szCs w:val="40"/>
+              </w:rPr>
+              <w:t>–</w:t>
+            </w:r>
+            <w:proofErr w:type="spellStart"/>
             <w:r>
               <w:rPr>
                 <w:rFonts w:ascii="BRH Devanagari Extra" w:hAnsi="BRH Devanagari Extra" w:cs="BRH Devanagari Extra"/>
@@ -3004,6 +3341,7 @@
               </w:rPr>
               <w:t>ÎalÉ</w:t>
             </w:r>
+            <w:proofErr w:type="spellEnd"/>
             <w:r>
               <w:rPr>
                 <w:rFonts w:ascii="BRH Malayalam Extra" w:hAnsi="BRH Malayalam Extra" w:cs="BRH Devanagari Extra"/>
@@ -3030,13 +3368,23 @@
               </w:rPr>
               <w:t>–</w:t>
             </w:r>
-            <w:r>
-              <w:rPr>
-                <w:rFonts w:ascii="BRH Devanagari Extra" w:hAnsi="BRH Devanagari Extra" w:cs="BRH Devanagari Extra"/>
-                <w:sz w:val="40"/>
-                <w:szCs w:val="40"/>
-              </w:rPr>
-              <w:t>pÉÈ |</w:t>
+            <w:proofErr w:type="spellStart"/>
+            <w:r>
+              <w:rPr>
+                <w:rFonts w:ascii="BRH Devanagari Extra" w:hAnsi="BRH Devanagari Extra" w:cs="BRH Devanagari Extra"/>
+                <w:sz w:val="40"/>
+                <w:szCs w:val="40"/>
+              </w:rPr>
+              <w:t>pÉÈ</w:t>
+            </w:r>
+            <w:proofErr w:type="spellEnd"/>
+            <w:r>
+              <w:rPr>
+                <w:rFonts w:ascii="BRH Devanagari Extra" w:hAnsi="BRH Devanagari Extra" w:cs="BRH Devanagari Extra"/>
+                <w:sz w:val="40"/>
+                <w:szCs w:val="40"/>
+              </w:rPr>
+              <w:t xml:space="preserve"> |</w:t>
             </w:r>
           </w:p>
         </w:tc>
@@ -3200,7 +3548,26 @@
                 <w:szCs w:val="40"/>
                 <w:lang w:val="it-IT"/>
               </w:rPr>
-              <w:t>ÍqÉÌiÉþ xÉqÉç - ASþSèkuÉqÉç |</w:t>
+              <w:t>ÍqÉÌiÉþ xÉqÉç - A</w:t>
+            </w:r>
+            <w:r>
+              <w:rPr>
+                <w:rFonts w:ascii="BRH Devanagari Extra" w:hAnsi="BRH Devanagari Extra" w:cs="BRH Devanagari Extra"/>
+                <w:sz w:val="40"/>
+                <w:szCs w:val="40"/>
+                <w:highlight w:val="yellow"/>
+                <w:lang w:val="it-IT"/>
+              </w:rPr>
+              <w:t>Sþ</w:t>
+            </w:r>
+            <w:r>
+              <w:rPr>
+                <w:rFonts w:ascii="BRH Devanagari Extra" w:hAnsi="BRH Devanagari Extra" w:cs="BRH Devanagari Extra"/>
+                <w:sz w:val="40"/>
+                <w:szCs w:val="40"/>
+                <w:lang w:val="it-IT"/>
+              </w:rPr>
+              <w:t>SèkuÉqÉç |</w:t>
             </w:r>
           </w:p>
         </w:tc>
@@ -3267,7 +3634,26 @@
                 <w:szCs w:val="40"/>
                 <w:lang w:val="it-IT"/>
               </w:rPr>
-              <w:t>ÍqÉÌiÉþ xÉqÉç - AkÉþSèkuÉqÉç |</w:t>
+              <w:t>ÍqÉÌiÉþ xÉqÉç - A</w:t>
+            </w:r>
+            <w:r>
+              <w:rPr>
+                <w:rFonts w:ascii="BRH Devanagari Extra" w:hAnsi="BRH Devanagari Extra" w:cs="BRH Devanagari Extra"/>
+                <w:sz w:val="40"/>
+                <w:szCs w:val="40"/>
+                <w:highlight w:val="green"/>
+                <w:lang w:val="it-IT"/>
+              </w:rPr>
+              <w:t>kÉ</w:t>
+            </w:r>
+            <w:r>
+              <w:rPr>
+                <w:rFonts w:ascii="BRH Devanagari Extra" w:hAnsi="BRH Devanagari Extra" w:cs="BRH Devanagari Extra"/>
+                <w:sz w:val="40"/>
+                <w:szCs w:val="40"/>
+                <w:lang w:val="it-IT"/>
+              </w:rPr>
+              <w:t>þSèkuÉqÉç |</w:t>
             </w:r>
           </w:p>
         </w:tc>
@@ -3429,6 +3815,7 @@
                 <w:rFonts w:ascii="BRH Devanagari Extra" w:hAnsi="BRH Devanagari Extra" w:cs="BRH Devanagari Extra"/>
                 <w:sz w:val="40"/>
                 <w:szCs w:val="40"/>
+                <w:highlight w:val="yellow"/>
                 <w:lang w:val="it-IT"/>
               </w:rPr>
               <w:t>rÉå</w:t>
@@ -3506,18 +3893,29 @@
                 <w:b/>
                 <w:sz w:val="30"/>
                 <w:szCs w:val="40"/>
-                <w:lang w:val="it-IT"/>
-              </w:rPr>
-              <w:t>–</w:t>
-            </w:r>
-            <w:r>
-              <w:rPr>
-                <w:rFonts w:ascii="BRH Devanagari Extra" w:hAnsi="BRH Devanagari Extra" w:cs="BRH Devanagari Extra"/>
-                <w:sz w:val="40"/>
-                <w:szCs w:val="40"/>
-                <w:lang w:val="it-IT"/>
-              </w:rPr>
-              <w:t>rÉåÌiÉþ cÉÉåSrÉ ||</w:t>
+                <w:highlight w:val="green"/>
+                <w:lang w:val="it-IT"/>
+              </w:rPr>
+              <w:t>–</w:t>
+            </w:r>
+            <w:r>
+              <w:rPr>
+                <w:rFonts w:ascii="BRH Devanagari Extra" w:hAnsi="BRH Devanagari Extra" w:cs="BRH Devanagari Extra"/>
+                <w:sz w:val="40"/>
+                <w:szCs w:val="40"/>
+                <w:highlight w:val="green"/>
+                <w:lang w:val="it-IT"/>
+              </w:rPr>
+              <w:t>rÉå</w:t>
+            </w:r>
+            <w:r>
+              <w:rPr>
+                <w:rFonts w:ascii="BRH Devanagari Extra" w:hAnsi="BRH Devanagari Extra" w:cs="BRH Devanagari Extra"/>
+                <w:sz w:val="40"/>
+                <w:szCs w:val="40"/>
+                <w:lang w:val="it-IT"/>
+              </w:rPr>
+              <w:t>ÌiÉþ cÉÉåSrÉ ||</w:t>
             </w:r>
           </w:p>
         </w:tc>
@@ -3689,15 +4087,17 @@
                 <w:b/>
                 <w:sz w:val="30"/>
                 <w:szCs w:val="40"/>
-                <w:lang w:val="it-IT"/>
-              </w:rPr>
-              <w:t>–</w:t>
-            </w:r>
-            <w:r>
-              <w:rPr>
-                <w:rFonts w:ascii="BRH Devanagari Extra" w:hAnsi="BRH Devanagari Extra" w:cs="BRH Devanagari Extra"/>
-                <w:sz w:val="40"/>
-                <w:szCs w:val="40"/>
+                <w:highlight w:val="yellow"/>
+                <w:lang w:val="it-IT"/>
+              </w:rPr>
+              <w:t>–</w:t>
+            </w:r>
+            <w:r>
+              <w:rPr>
+                <w:rFonts w:ascii="BRH Devanagari Extra" w:hAnsi="BRH Devanagari Extra" w:cs="BRH Devanagari Extra"/>
+                <w:sz w:val="40"/>
+                <w:szCs w:val="40"/>
+                <w:highlight w:val="yellow"/>
                 <w:lang w:val="it-IT"/>
               </w:rPr>
               <w:t>ÌS</w:t>
@@ -3794,18 +4194,38 @@
                 <w:b/>
                 <w:sz w:val="30"/>
                 <w:szCs w:val="40"/>
-                <w:lang w:val="it-IT"/>
-              </w:rPr>
-              <w:t>–</w:t>
-            </w:r>
-            <w:r>
-              <w:rPr>
-                <w:rFonts w:ascii="BRH Devanagari Extra" w:hAnsi="BRH Devanagari Extra" w:cs="BRH Devanagari Extra"/>
-                <w:sz w:val="40"/>
-                <w:szCs w:val="40"/>
-                <w:lang w:val="it-IT"/>
-              </w:rPr>
-              <w:t>ÌSirÉþeÉrÉiÉç ||</w:t>
+                <w:highlight w:val="green"/>
+                <w:lang w:val="it-IT"/>
+              </w:rPr>
+              <w:t>–</w:t>
+            </w:r>
+            <w:r>
+              <w:rPr>
+                <w:rFonts w:ascii="BRH Devanagari Extra" w:hAnsi="BRH Devanagari Extra" w:cs="BRH Devanagari Extra"/>
+                <w:sz w:val="40"/>
+                <w:szCs w:val="40"/>
+                <w:highlight w:val="green"/>
+                <w:lang w:val="it-IT"/>
+              </w:rPr>
+              <w:t>ÌS</w:t>
+            </w:r>
+            <w:r>
+              <w:rPr>
+                <w:rFonts w:ascii="BRH Devanagari Extra" w:hAnsi="BRH Devanagari Extra" w:cs="BRH Devanagari Extra"/>
+                <w:sz w:val="40"/>
+                <w:szCs w:val="40"/>
+                <w:lang w:val="it-IT"/>
+              </w:rPr>
+              <w:t>i</w:t>
+            </w:r>
+            <w:r>
+              <w:rPr>
+                <w:rFonts w:ascii="BRH Devanagari Extra" w:hAnsi="BRH Devanagari Extra" w:cs="BRH Devanagari Extra"/>
+                <w:sz w:val="40"/>
+                <w:szCs w:val="40"/>
+                <w:lang w:val="it-IT"/>
+              </w:rPr>
+              <w:t>rÉþeÉrÉiÉç ||</w:t>
             </w:r>
           </w:p>
         </w:tc>
@@ -3969,7 +4389,26 @@
                 <w:szCs w:val="40"/>
                 <w:lang w:val="it-IT"/>
               </w:rPr>
-              <w:t>liÉåÌiÉþ xÉqÉç - AUþliÉÈ |</w:t>
+              <w:t>liÉåÌiÉþ xÉqÉç - AUþ</w:t>
+            </w:r>
+            <w:r>
+              <w:rPr>
+                <w:rFonts w:ascii="BRH Devanagari Extra" w:hAnsi="BRH Devanagari Extra" w:cs="BRH Devanagari Extra"/>
+                <w:sz w:val="40"/>
+                <w:szCs w:val="40"/>
+                <w:highlight w:val="yellow"/>
+                <w:lang w:val="it-IT"/>
+              </w:rPr>
+              <w:t>liÉÈ</w:t>
+            </w:r>
+            <w:r>
+              <w:rPr>
+                <w:rFonts w:ascii="BRH Devanagari Extra" w:hAnsi="BRH Devanagari Extra" w:cs="BRH Devanagari Extra"/>
+                <w:sz w:val="40"/>
+                <w:szCs w:val="40"/>
+                <w:lang w:val="it-IT"/>
+              </w:rPr>
+              <w:t xml:space="preserve"> |</w:t>
             </w:r>
           </w:p>
         </w:tc>
@@ -4036,7 +4475,26 @@
                 <w:szCs w:val="40"/>
                 <w:lang w:val="it-IT"/>
               </w:rPr>
-              <w:t xml:space="preserve">liÉåÌiÉþ xÉqÉç - AUþliÉ | </w:t>
+              <w:t>liÉåÌiÉþ xÉqÉç - AU</w:t>
+            </w:r>
+            <w:r>
+              <w:rPr>
+                <w:rFonts w:ascii="BRH Devanagari Extra" w:hAnsi="BRH Devanagari Extra" w:cs="BRH Devanagari Extra"/>
+                <w:sz w:val="40"/>
+                <w:szCs w:val="40"/>
+                <w:highlight w:val="green"/>
+                <w:lang w:val="it-IT"/>
+              </w:rPr>
+              <w:t>þliÉ</w:t>
+            </w:r>
+            <w:r>
+              <w:rPr>
+                <w:rFonts w:ascii="BRH Devanagari Extra" w:hAnsi="BRH Devanagari Extra" w:cs="BRH Devanagari Extra"/>
+                <w:sz w:val="40"/>
+                <w:szCs w:val="40"/>
+                <w:lang w:val="it-IT"/>
+              </w:rPr>
+              <w:t xml:space="preserve"> | </w:t>
             </w:r>
           </w:p>
         </w:tc>
@@ -4163,7 +4621,26 @@
                 <w:szCs w:val="40"/>
                 <w:lang w:val="it-IT"/>
               </w:rPr>
-              <w:t>mÉëÉå wÉÑþ | mÉëÉå CÌiÉ</w:t>
+              <w:t xml:space="preserve">mÉëÉå </w:t>
+            </w:r>
+            <w:r>
+              <w:rPr>
+                <w:rFonts w:ascii="BRH Devanagari Extra" w:hAnsi="BRH Devanagari Extra" w:cs="BRH Devanagari Extra"/>
+                <w:sz w:val="40"/>
+                <w:szCs w:val="40"/>
+                <w:highlight w:val="yellow"/>
+                <w:lang w:val="it-IT"/>
+              </w:rPr>
+              <w:t>wÉÑþ</w:t>
+            </w:r>
+            <w:r>
+              <w:rPr>
+                <w:rFonts w:ascii="BRH Devanagari Extra" w:hAnsi="BRH Devanagari Extra" w:cs="BRH Devanagari Extra"/>
+                <w:sz w:val="40"/>
+                <w:szCs w:val="40"/>
+                <w:lang w:val="it-IT"/>
+              </w:rPr>
+              <w:t xml:space="preserve"> | mÉëÉå CÌiÉ</w:t>
             </w:r>
             <w:r>
               <w:rPr>
@@ -4211,7 +4688,26 @@
                 <w:szCs w:val="40"/>
                 <w:lang w:val="it-IT"/>
               </w:rPr>
-              <w:t>mÉëÉå wÉÑ | mÉëÉå CÌiÉ</w:t>
+              <w:t xml:space="preserve">mÉëÉå </w:t>
+            </w:r>
+            <w:r>
+              <w:rPr>
+                <w:rFonts w:ascii="BRH Devanagari Extra" w:hAnsi="BRH Devanagari Extra" w:cs="BRH Devanagari Extra"/>
+                <w:sz w:val="40"/>
+                <w:szCs w:val="40"/>
+                <w:highlight w:val="green"/>
+                <w:lang w:val="it-IT"/>
+              </w:rPr>
+              <w:t>wÉÑ</w:t>
+            </w:r>
+            <w:r>
+              <w:rPr>
+                <w:rFonts w:ascii="BRH Devanagari Extra" w:hAnsi="BRH Devanagari Extra" w:cs="BRH Devanagari Extra"/>
+                <w:sz w:val="40"/>
+                <w:szCs w:val="40"/>
+                <w:lang w:val="it-IT"/>
+              </w:rPr>
+              <w:t xml:space="preserve"> | mÉëÉå CÌiÉ</w:t>
             </w:r>
             <w:r>
               <w:rPr>
@@ -4435,6 +4931,7 @@
               </w:rPr>
               <w:t>–</w:t>
             </w:r>
+            <w:proofErr w:type="spellStart"/>
             <w:r>
               <w:rPr>
                 <w:rFonts w:ascii="BRH Devanagari Extra" w:hAnsi="BRH Devanagari Extra" w:cs="BRH Devanagari Extra"/>
@@ -4442,7 +4939,37 @@
                 <w:szCs w:val="40"/>
                 <w:lang w:val="en-IN"/>
               </w:rPr>
-              <w:t xml:space="preserve">pÉÏMåüþ ÍcÉiÉç | </w:t>
+              <w:t>pÉÏMåüþ</w:t>
+            </w:r>
+            <w:proofErr w:type="spellEnd"/>
+            <w:r>
+              <w:rPr>
+                <w:rFonts w:ascii="BRH Devanagari Extra" w:hAnsi="BRH Devanagari Extra" w:cs="BRH Devanagari Extra"/>
+                <w:sz w:val="40"/>
+                <w:szCs w:val="40"/>
+                <w:lang w:val="en-IN"/>
+              </w:rPr>
+              <w:t xml:space="preserve"> </w:t>
+            </w:r>
+            <w:proofErr w:type="spellStart"/>
+            <w:r>
+              <w:rPr>
+                <w:rFonts w:ascii="BRH Devanagari Extra" w:hAnsi="BRH Devanagari Extra" w:cs="BRH Devanagari Extra"/>
+                <w:sz w:val="40"/>
+                <w:szCs w:val="40"/>
+                <w:lang w:val="en-IN"/>
+              </w:rPr>
+              <w:t>ÍcÉiÉç</w:t>
+            </w:r>
+            <w:proofErr w:type="spellEnd"/>
+            <w:r>
+              <w:rPr>
+                <w:rFonts w:ascii="BRH Devanagari Extra" w:hAnsi="BRH Devanagari Extra" w:cs="BRH Devanagari Extra"/>
+                <w:sz w:val="40"/>
+                <w:szCs w:val="40"/>
+                <w:lang w:val="en-IN"/>
+              </w:rPr>
+              <w:t xml:space="preserve"> | </w:t>
             </w:r>
             <w:r>
               <w:rPr>
@@ -4910,6 +5437,7 @@
                 <w:szCs w:val="40"/>
               </w:rPr>
             </w:pPr>
+            <w:proofErr w:type="spellStart"/>
             <w:r>
               <w:rPr>
                 <w:rFonts w:ascii="BRH Devanagari Extra" w:hAnsi="BRH Devanagari Extra" w:cs="BRH Devanagari Extra"/>
@@ -4927,23 +5455,52 @@
               </w:rPr>
               <w:t>µÉzÉþqpÉÔ</w:t>
             </w:r>
-            <w:r>
-              <w:rPr>
-                <w:rFonts w:ascii="BRH Malayalam Extra" w:hAnsi="BRH Malayalam Extra" w:cs="BRH Devanagari Extra"/>
-                <w:b/>
-                <w:sz w:val="30"/>
-                <w:szCs w:val="40"/>
-              </w:rPr>
-              <w:t>–</w:t>
-            </w:r>
-            <w:r>
-              <w:rPr>
-                <w:rFonts w:ascii="BRH Devanagari Extra" w:hAnsi="BRH Devanagari Extra" w:cs="BRH Devanagari Extra"/>
-                <w:sz w:val="40"/>
-                <w:szCs w:val="40"/>
-              </w:rPr>
-              <w:t xml:space="preserve"> CÌiÉþ ÌuÉ</w:t>
-            </w:r>
+            <w:proofErr w:type="spellEnd"/>
+            <w:r>
+              <w:rPr>
+                <w:rFonts w:ascii="BRH Malayalam Extra" w:hAnsi="BRH Malayalam Extra" w:cs="BRH Devanagari Extra"/>
+                <w:b/>
+                <w:sz w:val="30"/>
+                <w:szCs w:val="40"/>
+              </w:rPr>
+              <w:t>–</w:t>
+            </w:r>
+            <w:r>
+              <w:rPr>
+                <w:rFonts w:ascii="BRH Devanagari Extra" w:hAnsi="BRH Devanagari Extra" w:cs="BRH Devanagari Extra"/>
+                <w:sz w:val="40"/>
+                <w:szCs w:val="40"/>
+              </w:rPr>
+              <w:t xml:space="preserve"> </w:t>
+            </w:r>
+            <w:proofErr w:type="spellStart"/>
+            <w:r>
+              <w:rPr>
+                <w:rFonts w:ascii="BRH Devanagari Extra" w:hAnsi="BRH Devanagari Extra" w:cs="BRH Devanagari Extra"/>
+                <w:sz w:val="40"/>
+                <w:szCs w:val="40"/>
+              </w:rPr>
+              <w:t>CÌiÉþ</w:t>
+            </w:r>
+            <w:proofErr w:type="spellEnd"/>
+            <w:r>
+              <w:rPr>
+                <w:rFonts w:ascii="BRH Devanagari Extra" w:hAnsi="BRH Devanagari Extra" w:cs="BRH Devanagari Extra"/>
+                <w:sz w:val="40"/>
+                <w:szCs w:val="40"/>
+              </w:rPr>
+              <w:t xml:space="preserve"> </w:t>
+            </w:r>
+            <w:proofErr w:type="spellStart"/>
+            <w:r>
+              <w:rPr>
+                <w:rFonts w:ascii="BRH Devanagari Extra" w:hAnsi="BRH Devanagari Extra" w:cs="BRH Devanagari Extra"/>
+                <w:sz w:val="40"/>
+                <w:szCs w:val="40"/>
+              </w:rPr>
+              <w:t>ÌuÉ</w:t>
+            </w:r>
+            <w:proofErr w:type="spellEnd"/>
             <w:r>
               <w:rPr>
                 <w:rFonts w:ascii="BRH Malayalam Extra" w:hAnsi="BRH Malayalam Extra" w:cs="BRH Devanagari Extra"/>
@@ -4970,6 +5527,7 @@
               </w:rPr>
               <w:t>–</w:t>
             </w:r>
+            <w:proofErr w:type="spellStart"/>
             <w:r>
               <w:rPr>
                 <w:rFonts w:ascii="BRH Devanagari Extra" w:hAnsi="BRH Devanagari Extra" w:cs="BRH Devanagari Extra"/>
@@ -4978,6 +5536,7 @@
               </w:rPr>
               <w:t>qpÉÔ</w:t>
             </w:r>
+            <w:proofErr w:type="spellEnd"/>
             <w:r>
               <w:rPr>
                 <w:rFonts w:ascii="BRH Malayalam Extra" w:hAnsi="BRH Malayalam Extra" w:cs="BRH Devanagari Extra"/>
@@ -5015,6 +5574,7 @@
                 <w:szCs w:val="40"/>
               </w:rPr>
             </w:pPr>
+            <w:proofErr w:type="spellStart"/>
             <w:r>
               <w:rPr>
                 <w:rFonts w:ascii="BRH Devanagari Extra" w:hAnsi="BRH Devanagari Extra" w:cs="BRH Devanagari Extra"/>
@@ -5024,6 +5584,7 @@
               </w:rPr>
               <w:t>ÌuÉ</w:t>
             </w:r>
+            <w:proofErr w:type="spellEnd"/>
             <w:r>
               <w:rPr>
                 <w:rFonts w:ascii="BRH Malayalam Extra" w:hAnsi="BRH Malayalam Extra" w:cs="BRH Devanagari Extra"/>
@@ -5040,25 +5601,63 @@
                 <w:sz w:val="40"/>
                 <w:szCs w:val="40"/>
               </w:rPr>
-              <w:t>µÉzÉþqpÉÔ</w:t>
-            </w:r>
-            <w:r>
-              <w:rPr>
-                <w:rFonts w:ascii="BRH Malayalam Extra" w:hAnsi="BRH Malayalam Extra" w:cs="BRH Devanagari Extra"/>
-                <w:b/>
-                <w:sz w:val="30"/>
-                <w:szCs w:val="40"/>
-              </w:rPr>
-              <w:t>–</w:t>
-            </w:r>
-            <w:r>
-              <w:rPr>
-                <w:rFonts w:ascii="BRH Devanagari Extra" w:hAnsi="BRH Devanagari Extra" w:cs="BRH Devanagari Extra"/>
-                <w:sz w:val="40"/>
-                <w:szCs w:val="40"/>
-              </w:rPr>
-              <w:t xml:space="preserve"> CÌiÉþ ÌuÉ</w:t>
-            </w:r>
+              <w:t>µ</w:t>
+            </w:r>
+            <w:proofErr w:type="spellStart"/>
+            <w:r>
+              <w:rPr>
+                <w:rFonts w:ascii="BRH Devanagari Extra" w:hAnsi="BRH Devanagari Extra" w:cs="BRH Devanagari Extra"/>
+                <w:sz w:val="40"/>
+                <w:szCs w:val="40"/>
+              </w:rPr>
+              <w:t>ÉzÉþqpÉÔ</w:t>
+            </w:r>
+            <w:proofErr w:type="spellEnd"/>
+            <w:r>
+              <w:rPr>
+                <w:rFonts w:ascii="BRH Malayalam Extra" w:hAnsi="BRH Malayalam Extra" w:cs="BRH Devanagari Extra"/>
+                <w:b/>
+                <w:sz w:val="30"/>
+                <w:szCs w:val="40"/>
+              </w:rPr>
+              <w:t>–</w:t>
+            </w:r>
+            <w:r>
+              <w:rPr>
+                <w:rFonts w:ascii="BRH Devanagari Extra" w:hAnsi="BRH Devanagari Extra" w:cs="BRH Devanagari Extra"/>
+                <w:sz w:val="40"/>
+                <w:szCs w:val="40"/>
+              </w:rPr>
+              <w:t xml:space="preserve"> </w:t>
+            </w:r>
+            <w:proofErr w:type="spellStart"/>
+            <w:r>
+              <w:rPr>
+                <w:rFonts w:ascii="BRH Devanagari Extra" w:hAnsi="BRH Devanagari Extra" w:cs="BRH Devanagari Extra"/>
+                <w:sz w:val="40"/>
+                <w:szCs w:val="40"/>
+              </w:rPr>
+              <w:t>CÌiÉþ</w:t>
+            </w:r>
+            <w:proofErr w:type="spellEnd"/>
+            <w:r>
+              <w:rPr>
+                <w:rFonts w:ascii="BRH Devanagari Extra" w:hAnsi="BRH Devanagari Extra" w:cs="BRH Devanagari Extra"/>
+                <w:sz w:val="40"/>
+                <w:szCs w:val="40"/>
+              </w:rPr>
+              <w:t xml:space="preserve"> </w:t>
+            </w:r>
+            <w:proofErr w:type="spellStart"/>
+            <w:r>
+              <w:rPr>
+                <w:rFonts w:ascii="BRH Devanagari Extra" w:hAnsi="BRH Devanagari Extra" w:cs="BRH Devanagari Extra"/>
+                <w:sz w:val="40"/>
+                <w:szCs w:val="40"/>
+              </w:rPr>
+              <w:t>ÌuÉ</w:t>
+            </w:r>
+            <w:proofErr w:type="spellEnd"/>
             <w:r>
               <w:rPr>
                 <w:rFonts w:ascii="BRH Malayalam Extra" w:hAnsi="BRH Malayalam Extra" w:cs="BRH Devanagari Extra"/>
@@ -5085,6 +5684,7 @@
               </w:rPr>
               <w:t>–</w:t>
             </w:r>
+            <w:proofErr w:type="spellStart"/>
             <w:r>
               <w:rPr>
                 <w:rFonts w:ascii="BRH Devanagari Extra" w:hAnsi="BRH Devanagari Extra" w:cs="BRH Devanagari Extra"/>
@@ -5093,6 +5693,7 @@
               </w:rPr>
               <w:t>qpÉÔ</w:t>
             </w:r>
+            <w:proofErr w:type="spellEnd"/>
             <w:r>
               <w:rPr>
                 <w:rFonts w:ascii="BRH Malayalam Extra" w:hAnsi="BRH Malayalam Extra" w:cs="BRH Devanagari Extra"/>
@@ -5546,6 +6147,7 @@
                 <w:szCs w:val="40"/>
               </w:rPr>
             </w:pPr>
+            <w:proofErr w:type="spellStart"/>
             <w:r>
               <w:rPr>
                 <w:rFonts w:ascii="BRH Devanagari Extra" w:hAnsi="BRH Devanagari Extra" w:cs="BRH Devanagari Extra"/>
@@ -5568,24 +6170,42 @@
                 <w:sz w:val="40"/>
                 <w:szCs w:val="40"/>
               </w:rPr>
-              <w:t>xiÉÑþiÉÉ L</w:t>
-            </w:r>
-            <w:r>
-              <w:rPr>
-                <w:rFonts w:ascii="BRH Malayalam Extra" w:hAnsi="BRH Malayalam Extra" w:cs="BRH Devanagari Extra"/>
-                <w:b/>
-                <w:sz w:val="30"/>
-                <w:szCs w:val="40"/>
-              </w:rPr>
-              <w:t>–</w:t>
-            </w:r>
-            <w:r>
-              <w:rPr>
-                <w:rFonts w:ascii="BRH Devanagari Extra" w:hAnsi="BRH Devanagari Extra" w:cs="BRH Devanagari Extra"/>
-                <w:sz w:val="40"/>
-                <w:szCs w:val="40"/>
-              </w:rPr>
-              <w:t>uÉ | xÉ</w:t>
+              <w:t>xiÉÑþiÉÉ</w:t>
+            </w:r>
+            <w:proofErr w:type="spellEnd"/>
+            <w:r>
+              <w:rPr>
+                <w:rFonts w:ascii="BRH Devanagari Extra" w:hAnsi="BRH Devanagari Extra" w:cs="BRH Devanagari Extra"/>
+                <w:sz w:val="40"/>
+                <w:szCs w:val="40"/>
+              </w:rPr>
+              <w:t xml:space="preserve"> L</w:t>
+            </w:r>
+            <w:r>
+              <w:rPr>
+                <w:rFonts w:ascii="BRH Malayalam Extra" w:hAnsi="BRH Malayalam Extra" w:cs="BRH Devanagari Extra"/>
+                <w:b/>
+                <w:sz w:val="30"/>
+                <w:szCs w:val="40"/>
+              </w:rPr>
+              <w:t>–</w:t>
+            </w:r>
+            <w:r>
+              <w:rPr>
+                <w:rFonts w:ascii="BRH Devanagari Extra" w:hAnsi="BRH Devanagari Extra" w:cs="BRH Devanagari Extra"/>
+                <w:sz w:val="40"/>
+                <w:szCs w:val="40"/>
+              </w:rPr>
+              <w:t xml:space="preserve">uÉ | </w:t>
+            </w:r>
+            <w:proofErr w:type="spellStart"/>
+            <w:r>
+              <w:rPr>
+                <w:rFonts w:ascii="BRH Devanagari Extra" w:hAnsi="BRH Devanagari Extra" w:cs="BRH Devanagari Extra"/>
+                <w:sz w:val="40"/>
+                <w:szCs w:val="40"/>
+              </w:rPr>
+              <w:t>xÉ</w:t>
             </w:r>
             <w:r>
               <w:rPr>
@@ -5612,6 +6232,7 @@
               </w:rPr>
               <w:t>ÑþiÉÉ</w:t>
             </w:r>
+            <w:proofErr w:type="spellEnd"/>
             <w:r>
               <w:rPr>
                 <w:rFonts w:ascii="BRH Devanagari Extra" w:hAnsi="BRH Devanagari Extra" w:cs="BRH Devanagari Extra"/>
@@ -5631,6 +6252,7 @@
                 <w:szCs w:val="40"/>
               </w:rPr>
             </w:pPr>
+            <w:proofErr w:type="spellStart"/>
             <w:r>
               <w:rPr>
                 <w:rFonts w:ascii="BRH Devanagari Extra" w:hAnsi="BRH Devanagari Extra" w:cs="BRH Devanagari Extra"/>
@@ -5639,32 +6261,62 @@
               </w:rPr>
               <w:t>CÌiÉ</w:t>
             </w:r>
-            <w:r>
-              <w:rPr>
-                <w:rFonts w:ascii="BRH Malayalam Extra" w:hAnsi="BRH Malayalam Extra" w:cs="BRH Devanagari Extra"/>
-                <w:b/>
-                <w:sz w:val="30"/>
-                <w:szCs w:val="40"/>
-              </w:rPr>
-              <w:t>–</w:t>
-            </w:r>
-            <w:r>
-              <w:rPr>
-                <w:rFonts w:ascii="BRH Devanagari Extra" w:hAnsi="BRH Devanagari Extra" w:cs="BRH Devanagari Extra"/>
-                <w:sz w:val="40"/>
-                <w:szCs w:val="40"/>
-              </w:rPr>
-              <w:t xml:space="preserve"> xÉÇ - xiÉÑ</w:t>
-            </w:r>
-            <w:r>
-              <w:rPr>
-                <w:rFonts w:ascii="BRH Malayalam Extra" w:hAnsi="BRH Malayalam Extra" w:cs="BRH Devanagari Extra"/>
-                <w:b/>
-                <w:sz w:val="30"/>
-                <w:szCs w:val="40"/>
-              </w:rPr>
-              <w:t>–</w:t>
-            </w:r>
+            <w:proofErr w:type="spellEnd"/>
+            <w:r>
+              <w:rPr>
+                <w:rFonts w:ascii="BRH Malayalam Extra" w:hAnsi="BRH Malayalam Extra" w:cs="BRH Devanagari Extra"/>
+                <w:b/>
+                <w:sz w:val="30"/>
+                <w:szCs w:val="40"/>
+              </w:rPr>
+              <w:t>–</w:t>
+            </w:r>
+            <w:r>
+              <w:rPr>
+                <w:rFonts w:ascii="BRH Devanagari Extra" w:hAnsi="BRH Devanagari Extra" w:cs="BRH Devanagari Extra"/>
+                <w:sz w:val="40"/>
+                <w:szCs w:val="40"/>
+              </w:rPr>
+              <w:t xml:space="preserve"> </w:t>
+            </w:r>
+            <w:proofErr w:type="spellStart"/>
+            <w:r>
+              <w:rPr>
+                <w:rFonts w:ascii="BRH Devanagari Extra" w:hAnsi="BRH Devanagari Extra" w:cs="BRH Devanagari Extra"/>
+                <w:sz w:val="40"/>
+                <w:szCs w:val="40"/>
+              </w:rPr>
+              <w:t>xÉÇ</w:t>
+            </w:r>
+            <w:proofErr w:type="spellEnd"/>
+            <w:r>
+              <w:rPr>
+                <w:rFonts w:ascii="BRH Devanagari Extra" w:hAnsi="BRH Devanagari Extra" w:cs="BRH Devanagari Extra"/>
+                <w:sz w:val="40"/>
+                <w:szCs w:val="40"/>
+              </w:rPr>
+              <w:t xml:space="preserve"> - </w:t>
+            </w:r>
+            <w:proofErr w:type="spellStart"/>
+            <w:r>
+              <w:rPr>
+                <w:rFonts w:ascii="BRH Devanagari Extra" w:hAnsi="BRH Devanagari Extra" w:cs="BRH Devanagari Extra"/>
+                <w:sz w:val="40"/>
+                <w:szCs w:val="40"/>
+              </w:rPr>
+              <w:t>xiÉÑ</w:t>
+            </w:r>
+            <w:proofErr w:type="spellEnd"/>
+            <w:r>
+              <w:rPr>
+                <w:rFonts w:ascii="BRH Malayalam Extra" w:hAnsi="BRH Malayalam Extra" w:cs="BRH Devanagari Extra"/>
+                <w:b/>
+                <w:sz w:val="30"/>
+                <w:szCs w:val="40"/>
+              </w:rPr>
+              <w:t>–</w:t>
+            </w:r>
+            <w:proofErr w:type="spellStart"/>
             <w:r>
               <w:rPr>
                 <w:rFonts w:ascii="BRH Devanagari Extra" w:hAnsi="BRH Devanagari Extra" w:cs="BRH Devanagari Extra"/>
@@ -5673,6 +6325,7 @@
               </w:rPr>
               <w:t>iÉÉ</w:t>
             </w:r>
+            <w:proofErr w:type="spellEnd"/>
             <w:r>
               <w:rPr>
                 <w:rFonts w:ascii="BRH Malayalam Extra" w:hAnsi="BRH Malayalam Extra" w:cs="BRH Devanagari Extra"/>
@@ -5705,6 +6358,7 @@
                 <w:szCs w:val="40"/>
               </w:rPr>
             </w:pPr>
+            <w:proofErr w:type="spellStart"/>
             <w:r>
               <w:rPr>
                 <w:rFonts w:ascii="BRH Devanagari Extra" w:hAnsi="BRH Devanagari Extra" w:cs="BRH Devanagari Extra"/>
@@ -5727,24 +6381,42 @@
                 <w:sz w:val="40"/>
                 <w:szCs w:val="40"/>
               </w:rPr>
-              <w:t>xiÉÑþiÉÉ L</w:t>
-            </w:r>
-            <w:r>
-              <w:rPr>
-                <w:rFonts w:ascii="BRH Malayalam Extra" w:hAnsi="BRH Malayalam Extra" w:cs="BRH Devanagari Extra"/>
-                <w:b/>
-                <w:sz w:val="30"/>
-                <w:szCs w:val="40"/>
-              </w:rPr>
-              <w:t>–</w:t>
-            </w:r>
-            <w:r>
-              <w:rPr>
-                <w:rFonts w:ascii="BRH Devanagari Extra" w:hAnsi="BRH Devanagari Extra" w:cs="BRH Devanagari Extra"/>
-                <w:sz w:val="40"/>
-                <w:szCs w:val="40"/>
-              </w:rPr>
-              <w:t>uÉ | xÉ</w:t>
+              <w:t>xiÉÑþiÉÉ</w:t>
+            </w:r>
+            <w:proofErr w:type="spellEnd"/>
+            <w:r>
+              <w:rPr>
+                <w:rFonts w:ascii="BRH Devanagari Extra" w:hAnsi="BRH Devanagari Extra" w:cs="BRH Devanagari Extra"/>
+                <w:sz w:val="40"/>
+                <w:szCs w:val="40"/>
+              </w:rPr>
+              <w:t xml:space="preserve"> L</w:t>
+            </w:r>
+            <w:r>
+              <w:rPr>
+                <w:rFonts w:ascii="BRH Malayalam Extra" w:hAnsi="BRH Malayalam Extra" w:cs="BRH Devanagari Extra"/>
+                <w:b/>
+                <w:sz w:val="30"/>
+                <w:szCs w:val="40"/>
+              </w:rPr>
+              <w:t>–</w:t>
+            </w:r>
+            <w:r>
+              <w:rPr>
+                <w:rFonts w:ascii="BRH Devanagari Extra" w:hAnsi="BRH Devanagari Extra" w:cs="BRH Devanagari Extra"/>
+                <w:sz w:val="40"/>
+                <w:szCs w:val="40"/>
+              </w:rPr>
+              <w:t xml:space="preserve">uÉ | </w:t>
+            </w:r>
+            <w:proofErr w:type="spellStart"/>
+            <w:r>
+              <w:rPr>
+                <w:rFonts w:ascii="BRH Devanagari Extra" w:hAnsi="BRH Devanagari Extra" w:cs="BRH Devanagari Extra"/>
+                <w:sz w:val="40"/>
+                <w:szCs w:val="40"/>
+              </w:rPr>
+              <w:t>xÉ</w:t>
             </w:r>
             <w:r>
               <w:rPr>
@@ -5762,6 +6434,7 @@
               </w:rPr>
               <w:t>xiÉÑþiÉÉ</w:t>
             </w:r>
+            <w:proofErr w:type="spellEnd"/>
             <w:r>
               <w:rPr>
                 <w:rFonts w:ascii="BRH Malayalam Extra" w:hAnsi="BRH Malayalam Extra" w:cs="BRH Devanagari Extra"/>
@@ -5794,6 +6467,7 @@
                 <w:szCs w:val="40"/>
               </w:rPr>
             </w:pPr>
+            <w:proofErr w:type="spellStart"/>
             <w:r>
               <w:rPr>
                 <w:rFonts w:ascii="BRH Devanagari Extra" w:hAnsi="BRH Devanagari Extra" w:cs="BRH Devanagari Extra"/>
@@ -5802,32 +6476,62 @@
               </w:rPr>
               <w:t>CÌiÉ</w:t>
             </w:r>
-            <w:r>
-              <w:rPr>
-                <w:rFonts w:ascii="BRH Malayalam Extra" w:hAnsi="BRH Malayalam Extra" w:cs="BRH Devanagari Extra"/>
-                <w:b/>
-                <w:sz w:val="30"/>
-                <w:szCs w:val="40"/>
-              </w:rPr>
-              <w:t>–</w:t>
-            </w:r>
-            <w:r>
-              <w:rPr>
-                <w:rFonts w:ascii="BRH Devanagari Extra" w:hAnsi="BRH Devanagari Extra" w:cs="BRH Devanagari Extra"/>
-                <w:sz w:val="40"/>
-                <w:szCs w:val="40"/>
-              </w:rPr>
-              <w:t xml:space="preserve"> xÉÇ - xiÉÑ</w:t>
-            </w:r>
-            <w:r>
-              <w:rPr>
-                <w:rFonts w:ascii="BRH Malayalam Extra" w:hAnsi="BRH Malayalam Extra" w:cs="BRH Devanagari Extra"/>
-                <w:b/>
-                <w:sz w:val="30"/>
-                <w:szCs w:val="40"/>
-              </w:rPr>
-              <w:t>–</w:t>
-            </w:r>
+            <w:proofErr w:type="spellEnd"/>
+            <w:r>
+              <w:rPr>
+                <w:rFonts w:ascii="BRH Malayalam Extra" w:hAnsi="BRH Malayalam Extra" w:cs="BRH Devanagari Extra"/>
+                <w:b/>
+                <w:sz w:val="30"/>
+                <w:szCs w:val="40"/>
+              </w:rPr>
+              <w:t>–</w:t>
+            </w:r>
+            <w:r>
+              <w:rPr>
+                <w:rFonts w:ascii="BRH Devanagari Extra" w:hAnsi="BRH Devanagari Extra" w:cs="BRH Devanagari Extra"/>
+                <w:sz w:val="40"/>
+                <w:szCs w:val="40"/>
+              </w:rPr>
+              <w:t xml:space="preserve"> </w:t>
+            </w:r>
+            <w:proofErr w:type="spellStart"/>
+            <w:r>
+              <w:rPr>
+                <w:rFonts w:ascii="BRH Devanagari Extra" w:hAnsi="BRH Devanagari Extra" w:cs="BRH Devanagari Extra"/>
+                <w:sz w:val="40"/>
+                <w:szCs w:val="40"/>
+              </w:rPr>
+              <w:t>xÉÇ</w:t>
+            </w:r>
+            <w:proofErr w:type="spellEnd"/>
+            <w:r>
+              <w:rPr>
+                <w:rFonts w:ascii="BRH Devanagari Extra" w:hAnsi="BRH Devanagari Extra" w:cs="BRH Devanagari Extra"/>
+                <w:sz w:val="40"/>
+                <w:szCs w:val="40"/>
+              </w:rPr>
+              <w:t xml:space="preserve"> - </w:t>
+            </w:r>
+            <w:proofErr w:type="spellStart"/>
+            <w:r>
+              <w:rPr>
+                <w:rFonts w:ascii="BRH Devanagari Extra" w:hAnsi="BRH Devanagari Extra" w:cs="BRH Devanagari Extra"/>
+                <w:sz w:val="40"/>
+                <w:szCs w:val="40"/>
+              </w:rPr>
+              <w:t>xiÉÑ</w:t>
+            </w:r>
+            <w:proofErr w:type="spellEnd"/>
+            <w:r>
+              <w:rPr>
+                <w:rFonts w:ascii="BRH Malayalam Extra" w:hAnsi="BRH Malayalam Extra" w:cs="BRH Devanagari Extra"/>
+                <w:b/>
+                <w:sz w:val="30"/>
+                <w:szCs w:val="40"/>
+              </w:rPr>
+              <w:t>–</w:t>
+            </w:r>
+            <w:proofErr w:type="spellStart"/>
             <w:r>
               <w:rPr>
                 <w:rFonts w:ascii="BRH Devanagari Extra" w:hAnsi="BRH Devanagari Extra" w:cs="BRH Devanagari Extra"/>
@@ -5836,6 +6540,7 @@
               </w:rPr>
               <w:t>iÉÉ</w:t>
             </w:r>
+            <w:proofErr w:type="spellEnd"/>
             <w:r>
               <w:rPr>
                 <w:rFonts w:ascii="BRH Malayalam Extra" w:hAnsi="BRH Malayalam Extra" w:cs="BRH Devanagari Extra"/>
@@ -6042,7 +6747,16 @@
                 <w:sz w:val="40"/>
                 <w:szCs w:val="40"/>
               </w:rPr>
-              <w:t>Wû Cþ</w:t>
+              <w:t xml:space="preserve">Wû </w:t>
+            </w:r>
+            <w:proofErr w:type="spellStart"/>
+            <w:r>
+              <w:rPr>
+                <w:rFonts w:ascii="BRH Devanagari Extra" w:hAnsi="BRH Devanagari Extra" w:cs="BRH Devanagari Extra"/>
+                <w:sz w:val="40"/>
+                <w:szCs w:val="40"/>
+              </w:rPr>
+              <w:t>Cþ</w:t>
             </w:r>
             <w:r>
               <w:rPr>
@@ -6053,6 +6767,7 @@
               </w:rPr>
               <w:t>lSìÈ</w:t>
             </w:r>
+            <w:proofErr w:type="spellEnd"/>
             <w:r>
               <w:rPr>
                 <w:rFonts w:ascii="BRH Devanagari Extra" w:hAnsi="BRH Devanagari Extra" w:cs="BRH Devanagari Extra"/>
@@ -6070,6 +6785,7 @@
               </w:rPr>
               <w:t>–</w:t>
             </w:r>
+            <w:proofErr w:type="spellStart"/>
             <w:r>
               <w:rPr>
                 <w:rFonts w:ascii="BRH Devanagari Extra" w:hAnsi="BRH Devanagari Extra" w:cs="BRH Devanagari Extra"/>
@@ -6078,22 +6794,33 @@
               </w:rPr>
               <w:t>lSìÉå</w:t>
             </w:r>
-            <w:r>
-              <w:rPr>
-                <w:rFonts w:ascii="BRH Malayalam Extra" w:hAnsi="BRH Malayalam Extra" w:cs="BRH Devanagari Extra"/>
-                <w:b/>
-                <w:sz w:val="30"/>
-                <w:szCs w:val="40"/>
-              </w:rPr>
-              <w:t>–</w:t>
-            </w:r>
-            <w:r>
-              <w:rPr>
-                <w:rFonts w:ascii="BRH Devanagari Extra" w:hAnsi="BRH Devanagari Extra" w:cs="BRH Devanagari Extra"/>
-                <w:sz w:val="40"/>
-                <w:szCs w:val="40"/>
-              </w:rPr>
-              <w:t>iÉÏ |</w:t>
+            <w:proofErr w:type="spellEnd"/>
+            <w:r>
+              <w:rPr>
+                <w:rFonts w:ascii="BRH Malayalam Extra" w:hAnsi="BRH Malayalam Extra" w:cs="BRH Devanagari Extra"/>
+                <w:b/>
+                <w:sz w:val="30"/>
+                <w:szCs w:val="40"/>
+              </w:rPr>
+              <w:t>–</w:t>
+            </w:r>
+            <w:proofErr w:type="spellStart"/>
+            <w:r>
+              <w:rPr>
+                <w:rFonts w:ascii="BRH Devanagari Extra" w:hAnsi="BRH Devanagari Extra" w:cs="BRH Devanagari Extra"/>
+                <w:sz w:val="40"/>
+                <w:szCs w:val="40"/>
+              </w:rPr>
+              <w:t>iÉÏ</w:t>
+            </w:r>
+            <w:proofErr w:type="spellEnd"/>
+            <w:r>
+              <w:rPr>
+                <w:rFonts w:ascii="BRH Devanagari Extra" w:hAnsi="BRH Devanagari Extra" w:cs="BRH Devanagari Extra"/>
+                <w:sz w:val="40"/>
+                <w:szCs w:val="40"/>
+              </w:rPr>
+              <w:t xml:space="preserve"> |</w:t>
             </w:r>
           </w:p>
         </w:tc>
@@ -6139,7 +6866,16 @@
                 <w:sz w:val="40"/>
                 <w:szCs w:val="40"/>
               </w:rPr>
-              <w:t>Wû Cþ</w:t>
+              <w:t xml:space="preserve">Wû </w:t>
+            </w:r>
+            <w:proofErr w:type="spellStart"/>
+            <w:r>
+              <w:rPr>
+                <w:rFonts w:ascii="BRH Devanagari Extra" w:hAnsi="BRH Devanagari Extra" w:cs="BRH Devanagari Extra"/>
+                <w:sz w:val="40"/>
+                <w:szCs w:val="40"/>
+              </w:rPr>
+              <w:t>Cþ</w:t>
             </w:r>
             <w:r>
               <w:rPr>
@@ -6158,6 +6894,7 @@
               </w:rPr>
               <w:t>ì</w:t>
             </w:r>
+            <w:proofErr w:type="spellEnd"/>
             <w:r>
               <w:rPr>
                 <w:rFonts w:ascii="BRH Devanagari Extra" w:hAnsi="BRH Devanagari Extra" w:cs="BRH Devanagari Extra"/>
@@ -6175,6 +6912,7 @@
               </w:rPr>
               <w:t>–</w:t>
             </w:r>
+            <w:proofErr w:type="spellStart"/>
             <w:r>
               <w:rPr>
                 <w:rFonts w:ascii="BRH Devanagari Extra" w:hAnsi="BRH Devanagari Extra" w:cs="BRH Devanagari Extra"/>
@@ -6183,22 +6921,33 @@
               </w:rPr>
               <w:t>lSìÉå</w:t>
             </w:r>
-            <w:r>
-              <w:rPr>
-                <w:rFonts w:ascii="BRH Malayalam Extra" w:hAnsi="BRH Malayalam Extra" w:cs="BRH Devanagari Extra"/>
-                <w:b/>
-                <w:sz w:val="30"/>
-                <w:szCs w:val="40"/>
-              </w:rPr>
-              <w:t>–</w:t>
-            </w:r>
-            <w:r>
-              <w:rPr>
-                <w:rFonts w:ascii="BRH Devanagari Extra" w:hAnsi="BRH Devanagari Extra" w:cs="BRH Devanagari Extra"/>
-                <w:sz w:val="40"/>
-                <w:szCs w:val="40"/>
-              </w:rPr>
-              <w:t>iÉÏ |</w:t>
+            <w:proofErr w:type="spellEnd"/>
+            <w:r>
+              <w:rPr>
+                <w:rFonts w:ascii="BRH Malayalam Extra" w:hAnsi="BRH Malayalam Extra" w:cs="BRH Devanagari Extra"/>
+                <w:b/>
+                <w:sz w:val="30"/>
+                <w:szCs w:val="40"/>
+              </w:rPr>
+              <w:t>–</w:t>
+            </w:r>
+            <w:proofErr w:type="spellStart"/>
+            <w:r>
+              <w:rPr>
+                <w:rFonts w:ascii="BRH Devanagari Extra" w:hAnsi="BRH Devanagari Extra" w:cs="BRH Devanagari Extra"/>
+                <w:sz w:val="40"/>
+                <w:szCs w:val="40"/>
+              </w:rPr>
+              <w:t>iÉÏ</w:t>
+            </w:r>
+            <w:proofErr w:type="spellEnd"/>
+            <w:r>
+              <w:rPr>
+                <w:rFonts w:ascii="BRH Devanagari Extra" w:hAnsi="BRH Devanagari Extra" w:cs="BRH Devanagari Extra"/>
+                <w:sz w:val="40"/>
+                <w:szCs w:val="40"/>
+              </w:rPr>
+              <w:t xml:space="preserve"> |</w:t>
             </w:r>
           </w:p>
         </w:tc>
@@ -6629,6 +7378,7 @@
                 <w:szCs w:val="40"/>
               </w:rPr>
             </w:pPr>
+            <w:proofErr w:type="spellStart"/>
             <w:r>
               <w:rPr>
                 <w:rFonts w:ascii="BRH Devanagari Extra" w:hAnsi="BRH Devanagari Extra" w:cs="BRH Devanagari Extra"/>
@@ -6637,40 +7387,26 @@
               </w:rPr>
               <w:t>xÉÉ</w:t>
             </w:r>
-            <w:r>
-              <w:rPr>
-                <w:rFonts w:ascii="BRH Malayalam Extra" w:hAnsi="BRH Malayalam Extra" w:cs="BRH Devanagari Extra"/>
-                <w:b/>
-                <w:sz w:val="30"/>
-                <w:szCs w:val="40"/>
-              </w:rPr>
-              <w:t>–</w:t>
-            </w:r>
-            <w:r>
-              <w:rPr>
-                <w:rFonts w:ascii="BRH Devanagari Extra" w:hAnsi="BRH Devanagari Extra" w:cs="BRH Devanagari Extra"/>
-                <w:sz w:val="40"/>
-                <w:szCs w:val="40"/>
-              </w:rPr>
-              <w:t>ÍqÉ mÉëÉ</w:t>
-            </w:r>
-            <w:r>
-              <w:rPr>
-                <w:rFonts w:ascii="BRH Malayalam Extra" w:hAnsi="BRH Malayalam Extra" w:cs="BRH Devanagari Extra"/>
-                <w:b/>
-                <w:sz w:val="30"/>
-                <w:szCs w:val="40"/>
-              </w:rPr>
-              <w:t>–</w:t>
-            </w:r>
-            <w:r>
-              <w:rPr>
-                <w:rFonts w:ascii="BRH Devanagari Extra" w:hAnsi="BRH Devanagari Extra" w:cs="BRH Devanagari Extra"/>
-                <w:sz w:val="40"/>
-                <w:szCs w:val="40"/>
-              </w:rPr>
-              <w:t>zlÉÎliÉþ |</w:t>
-            </w:r>
+            <w:proofErr w:type="spellEnd"/>
+            <w:r>
+              <w:rPr>
+                <w:rFonts w:ascii="BRH Malayalam Extra" w:hAnsi="BRH Malayalam Extra" w:cs="BRH Devanagari Extra"/>
+                <w:b/>
+                <w:sz w:val="30"/>
+                <w:szCs w:val="40"/>
+              </w:rPr>
+              <w:t>–</w:t>
+            </w:r>
+            <w:proofErr w:type="spellStart"/>
+            <w:r>
+              <w:rPr>
+                <w:rFonts w:ascii="BRH Devanagari Extra" w:hAnsi="BRH Devanagari Extra" w:cs="BRH Devanagari Extra"/>
+                <w:sz w:val="40"/>
+                <w:szCs w:val="40"/>
+              </w:rPr>
+              <w:t>ÍqÉ</w:t>
+            </w:r>
+            <w:proofErr w:type="spellEnd"/>
             <w:r>
               <w:rPr>
                 <w:rFonts w:ascii="BRH Devanagari Extra" w:hAnsi="BRH Devanagari Extra" w:cs="BRH Devanagari Extra"/>
@@ -6679,6 +7415,7 @@
               </w:rPr>
               <w:t xml:space="preserve"> </w:t>
             </w:r>
+            <w:proofErr w:type="spellStart"/>
             <w:r>
               <w:rPr>
                 <w:rFonts w:ascii="BRH Devanagari Extra" w:hAnsi="BRH Devanagari Extra" w:cs="BRH Devanagari Extra"/>
@@ -6687,15 +7424,62 @@
               </w:rPr>
               <w:t>mÉëÉ</w:t>
             </w:r>
-            <w:r>
-              <w:rPr>
-                <w:rFonts w:ascii="BRH Malayalam Extra" w:hAnsi="BRH Malayalam Extra" w:cs="BRH Devanagari Extra"/>
-                <w:b/>
-                <w:sz w:val="30"/>
-                <w:szCs w:val="40"/>
-              </w:rPr>
-              <w:t>–</w:t>
-            </w:r>
+            <w:proofErr w:type="spellEnd"/>
+            <w:r>
+              <w:rPr>
+                <w:rFonts w:ascii="BRH Malayalam Extra" w:hAnsi="BRH Malayalam Extra" w:cs="BRH Devanagari Extra"/>
+                <w:b/>
+                <w:sz w:val="30"/>
+                <w:szCs w:val="40"/>
+              </w:rPr>
+              <w:t>–</w:t>
+            </w:r>
+            <w:proofErr w:type="spellStart"/>
+            <w:r>
+              <w:rPr>
+                <w:rFonts w:ascii="BRH Devanagari Extra" w:hAnsi="BRH Devanagari Extra" w:cs="BRH Devanagari Extra"/>
+                <w:sz w:val="40"/>
+                <w:szCs w:val="40"/>
+              </w:rPr>
+              <w:t>zlÉÎliÉþ</w:t>
+            </w:r>
+            <w:proofErr w:type="spellEnd"/>
+            <w:r>
+              <w:rPr>
+                <w:rFonts w:ascii="BRH Devanagari Extra" w:hAnsi="BRH Devanagari Extra" w:cs="BRH Devanagari Extra"/>
+                <w:sz w:val="40"/>
+                <w:szCs w:val="40"/>
+              </w:rPr>
+              <w:t xml:space="preserve"> |</w:t>
+            </w:r>
+            <w:r>
+              <w:rPr>
+                <w:rFonts w:ascii="BRH Devanagari Extra" w:hAnsi="BRH Devanagari Extra" w:cs="BRH Devanagari Extra"/>
+                <w:sz w:val="40"/>
+                <w:szCs w:val="40"/>
+              </w:rPr>
+              <w:t xml:space="preserve"> </w:t>
+            </w:r>
+            <w:proofErr w:type="spellStart"/>
+            <w:r>
+              <w:rPr>
+                <w:rFonts w:ascii="BRH Devanagari Extra" w:hAnsi="BRH Devanagari Extra" w:cs="BRH Devanagari Extra"/>
+                <w:sz w:val="40"/>
+                <w:szCs w:val="40"/>
+              </w:rPr>
+              <w:t>mÉëÉ</w:t>
+            </w:r>
+            <w:proofErr w:type="spellEnd"/>
+            <w:r>
+              <w:rPr>
+                <w:rFonts w:ascii="BRH Malayalam Extra" w:hAnsi="BRH Malayalam Extra" w:cs="BRH Devanagari Extra"/>
+                <w:b/>
+                <w:sz w:val="30"/>
+                <w:szCs w:val="40"/>
+              </w:rPr>
+              <w:t>–</w:t>
+            </w:r>
+            <w:proofErr w:type="spellStart"/>
             <w:r>
               <w:rPr>
                 <w:rFonts w:ascii="BRH Devanagari Extra" w:hAnsi="BRH Devanagari Extra" w:cs="BRH Devanagari Extra"/>
@@ -6711,24 +7495,53 @@
                 <w:sz w:val="40"/>
                 <w:szCs w:val="40"/>
               </w:rPr>
-              <w:t>ÉÎliÉþ xÉÉ</w:t>
-            </w:r>
-            <w:r>
-              <w:rPr>
-                <w:rFonts w:ascii="BRH Malayalam Extra" w:hAnsi="BRH Malayalam Extra" w:cs="BRH Devanagari Extra"/>
-                <w:b/>
-                <w:sz w:val="30"/>
-                <w:szCs w:val="40"/>
-              </w:rPr>
-              <w:t>–</w:t>
-            </w:r>
-            <w:r>
-              <w:rPr>
-                <w:rFonts w:ascii="BRH Devanagari Extra" w:hAnsi="BRH Devanagari Extra" w:cs="BRH Devanagari Extra"/>
-                <w:sz w:val="40"/>
-                <w:szCs w:val="40"/>
-              </w:rPr>
-              <w:t>ÍqÉ |</w:t>
+              <w:t>ÉÎliÉþ</w:t>
+            </w:r>
+            <w:proofErr w:type="spellEnd"/>
+            <w:r>
+              <w:rPr>
+                <w:rFonts w:ascii="BRH Devanagari Extra" w:hAnsi="BRH Devanagari Extra" w:cs="BRH Devanagari Extra"/>
+                <w:sz w:val="40"/>
+                <w:szCs w:val="40"/>
+              </w:rPr>
+              <w:t xml:space="preserve"> </w:t>
+            </w:r>
+            <w:proofErr w:type="spellStart"/>
+            <w:r>
+              <w:rPr>
+                <w:rFonts w:ascii="BRH Devanagari Extra" w:hAnsi="BRH Devanagari Extra" w:cs="BRH Devanagari Extra"/>
+                <w:sz w:val="40"/>
+                <w:szCs w:val="40"/>
+              </w:rPr>
+              <w:t>xÉÉ</w:t>
+            </w:r>
+            <w:proofErr w:type="spellEnd"/>
+            <w:r>
+              <w:rPr>
+                <w:rFonts w:ascii="BRH Malayalam Extra" w:hAnsi="BRH Malayalam Extra" w:cs="BRH Devanagari Extra"/>
+                <w:b/>
+                <w:sz w:val="30"/>
+                <w:szCs w:val="40"/>
+              </w:rPr>
+              <w:t>–</w:t>
+            </w:r>
+            <w:proofErr w:type="spellStart"/>
+            <w:r>
+              <w:rPr>
+                <w:rFonts w:ascii="BRH Devanagari Extra" w:hAnsi="BRH Devanagari Extra" w:cs="BRH Devanagari Extra"/>
+                <w:sz w:val="40"/>
+                <w:szCs w:val="40"/>
+              </w:rPr>
+              <w:t>ÍqÉ</w:t>
+            </w:r>
+            <w:proofErr w:type="spellEnd"/>
+            <w:r>
+              <w:rPr>
+                <w:rFonts w:ascii="BRH Devanagari Extra" w:hAnsi="BRH Devanagari Extra" w:cs="BRH Devanagari Extra"/>
+                <w:sz w:val="40"/>
+                <w:szCs w:val="40"/>
+              </w:rPr>
+              <w:t xml:space="preserve"> |</w:t>
             </w:r>
           </w:p>
         </w:tc>
@@ -6750,6 +7563,7 @@
                 <w:szCs w:val="40"/>
               </w:rPr>
             </w:pPr>
+            <w:proofErr w:type="spellStart"/>
             <w:r>
               <w:rPr>
                 <w:rFonts w:ascii="BRH Devanagari Extra" w:hAnsi="BRH Devanagari Extra" w:cs="BRH Devanagari Extra"/>
@@ -6758,40 +7572,26 @@
               </w:rPr>
               <w:t>xÉÉ</w:t>
             </w:r>
-            <w:r>
-              <w:rPr>
-                <w:rFonts w:ascii="BRH Malayalam Extra" w:hAnsi="BRH Malayalam Extra" w:cs="BRH Devanagari Extra"/>
-                <w:b/>
-                <w:sz w:val="30"/>
-                <w:szCs w:val="40"/>
-              </w:rPr>
-              <w:t>–</w:t>
-            </w:r>
-            <w:r>
-              <w:rPr>
-                <w:rFonts w:ascii="BRH Devanagari Extra" w:hAnsi="BRH Devanagari Extra" w:cs="BRH Devanagari Extra"/>
-                <w:sz w:val="40"/>
-                <w:szCs w:val="40"/>
-              </w:rPr>
-              <w:t>ÍqÉ mÉëÉ</w:t>
-            </w:r>
-            <w:r>
-              <w:rPr>
-                <w:rFonts w:ascii="BRH Malayalam Extra" w:hAnsi="BRH Malayalam Extra" w:cs="BRH Devanagari Extra"/>
-                <w:b/>
-                <w:sz w:val="30"/>
-                <w:szCs w:val="40"/>
-              </w:rPr>
-              <w:t>–</w:t>
-            </w:r>
-            <w:r>
-              <w:rPr>
-                <w:rFonts w:ascii="BRH Devanagari Extra" w:hAnsi="BRH Devanagari Extra" w:cs="BRH Devanagari Extra"/>
-                <w:sz w:val="40"/>
-                <w:szCs w:val="40"/>
-              </w:rPr>
-              <w:t>zlÉÎliÉþ |</w:t>
-            </w:r>
+            <w:proofErr w:type="spellEnd"/>
+            <w:r>
+              <w:rPr>
+                <w:rFonts w:ascii="BRH Malayalam Extra" w:hAnsi="BRH Malayalam Extra" w:cs="BRH Devanagari Extra"/>
+                <w:b/>
+                <w:sz w:val="30"/>
+                <w:szCs w:val="40"/>
+              </w:rPr>
+              <w:t>–</w:t>
+            </w:r>
+            <w:proofErr w:type="spellStart"/>
+            <w:r>
+              <w:rPr>
+                <w:rFonts w:ascii="BRH Devanagari Extra" w:hAnsi="BRH Devanagari Extra" w:cs="BRH Devanagari Extra"/>
+                <w:sz w:val="40"/>
+                <w:szCs w:val="40"/>
+              </w:rPr>
+              <w:t>ÍqÉ</w:t>
+            </w:r>
+            <w:proofErr w:type="spellEnd"/>
             <w:r>
               <w:rPr>
                 <w:rFonts w:ascii="BRH Devanagari Extra" w:hAnsi="BRH Devanagari Extra" w:cs="BRH Devanagari Extra"/>
@@ -6800,6 +7600,7 @@
               </w:rPr>
               <w:t xml:space="preserve"> </w:t>
             </w:r>
+            <w:proofErr w:type="spellStart"/>
             <w:r>
               <w:rPr>
                 <w:rFonts w:ascii="BRH Devanagari Extra" w:hAnsi="BRH Devanagari Extra" w:cs="BRH Devanagari Extra"/>
@@ -6808,15 +7609,62 @@
               </w:rPr>
               <w:t>mÉëÉ</w:t>
             </w:r>
-            <w:r>
-              <w:rPr>
-                <w:rFonts w:ascii="BRH Malayalam Extra" w:hAnsi="BRH Malayalam Extra" w:cs="BRH Devanagari Extra"/>
-                <w:b/>
-                <w:sz w:val="30"/>
-                <w:szCs w:val="40"/>
-              </w:rPr>
-              <w:t>–</w:t>
-            </w:r>
+            <w:proofErr w:type="spellEnd"/>
+            <w:r>
+              <w:rPr>
+                <w:rFonts w:ascii="BRH Malayalam Extra" w:hAnsi="BRH Malayalam Extra" w:cs="BRH Devanagari Extra"/>
+                <w:b/>
+                <w:sz w:val="30"/>
+                <w:szCs w:val="40"/>
+              </w:rPr>
+              <w:t>–</w:t>
+            </w:r>
+            <w:proofErr w:type="spellStart"/>
+            <w:r>
+              <w:rPr>
+                <w:rFonts w:ascii="BRH Devanagari Extra" w:hAnsi="BRH Devanagari Extra" w:cs="BRH Devanagari Extra"/>
+                <w:sz w:val="40"/>
+                <w:szCs w:val="40"/>
+              </w:rPr>
+              <w:t>zlÉÎliÉþ</w:t>
+            </w:r>
+            <w:proofErr w:type="spellEnd"/>
+            <w:r>
+              <w:rPr>
+                <w:rFonts w:ascii="BRH Devanagari Extra" w:hAnsi="BRH Devanagari Extra" w:cs="BRH Devanagari Extra"/>
+                <w:sz w:val="40"/>
+                <w:szCs w:val="40"/>
+              </w:rPr>
+              <w:t xml:space="preserve"> |</w:t>
+            </w:r>
+            <w:r>
+              <w:rPr>
+                <w:rFonts w:ascii="BRH Devanagari Extra" w:hAnsi="BRH Devanagari Extra" w:cs="BRH Devanagari Extra"/>
+                <w:sz w:val="40"/>
+                <w:szCs w:val="40"/>
+              </w:rPr>
+              <w:t xml:space="preserve"> </w:t>
+            </w:r>
+            <w:proofErr w:type="spellStart"/>
+            <w:r>
+              <w:rPr>
+                <w:rFonts w:ascii="BRH Devanagari Extra" w:hAnsi="BRH Devanagari Extra" w:cs="BRH Devanagari Extra"/>
+                <w:sz w:val="40"/>
+                <w:szCs w:val="40"/>
+              </w:rPr>
+              <w:t>mÉëÉ</w:t>
+            </w:r>
+            <w:proofErr w:type="spellEnd"/>
+            <w:r>
+              <w:rPr>
+                <w:rFonts w:ascii="BRH Malayalam Extra" w:hAnsi="BRH Malayalam Extra" w:cs="BRH Devanagari Extra"/>
+                <w:b/>
+                <w:sz w:val="30"/>
+                <w:szCs w:val="40"/>
+              </w:rPr>
+              <w:t>–</w:t>
+            </w:r>
+            <w:proofErr w:type="spellStart"/>
             <w:r>
               <w:rPr>
                 <w:rFonts w:ascii="BRH Devanagari Extra" w:hAnsi="BRH Devanagari Extra" w:cs="BRH Devanagari Extra"/>
@@ -6832,24 +7680,53 @@
                 <w:sz w:val="40"/>
                 <w:szCs w:val="40"/>
               </w:rPr>
-              <w:t>ÎliÉþ xÉÉ</w:t>
-            </w:r>
-            <w:r>
-              <w:rPr>
-                <w:rFonts w:ascii="BRH Malayalam Extra" w:hAnsi="BRH Malayalam Extra" w:cs="BRH Devanagari Extra"/>
-                <w:b/>
-                <w:sz w:val="30"/>
-                <w:szCs w:val="40"/>
-              </w:rPr>
-              <w:t>–</w:t>
-            </w:r>
-            <w:r>
-              <w:rPr>
-                <w:rFonts w:ascii="BRH Devanagari Extra" w:hAnsi="BRH Devanagari Extra" w:cs="BRH Devanagari Extra"/>
-                <w:sz w:val="40"/>
-                <w:szCs w:val="40"/>
-              </w:rPr>
-              <w:t>ÍqÉ |</w:t>
+              <w:t>ÎliÉþ</w:t>
+            </w:r>
+            <w:proofErr w:type="spellEnd"/>
+            <w:r>
+              <w:rPr>
+                <w:rFonts w:ascii="BRH Devanagari Extra" w:hAnsi="BRH Devanagari Extra" w:cs="BRH Devanagari Extra"/>
+                <w:sz w:val="40"/>
+                <w:szCs w:val="40"/>
+              </w:rPr>
+              <w:t xml:space="preserve"> </w:t>
+            </w:r>
+            <w:proofErr w:type="spellStart"/>
+            <w:r>
+              <w:rPr>
+                <w:rFonts w:ascii="BRH Devanagari Extra" w:hAnsi="BRH Devanagari Extra" w:cs="BRH Devanagari Extra"/>
+                <w:sz w:val="40"/>
+                <w:szCs w:val="40"/>
+              </w:rPr>
+              <w:t>xÉÉ</w:t>
+            </w:r>
+            <w:proofErr w:type="spellEnd"/>
+            <w:r>
+              <w:rPr>
+                <w:rFonts w:ascii="BRH Malayalam Extra" w:hAnsi="BRH Malayalam Extra" w:cs="BRH Devanagari Extra"/>
+                <w:b/>
+                <w:sz w:val="30"/>
+                <w:szCs w:val="40"/>
+              </w:rPr>
+              <w:t>–</w:t>
+            </w:r>
+            <w:proofErr w:type="spellStart"/>
+            <w:r>
+              <w:rPr>
+                <w:rFonts w:ascii="BRH Devanagari Extra" w:hAnsi="BRH Devanagari Extra" w:cs="BRH Devanagari Extra"/>
+                <w:sz w:val="40"/>
+                <w:szCs w:val="40"/>
+              </w:rPr>
+              <w:t>ÍqÉ</w:t>
+            </w:r>
+            <w:proofErr w:type="spellEnd"/>
+            <w:r>
+              <w:rPr>
+                <w:rFonts w:ascii="BRH Devanagari Extra" w:hAnsi="BRH Devanagari Extra" w:cs="BRH Devanagari Extra"/>
+                <w:sz w:val="40"/>
+                <w:szCs w:val="40"/>
+              </w:rPr>
+              <w:t xml:space="preserve"> |</w:t>
             </w:r>
           </w:p>
         </w:tc>
@@ -6999,8 +7876,36 @@
                 <w:sz w:val="40"/>
                 <w:szCs w:val="40"/>
               </w:rPr>
-              <w:t>¨ÉqÉç MÑüþuÉÏï</w:t>
-            </w:r>
+              <w:t>¨</w:t>
+            </w:r>
+            <w:proofErr w:type="spellStart"/>
+            <w:r>
+              <w:rPr>
+                <w:rFonts w:ascii="BRH Devanagari Extra" w:hAnsi="BRH Devanagari Extra" w:cs="BRH Devanagari Extra"/>
+                <w:sz w:val="40"/>
+                <w:szCs w:val="40"/>
+              </w:rPr>
+              <w:t>ÉqÉç</w:t>
+            </w:r>
+            <w:proofErr w:type="spellEnd"/>
+            <w:r>
+              <w:rPr>
+                <w:rFonts w:ascii="BRH Devanagari Extra" w:hAnsi="BRH Devanagari Extra" w:cs="BRH Devanagari Extra"/>
+                <w:sz w:val="40"/>
+                <w:szCs w:val="40"/>
+              </w:rPr>
+              <w:t xml:space="preserve"> </w:t>
+            </w:r>
+            <w:proofErr w:type="spellStart"/>
+            <w:r>
+              <w:rPr>
+                <w:rFonts w:ascii="BRH Devanagari Extra" w:hAnsi="BRH Devanagari Extra" w:cs="BRH Devanagari Extra"/>
+                <w:sz w:val="40"/>
+                <w:szCs w:val="40"/>
+              </w:rPr>
+              <w:t>MÑüþuÉÏï</w:t>
+            </w:r>
+            <w:proofErr w:type="spellEnd"/>
             <w:r>
               <w:rPr>
                 <w:rFonts w:ascii="BRH Malayalam Extra" w:hAnsi="BRH Malayalam Extra" w:cs="BRH Devanagari Extra"/>
@@ -7027,6 +7932,7 @@
               </w:rPr>
               <w:t>–</w:t>
             </w:r>
+            <w:proofErr w:type="spellStart"/>
             <w:r>
               <w:rPr>
                 <w:rFonts w:ascii="BRH Devanagari Extra" w:hAnsi="BRH Devanagari Extra" w:cs="BRH Devanagari Extra"/>
@@ -7035,15 +7941,17 @@
               </w:rPr>
               <w:t>uÉÏï</w:t>
             </w:r>
-            <w:r>
-              <w:rPr>
-                <w:rFonts w:ascii="BRH Malayalam Extra" w:hAnsi="BRH Malayalam Extra" w:cs="BRH Devanagari Extra"/>
-                <w:b/>
-                <w:sz w:val="30"/>
-                <w:szCs w:val="40"/>
-              </w:rPr>
-              <w:t>–</w:t>
-            </w:r>
+            <w:proofErr w:type="spellEnd"/>
+            <w:r>
+              <w:rPr>
+                <w:rFonts w:ascii="BRH Malayalam Extra" w:hAnsi="BRH Malayalam Extra" w:cs="BRH Devanagari Extra"/>
+                <w:b/>
+                <w:sz w:val="30"/>
+                <w:szCs w:val="40"/>
+              </w:rPr>
+              <w:t>–</w:t>
+            </w:r>
+            <w:proofErr w:type="spellStart"/>
             <w:r>
               <w:rPr>
                 <w:rFonts w:ascii="BRH Devanagari Extra" w:hAnsi="BRH Devanagari Extra" w:cs="BRH Devanagari Extra"/>
@@ -7053,6 +7961,7 @@
               </w:rPr>
               <w:t>iÉÉ</w:t>
             </w:r>
+            <w:proofErr w:type="spellEnd"/>
             <w:r>
               <w:rPr>
                 <w:rFonts w:ascii="BRH Malayalam Extra" w:hAnsi="BRH Malayalam Extra" w:cs="BRH Devanagari Extra"/>
@@ -7115,8 +8024,36 @@
                 <w:sz w:val="40"/>
                 <w:szCs w:val="40"/>
               </w:rPr>
-              <w:t>¨ÉqÉç MÑüþuÉÏï</w:t>
-            </w:r>
+              <w:t>¨</w:t>
+            </w:r>
+            <w:proofErr w:type="spellStart"/>
+            <w:r>
+              <w:rPr>
+                <w:rFonts w:ascii="BRH Devanagari Extra" w:hAnsi="BRH Devanagari Extra" w:cs="BRH Devanagari Extra"/>
+                <w:sz w:val="40"/>
+                <w:szCs w:val="40"/>
+              </w:rPr>
+              <w:t>ÉqÉç</w:t>
+            </w:r>
+            <w:proofErr w:type="spellEnd"/>
+            <w:r>
+              <w:rPr>
+                <w:rFonts w:ascii="BRH Devanagari Extra" w:hAnsi="BRH Devanagari Extra" w:cs="BRH Devanagari Extra"/>
+                <w:sz w:val="40"/>
+                <w:szCs w:val="40"/>
+              </w:rPr>
+              <w:t xml:space="preserve"> </w:t>
+            </w:r>
+            <w:proofErr w:type="spellStart"/>
+            <w:r>
+              <w:rPr>
+                <w:rFonts w:ascii="BRH Devanagari Extra" w:hAnsi="BRH Devanagari Extra" w:cs="BRH Devanagari Extra"/>
+                <w:sz w:val="40"/>
+                <w:szCs w:val="40"/>
+              </w:rPr>
+              <w:t>MÑüþuÉÏï</w:t>
+            </w:r>
+            <w:proofErr w:type="spellEnd"/>
             <w:r>
               <w:rPr>
                 <w:rFonts w:ascii="BRH Malayalam Extra" w:hAnsi="BRH Malayalam Extra" w:cs="BRH Devanagari Extra"/>
@@ -7143,6 +8080,7 @@
               </w:rPr>
               <w:t>–</w:t>
             </w:r>
+            <w:proofErr w:type="spellStart"/>
             <w:r>
               <w:rPr>
                 <w:rFonts w:ascii="BRH Devanagari Extra" w:hAnsi="BRH Devanagari Extra" w:cs="BRH Devanagari Extra"/>
@@ -7151,6 +8089,7 @@
               </w:rPr>
               <w:t>uÉÏï</w:t>
             </w:r>
+            <w:proofErr w:type="spellEnd"/>
             <w:r>
               <w:rPr>
                 <w:rFonts w:ascii="BRH Malayalam Extra" w:hAnsi="BRH Malayalam Extra" w:cs="BRH Devanagari Extra"/>
@@ -7301,13 +8240,32 @@
                 <w:szCs w:val="40"/>
               </w:rPr>
             </w:pPr>
-            <w:r>
-              <w:rPr>
-                <w:rFonts w:ascii="BRH Devanagari Extra" w:hAnsi="BRH Devanagari Extra" w:cs="BRH Devanagari Extra"/>
-                <w:sz w:val="40"/>
-                <w:szCs w:val="40"/>
-              </w:rPr>
-              <w:t>qÉÉ ¤ÉÉþ</w:t>
+            <w:proofErr w:type="spellStart"/>
+            <w:r>
+              <w:rPr>
+                <w:rFonts w:ascii="BRH Devanagari Extra" w:hAnsi="BRH Devanagari Extra" w:cs="BRH Devanagari Extra"/>
+                <w:sz w:val="40"/>
+                <w:szCs w:val="40"/>
+              </w:rPr>
+              <w:t>qÉÉ</w:t>
+            </w:r>
+            <w:proofErr w:type="spellEnd"/>
+            <w:r>
+              <w:rPr>
+                <w:rFonts w:ascii="BRH Devanagari Extra" w:hAnsi="BRH Devanagari Extra" w:cs="BRH Devanagari Extra"/>
+                <w:sz w:val="40"/>
+                <w:szCs w:val="40"/>
+              </w:rPr>
+              <w:t xml:space="preserve"> ¤</w:t>
+            </w:r>
+            <w:proofErr w:type="spellStart"/>
+            <w:r>
+              <w:rPr>
+                <w:rFonts w:ascii="BRH Devanagari Extra" w:hAnsi="BRH Devanagari Extra" w:cs="BRH Devanagari Extra"/>
+                <w:sz w:val="40"/>
+                <w:szCs w:val="40"/>
+              </w:rPr>
+              <w:t>ÉÉþ</w:t>
             </w:r>
             <w:r>
               <w:rPr>
@@ -7318,6 +8276,7 @@
               </w:rPr>
               <w:t>rÉÏ</w:t>
             </w:r>
+            <w:proofErr w:type="spellEnd"/>
             <w:r>
               <w:rPr>
                 <w:rFonts w:ascii="BRH Devanagari Extra" w:hAnsi="BRH Devanagari Extra" w:cs="BRH Devanagari Extra"/>
@@ -7335,13 +8294,23 @@
               </w:rPr>
               <w:t>–</w:t>
             </w:r>
-            <w:r>
-              <w:rPr>
-                <w:rFonts w:ascii="BRH Devanagari Extra" w:hAnsi="BRH Devanagari Extra" w:cs="BRH Devanagari Extra"/>
-                <w:sz w:val="40"/>
-                <w:szCs w:val="40"/>
-              </w:rPr>
-              <w:t>rÉÏÌiÉþ |</w:t>
+            <w:proofErr w:type="spellStart"/>
+            <w:r>
+              <w:rPr>
+                <w:rFonts w:ascii="BRH Devanagari Extra" w:hAnsi="BRH Devanagari Extra" w:cs="BRH Devanagari Extra"/>
+                <w:sz w:val="40"/>
+                <w:szCs w:val="40"/>
+              </w:rPr>
+              <w:t>rÉÏÌiÉþ</w:t>
+            </w:r>
+            <w:proofErr w:type="spellEnd"/>
+            <w:r>
+              <w:rPr>
+                <w:rFonts w:ascii="BRH Devanagari Extra" w:hAnsi="BRH Devanagari Extra" w:cs="BRH Devanagari Extra"/>
+                <w:sz w:val="40"/>
+                <w:szCs w:val="40"/>
+              </w:rPr>
+              <w:t xml:space="preserve"> |</w:t>
             </w:r>
           </w:p>
         </w:tc>
@@ -7369,13 +8338,32 @@
                 <w:szCs w:val="40"/>
               </w:rPr>
             </w:pPr>
-            <w:r>
-              <w:rPr>
-                <w:rFonts w:ascii="BRH Devanagari Extra" w:hAnsi="BRH Devanagari Extra" w:cs="BRH Devanagari Extra"/>
-                <w:sz w:val="40"/>
-                <w:szCs w:val="40"/>
-              </w:rPr>
-              <w:t>qÉÉ ¤ÉÉþ</w:t>
+            <w:proofErr w:type="spellStart"/>
+            <w:r>
+              <w:rPr>
+                <w:rFonts w:ascii="BRH Devanagari Extra" w:hAnsi="BRH Devanagari Extra" w:cs="BRH Devanagari Extra"/>
+                <w:sz w:val="40"/>
+                <w:szCs w:val="40"/>
+              </w:rPr>
+              <w:t>qÉÉ</w:t>
+            </w:r>
+            <w:proofErr w:type="spellEnd"/>
+            <w:r>
+              <w:rPr>
+                <w:rFonts w:ascii="BRH Devanagari Extra" w:hAnsi="BRH Devanagari Extra" w:cs="BRH Devanagari Extra"/>
+                <w:sz w:val="40"/>
+                <w:szCs w:val="40"/>
+              </w:rPr>
+              <w:t xml:space="preserve"> ¤</w:t>
+            </w:r>
+            <w:proofErr w:type="spellStart"/>
+            <w:r>
+              <w:rPr>
+                <w:rFonts w:ascii="BRH Devanagari Extra" w:hAnsi="BRH Devanagari Extra" w:cs="BRH Devanagari Extra"/>
+                <w:sz w:val="40"/>
+                <w:szCs w:val="40"/>
+              </w:rPr>
+              <w:t>ÉÉþ</w:t>
             </w:r>
             <w:r>
               <w:rPr>
@@ -7386,6 +8374,7 @@
               </w:rPr>
               <w:t>ÌrÉ</w:t>
             </w:r>
+            <w:proofErr w:type="spellEnd"/>
             <w:r>
               <w:rPr>
                 <w:rFonts w:ascii="BRH Devanagari Extra" w:hAnsi="BRH Devanagari Extra" w:cs="BRH Devanagari Extra"/>
@@ -7403,13 +8392,23 @@
               </w:rPr>
               <w:t>–</w:t>
             </w:r>
-            <w:r>
-              <w:rPr>
-                <w:rFonts w:ascii="BRH Devanagari Extra" w:hAnsi="BRH Devanagari Extra" w:cs="BRH Devanagari Extra"/>
-                <w:sz w:val="40"/>
-                <w:szCs w:val="40"/>
-              </w:rPr>
-              <w:t>rÉÏÌiÉþ |</w:t>
+            <w:proofErr w:type="spellStart"/>
+            <w:r>
+              <w:rPr>
+                <w:rFonts w:ascii="BRH Devanagari Extra" w:hAnsi="BRH Devanagari Extra" w:cs="BRH Devanagari Extra"/>
+                <w:sz w:val="40"/>
+                <w:szCs w:val="40"/>
+              </w:rPr>
+              <w:t>rÉÏÌiÉþ</w:t>
+            </w:r>
+            <w:proofErr w:type="spellEnd"/>
+            <w:r>
+              <w:rPr>
+                <w:rFonts w:ascii="BRH Devanagari Extra" w:hAnsi="BRH Devanagari Extra" w:cs="BRH Devanagari Extra"/>
+                <w:sz w:val="40"/>
+                <w:szCs w:val="40"/>
+              </w:rPr>
+              <w:t xml:space="preserve"> |</w:t>
             </w:r>
             <w:r>
               <w:rPr>
@@ -7434,12 +8433,21 @@
               </w:rPr>
               <w:t xml:space="preserve"> </w:t>
             </w:r>
+            <w:proofErr w:type="spellStart"/>
             <w:r>
               <w:rPr>
                 <w:b/>
                 <w:bCs/>
               </w:rPr>
-              <w:t>hraswam)</w:t>
+              <w:t>hraswam</w:t>
+            </w:r>
+            <w:proofErr w:type="spellEnd"/>
+            <w:r>
+              <w:rPr>
+                <w:b/>
+                <w:bCs/>
+              </w:rPr>
+              <w:t>)</w:t>
             </w:r>
           </w:p>
         </w:tc>
@@ -7569,6 +8577,7 @@
                 <w:szCs w:val="40"/>
               </w:rPr>
             </w:pPr>
+            <w:proofErr w:type="spellStart"/>
             <w:r>
               <w:rPr>
                 <w:rFonts w:ascii="BRH Devanagari Extra" w:hAnsi="BRH Devanagari Extra" w:cs="BRH Devanagari Extra"/>
@@ -7577,39 +8586,78 @@
               </w:rPr>
               <w:t>urÉÉ</w:t>
             </w:r>
-            <w:r>
-              <w:rPr>
-                <w:rFonts w:ascii="BRH Malayalam Extra" w:hAnsi="BRH Malayalam Extra" w:cs="BRH Devanagari Extra"/>
-                <w:b/>
-                <w:sz w:val="30"/>
-                <w:szCs w:val="40"/>
-              </w:rPr>
-              <w:t>–</w:t>
-            </w:r>
-            <w:r>
-              <w:rPr>
-                <w:rFonts w:ascii="BRH Devanagari Extra" w:hAnsi="BRH Devanagari Extra" w:cs="BRH Devanagari Extra"/>
-                <w:sz w:val="40"/>
-                <w:szCs w:val="40"/>
-              </w:rPr>
-              <w:t>lÉålÉåÌiÉþ ÌuÉ-A</w:t>
-            </w:r>
-            <w:r>
-              <w:rPr>
-                <w:rFonts w:ascii="BRH Malayalam Extra" w:hAnsi="BRH Malayalam Extra" w:cs="BRH Devanagari Extra"/>
-                <w:b/>
-                <w:sz w:val="30"/>
-                <w:szCs w:val="40"/>
-              </w:rPr>
-              <w:t>–</w:t>
-            </w:r>
-            <w:r>
-              <w:rPr>
-                <w:rFonts w:ascii="BRH Devanagari Extra" w:hAnsi="BRH Devanagari Extra" w:cs="BRH Devanagari Extra"/>
-                <w:sz w:val="40"/>
-                <w:szCs w:val="40"/>
-              </w:rPr>
-              <w:t xml:space="preserve">lÉålÉþ | </w:t>
+            <w:proofErr w:type="spellEnd"/>
+            <w:r>
+              <w:rPr>
+                <w:rFonts w:ascii="BRH Malayalam Extra" w:hAnsi="BRH Malayalam Extra" w:cs="BRH Devanagari Extra"/>
+                <w:b/>
+                <w:sz w:val="30"/>
+                <w:szCs w:val="40"/>
+              </w:rPr>
+              <w:t>–</w:t>
+            </w:r>
+            <w:proofErr w:type="spellStart"/>
+            <w:r>
+              <w:rPr>
+                <w:rFonts w:ascii="BRH Devanagari Extra" w:hAnsi="BRH Devanagari Extra" w:cs="BRH Devanagari Extra"/>
+                <w:sz w:val="40"/>
+                <w:szCs w:val="40"/>
+              </w:rPr>
+              <w:t>lÉålÉåÌiÉþ</w:t>
+            </w:r>
+            <w:proofErr w:type="spellEnd"/>
+            <w:r>
+              <w:rPr>
+                <w:rFonts w:ascii="BRH Devanagari Extra" w:hAnsi="BRH Devanagari Extra" w:cs="BRH Devanagari Extra"/>
+                <w:sz w:val="40"/>
+                <w:szCs w:val="40"/>
+              </w:rPr>
+              <w:t xml:space="preserve"> </w:t>
+            </w:r>
+            <w:proofErr w:type="spellStart"/>
+            <w:r>
+              <w:rPr>
+                <w:rFonts w:ascii="BRH Devanagari Extra" w:hAnsi="BRH Devanagari Extra" w:cs="BRH Devanagari Extra"/>
+                <w:sz w:val="40"/>
+                <w:szCs w:val="40"/>
+              </w:rPr>
+              <w:t>ÌuÉ</w:t>
+            </w:r>
+            <w:proofErr w:type="spellEnd"/>
+            <w:r>
+              <w:rPr>
+                <w:rFonts w:ascii="BRH Devanagari Extra" w:hAnsi="BRH Devanagari Extra" w:cs="BRH Devanagari Extra"/>
+                <w:sz w:val="40"/>
+                <w:szCs w:val="40"/>
+              </w:rPr>
+              <w:t>-A</w:t>
+            </w:r>
+            <w:r>
+              <w:rPr>
+                <w:rFonts w:ascii="BRH Malayalam Extra" w:hAnsi="BRH Malayalam Extra" w:cs="BRH Devanagari Extra"/>
+                <w:b/>
+                <w:sz w:val="30"/>
+                <w:szCs w:val="40"/>
+              </w:rPr>
+              <w:t>–</w:t>
+            </w:r>
+            <w:proofErr w:type="spellStart"/>
+            <w:r>
+              <w:rPr>
+                <w:rFonts w:ascii="BRH Devanagari Extra" w:hAnsi="BRH Devanagari Extra" w:cs="BRH Devanagari Extra"/>
+                <w:sz w:val="40"/>
+                <w:szCs w:val="40"/>
+              </w:rPr>
+              <w:t>lÉålÉþ</w:t>
+            </w:r>
+            <w:proofErr w:type="spellEnd"/>
+            <w:r>
+              <w:rPr>
+                <w:rFonts w:ascii="BRH Devanagari Extra" w:hAnsi="BRH Devanagari Extra" w:cs="BRH Devanagari Extra"/>
+                <w:sz w:val="40"/>
+                <w:szCs w:val="40"/>
+              </w:rPr>
+              <w:t xml:space="preserve"> | </w:t>
             </w:r>
           </w:p>
           <w:p>
@@ -7625,6 +8673,7 @@
                 <w:szCs w:val="40"/>
               </w:rPr>
             </w:pPr>
+            <w:proofErr w:type="spellStart"/>
             <w:r>
               <w:rPr>
                 <w:rFonts w:ascii="BRH Devanagari Extra" w:hAnsi="BRH Devanagari Extra" w:cs="BRH Devanagari Extra"/>
@@ -7642,15 +8691,17 @@
               </w:rPr>
               <w:t>lÉÑ</w:t>
             </w:r>
-            <w:r>
-              <w:rPr>
-                <w:rFonts w:ascii="BRH Malayalam Extra" w:hAnsi="BRH Malayalam Extra" w:cs="BRH Devanagari Extra"/>
-                <w:b/>
-                <w:sz w:val="30"/>
-                <w:szCs w:val="40"/>
-              </w:rPr>
-              <w:t>–</w:t>
-            </w:r>
+            <w:proofErr w:type="spellEnd"/>
+            <w:r>
+              <w:rPr>
+                <w:rFonts w:ascii="BRH Malayalam Extra" w:hAnsi="BRH Malayalam Extra" w:cs="BRH Devanagari Extra"/>
+                <w:b/>
+                <w:sz w:val="30"/>
+                <w:szCs w:val="40"/>
+              </w:rPr>
+              <w:t>–</w:t>
+            </w:r>
+            <w:proofErr w:type="spellStart"/>
             <w:r>
               <w:rPr>
                 <w:rFonts w:ascii="BRH Devanagari Extra" w:hAnsi="BRH Devanagari Extra" w:cs="BRH Devanagari Extra"/>
@@ -7659,22 +8710,33 @@
               </w:rPr>
               <w:t>wrÉÉþlÉmÉÉ</w:t>
             </w:r>
-            <w:r>
-              <w:rPr>
-                <w:rFonts w:ascii="BRH Malayalam Extra" w:hAnsi="BRH Malayalam Extra" w:cs="BRH Devanagari Extra"/>
-                <w:b/>
-                <w:sz w:val="30"/>
-                <w:szCs w:val="40"/>
-              </w:rPr>
-              <w:t>–</w:t>
-            </w:r>
-            <w:r>
-              <w:rPr>
-                <w:rFonts w:ascii="BRH Devanagari Extra" w:hAnsi="BRH Devanagari Extra" w:cs="BRH Devanagari Extra"/>
-                <w:sz w:val="40"/>
-                <w:szCs w:val="40"/>
-              </w:rPr>
-              <w:t>lÉålÉþ |</w:t>
+            <w:proofErr w:type="spellEnd"/>
+            <w:r>
+              <w:rPr>
+                <w:rFonts w:ascii="BRH Malayalam Extra" w:hAnsi="BRH Malayalam Extra" w:cs="BRH Devanagari Extra"/>
+                <w:b/>
+                <w:sz w:val="30"/>
+                <w:szCs w:val="40"/>
+              </w:rPr>
+              <w:t>–</w:t>
+            </w:r>
+            <w:proofErr w:type="spellStart"/>
+            <w:r>
+              <w:rPr>
+                <w:rFonts w:ascii="BRH Devanagari Extra" w:hAnsi="BRH Devanagari Extra" w:cs="BRH Devanagari Extra"/>
+                <w:sz w:val="40"/>
+                <w:szCs w:val="40"/>
+              </w:rPr>
+              <w:t>lÉålÉþ</w:t>
+            </w:r>
+            <w:proofErr w:type="spellEnd"/>
+            <w:r>
+              <w:rPr>
+                <w:rFonts w:ascii="BRH Devanagari Extra" w:hAnsi="BRH Devanagari Extra" w:cs="BRH Devanagari Extra"/>
+                <w:sz w:val="40"/>
+                <w:szCs w:val="40"/>
+              </w:rPr>
+              <w:t xml:space="preserve"> |</w:t>
             </w:r>
           </w:p>
         </w:tc>
@@ -7701,6 +8763,7 @@
                 <w:szCs w:val="40"/>
               </w:rPr>
             </w:pPr>
+            <w:proofErr w:type="spellStart"/>
             <w:r>
               <w:rPr>
                 <w:rFonts w:ascii="BRH Devanagari Extra" w:hAnsi="BRH Devanagari Extra" w:cs="BRH Devanagari Extra"/>
@@ -7709,39 +8772,78 @@
               </w:rPr>
               <w:t>urÉÉ</w:t>
             </w:r>
-            <w:r>
-              <w:rPr>
-                <w:rFonts w:ascii="BRH Malayalam Extra" w:hAnsi="BRH Malayalam Extra" w:cs="BRH Devanagari Extra"/>
-                <w:b/>
-                <w:sz w:val="30"/>
-                <w:szCs w:val="40"/>
-              </w:rPr>
-              <w:t>–</w:t>
-            </w:r>
-            <w:r>
-              <w:rPr>
-                <w:rFonts w:ascii="BRH Devanagari Extra" w:hAnsi="BRH Devanagari Extra" w:cs="BRH Devanagari Extra"/>
-                <w:sz w:val="40"/>
-                <w:szCs w:val="40"/>
-              </w:rPr>
-              <w:t>lÉålÉåÌiÉþ ÌuÉ-A</w:t>
-            </w:r>
-            <w:r>
-              <w:rPr>
-                <w:rFonts w:ascii="BRH Malayalam Extra" w:hAnsi="BRH Malayalam Extra" w:cs="BRH Devanagari Extra"/>
-                <w:b/>
-                <w:sz w:val="30"/>
-                <w:szCs w:val="40"/>
-              </w:rPr>
-              <w:t>–</w:t>
-            </w:r>
-            <w:r>
-              <w:rPr>
-                <w:rFonts w:ascii="BRH Devanagari Extra" w:hAnsi="BRH Devanagari Extra" w:cs="BRH Devanagari Extra"/>
-                <w:sz w:val="40"/>
-                <w:szCs w:val="40"/>
-              </w:rPr>
-              <w:t xml:space="preserve">lÉålÉþ | </w:t>
+            <w:proofErr w:type="spellEnd"/>
+            <w:r>
+              <w:rPr>
+                <w:rFonts w:ascii="BRH Malayalam Extra" w:hAnsi="BRH Malayalam Extra" w:cs="BRH Devanagari Extra"/>
+                <w:b/>
+                <w:sz w:val="30"/>
+                <w:szCs w:val="40"/>
+              </w:rPr>
+              <w:t>–</w:t>
+            </w:r>
+            <w:proofErr w:type="spellStart"/>
+            <w:r>
+              <w:rPr>
+                <w:rFonts w:ascii="BRH Devanagari Extra" w:hAnsi="BRH Devanagari Extra" w:cs="BRH Devanagari Extra"/>
+                <w:sz w:val="40"/>
+                <w:szCs w:val="40"/>
+              </w:rPr>
+              <w:t>lÉålÉåÌiÉþ</w:t>
+            </w:r>
+            <w:proofErr w:type="spellEnd"/>
+            <w:r>
+              <w:rPr>
+                <w:rFonts w:ascii="BRH Devanagari Extra" w:hAnsi="BRH Devanagari Extra" w:cs="BRH Devanagari Extra"/>
+                <w:sz w:val="40"/>
+                <w:szCs w:val="40"/>
+              </w:rPr>
+              <w:t xml:space="preserve"> </w:t>
+            </w:r>
+            <w:proofErr w:type="spellStart"/>
+            <w:r>
+              <w:rPr>
+                <w:rFonts w:ascii="BRH Devanagari Extra" w:hAnsi="BRH Devanagari Extra" w:cs="BRH Devanagari Extra"/>
+                <w:sz w:val="40"/>
+                <w:szCs w:val="40"/>
+              </w:rPr>
+              <w:t>ÌuÉ</w:t>
+            </w:r>
+            <w:proofErr w:type="spellEnd"/>
+            <w:r>
+              <w:rPr>
+                <w:rFonts w:ascii="BRH Devanagari Extra" w:hAnsi="BRH Devanagari Extra" w:cs="BRH Devanagari Extra"/>
+                <w:sz w:val="40"/>
+                <w:szCs w:val="40"/>
+              </w:rPr>
+              <w:t>-A</w:t>
+            </w:r>
+            <w:r>
+              <w:rPr>
+                <w:rFonts w:ascii="BRH Malayalam Extra" w:hAnsi="BRH Malayalam Extra" w:cs="BRH Devanagari Extra"/>
+                <w:b/>
+                <w:sz w:val="30"/>
+                <w:szCs w:val="40"/>
+              </w:rPr>
+              <w:t>–</w:t>
+            </w:r>
+            <w:proofErr w:type="spellStart"/>
+            <w:r>
+              <w:rPr>
+                <w:rFonts w:ascii="BRH Devanagari Extra" w:hAnsi="BRH Devanagari Extra" w:cs="BRH Devanagari Extra"/>
+                <w:sz w:val="40"/>
+                <w:szCs w:val="40"/>
+              </w:rPr>
+              <w:t>lÉålÉþ</w:t>
+            </w:r>
+            <w:proofErr w:type="spellEnd"/>
+            <w:r>
+              <w:rPr>
+                <w:rFonts w:ascii="BRH Devanagari Extra" w:hAnsi="BRH Devanagari Extra" w:cs="BRH Devanagari Extra"/>
+                <w:sz w:val="40"/>
+                <w:szCs w:val="40"/>
+              </w:rPr>
+              <w:t xml:space="preserve"> | </w:t>
             </w:r>
           </w:p>
           <w:p>
@@ -7776,6 +8878,7 @@
               </w:rPr>
               <w:t>–</w:t>
             </w:r>
+            <w:proofErr w:type="spellStart"/>
             <w:r>
               <w:rPr>
                 <w:rFonts w:ascii="BRH Devanagari Extra" w:hAnsi="BRH Devanagari Extra" w:cs="BRH Devanagari Extra"/>
@@ -7784,15 +8887,17 @@
               </w:rPr>
               <w:t>lÉÑ</w:t>
             </w:r>
-            <w:r>
-              <w:rPr>
-                <w:rFonts w:ascii="BRH Malayalam Extra" w:hAnsi="BRH Malayalam Extra" w:cs="BRH Devanagari Extra"/>
-                <w:b/>
-                <w:sz w:val="30"/>
-                <w:szCs w:val="40"/>
-              </w:rPr>
-              <w:t>–</w:t>
-            </w:r>
+            <w:proofErr w:type="spellEnd"/>
+            <w:r>
+              <w:rPr>
+                <w:rFonts w:ascii="BRH Malayalam Extra" w:hAnsi="BRH Malayalam Extra" w:cs="BRH Devanagari Extra"/>
+                <w:b/>
+                <w:sz w:val="30"/>
+                <w:szCs w:val="40"/>
+              </w:rPr>
+              <w:t>–</w:t>
+            </w:r>
+            <w:proofErr w:type="spellStart"/>
             <w:r>
               <w:rPr>
                 <w:rFonts w:ascii="BRH Devanagari Extra" w:hAnsi="BRH Devanagari Extra" w:cs="BRH Devanagari Extra"/>
@@ -7801,22 +8906,33 @@
               </w:rPr>
               <w:t>wrÉÉþlÉmÉÉ</w:t>
             </w:r>
-            <w:r>
-              <w:rPr>
-                <w:rFonts w:ascii="BRH Malayalam Extra" w:hAnsi="BRH Malayalam Extra" w:cs="BRH Devanagari Extra"/>
-                <w:b/>
-                <w:sz w:val="30"/>
-                <w:szCs w:val="40"/>
-              </w:rPr>
-              <w:t>–</w:t>
-            </w:r>
-            <w:r>
-              <w:rPr>
-                <w:rFonts w:ascii="BRH Devanagari Extra" w:hAnsi="BRH Devanagari Extra" w:cs="BRH Devanagari Extra"/>
-                <w:sz w:val="40"/>
-                <w:szCs w:val="40"/>
-              </w:rPr>
-              <w:t>lÉålÉþ |</w:t>
+            <w:proofErr w:type="spellEnd"/>
+            <w:r>
+              <w:rPr>
+                <w:rFonts w:ascii="BRH Malayalam Extra" w:hAnsi="BRH Malayalam Extra" w:cs="BRH Devanagari Extra"/>
+                <w:b/>
+                <w:sz w:val="30"/>
+                <w:szCs w:val="40"/>
+              </w:rPr>
+              <w:t>–</w:t>
+            </w:r>
+            <w:proofErr w:type="spellStart"/>
+            <w:r>
+              <w:rPr>
+                <w:rFonts w:ascii="BRH Devanagari Extra" w:hAnsi="BRH Devanagari Extra" w:cs="BRH Devanagari Extra"/>
+                <w:sz w:val="40"/>
+                <w:szCs w:val="40"/>
+              </w:rPr>
+              <w:t>lÉålÉþ</w:t>
+            </w:r>
+            <w:proofErr w:type="spellEnd"/>
+            <w:r>
+              <w:rPr>
+                <w:rFonts w:ascii="BRH Devanagari Extra" w:hAnsi="BRH Devanagari Extra" w:cs="BRH Devanagari Extra"/>
+                <w:sz w:val="40"/>
+                <w:szCs w:val="40"/>
+              </w:rPr>
+              <w:t xml:space="preserve"> |</w:t>
             </w:r>
           </w:p>
         </w:tc>
@@ -7980,6 +9096,7 @@
               </w:rPr>
               <w:t>–</w:t>
             </w:r>
+            <w:proofErr w:type="spellStart"/>
             <w:r>
               <w:rPr>
                 <w:rFonts w:ascii="BRH Devanagari Extra" w:hAnsi="BRH Devanagari Extra" w:cs="BRH Devanagari Extra"/>
@@ -7988,39 +9105,70 @@
               </w:rPr>
               <w:t>mÉÔ</w:t>
             </w:r>
-            <w:r>
-              <w:rPr>
-                <w:rFonts w:ascii="BRH Malayalam Extra" w:hAnsi="BRH Malayalam Extra" w:cs="BRH Devanagari Extra"/>
-                <w:b/>
-                <w:sz w:val="30"/>
-                <w:szCs w:val="40"/>
-              </w:rPr>
-              <w:t>–</w:t>
-            </w:r>
-            <w:r>
-              <w:rPr>
-                <w:rFonts w:ascii="BRH Devanagari Extra" w:hAnsi="BRH Devanagari Extra" w:cs="BRH Devanagari Extra"/>
-                <w:sz w:val="40"/>
-                <w:szCs w:val="40"/>
-              </w:rPr>
-              <w:t>iÉÏï mÉë</w:t>
-            </w:r>
-            <w:r>
-              <w:rPr>
-                <w:rFonts w:ascii="BRH Malayalam Extra" w:hAnsi="BRH Malayalam Extra" w:cs="BRH Devanagari Extra"/>
-                <w:b/>
-                <w:sz w:val="30"/>
-                <w:szCs w:val="40"/>
-              </w:rPr>
-              <w:t>–</w:t>
-            </w:r>
-            <w:r>
-              <w:rPr>
-                <w:rFonts w:ascii="BRH Devanagari Extra" w:hAnsi="BRH Devanagari Extra" w:cs="BRH Devanagari Extra"/>
-                <w:sz w:val="40"/>
-                <w:szCs w:val="40"/>
-              </w:rPr>
-              <w:t xml:space="preserve">eÉÉmÉþiÉåÈ | </w:t>
+            <w:proofErr w:type="spellEnd"/>
+            <w:r>
+              <w:rPr>
+                <w:rFonts w:ascii="BRH Malayalam Extra" w:hAnsi="BRH Malayalam Extra" w:cs="BRH Devanagari Extra"/>
+                <w:b/>
+                <w:sz w:val="30"/>
+                <w:szCs w:val="40"/>
+              </w:rPr>
+              <w:t>–</w:t>
+            </w:r>
+            <w:proofErr w:type="spellStart"/>
+            <w:r>
+              <w:rPr>
+                <w:rFonts w:ascii="BRH Devanagari Extra" w:hAnsi="BRH Devanagari Extra" w:cs="BRH Devanagari Extra"/>
+                <w:sz w:val="40"/>
+                <w:szCs w:val="40"/>
+              </w:rPr>
+              <w:t>iÉÏï</w:t>
+            </w:r>
+            <w:proofErr w:type="spellEnd"/>
+            <w:r>
+              <w:rPr>
+                <w:rFonts w:ascii="BRH Devanagari Extra" w:hAnsi="BRH Devanagari Extra" w:cs="BRH Devanagari Extra"/>
+                <w:sz w:val="40"/>
+                <w:szCs w:val="40"/>
+              </w:rPr>
+              <w:t xml:space="preserve"> </w:t>
+            </w:r>
+            <w:proofErr w:type="spellStart"/>
+            <w:r>
+              <w:rPr>
+                <w:rFonts w:ascii="BRH Devanagari Extra" w:hAnsi="BRH Devanagari Extra" w:cs="BRH Devanagari Extra"/>
+                <w:sz w:val="40"/>
+                <w:szCs w:val="40"/>
+              </w:rPr>
+              <w:t>mÉë</w:t>
+            </w:r>
+            <w:proofErr w:type="spellEnd"/>
+            <w:r>
+              <w:rPr>
+                <w:rFonts w:ascii="BRH Malayalam Extra" w:hAnsi="BRH Malayalam Extra" w:cs="BRH Devanagari Extra"/>
+                <w:b/>
+                <w:sz w:val="30"/>
+                <w:szCs w:val="40"/>
+              </w:rPr>
+              <w:t>–</w:t>
+            </w:r>
+            <w:proofErr w:type="spellStart"/>
+            <w:r>
+              <w:rPr>
+                <w:rFonts w:ascii="BRH Devanagari Extra" w:hAnsi="BRH Devanagari Extra" w:cs="BRH Devanagari Extra"/>
+                <w:sz w:val="40"/>
+                <w:szCs w:val="40"/>
+              </w:rPr>
+              <w:t>eÉÉmÉþiÉåÈ</w:t>
+            </w:r>
+            <w:proofErr w:type="spellEnd"/>
+            <w:r>
+              <w:rPr>
+                <w:rFonts w:ascii="BRH Devanagari Extra" w:hAnsi="BRH Devanagari Extra" w:cs="BRH Devanagari Extra"/>
+                <w:sz w:val="40"/>
+                <w:szCs w:val="40"/>
+              </w:rPr>
+              <w:t xml:space="preserve"> | </w:t>
             </w:r>
           </w:p>
           <w:p>
@@ -8067,6 +9215,7 @@
               </w:rPr>
               <w:t>–</w:t>
             </w:r>
+            <w:proofErr w:type="spellStart"/>
             <w:r>
               <w:rPr>
                 <w:rFonts w:ascii="BRH Devanagari Extra" w:hAnsi="BRH Devanagari Extra" w:cs="BRH Devanagari Extra"/>
@@ -8075,6 +9224,7 @@
               </w:rPr>
               <w:t>mÉÔ</w:t>
             </w:r>
+            <w:proofErr w:type="spellEnd"/>
             <w:r>
               <w:rPr>
                 <w:rFonts w:ascii="BRH Malayalam Extra" w:hAnsi="BRH Malayalam Extra" w:cs="BRH Devanagari Extra"/>
@@ -8107,24 +9257,44 @@
                 <w:sz w:val="40"/>
                 <w:szCs w:val="40"/>
               </w:rPr>
-              <w:t>É - mÉÔ</w:t>
-            </w:r>
-            <w:r>
-              <w:rPr>
-                <w:rFonts w:ascii="BRH Malayalam Extra" w:hAnsi="BRH Malayalam Extra" w:cs="BRH Devanagari Extra"/>
-                <w:b/>
-                <w:sz w:val="30"/>
-                <w:szCs w:val="40"/>
-              </w:rPr>
-              <w:t>–</w:t>
-            </w:r>
-            <w:r>
-              <w:rPr>
-                <w:rFonts w:ascii="BRH Devanagari Extra" w:hAnsi="BRH Devanagari Extra" w:cs="BRH Devanagari Extra"/>
-                <w:sz w:val="40"/>
-                <w:szCs w:val="40"/>
-              </w:rPr>
-              <w:t>iÉÏï |</w:t>
+              <w:t xml:space="preserve">É - </w:t>
+            </w:r>
+            <w:proofErr w:type="spellStart"/>
+            <w:r>
+              <w:rPr>
+                <w:rFonts w:ascii="BRH Devanagari Extra" w:hAnsi="BRH Devanagari Extra" w:cs="BRH Devanagari Extra"/>
+                <w:sz w:val="40"/>
+                <w:szCs w:val="40"/>
+              </w:rPr>
+              <w:t>mÉÔ</w:t>
+            </w:r>
+            <w:proofErr w:type="spellEnd"/>
+            <w:r>
+              <w:rPr>
+                <w:rFonts w:ascii="BRH Malayalam Extra" w:hAnsi="BRH Malayalam Extra" w:cs="BRH Devanagari Extra"/>
+                <w:b/>
+                <w:sz w:val="30"/>
+                <w:szCs w:val="40"/>
+              </w:rPr>
+              <w:t>–</w:t>
+            </w:r>
+            <w:proofErr w:type="spellStart"/>
+            <w:r>
+              <w:rPr>
+                <w:rFonts w:ascii="BRH Devanagari Extra" w:hAnsi="BRH Devanagari Extra" w:cs="BRH Devanagari Extra"/>
+                <w:sz w:val="40"/>
+                <w:szCs w:val="40"/>
+              </w:rPr>
+              <w:t>iÉÏï</w:t>
+            </w:r>
+            <w:proofErr w:type="spellEnd"/>
+            <w:r>
+              <w:rPr>
+                <w:rFonts w:ascii="BRH Devanagari Extra" w:hAnsi="BRH Devanagari Extra" w:cs="BRH Devanagari Extra"/>
+                <w:sz w:val="40"/>
+                <w:szCs w:val="40"/>
+              </w:rPr>
+              <w:t xml:space="preserve"> |</w:t>
             </w:r>
           </w:p>
         </w:tc>
@@ -8186,6 +9356,7 @@
               </w:rPr>
               <w:t>–</w:t>
             </w:r>
+            <w:proofErr w:type="spellStart"/>
             <w:r>
               <w:rPr>
                 <w:rFonts w:ascii="BRH Devanagari Extra" w:hAnsi="BRH Devanagari Extra" w:cs="BRH Devanagari Extra"/>
@@ -8194,39 +9365,70 @@
               </w:rPr>
               <w:t>mÉÔ</w:t>
             </w:r>
-            <w:r>
-              <w:rPr>
-                <w:rFonts w:ascii="BRH Malayalam Extra" w:hAnsi="BRH Malayalam Extra" w:cs="BRH Devanagari Extra"/>
-                <w:b/>
-                <w:sz w:val="30"/>
-                <w:szCs w:val="40"/>
-              </w:rPr>
-              <w:t>–</w:t>
-            </w:r>
-            <w:r>
-              <w:rPr>
-                <w:rFonts w:ascii="BRH Devanagari Extra" w:hAnsi="BRH Devanagari Extra" w:cs="BRH Devanagari Extra"/>
-                <w:sz w:val="40"/>
-                <w:szCs w:val="40"/>
-              </w:rPr>
-              <w:t>iÉÏï mÉë</w:t>
-            </w:r>
-            <w:r>
-              <w:rPr>
-                <w:rFonts w:ascii="BRH Malayalam Extra" w:hAnsi="BRH Malayalam Extra" w:cs="BRH Devanagari Extra"/>
-                <w:b/>
-                <w:sz w:val="30"/>
-                <w:szCs w:val="40"/>
-              </w:rPr>
-              <w:t>–</w:t>
-            </w:r>
-            <w:r>
-              <w:rPr>
-                <w:rFonts w:ascii="BRH Devanagari Extra" w:hAnsi="BRH Devanagari Extra" w:cs="BRH Devanagari Extra"/>
-                <w:sz w:val="40"/>
-                <w:szCs w:val="40"/>
-              </w:rPr>
-              <w:t xml:space="preserve">eÉÉmÉþiÉåÈ | </w:t>
+            <w:proofErr w:type="spellEnd"/>
+            <w:r>
+              <w:rPr>
+                <w:rFonts w:ascii="BRH Malayalam Extra" w:hAnsi="BRH Malayalam Extra" w:cs="BRH Devanagari Extra"/>
+                <w:b/>
+                <w:sz w:val="30"/>
+                <w:szCs w:val="40"/>
+              </w:rPr>
+              <w:t>–</w:t>
+            </w:r>
+            <w:proofErr w:type="spellStart"/>
+            <w:r>
+              <w:rPr>
+                <w:rFonts w:ascii="BRH Devanagari Extra" w:hAnsi="BRH Devanagari Extra" w:cs="BRH Devanagari Extra"/>
+                <w:sz w:val="40"/>
+                <w:szCs w:val="40"/>
+              </w:rPr>
+              <w:t>iÉÏï</w:t>
+            </w:r>
+            <w:proofErr w:type="spellEnd"/>
+            <w:r>
+              <w:rPr>
+                <w:rFonts w:ascii="BRH Devanagari Extra" w:hAnsi="BRH Devanagari Extra" w:cs="BRH Devanagari Extra"/>
+                <w:sz w:val="40"/>
+                <w:szCs w:val="40"/>
+              </w:rPr>
+              <w:t xml:space="preserve"> </w:t>
+            </w:r>
+            <w:proofErr w:type="spellStart"/>
+            <w:r>
+              <w:rPr>
+                <w:rFonts w:ascii="BRH Devanagari Extra" w:hAnsi="BRH Devanagari Extra" w:cs="BRH Devanagari Extra"/>
+                <w:sz w:val="40"/>
+                <w:szCs w:val="40"/>
+              </w:rPr>
+              <w:t>mÉë</w:t>
+            </w:r>
+            <w:proofErr w:type="spellEnd"/>
+            <w:r>
+              <w:rPr>
+                <w:rFonts w:ascii="BRH Malayalam Extra" w:hAnsi="BRH Malayalam Extra" w:cs="BRH Devanagari Extra"/>
+                <w:b/>
+                <w:sz w:val="30"/>
+                <w:szCs w:val="40"/>
+              </w:rPr>
+              <w:t>–</w:t>
+            </w:r>
+            <w:proofErr w:type="spellStart"/>
+            <w:r>
+              <w:rPr>
+                <w:rFonts w:ascii="BRH Devanagari Extra" w:hAnsi="BRH Devanagari Extra" w:cs="BRH Devanagari Extra"/>
+                <w:sz w:val="40"/>
+                <w:szCs w:val="40"/>
+              </w:rPr>
+              <w:t>eÉÉmÉþiÉåÈ</w:t>
+            </w:r>
+            <w:proofErr w:type="spellEnd"/>
+            <w:r>
+              <w:rPr>
+                <w:rFonts w:ascii="BRH Devanagari Extra" w:hAnsi="BRH Devanagari Extra" w:cs="BRH Devanagari Extra"/>
+                <w:sz w:val="40"/>
+                <w:szCs w:val="40"/>
+              </w:rPr>
+              <w:t xml:space="preserve"> | </w:t>
             </w:r>
           </w:p>
           <w:p>
@@ -8277,6 +9479,7 @@
               </w:rPr>
               <w:t>–</w:t>
             </w:r>
+            <w:proofErr w:type="spellStart"/>
             <w:r>
               <w:rPr>
                 <w:rFonts w:ascii="BRH Devanagari Extra" w:hAnsi="BRH Devanagari Extra" w:cs="BRH Devanagari Extra"/>
@@ -8285,6 +9488,7 @@
               </w:rPr>
               <w:t>mÉÔ</w:t>
             </w:r>
+            <w:proofErr w:type="spellEnd"/>
             <w:r>
               <w:rPr>
                 <w:rFonts w:ascii="BRH Malayalam Extra" w:hAnsi="BRH Malayalam Extra" w:cs="BRH Devanagari Extra"/>
@@ -8317,24 +9521,44 @@
                 <w:sz w:val="40"/>
                 <w:szCs w:val="40"/>
               </w:rPr>
-              <w:t xml:space="preserve"> - mÉÔ</w:t>
-            </w:r>
-            <w:r>
-              <w:rPr>
-                <w:rFonts w:ascii="BRH Malayalam Extra" w:hAnsi="BRH Malayalam Extra" w:cs="BRH Devanagari Extra"/>
-                <w:b/>
-                <w:sz w:val="30"/>
-                <w:szCs w:val="40"/>
-              </w:rPr>
-              <w:t>–</w:t>
-            </w:r>
-            <w:r>
-              <w:rPr>
-                <w:rFonts w:ascii="BRH Devanagari Extra" w:hAnsi="BRH Devanagari Extra" w:cs="BRH Devanagari Extra"/>
-                <w:sz w:val="40"/>
-                <w:szCs w:val="40"/>
-              </w:rPr>
-              <w:t>iÉÏï |</w:t>
+              <w:t xml:space="preserve"> - </w:t>
+            </w:r>
+            <w:proofErr w:type="spellStart"/>
+            <w:r>
+              <w:rPr>
+                <w:rFonts w:ascii="BRH Devanagari Extra" w:hAnsi="BRH Devanagari Extra" w:cs="BRH Devanagari Extra"/>
+                <w:sz w:val="40"/>
+                <w:szCs w:val="40"/>
+              </w:rPr>
+              <w:t>mÉÔ</w:t>
+            </w:r>
+            <w:proofErr w:type="spellEnd"/>
+            <w:r>
+              <w:rPr>
+                <w:rFonts w:ascii="BRH Malayalam Extra" w:hAnsi="BRH Malayalam Extra" w:cs="BRH Devanagari Extra"/>
+                <w:b/>
+                <w:sz w:val="30"/>
+                <w:szCs w:val="40"/>
+              </w:rPr>
+              <w:t>–</w:t>
+            </w:r>
+            <w:proofErr w:type="spellStart"/>
+            <w:r>
+              <w:rPr>
+                <w:rFonts w:ascii="BRH Devanagari Extra" w:hAnsi="BRH Devanagari Extra" w:cs="BRH Devanagari Extra"/>
+                <w:sz w:val="40"/>
+                <w:szCs w:val="40"/>
+              </w:rPr>
+              <w:t>iÉÏï</w:t>
+            </w:r>
+            <w:proofErr w:type="spellEnd"/>
+            <w:r>
+              <w:rPr>
+                <w:rFonts w:ascii="BRH Devanagari Extra" w:hAnsi="BRH Devanagari Extra" w:cs="BRH Devanagari Extra"/>
+                <w:sz w:val="40"/>
+                <w:szCs w:val="40"/>
+              </w:rPr>
+              <w:t xml:space="preserve"> |</w:t>
             </w:r>
             <w:r>
               <w:rPr>
@@ -8359,12 +9583,21 @@
               </w:rPr>
               <w:t xml:space="preserve"> </w:t>
             </w:r>
+            <w:proofErr w:type="spellStart"/>
             <w:r>
               <w:rPr>
                 <w:b/>
                 <w:bCs/>
               </w:rPr>
-              <w:t>hraswam)</w:t>
+              <w:t>hraswam</w:t>
+            </w:r>
+            <w:proofErr w:type="spellEnd"/>
+            <w:r>
+              <w:rPr>
+                <w:b/>
+                <w:bCs/>
+              </w:rPr>
+              <w:t>)</w:t>
             </w:r>
           </w:p>
         </w:tc>
@@ -8543,6 +9776,7 @@
               </w:rPr>
               <w:t>–</w:t>
             </w:r>
+            <w:proofErr w:type="spellStart"/>
             <w:r>
               <w:rPr>
                 <w:rFonts w:ascii="BRH Devanagari Extra" w:hAnsi="BRH Devanagari Extra" w:cs="BRH Devanagari Extra"/>
@@ -8551,22 +9785,41 @@
               </w:rPr>
               <w:t>ÎxqÉ</w:t>
             </w:r>
-            <w:r>
-              <w:rPr>
-                <w:rFonts w:ascii="BRH Malayalam Extra" w:hAnsi="BRH Malayalam Extra" w:cs="BRH Devanagari Extra"/>
-                <w:b/>
-                <w:sz w:val="30"/>
-                <w:szCs w:val="40"/>
-              </w:rPr>
-              <w:t>–</w:t>
-            </w:r>
-            <w:r>
-              <w:rPr>
-                <w:rFonts w:ascii="BRH Devanagari Extra" w:hAnsi="BRH Devanagari Extra" w:cs="BRH Devanagari Extra"/>
-                <w:sz w:val="40"/>
-                <w:szCs w:val="40"/>
-              </w:rPr>
-              <w:t>lÉç mÉrÉþÈ |</w:t>
+            <w:proofErr w:type="spellEnd"/>
+            <w:r>
+              <w:rPr>
+                <w:rFonts w:ascii="BRH Malayalam Extra" w:hAnsi="BRH Malayalam Extra" w:cs="BRH Devanagari Extra"/>
+                <w:b/>
+                <w:sz w:val="30"/>
+                <w:szCs w:val="40"/>
+              </w:rPr>
+              <w:t>–</w:t>
+            </w:r>
+            <w:r>
+              <w:rPr>
+                <w:rFonts w:ascii="BRH Devanagari Extra" w:hAnsi="BRH Devanagari Extra" w:cs="BRH Devanagari Extra"/>
+                <w:sz w:val="40"/>
+                <w:szCs w:val="40"/>
+              </w:rPr>
+              <w:t xml:space="preserve">lÉç </w:t>
+            </w:r>
+            <w:proofErr w:type="spellStart"/>
+            <w:r>
+              <w:rPr>
+                <w:rFonts w:ascii="BRH Devanagari Extra" w:hAnsi="BRH Devanagari Extra" w:cs="BRH Devanagari Extra"/>
+                <w:sz w:val="40"/>
+                <w:szCs w:val="40"/>
+              </w:rPr>
+              <w:t>mÉrÉþÈ</w:t>
+            </w:r>
+            <w:proofErr w:type="spellEnd"/>
+            <w:r>
+              <w:rPr>
+                <w:rFonts w:ascii="BRH Devanagari Extra" w:hAnsi="BRH Devanagari Extra" w:cs="BRH Devanagari Extra"/>
+                <w:sz w:val="40"/>
+                <w:szCs w:val="40"/>
+              </w:rPr>
+              <w:t xml:space="preserve"> |</w:t>
             </w:r>
           </w:p>
         </w:tc>
@@ -8640,6 +9893,7 @@
               </w:rPr>
               <w:t>–</w:t>
             </w:r>
+            <w:proofErr w:type="spellStart"/>
             <w:r>
               <w:rPr>
                 <w:rFonts w:ascii="BRH Devanagari Extra" w:hAnsi="BRH Devanagari Extra" w:cs="BRH Devanagari Extra"/>
@@ -8648,22 +9902,41 @@
               </w:rPr>
               <w:t>ÎxqÉ</w:t>
             </w:r>
-            <w:r>
-              <w:rPr>
-                <w:rFonts w:ascii="BRH Malayalam Extra" w:hAnsi="BRH Malayalam Extra" w:cs="BRH Devanagari Extra"/>
-                <w:b/>
-                <w:sz w:val="30"/>
-                <w:szCs w:val="40"/>
-              </w:rPr>
-              <w:t>–</w:t>
-            </w:r>
-            <w:r>
-              <w:rPr>
-                <w:rFonts w:ascii="BRH Devanagari Extra" w:hAnsi="BRH Devanagari Extra" w:cs="BRH Devanagari Extra"/>
-                <w:sz w:val="40"/>
-                <w:szCs w:val="40"/>
-              </w:rPr>
-              <w:t>lÉç mÉrÉþÈ |</w:t>
+            <w:proofErr w:type="spellEnd"/>
+            <w:r>
+              <w:rPr>
+                <w:rFonts w:ascii="BRH Malayalam Extra" w:hAnsi="BRH Malayalam Extra" w:cs="BRH Devanagari Extra"/>
+                <w:b/>
+                <w:sz w:val="30"/>
+                <w:szCs w:val="40"/>
+              </w:rPr>
+              <w:t>–</w:t>
+            </w:r>
+            <w:r>
+              <w:rPr>
+                <w:rFonts w:ascii="BRH Devanagari Extra" w:hAnsi="BRH Devanagari Extra" w:cs="BRH Devanagari Extra"/>
+                <w:sz w:val="40"/>
+                <w:szCs w:val="40"/>
+              </w:rPr>
+              <w:t xml:space="preserve">lÉç </w:t>
+            </w:r>
+            <w:proofErr w:type="spellStart"/>
+            <w:r>
+              <w:rPr>
+                <w:rFonts w:ascii="BRH Devanagari Extra" w:hAnsi="BRH Devanagari Extra" w:cs="BRH Devanagari Extra"/>
+                <w:sz w:val="40"/>
+                <w:szCs w:val="40"/>
+              </w:rPr>
+              <w:t>mÉrÉþÈ</w:t>
+            </w:r>
+            <w:proofErr w:type="spellEnd"/>
+            <w:r>
+              <w:rPr>
+                <w:rFonts w:ascii="BRH Devanagari Extra" w:hAnsi="BRH Devanagari Extra" w:cs="BRH Devanagari Extra"/>
+                <w:sz w:val="40"/>
+                <w:szCs w:val="40"/>
+              </w:rPr>
+              <w:t xml:space="preserve"> |</w:t>
             </w:r>
           </w:p>
         </w:tc>
@@ -8803,6 +10076,7 @@
               </w:rPr>
               <w:t>–</w:t>
             </w:r>
+            <w:proofErr w:type="spellStart"/>
             <w:r>
               <w:rPr>
                 <w:rFonts w:ascii="BRH Devanagari Extra" w:hAnsi="BRH Devanagari Extra" w:cs="BRH Devanagari Extra"/>
@@ -8811,6 +10085,7 @@
               </w:rPr>
               <w:t>ÌmÉ</w:t>
             </w:r>
+            <w:proofErr w:type="spellEnd"/>
             <w:r>
               <w:rPr>
                 <w:rFonts w:ascii="BRH Malayalam Extra" w:hAnsi="BRH Malayalam Extra" w:cs="BRH Devanagari Extra"/>
@@ -8854,23 +10129,34 @@
               </w:rPr>
               <w:t>–</w:t>
             </w:r>
-            <w:r>
-              <w:rPr>
-                <w:rFonts w:ascii="BRH Devanagari Extra" w:hAnsi="BRH Devanagari Extra" w:cs="BRH Devanagari Extra"/>
-                <w:sz w:val="40"/>
-                <w:szCs w:val="40"/>
-              </w:rPr>
-              <w:t>xÉÌlÉþ | A</w:t>
-            </w:r>
-            <w:r>
-              <w:rPr>
-                <w:rFonts w:ascii="BRH Malayalam Extra" w:hAnsi="BRH Malayalam Extra" w:cs="BRH Devanagari Extra"/>
-                <w:b/>
-                <w:sz w:val="30"/>
-                <w:szCs w:val="40"/>
-              </w:rPr>
-              <w:t>–</w:t>
-            </w:r>
+            <w:proofErr w:type="spellStart"/>
+            <w:r>
+              <w:rPr>
+                <w:rFonts w:ascii="BRH Devanagari Extra" w:hAnsi="BRH Devanagari Extra" w:cs="BRH Devanagari Extra"/>
+                <w:sz w:val="40"/>
+                <w:szCs w:val="40"/>
+              </w:rPr>
+              <w:t>xÉÌlÉþ</w:t>
+            </w:r>
+            <w:proofErr w:type="spellEnd"/>
+            <w:r>
+              <w:rPr>
+                <w:rFonts w:ascii="BRH Devanagari Extra" w:hAnsi="BRH Devanagari Extra" w:cs="BRH Devanagari Extra"/>
+                <w:sz w:val="40"/>
+                <w:szCs w:val="40"/>
+              </w:rPr>
+              <w:t xml:space="preserve"> | A</w:t>
+            </w:r>
+            <w:r>
+              <w:rPr>
+                <w:rFonts w:ascii="BRH Malayalam Extra" w:hAnsi="BRH Malayalam Extra" w:cs="BRH Devanagari Extra"/>
+                <w:b/>
+                <w:sz w:val="30"/>
+                <w:szCs w:val="40"/>
+              </w:rPr>
+              <w:t>–</w:t>
+            </w:r>
+            <w:proofErr w:type="spellStart"/>
             <w:r>
               <w:rPr>
                 <w:rFonts w:ascii="BRH Devanagari Extra" w:hAnsi="BRH Devanagari Extra" w:cs="BRH Devanagari Extra"/>
@@ -8879,6 +10165,7 @@
               </w:rPr>
               <w:t>ÌmÉ</w:t>
             </w:r>
+            <w:proofErr w:type="spellEnd"/>
             <w:r>
               <w:rPr>
                 <w:rFonts w:ascii="BRH Malayalam Extra" w:hAnsi="BRH Malayalam Extra" w:cs="BRH Devanagari Extra"/>
@@ -8911,34 +10198,71 @@
                 <w:sz w:val="40"/>
                 <w:szCs w:val="40"/>
               </w:rPr>
-              <w:t>¤É CirÉþÌmÉ - Mü</w:t>
-            </w:r>
-            <w:r>
-              <w:rPr>
-                <w:rFonts w:ascii="BRH Malayalam Extra" w:hAnsi="BRH Malayalam Extra" w:cs="BRH Devanagari Extra"/>
-                <w:b/>
-                <w:sz w:val="30"/>
-                <w:szCs w:val="40"/>
-              </w:rPr>
-              <w:t>–</w:t>
-            </w:r>
-            <w:r>
-              <w:rPr>
-                <w:rFonts w:ascii="BRH Devanagari Extra" w:hAnsi="BRH Devanagari Extra" w:cs="BRH Devanagari Extra"/>
-                <w:sz w:val="40"/>
-                <w:szCs w:val="40"/>
-              </w:rPr>
-              <w:t>¤Éå | AÉ</w:t>
-            </w:r>
-            <w:r>
-              <w:rPr>
-                <w:rFonts w:ascii="BRH Malayalam Extra" w:hAnsi="BRH Malayalam Extra" w:cs="BRH Devanagari Extra"/>
-                <w:b/>
-                <w:sz w:val="30"/>
-                <w:szCs w:val="40"/>
-              </w:rPr>
-              <w:t>–</w:t>
-            </w:r>
+              <w:t xml:space="preserve">¤É </w:t>
+            </w:r>
+            <w:proofErr w:type="spellStart"/>
+            <w:r>
+              <w:rPr>
+                <w:rFonts w:ascii="BRH Devanagari Extra" w:hAnsi="BRH Devanagari Extra" w:cs="BRH Devanagari Extra"/>
+                <w:sz w:val="40"/>
+                <w:szCs w:val="40"/>
+              </w:rPr>
+              <w:t>CirÉþÌmÉ</w:t>
+            </w:r>
+            <w:proofErr w:type="spellEnd"/>
+            <w:r>
+              <w:rPr>
+                <w:rFonts w:ascii="BRH Devanagari Extra" w:hAnsi="BRH Devanagari Extra" w:cs="BRH Devanagari Extra"/>
+                <w:sz w:val="40"/>
+                <w:szCs w:val="40"/>
+              </w:rPr>
+              <w:t xml:space="preserve"> - Mü</w:t>
+            </w:r>
+            <w:r>
+              <w:rPr>
+                <w:rFonts w:ascii="BRH Malayalam Extra" w:hAnsi="BRH Malayalam Extra" w:cs="BRH Devanagari Extra"/>
+                <w:b/>
+                <w:sz w:val="30"/>
+                <w:szCs w:val="40"/>
+              </w:rPr>
+              <w:t>–</w:t>
+            </w:r>
+            <w:r>
+              <w:rPr>
+                <w:rFonts w:ascii="BRH Devanagari Extra" w:hAnsi="BRH Devanagari Extra" w:cs="BRH Devanagari Extra"/>
+                <w:sz w:val="40"/>
+                <w:szCs w:val="40"/>
+              </w:rPr>
+              <w:t>¤</w:t>
+            </w:r>
+            <w:proofErr w:type="spellStart"/>
+            <w:r>
+              <w:rPr>
+                <w:rFonts w:ascii="BRH Devanagari Extra" w:hAnsi="BRH Devanagari Extra" w:cs="BRH Devanagari Extra"/>
+                <w:sz w:val="40"/>
+                <w:szCs w:val="40"/>
+              </w:rPr>
+              <w:t>Éå</w:t>
+            </w:r>
+            <w:proofErr w:type="spellEnd"/>
+            <w:r>
+              <w:rPr>
+                <w:rFonts w:ascii="BRH Devanagari Extra" w:hAnsi="BRH Devanagari Extra" w:cs="BRH Devanagari Extra"/>
+                <w:sz w:val="40"/>
+                <w:szCs w:val="40"/>
+              </w:rPr>
+              <w:t xml:space="preserve"> | AÉ</w:t>
+            </w:r>
+            <w:r>
+              <w:rPr>
+                <w:rFonts w:ascii="BRH Malayalam Extra" w:hAnsi="BRH Malayalam Extra" w:cs="BRH Devanagari Extra"/>
+                <w:b/>
+                <w:sz w:val="30"/>
+                <w:szCs w:val="40"/>
+              </w:rPr>
+              <w:t>–</w:t>
+            </w:r>
+            <w:proofErr w:type="spellStart"/>
             <w:r>
               <w:rPr>
                 <w:rFonts w:ascii="BRH Devanagari Extra" w:hAnsi="BRH Devanagari Extra" w:cs="BRH Devanagari Extra"/>
@@ -8956,22 +10280,33 @@
               </w:rPr>
               <w:t>lÉÏ</w:t>
             </w:r>
-            <w:r>
-              <w:rPr>
-                <w:rFonts w:ascii="BRH Malayalam Extra" w:hAnsi="BRH Malayalam Extra" w:cs="BRH Devanagari Extra"/>
-                <w:b/>
-                <w:sz w:val="30"/>
-                <w:szCs w:val="40"/>
-              </w:rPr>
-              <w:t>–</w:t>
-            </w:r>
-            <w:r>
-              <w:rPr>
-                <w:rFonts w:ascii="BRH Devanagari Extra" w:hAnsi="BRH Devanagari Extra" w:cs="BRH Devanagari Extra"/>
-                <w:sz w:val="40"/>
-                <w:szCs w:val="40"/>
-              </w:rPr>
-              <w:t>irÉÉxÉÌlÉþ ||</w:t>
+            <w:proofErr w:type="spellEnd"/>
+            <w:r>
+              <w:rPr>
+                <w:rFonts w:ascii="BRH Malayalam Extra" w:hAnsi="BRH Malayalam Extra" w:cs="BRH Devanagari Extra"/>
+                <w:b/>
+                <w:sz w:val="30"/>
+                <w:szCs w:val="40"/>
+              </w:rPr>
+              <w:t>–</w:t>
+            </w:r>
+            <w:proofErr w:type="spellStart"/>
+            <w:r>
+              <w:rPr>
+                <w:rFonts w:ascii="BRH Devanagari Extra" w:hAnsi="BRH Devanagari Extra" w:cs="BRH Devanagari Extra"/>
+                <w:sz w:val="40"/>
+                <w:szCs w:val="40"/>
+              </w:rPr>
+              <w:t>irÉÉxÉÌlÉþ</w:t>
+            </w:r>
+            <w:proofErr w:type="spellEnd"/>
+            <w:r>
+              <w:rPr>
+                <w:rFonts w:ascii="BRH Devanagari Extra" w:hAnsi="BRH Devanagari Extra" w:cs="BRH Devanagari Extra"/>
+                <w:sz w:val="40"/>
+                <w:szCs w:val="40"/>
+              </w:rPr>
+              <w:t xml:space="preserve"> ||</w:t>
             </w:r>
           </w:p>
         </w:tc>
@@ -9011,6 +10346,7 @@
               </w:rPr>
               <w:t>–</w:t>
             </w:r>
+            <w:proofErr w:type="spellStart"/>
             <w:r>
               <w:rPr>
                 <w:rFonts w:ascii="BRH Devanagari Extra" w:hAnsi="BRH Devanagari Extra" w:cs="BRH Devanagari Extra"/>
@@ -9019,6 +10355,7 @@
               </w:rPr>
               <w:t>ÌmÉ</w:t>
             </w:r>
+            <w:proofErr w:type="spellEnd"/>
             <w:r>
               <w:rPr>
                 <w:rFonts w:ascii="BRH Malayalam Extra" w:hAnsi="BRH Malayalam Extra" w:cs="BRH Devanagari Extra"/>
@@ -9062,23 +10399,34 @@
               </w:rPr>
               <w:t>–</w:t>
             </w:r>
-            <w:r>
-              <w:rPr>
-                <w:rFonts w:ascii="BRH Devanagari Extra" w:hAnsi="BRH Devanagari Extra" w:cs="BRH Devanagari Extra"/>
-                <w:sz w:val="40"/>
-                <w:szCs w:val="40"/>
-              </w:rPr>
-              <w:t>xÉÌlÉþ | A</w:t>
-            </w:r>
-            <w:r>
-              <w:rPr>
-                <w:rFonts w:ascii="BRH Malayalam Extra" w:hAnsi="BRH Malayalam Extra" w:cs="BRH Devanagari Extra"/>
-                <w:b/>
-                <w:sz w:val="30"/>
-                <w:szCs w:val="40"/>
-              </w:rPr>
-              <w:t>–</w:t>
-            </w:r>
+            <w:proofErr w:type="spellStart"/>
+            <w:r>
+              <w:rPr>
+                <w:rFonts w:ascii="BRH Devanagari Extra" w:hAnsi="BRH Devanagari Extra" w:cs="BRH Devanagari Extra"/>
+                <w:sz w:val="40"/>
+                <w:szCs w:val="40"/>
+              </w:rPr>
+              <w:t>xÉÌlÉþ</w:t>
+            </w:r>
+            <w:proofErr w:type="spellEnd"/>
+            <w:r>
+              <w:rPr>
+                <w:rFonts w:ascii="BRH Devanagari Extra" w:hAnsi="BRH Devanagari Extra" w:cs="BRH Devanagari Extra"/>
+                <w:sz w:val="40"/>
+                <w:szCs w:val="40"/>
+              </w:rPr>
+              <w:t xml:space="preserve"> | A</w:t>
+            </w:r>
+            <w:r>
+              <w:rPr>
+                <w:rFonts w:ascii="BRH Malayalam Extra" w:hAnsi="BRH Malayalam Extra" w:cs="BRH Devanagari Extra"/>
+                <w:b/>
+                <w:sz w:val="30"/>
+                <w:szCs w:val="40"/>
+              </w:rPr>
+              <w:t>–</w:t>
+            </w:r>
+            <w:proofErr w:type="spellStart"/>
             <w:r>
               <w:rPr>
                 <w:rFonts w:ascii="BRH Devanagari Extra" w:hAnsi="BRH Devanagari Extra" w:cs="BRH Devanagari Extra"/>
@@ -9087,6 +10435,7 @@
               </w:rPr>
               <w:t>ÌmÉ</w:t>
             </w:r>
+            <w:proofErr w:type="spellEnd"/>
             <w:r>
               <w:rPr>
                 <w:rFonts w:ascii="BRH Malayalam Extra" w:hAnsi="BRH Malayalam Extra" w:cs="BRH Devanagari Extra"/>
@@ -9119,34 +10468,71 @@
                 <w:sz w:val="40"/>
                 <w:szCs w:val="40"/>
               </w:rPr>
-              <w:t>¤É CirÉþÌmÉ - Mü</w:t>
-            </w:r>
-            <w:r>
-              <w:rPr>
-                <w:rFonts w:ascii="BRH Malayalam Extra" w:hAnsi="BRH Malayalam Extra" w:cs="BRH Devanagari Extra"/>
-                <w:b/>
-                <w:sz w:val="30"/>
-                <w:szCs w:val="40"/>
-              </w:rPr>
-              <w:t>–</w:t>
-            </w:r>
-            <w:r>
-              <w:rPr>
-                <w:rFonts w:ascii="BRH Devanagari Extra" w:hAnsi="BRH Devanagari Extra" w:cs="BRH Devanagari Extra"/>
-                <w:sz w:val="40"/>
-                <w:szCs w:val="40"/>
-              </w:rPr>
-              <w:t>¤Éå | AÉ</w:t>
-            </w:r>
-            <w:r>
-              <w:rPr>
-                <w:rFonts w:ascii="BRH Malayalam Extra" w:hAnsi="BRH Malayalam Extra" w:cs="BRH Devanagari Extra"/>
-                <w:b/>
-                <w:sz w:val="30"/>
-                <w:szCs w:val="40"/>
-              </w:rPr>
-              <w:t>–</w:t>
-            </w:r>
+              <w:t xml:space="preserve">¤É </w:t>
+            </w:r>
+            <w:proofErr w:type="spellStart"/>
+            <w:r>
+              <w:rPr>
+                <w:rFonts w:ascii="BRH Devanagari Extra" w:hAnsi="BRH Devanagari Extra" w:cs="BRH Devanagari Extra"/>
+                <w:sz w:val="40"/>
+                <w:szCs w:val="40"/>
+              </w:rPr>
+              <w:t>CirÉþÌmÉ</w:t>
+            </w:r>
+            <w:proofErr w:type="spellEnd"/>
+            <w:r>
+              <w:rPr>
+                <w:rFonts w:ascii="BRH Devanagari Extra" w:hAnsi="BRH Devanagari Extra" w:cs="BRH Devanagari Extra"/>
+                <w:sz w:val="40"/>
+                <w:szCs w:val="40"/>
+              </w:rPr>
+              <w:t xml:space="preserve"> - Mü</w:t>
+            </w:r>
+            <w:r>
+              <w:rPr>
+                <w:rFonts w:ascii="BRH Malayalam Extra" w:hAnsi="BRH Malayalam Extra" w:cs="BRH Devanagari Extra"/>
+                <w:b/>
+                <w:sz w:val="30"/>
+                <w:szCs w:val="40"/>
+              </w:rPr>
+              <w:t>–</w:t>
+            </w:r>
+            <w:r>
+              <w:rPr>
+                <w:rFonts w:ascii="BRH Devanagari Extra" w:hAnsi="BRH Devanagari Extra" w:cs="BRH Devanagari Extra"/>
+                <w:sz w:val="40"/>
+                <w:szCs w:val="40"/>
+              </w:rPr>
+              <w:t>¤</w:t>
+            </w:r>
+            <w:proofErr w:type="spellStart"/>
+            <w:r>
+              <w:rPr>
+                <w:rFonts w:ascii="BRH Devanagari Extra" w:hAnsi="BRH Devanagari Extra" w:cs="BRH Devanagari Extra"/>
+                <w:sz w:val="40"/>
+                <w:szCs w:val="40"/>
+              </w:rPr>
+              <w:t>Éå</w:t>
+            </w:r>
+            <w:proofErr w:type="spellEnd"/>
+            <w:r>
+              <w:rPr>
+                <w:rFonts w:ascii="BRH Devanagari Extra" w:hAnsi="BRH Devanagari Extra" w:cs="BRH Devanagari Extra"/>
+                <w:sz w:val="40"/>
+                <w:szCs w:val="40"/>
+              </w:rPr>
+              <w:t xml:space="preserve"> | AÉ</w:t>
+            </w:r>
+            <w:r>
+              <w:rPr>
+                <w:rFonts w:ascii="BRH Malayalam Extra" w:hAnsi="BRH Malayalam Extra" w:cs="BRH Devanagari Extra"/>
+                <w:b/>
+                <w:sz w:val="30"/>
+                <w:szCs w:val="40"/>
+              </w:rPr>
+              <w:t>–</w:t>
+            </w:r>
+            <w:proofErr w:type="spellStart"/>
             <w:r>
               <w:rPr>
                 <w:rFonts w:ascii="BRH Devanagari Extra" w:hAnsi="BRH Devanagari Extra" w:cs="BRH Devanagari Extra"/>
@@ -9164,22 +10550,33 @@
               </w:rPr>
               <w:t>irÉÉ</w:t>
             </w:r>
-            <w:r>
-              <w:rPr>
-                <w:rFonts w:ascii="BRH Malayalam Extra" w:hAnsi="BRH Malayalam Extra" w:cs="BRH Devanagari Extra"/>
-                <w:b/>
-                <w:sz w:val="30"/>
-                <w:szCs w:val="40"/>
-              </w:rPr>
-              <w:t>–</w:t>
-            </w:r>
-            <w:r>
-              <w:rPr>
-                <w:rFonts w:ascii="BRH Devanagari Extra" w:hAnsi="BRH Devanagari Extra" w:cs="BRH Devanagari Extra"/>
-                <w:sz w:val="40"/>
-                <w:szCs w:val="40"/>
-              </w:rPr>
-              <w:t>xÉÌlÉþ ||</w:t>
+            <w:proofErr w:type="spellEnd"/>
+            <w:r>
+              <w:rPr>
+                <w:rFonts w:ascii="BRH Malayalam Extra" w:hAnsi="BRH Malayalam Extra" w:cs="BRH Devanagari Extra"/>
+                <w:b/>
+                <w:sz w:val="30"/>
+                <w:szCs w:val="40"/>
+              </w:rPr>
+              <w:t>–</w:t>
+            </w:r>
+            <w:proofErr w:type="spellStart"/>
+            <w:r>
+              <w:rPr>
+                <w:rFonts w:ascii="BRH Devanagari Extra" w:hAnsi="BRH Devanagari Extra" w:cs="BRH Devanagari Extra"/>
+                <w:sz w:val="40"/>
+                <w:szCs w:val="40"/>
+              </w:rPr>
+              <w:t>xÉÌlÉþ</w:t>
+            </w:r>
+            <w:proofErr w:type="spellEnd"/>
+            <w:r>
+              <w:rPr>
+                <w:rFonts w:ascii="BRH Devanagari Extra" w:hAnsi="BRH Devanagari Extra" w:cs="BRH Devanagari Extra"/>
+                <w:sz w:val="40"/>
+                <w:szCs w:val="40"/>
+              </w:rPr>
+              <w:t xml:space="preserve"> ||</w:t>
             </w:r>
           </w:p>
         </w:tc>
@@ -9326,13 +10723,23 @@
               </w:rPr>
               <w:t>–</w:t>
             </w:r>
-            <w:r>
-              <w:rPr>
-                <w:rFonts w:ascii="BRH Devanagari Extra" w:hAnsi="BRH Devanagari Extra" w:cs="BRH Devanagari Extra"/>
-                <w:sz w:val="40"/>
-                <w:szCs w:val="40"/>
-              </w:rPr>
-              <w:t xml:space="preserve">ÍpÉÌwÉþgcÉÉÍqÉ | </w:t>
+            <w:proofErr w:type="spellStart"/>
+            <w:r>
+              <w:rPr>
+                <w:rFonts w:ascii="BRH Devanagari Extra" w:hAnsi="BRH Devanagari Extra" w:cs="BRH Devanagari Extra"/>
+                <w:sz w:val="40"/>
+                <w:szCs w:val="40"/>
+              </w:rPr>
+              <w:t>ÍpÉÌwÉþgcÉÉÍqÉ</w:t>
+            </w:r>
+            <w:proofErr w:type="spellEnd"/>
+            <w:r>
+              <w:rPr>
+                <w:rFonts w:ascii="BRH Devanagari Extra" w:hAnsi="BRH Devanagari Extra" w:cs="BRH Devanagari Extra"/>
+                <w:sz w:val="40"/>
+                <w:szCs w:val="40"/>
+              </w:rPr>
+              <w:t xml:space="preserve"> | </w:t>
             </w:r>
           </w:p>
           <w:p>
@@ -9344,6 +10751,7 @@
                 <w:szCs w:val="40"/>
               </w:rPr>
             </w:pPr>
+            <w:proofErr w:type="spellStart"/>
             <w:r>
               <w:rPr>
                 <w:rFonts w:ascii="BRH Devanagari Extra" w:hAnsi="BRH Devanagari Extra" w:cs="BRH Devanagari Extra"/>
@@ -9353,15 +10761,17 @@
               <w:lastRenderedPageBreak/>
               <w:t>ÍxÉ</w:t>
             </w:r>
-            <w:r>
-              <w:rPr>
-                <w:rFonts w:ascii="BRH Malayalam Extra" w:hAnsi="BRH Malayalam Extra" w:cs="BRH Devanagari Extra"/>
-                <w:b/>
-                <w:sz w:val="30"/>
-                <w:szCs w:val="40"/>
-              </w:rPr>
-              <w:t>–</w:t>
-            </w:r>
+            <w:proofErr w:type="spellEnd"/>
+            <w:r>
+              <w:rPr>
+                <w:rFonts w:ascii="BRH Malayalam Extra" w:hAnsi="BRH Malayalam Extra" w:cs="BRH Devanagari Extra"/>
+                <w:b/>
+                <w:sz w:val="30"/>
+                <w:szCs w:val="40"/>
+              </w:rPr>
+              <w:t>–</w:t>
+            </w:r>
+            <w:proofErr w:type="spellStart"/>
             <w:r>
               <w:rPr>
                 <w:rFonts w:ascii="BRH Devanagari Extra" w:hAnsi="BRH Devanagari Extra" w:cs="BRH Devanagari Extra"/>
@@ -9370,15 +10780,17 @@
               </w:rPr>
               <w:t>gcÉÉ</w:t>
             </w:r>
-            <w:r>
-              <w:rPr>
-                <w:rFonts w:ascii="BRH Malayalam Extra" w:hAnsi="BRH Malayalam Extra" w:cs="BRH Devanagari Extra"/>
-                <w:b/>
-                <w:sz w:val="30"/>
-                <w:szCs w:val="40"/>
-              </w:rPr>
-              <w:t>–</w:t>
-            </w:r>
+            <w:proofErr w:type="spellEnd"/>
+            <w:r>
+              <w:rPr>
+                <w:rFonts w:ascii="BRH Malayalam Extra" w:hAnsi="BRH Malayalam Extra" w:cs="BRH Devanagari Extra"/>
+                <w:b/>
+                <w:sz w:val="30"/>
+                <w:szCs w:val="40"/>
+              </w:rPr>
+              <w:t>–</w:t>
+            </w:r>
+            <w:proofErr w:type="spellStart"/>
             <w:r>
               <w:rPr>
                 <w:rFonts w:ascii="BRH Devanagari Extra" w:hAnsi="BRH Devanagari Extra" w:cs="BRH Devanagari Extra"/>
@@ -9388,6 +10800,7 @@
               </w:rPr>
               <w:t>qÉÏ</w:t>
             </w:r>
+            <w:proofErr w:type="spellEnd"/>
             <w:r>
               <w:rPr>
                 <w:rFonts w:ascii="BRH Malayalam Extra" w:hAnsi="BRH Malayalam Extra" w:cs="BRH Devanagari Extra"/>
@@ -9398,13 +10811,41 @@
               </w:rPr>
               <w:t>–</w:t>
             </w:r>
-            <w:r>
-              <w:rPr>
-                <w:rFonts w:ascii="BRH Devanagari Extra" w:hAnsi="BRH Devanagari Extra" w:cs="BRH Devanagari Extra"/>
-                <w:sz w:val="40"/>
-                <w:szCs w:val="40"/>
-              </w:rPr>
-              <w:t>ÌiÉþ ÍxÉgcÉÉÍqÉ ||</w:t>
+            <w:proofErr w:type="spellStart"/>
+            <w:r>
+              <w:rPr>
+                <w:rFonts w:ascii="BRH Devanagari Extra" w:hAnsi="BRH Devanagari Extra" w:cs="BRH Devanagari Extra"/>
+                <w:sz w:val="40"/>
+                <w:szCs w:val="40"/>
+              </w:rPr>
+              <w:t>ÌiÉþ</w:t>
+            </w:r>
+            <w:proofErr w:type="spellEnd"/>
+            <w:r>
+              <w:rPr>
+                <w:rFonts w:ascii="BRH Devanagari Extra" w:hAnsi="BRH Devanagari Extra" w:cs="BRH Devanagari Extra"/>
+                <w:sz w:val="40"/>
+                <w:szCs w:val="40"/>
+              </w:rPr>
+              <w:t xml:space="preserve"> </w:t>
+            </w:r>
+            <w:proofErr w:type="spellStart"/>
+            <w:r>
+              <w:rPr>
+                <w:rFonts w:ascii="BRH Devanagari Extra" w:hAnsi="BRH Devanagari Extra" w:cs="BRH Devanagari Extra"/>
+                <w:sz w:val="40"/>
+                <w:szCs w:val="40"/>
+              </w:rPr>
+              <w:t>ÍxÉgcÉÉÍqÉ</w:t>
+            </w:r>
+            <w:proofErr w:type="spellEnd"/>
+            <w:r>
+              <w:rPr>
+                <w:rFonts w:ascii="BRH Devanagari Extra" w:hAnsi="BRH Devanagari Extra" w:cs="BRH Devanagari Extra"/>
+                <w:sz w:val="40"/>
+                <w:szCs w:val="40"/>
+              </w:rPr>
+              <w:t xml:space="preserve"> ||</w:t>
             </w:r>
           </w:p>
         </w:tc>
@@ -9449,13 +10890,23 @@
               </w:rPr>
               <w:t>–</w:t>
             </w:r>
-            <w:r>
-              <w:rPr>
-                <w:rFonts w:ascii="BRH Devanagari Extra" w:hAnsi="BRH Devanagari Extra" w:cs="BRH Devanagari Extra"/>
-                <w:sz w:val="40"/>
-                <w:szCs w:val="40"/>
-              </w:rPr>
-              <w:t xml:space="preserve">ÍpÉÌwÉþgcÉÉÍqÉ | </w:t>
+            <w:proofErr w:type="spellStart"/>
+            <w:r>
+              <w:rPr>
+                <w:rFonts w:ascii="BRH Devanagari Extra" w:hAnsi="BRH Devanagari Extra" w:cs="BRH Devanagari Extra"/>
+                <w:sz w:val="40"/>
+                <w:szCs w:val="40"/>
+              </w:rPr>
+              <w:t>ÍpÉÌwÉþgcÉÉÍqÉ</w:t>
+            </w:r>
+            <w:proofErr w:type="spellEnd"/>
+            <w:r>
+              <w:rPr>
+                <w:rFonts w:ascii="BRH Devanagari Extra" w:hAnsi="BRH Devanagari Extra" w:cs="BRH Devanagari Extra"/>
+                <w:sz w:val="40"/>
+                <w:szCs w:val="40"/>
+              </w:rPr>
+              <w:t xml:space="preserve"> | </w:t>
             </w:r>
           </w:p>
           <w:p>
@@ -9467,6 +10918,7 @@
                 <w:szCs w:val="40"/>
               </w:rPr>
             </w:pPr>
+            <w:proofErr w:type="spellStart"/>
             <w:r>
               <w:rPr>
                 <w:rFonts w:ascii="BRH Devanagari Extra" w:hAnsi="BRH Devanagari Extra" w:cs="BRH Devanagari Extra"/>
@@ -9476,15 +10928,17 @@
               <w:lastRenderedPageBreak/>
               <w:t>ÍxÉ</w:t>
             </w:r>
-            <w:r>
-              <w:rPr>
-                <w:rFonts w:ascii="BRH Malayalam Extra" w:hAnsi="BRH Malayalam Extra" w:cs="BRH Devanagari Extra"/>
-                <w:b/>
-                <w:sz w:val="30"/>
-                <w:szCs w:val="40"/>
-              </w:rPr>
-              <w:t>–</w:t>
-            </w:r>
+            <w:proofErr w:type="spellEnd"/>
+            <w:r>
+              <w:rPr>
+                <w:rFonts w:ascii="BRH Malayalam Extra" w:hAnsi="BRH Malayalam Extra" w:cs="BRH Devanagari Extra"/>
+                <w:b/>
+                <w:sz w:val="30"/>
+                <w:szCs w:val="40"/>
+              </w:rPr>
+              <w:t>–</w:t>
+            </w:r>
+            <w:proofErr w:type="spellStart"/>
             <w:r>
               <w:rPr>
                 <w:rFonts w:ascii="BRH Devanagari Extra" w:hAnsi="BRH Devanagari Extra" w:cs="BRH Devanagari Extra"/>
@@ -9493,15 +10947,17 @@
               </w:rPr>
               <w:t>gcÉÉ</w:t>
             </w:r>
-            <w:r>
-              <w:rPr>
-                <w:rFonts w:ascii="BRH Malayalam Extra" w:hAnsi="BRH Malayalam Extra" w:cs="BRH Devanagari Extra"/>
-                <w:b/>
-                <w:sz w:val="30"/>
-                <w:szCs w:val="40"/>
-              </w:rPr>
-              <w:t>–</w:t>
-            </w:r>
+            <w:proofErr w:type="spellEnd"/>
+            <w:r>
+              <w:rPr>
+                <w:rFonts w:ascii="BRH Malayalam Extra" w:hAnsi="BRH Malayalam Extra" w:cs="BRH Devanagari Extra"/>
+                <w:b/>
+                <w:sz w:val="30"/>
+                <w:szCs w:val="40"/>
+              </w:rPr>
+              <w:t>–</w:t>
+            </w:r>
+            <w:proofErr w:type="spellStart"/>
             <w:r>
               <w:rPr>
                 <w:rFonts w:ascii="BRH Devanagari Extra" w:hAnsi="BRH Devanagari Extra" w:cs="BRH Devanagari Extra"/>
@@ -9517,7 +10973,34 @@
                 <w:sz w:val="40"/>
                 <w:szCs w:val="40"/>
               </w:rPr>
-              <w:t>ÌiÉþ ÍxÉgcÉÉÍqÉ ||</w:t>
+              <w:t>ÌiÉþ</w:t>
+            </w:r>
+            <w:proofErr w:type="spellEnd"/>
+            <w:r>
+              <w:rPr>
+                <w:rFonts w:ascii="BRH Devanagari Extra" w:hAnsi="BRH Devanagari Extra" w:cs="BRH Devanagari Extra"/>
+                <w:sz w:val="40"/>
+                <w:szCs w:val="40"/>
+              </w:rPr>
+              <w:t xml:space="preserve"> </w:t>
+            </w:r>
+            <w:proofErr w:type="spellStart"/>
+            <w:r>
+              <w:rPr>
+                <w:rFonts w:ascii="BRH Devanagari Extra" w:hAnsi="BRH Devanagari Extra" w:cs="BRH Devanagari Extra"/>
+                <w:sz w:val="40"/>
+                <w:szCs w:val="40"/>
+              </w:rPr>
+              <w:t>ÍxÉgcÉÉÍqÉ</w:t>
+            </w:r>
+            <w:proofErr w:type="spellEnd"/>
+            <w:r>
+              <w:rPr>
+                <w:rFonts w:ascii="BRH Devanagari Extra" w:hAnsi="BRH Devanagari Extra" w:cs="BRH Devanagari Extra"/>
+                <w:sz w:val="40"/>
+                <w:szCs w:val="40"/>
+              </w:rPr>
+              <w:t xml:space="preserve"> ||</w:t>
             </w:r>
             <w:r>
               <w:rPr>
@@ -9676,14 +11159,43 @@
                 <w:szCs w:val="40"/>
               </w:rPr>
             </w:pPr>
-            <w:r>
-              <w:rPr>
-                <w:rFonts w:ascii="BRH Devanagari Extra" w:hAnsi="BRH Devanagari Extra" w:cs="BRH Devanagari Extra"/>
-                <w:sz w:val="40"/>
-                <w:szCs w:val="40"/>
-              </w:rPr>
-              <w:t xml:space="preserve">ClSìÉþrÉ iuÉÉ | </w:t>
-            </w:r>
+            <w:proofErr w:type="spellStart"/>
+            <w:r>
+              <w:rPr>
+                <w:rFonts w:ascii="BRH Devanagari Extra" w:hAnsi="BRH Devanagari Extra" w:cs="BRH Devanagari Extra"/>
+                <w:sz w:val="40"/>
+                <w:szCs w:val="40"/>
+              </w:rPr>
+              <w:t>ClSìÉþrÉ</w:t>
+            </w:r>
+            <w:proofErr w:type="spellEnd"/>
+            <w:r>
+              <w:rPr>
+                <w:rFonts w:ascii="BRH Devanagari Extra" w:hAnsi="BRH Devanagari Extra" w:cs="BRH Devanagari Extra"/>
+                <w:sz w:val="40"/>
+                <w:szCs w:val="40"/>
+              </w:rPr>
+              <w:t xml:space="preserve"> </w:t>
+            </w:r>
+            <w:proofErr w:type="spellStart"/>
+            <w:r>
+              <w:rPr>
+                <w:rFonts w:ascii="BRH Devanagari Extra" w:hAnsi="BRH Devanagari Extra" w:cs="BRH Devanagari Extra"/>
+                <w:sz w:val="40"/>
+                <w:szCs w:val="40"/>
+              </w:rPr>
+              <w:t>iuÉÉ</w:t>
+            </w:r>
+            <w:proofErr w:type="spellEnd"/>
+            <w:r>
+              <w:rPr>
+                <w:rFonts w:ascii="BRH Devanagari Extra" w:hAnsi="BRH Devanagari Extra" w:cs="BRH Devanagari Extra"/>
+                <w:sz w:val="40"/>
+                <w:szCs w:val="40"/>
+              </w:rPr>
+              <w:t xml:space="preserve"> | </w:t>
+            </w:r>
+            <w:proofErr w:type="spellStart"/>
             <w:r>
               <w:rPr>
                 <w:rFonts w:ascii="BRH Devanagari Extra" w:hAnsi="BRH Devanagari Extra" w:cs="BRH Devanagari Extra"/>
@@ -9693,22 +11205,51 @@
               </w:rPr>
               <w:t>iuÉå</w:t>
             </w:r>
-            <w:r>
-              <w:rPr>
-                <w:rFonts w:ascii="BRH Malayalam Extra" w:hAnsi="BRH Malayalam Extra" w:cs="BRH Devanagari Extra"/>
-                <w:b/>
-                <w:sz w:val="30"/>
-                <w:szCs w:val="40"/>
-              </w:rPr>
-              <w:t>–</w:t>
-            </w:r>
-            <w:r>
-              <w:rPr>
-                <w:rFonts w:ascii="BRH Devanagari Extra" w:hAnsi="BRH Devanagari Extra" w:cs="BRH Devanagari Extra"/>
-                <w:sz w:val="40"/>
-                <w:szCs w:val="40"/>
-              </w:rPr>
-              <w:t>ÌiÉþ iuÉÉ ||</w:t>
+            <w:proofErr w:type="spellEnd"/>
+            <w:r>
+              <w:rPr>
+                <w:rFonts w:ascii="BRH Malayalam Extra" w:hAnsi="BRH Malayalam Extra" w:cs="BRH Devanagari Extra"/>
+                <w:b/>
+                <w:sz w:val="30"/>
+                <w:szCs w:val="40"/>
+              </w:rPr>
+              <w:t>–</w:t>
+            </w:r>
+            <w:proofErr w:type="spellStart"/>
+            <w:r>
+              <w:rPr>
+                <w:rFonts w:ascii="BRH Devanagari Extra" w:hAnsi="BRH Devanagari Extra" w:cs="BRH Devanagari Extra"/>
+                <w:sz w:val="40"/>
+                <w:szCs w:val="40"/>
+              </w:rPr>
+              <w:t>ÌiÉþ</w:t>
+            </w:r>
+            <w:proofErr w:type="spellEnd"/>
+            <w:r>
+              <w:rPr>
+                <w:rFonts w:ascii="BRH Devanagari Extra" w:hAnsi="BRH Devanagari Extra" w:cs="BRH Devanagari Extra"/>
+                <w:sz w:val="40"/>
+                <w:szCs w:val="40"/>
+              </w:rPr>
+              <w:t xml:space="preserve"> </w:t>
+            </w:r>
+            <w:proofErr w:type="spellStart"/>
+            <w:r>
+              <w:rPr>
+                <w:rFonts w:ascii="BRH Devanagari Extra" w:hAnsi="BRH Devanagari Extra" w:cs="BRH Devanagari Extra"/>
+                <w:sz w:val="40"/>
+                <w:szCs w:val="40"/>
+              </w:rPr>
+              <w:t>iuÉÉ</w:t>
+            </w:r>
+            <w:proofErr w:type="spellEnd"/>
+            <w:r>
+              <w:rPr>
+                <w:rFonts w:ascii="BRH Devanagari Extra" w:hAnsi="BRH Devanagari Extra" w:cs="BRH Devanagari Extra"/>
+                <w:sz w:val="40"/>
+                <w:szCs w:val="40"/>
+              </w:rPr>
+              <w:t xml:space="preserve"> ||</w:t>
             </w:r>
           </w:p>
         </w:tc>
@@ -9731,14 +11272,43 @@
                 <w:szCs w:val="40"/>
               </w:rPr>
             </w:pPr>
-            <w:r>
-              <w:rPr>
-                <w:rFonts w:ascii="BRH Devanagari Extra" w:hAnsi="BRH Devanagari Extra" w:cs="BRH Devanagari Extra"/>
-                <w:sz w:val="40"/>
-                <w:szCs w:val="40"/>
-              </w:rPr>
-              <w:t xml:space="preserve">ClSìÉþrÉ iuÉÉ | </w:t>
-            </w:r>
+            <w:proofErr w:type="spellStart"/>
+            <w:r>
+              <w:rPr>
+                <w:rFonts w:ascii="BRH Devanagari Extra" w:hAnsi="BRH Devanagari Extra" w:cs="BRH Devanagari Extra"/>
+                <w:sz w:val="40"/>
+                <w:szCs w:val="40"/>
+              </w:rPr>
+              <w:t>ClSìÉþrÉ</w:t>
+            </w:r>
+            <w:proofErr w:type="spellEnd"/>
+            <w:r>
+              <w:rPr>
+                <w:rFonts w:ascii="BRH Devanagari Extra" w:hAnsi="BRH Devanagari Extra" w:cs="BRH Devanagari Extra"/>
+                <w:sz w:val="40"/>
+                <w:szCs w:val="40"/>
+              </w:rPr>
+              <w:t xml:space="preserve"> </w:t>
+            </w:r>
+            <w:proofErr w:type="spellStart"/>
+            <w:r>
+              <w:rPr>
+                <w:rFonts w:ascii="BRH Devanagari Extra" w:hAnsi="BRH Devanagari Extra" w:cs="BRH Devanagari Extra"/>
+                <w:sz w:val="40"/>
+                <w:szCs w:val="40"/>
+              </w:rPr>
+              <w:t>iuÉÉ</w:t>
+            </w:r>
+            <w:proofErr w:type="spellEnd"/>
+            <w:r>
+              <w:rPr>
+                <w:rFonts w:ascii="BRH Devanagari Extra" w:hAnsi="BRH Devanagari Extra" w:cs="BRH Devanagari Extra"/>
+                <w:sz w:val="40"/>
+                <w:szCs w:val="40"/>
+              </w:rPr>
+              <w:t xml:space="preserve"> | </w:t>
+            </w:r>
+            <w:proofErr w:type="spellStart"/>
             <w:r>
               <w:rPr>
                 <w:rFonts w:ascii="BRH Devanagari Extra" w:hAnsi="BRH Devanagari Extra" w:cs="BRH Devanagari Extra"/>
@@ -9754,7 +11324,34 @@
                 <w:sz w:val="40"/>
                 <w:szCs w:val="40"/>
               </w:rPr>
-              <w:t>åÌiÉþ iuÉÉ ||</w:t>
+              <w:t>åÌiÉþ</w:t>
+            </w:r>
+            <w:proofErr w:type="spellEnd"/>
+            <w:r>
+              <w:rPr>
+                <w:rFonts w:ascii="BRH Devanagari Extra" w:hAnsi="BRH Devanagari Extra" w:cs="BRH Devanagari Extra"/>
+                <w:sz w:val="40"/>
+                <w:szCs w:val="40"/>
+              </w:rPr>
+              <w:t xml:space="preserve"> </w:t>
+            </w:r>
+            <w:proofErr w:type="spellStart"/>
+            <w:r>
+              <w:rPr>
+                <w:rFonts w:ascii="BRH Devanagari Extra" w:hAnsi="BRH Devanagari Extra" w:cs="BRH Devanagari Extra"/>
+                <w:sz w:val="40"/>
+                <w:szCs w:val="40"/>
+              </w:rPr>
+              <w:t>iuÉÉ</w:t>
+            </w:r>
+            <w:proofErr w:type="spellEnd"/>
+            <w:r>
+              <w:rPr>
+                <w:rFonts w:ascii="BRH Devanagari Extra" w:hAnsi="BRH Devanagari Extra" w:cs="BRH Devanagari Extra"/>
+                <w:sz w:val="40"/>
+                <w:szCs w:val="40"/>
+              </w:rPr>
+              <w:t xml:space="preserve"> ||</w:t>
             </w:r>
           </w:p>
         </w:tc>
@@ -9943,14 +11540,43 @@
               </w:rPr>
               <w:t>–</w:t>
             </w:r>
-            <w:r>
-              <w:rPr>
-                <w:rFonts w:ascii="BRH Devanagari Extra" w:hAnsi="BRH Devanagari Extra" w:cs="BRH Devanagari Extra"/>
-                <w:sz w:val="40"/>
-                <w:szCs w:val="40"/>
-              </w:rPr>
-              <w:t xml:space="preserve">pÉÏMåüþ ÍcÉiÉç | </w:t>
-            </w:r>
+            <w:proofErr w:type="spellStart"/>
+            <w:r>
+              <w:rPr>
+                <w:rFonts w:ascii="BRH Devanagari Extra" w:hAnsi="BRH Devanagari Extra" w:cs="BRH Devanagari Extra"/>
+                <w:sz w:val="40"/>
+                <w:szCs w:val="40"/>
+              </w:rPr>
+              <w:t>pÉÏMåüþ</w:t>
+            </w:r>
+            <w:proofErr w:type="spellEnd"/>
+            <w:r>
+              <w:rPr>
+                <w:rFonts w:ascii="BRH Devanagari Extra" w:hAnsi="BRH Devanagari Extra" w:cs="BRH Devanagari Extra"/>
+                <w:sz w:val="40"/>
+                <w:szCs w:val="40"/>
+              </w:rPr>
+              <w:t xml:space="preserve"> </w:t>
+            </w:r>
+            <w:proofErr w:type="spellStart"/>
+            <w:r>
+              <w:rPr>
+                <w:rFonts w:ascii="BRH Devanagari Extra" w:hAnsi="BRH Devanagari Extra" w:cs="BRH Devanagari Extra"/>
+                <w:sz w:val="40"/>
+                <w:szCs w:val="40"/>
+              </w:rPr>
+              <w:t>ÍcÉiÉç</w:t>
+            </w:r>
+            <w:proofErr w:type="spellEnd"/>
+            <w:r>
+              <w:rPr>
+                <w:rFonts w:ascii="BRH Devanagari Extra" w:hAnsi="BRH Devanagari Extra" w:cs="BRH Devanagari Extra"/>
+                <w:sz w:val="40"/>
+                <w:szCs w:val="40"/>
+              </w:rPr>
+              <w:t xml:space="preserve"> | </w:t>
+            </w:r>
+            <w:proofErr w:type="spellStart"/>
             <w:r>
               <w:rPr>
                 <w:rFonts w:ascii="BRH Devanagari Extra" w:hAnsi="BRH Devanagari Extra" w:cs="BRH Devanagari Extra"/>
@@ -9966,7 +11592,34 @@
                 <w:sz w:val="40"/>
                 <w:szCs w:val="40"/>
               </w:rPr>
-              <w:t xml:space="preserve">Sè Eþ | </w:t>
+              <w:t>Sè</w:t>
+            </w:r>
+            <w:proofErr w:type="spellEnd"/>
+            <w:r>
+              <w:rPr>
+                <w:rFonts w:ascii="BRH Devanagari Extra" w:hAnsi="BRH Devanagari Extra" w:cs="BRH Devanagari Extra"/>
+                <w:sz w:val="40"/>
+                <w:szCs w:val="40"/>
+              </w:rPr>
+              <w:t xml:space="preserve"> </w:t>
+            </w:r>
+            <w:proofErr w:type="spellStart"/>
+            <w:r>
+              <w:rPr>
+                <w:rFonts w:ascii="BRH Devanagari Extra" w:hAnsi="BRH Devanagari Extra" w:cs="BRH Devanagari Extra"/>
+                <w:sz w:val="40"/>
+                <w:szCs w:val="40"/>
+              </w:rPr>
+              <w:t>Eþ</w:t>
+            </w:r>
+            <w:proofErr w:type="spellEnd"/>
+            <w:r>
+              <w:rPr>
+                <w:rFonts w:ascii="BRH Devanagari Extra" w:hAnsi="BRH Devanagari Extra" w:cs="BRH Devanagari Extra"/>
+                <w:sz w:val="40"/>
+                <w:szCs w:val="40"/>
+              </w:rPr>
+              <w:t xml:space="preserve"> | </w:t>
             </w:r>
           </w:p>
           <w:p>
@@ -10229,7 +11882,29 @@
           <w:szCs w:val="40"/>
           <w:lang w:val="en-IN" w:eastAsia="en-IN"/>
         </w:rPr>
-        <w:t xml:space="preserve">"zlÉ" </w:t>
+        <w:t>"</w:t>
+      </w:r>
+      <w:proofErr w:type="spellStart"/>
+      <w:r>
+        <w:rPr>
+          <w:rFonts w:ascii="BRH Devanagari" w:hAnsi="BRH Devanagari" w:cs="BRH Devanagari"/>
+          <w:color w:val="000000"/>
+          <w:sz w:val="40"/>
+          <w:szCs w:val="40"/>
+          <w:lang w:val="en-IN" w:eastAsia="en-IN"/>
+        </w:rPr>
+        <w:t>zlÉ</w:t>
+      </w:r>
+      <w:proofErr w:type="spellEnd"/>
+      <w:r>
+        <w:rPr>
+          <w:rFonts w:ascii="BRH Devanagari" w:hAnsi="BRH Devanagari" w:cs="BRH Devanagari"/>
+          <w:color w:val="000000"/>
+          <w:sz w:val="40"/>
+          <w:szCs w:val="40"/>
+          <w:lang w:val="en-IN" w:eastAsia="en-IN"/>
+        </w:rPr>
+        <w:t xml:space="preserve">" </w:t>
       </w:r>
       <w:r>
         <w:rPr>
@@ -10268,6 +11943,7 @@
         </w:rPr>
         <w:t>"</w:t>
       </w:r>
+      <w:proofErr w:type="spellStart"/>
       <w:proofErr w:type="gramEnd"/>
       <w:r>
         <w:rPr>
@@ -10280,6 +11956,7 @@
         </w:rPr>
         <w:t>zgÉ</w:t>
       </w:r>
+      <w:proofErr w:type="spellEnd"/>
       <w:r>
         <w:rPr>
           <w:rFonts w:ascii="BRH Devanagari" w:hAnsi="BRH Devanagari" w:cs="BRH Devanagari"/>
@@ -10731,6 +12408,7 @@
               </w:rPr>
               <w:t>––</w:t>
             </w:r>
+            <w:proofErr w:type="spellStart"/>
             <w:proofErr w:type="gramEnd"/>
             <w:r>
               <w:rPr>
@@ -10741,16 +12419,18 @@
               </w:rPr>
               <w:t>ÌWûwÉÉå</w:t>
             </w:r>
-            <w:r>
-              <w:rPr>
-                <w:rFonts w:ascii="BRH Malayalam Extra" w:hAnsi="BRH Malayalam Extra" w:cs="BRH Devanagari Extra"/>
-                <w:b/>
-                <w:color w:val="000000"/>
-                <w:sz w:val="30"/>
-                <w:szCs w:val="40"/>
-              </w:rPr>
-              <w:t>–</w:t>
-            </w:r>
+            <w:proofErr w:type="spellEnd"/>
+            <w:r>
+              <w:rPr>
+                <w:rFonts w:ascii="BRH Malayalam Extra" w:hAnsi="BRH Malayalam Extra" w:cs="BRH Devanagari Extra"/>
+                <w:b/>
+                <w:color w:val="000000"/>
+                <w:sz w:val="30"/>
+                <w:szCs w:val="40"/>
+              </w:rPr>
+              <w:t>–</w:t>
+            </w:r>
+            <w:proofErr w:type="spellStart"/>
             <w:r>
               <w:rPr>
                 <w:rFonts w:ascii="BRH Devanagari Extra" w:hAnsi="BRH Devanagari Extra" w:cs="BRH Devanagari Extra"/>
@@ -10768,45 +12448,88 @@
                 <w:sz w:val="40"/>
                 <w:szCs w:val="40"/>
               </w:rPr>
-              <w:t>ç | A</w:t>
-            </w:r>
-            <w:r>
-              <w:rPr>
-                <w:rFonts w:ascii="BRH Malayalam Extra" w:hAnsi="BRH Malayalam Extra" w:cs="BRH Devanagari Extra"/>
-                <w:b/>
-                <w:color w:val="000000"/>
-                <w:sz w:val="30"/>
-                <w:szCs w:val="40"/>
-              </w:rPr>
-              <w:t>–</w:t>
-            </w:r>
-            <w:r>
-              <w:rPr>
-                <w:rFonts w:ascii="BRH Devanagari Extra" w:hAnsi="BRH Devanagari Extra" w:cs="BRH Devanagari Extra"/>
-                <w:color w:val="000000"/>
-                <w:sz w:val="40"/>
-                <w:szCs w:val="40"/>
-              </w:rPr>
-              <w:t>WûqÉç SåþuÉrÉ</w:t>
-            </w:r>
-            <w:r>
-              <w:rPr>
-                <w:rFonts w:ascii="BRH Malayalam Extra" w:hAnsi="BRH Malayalam Extra" w:cs="BRH Devanagari Extra"/>
-                <w:b/>
-                <w:color w:val="000000"/>
-                <w:sz w:val="30"/>
-                <w:szCs w:val="40"/>
-              </w:rPr>
-              <w:t>–</w:t>
-            </w:r>
-            <w:r>
-              <w:rPr>
-                <w:rFonts w:ascii="BRH Devanagari Extra" w:hAnsi="BRH Devanagari Extra" w:cs="BRH Devanagari Extra"/>
-                <w:color w:val="000000"/>
-                <w:sz w:val="40"/>
-                <w:szCs w:val="40"/>
-              </w:rPr>
-              <w:t>erÉrÉÉÿ |</w:t>
+              <w:t>ç</w:t>
+            </w:r>
+            <w:proofErr w:type="spellEnd"/>
+            <w:r>
+              <w:rPr>
+                <w:rFonts w:ascii="BRH Devanagari Extra" w:hAnsi="BRH Devanagari Extra" w:cs="BRH Devanagari Extra"/>
+                <w:color w:val="000000"/>
+                <w:sz w:val="40"/>
+                <w:szCs w:val="40"/>
+              </w:rPr>
+              <w:t xml:space="preserve"> | A</w:t>
+            </w:r>
+            <w:r>
+              <w:rPr>
+                <w:rFonts w:ascii="BRH Malayalam Extra" w:hAnsi="BRH Malayalam Extra" w:cs="BRH Devanagari Extra"/>
+                <w:b/>
+                <w:color w:val="000000"/>
+                <w:sz w:val="30"/>
+                <w:szCs w:val="40"/>
+              </w:rPr>
+              <w:t>–</w:t>
+            </w:r>
+            <w:proofErr w:type="spellStart"/>
+            <w:r>
+              <w:rPr>
+                <w:rFonts w:ascii="BRH Devanagari Extra" w:hAnsi="BRH Devanagari Extra" w:cs="BRH Devanagari Extra"/>
+                <w:color w:val="000000"/>
+                <w:sz w:val="40"/>
+                <w:szCs w:val="40"/>
+              </w:rPr>
+              <w:t>WûqÉç</w:t>
+            </w:r>
+            <w:proofErr w:type="spellEnd"/>
+            <w:r>
+              <w:rPr>
+                <w:rFonts w:ascii="BRH Devanagari Extra" w:hAnsi="BRH Devanagari Extra" w:cs="BRH Devanagari Extra"/>
+                <w:color w:val="000000"/>
+                <w:sz w:val="40"/>
+                <w:szCs w:val="40"/>
+              </w:rPr>
+              <w:t xml:space="preserve"> </w:t>
+            </w:r>
+            <w:proofErr w:type="spellStart"/>
+            <w:r>
+              <w:rPr>
+                <w:rFonts w:ascii="BRH Devanagari Extra" w:hAnsi="BRH Devanagari Extra" w:cs="BRH Devanagari Extra"/>
+                <w:color w:val="000000"/>
+                <w:sz w:val="40"/>
+                <w:szCs w:val="40"/>
+              </w:rPr>
+              <w:t>SåþuÉrÉ</w:t>
+            </w:r>
+            <w:proofErr w:type="spellEnd"/>
+            <w:r>
+              <w:rPr>
+                <w:rFonts w:ascii="BRH Malayalam Extra" w:hAnsi="BRH Malayalam Extra" w:cs="BRH Devanagari Extra"/>
+                <w:b/>
+                <w:color w:val="000000"/>
+                <w:sz w:val="30"/>
+                <w:szCs w:val="40"/>
+              </w:rPr>
+              <w:t>–</w:t>
+            </w:r>
+            <w:proofErr w:type="spellStart"/>
+            <w:r>
+              <w:rPr>
+                <w:rFonts w:ascii="BRH Devanagari Extra" w:hAnsi="BRH Devanagari Extra" w:cs="BRH Devanagari Extra"/>
+                <w:color w:val="000000"/>
+                <w:sz w:val="40"/>
+                <w:szCs w:val="40"/>
+              </w:rPr>
+              <w:t>erÉrÉÉÿ</w:t>
+            </w:r>
+            <w:proofErr w:type="spellEnd"/>
+            <w:r>
+              <w:rPr>
+                <w:rFonts w:ascii="BRH Devanagari Extra" w:hAnsi="BRH Devanagari Extra" w:cs="BRH Devanagari Extra"/>
+                <w:color w:val="000000"/>
+                <w:sz w:val="40"/>
+                <w:szCs w:val="40"/>
+              </w:rPr>
+              <w:t xml:space="preserve"> |</w:t>
             </w:r>
           </w:p>
         </w:tc>
@@ -10867,6 +12590,7 @@
               </w:rPr>
               <w:t>––</w:t>
             </w:r>
+            <w:proofErr w:type="spellStart"/>
             <w:proofErr w:type="gramEnd"/>
             <w:r>
               <w:rPr>
@@ -10877,6 +12601,7 @@
               </w:rPr>
               <w:t>ÌWûwÉÉå</w:t>
             </w:r>
+            <w:proofErr w:type="spellEnd"/>
             <w:r>
               <w:rPr>
                 <w:rFonts w:ascii="BRH Malayalam Extra" w:hAnsi="BRH Malayalam Extra" w:cs="BRH Devanagari Extra"/>
@@ -10897,6 +12622,7 @@
               </w:rPr>
               <w:t xml:space="preserve"> </w:t>
             </w:r>
+            <w:proofErr w:type="spellStart"/>
             <w:r>
               <w:rPr>
                 <w:rFonts w:ascii="BRH Devanagari Extra" w:hAnsi="BRH Devanagari Extra" w:cs="BRH Devanagari Extra"/>
@@ -10917,6 +12643,7 @@
               </w:rPr>
               <w:t>WûqÉç</w:t>
             </w:r>
+            <w:proofErr w:type="spellEnd"/>
             <w:r>
               <w:rPr>
                 <w:rFonts w:ascii="BRH Devanagari Extra" w:hAnsi="BRH Devanagari Extra" w:cs="BRH Devanagari Extra"/>
@@ -10936,33 +12663,66 @@
               </w:rPr>
               <w:t>–</w:t>
             </w:r>
-            <w:r>
-              <w:rPr>
-                <w:rFonts w:ascii="BRH Devanagari Extra" w:hAnsi="BRH Devanagari Extra" w:cs="BRH Devanagari Extra"/>
-                <w:color w:val="000000"/>
-                <w:sz w:val="40"/>
-                <w:szCs w:val="40"/>
-              </w:rPr>
-              <w:t>WûqÉç SåþuÉrÉ</w:t>
-            </w:r>
-            <w:r>
-              <w:rPr>
-                <w:rFonts w:ascii="BRH Malayalam Extra" w:hAnsi="BRH Malayalam Extra" w:cs="BRH Devanagari Extra"/>
-                <w:b/>
-                <w:color w:val="000000"/>
-                <w:sz w:val="30"/>
-                <w:szCs w:val="40"/>
-              </w:rPr>
-              <w:t>–</w:t>
-            </w:r>
-            <w:r>
-              <w:rPr>
-                <w:rFonts w:ascii="BRH Devanagari Extra" w:hAnsi="BRH Devanagari Extra" w:cs="BRH Devanagari Extra"/>
-                <w:color w:val="000000"/>
-                <w:sz w:val="40"/>
-                <w:szCs w:val="40"/>
-              </w:rPr>
-              <w:t xml:space="preserve">erÉrÉÉÿ | </w:t>
+            <w:proofErr w:type="spellStart"/>
+            <w:r>
+              <w:rPr>
+                <w:rFonts w:ascii="BRH Devanagari Extra" w:hAnsi="BRH Devanagari Extra" w:cs="BRH Devanagari Extra"/>
+                <w:color w:val="000000"/>
+                <w:sz w:val="40"/>
+                <w:szCs w:val="40"/>
+              </w:rPr>
+              <w:t>WûqÉç</w:t>
+            </w:r>
+            <w:proofErr w:type="spellEnd"/>
+            <w:r>
+              <w:rPr>
+                <w:rFonts w:ascii="BRH Devanagari Extra" w:hAnsi="BRH Devanagari Extra" w:cs="BRH Devanagari Extra"/>
+                <w:color w:val="000000"/>
+                <w:sz w:val="40"/>
+                <w:szCs w:val="40"/>
+              </w:rPr>
+              <w:t xml:space="preserve"> </w:t>
+            </w:r>
+            <w:proofErr w:type="spellStart"/>
+            <w:r>
+              <w:rPr>
+                <w:rFonts w:ascii="BRH Devanagari Extra" w:hAnsi="BRH Devanagari Extra" w:cs="BRH Devanagari Extra"/>
+                <w:color w:val="000000"/>
+                <w:sz w:val="40"/>
+                <w:szCs w:val="40"/>
+              </w:rPr>
+              <w:t>SåþuÉrÉ</w:t>
+            </w:r>
+            <w:proofErr w:type="spellEnd"/>
+            <w:r>
+              <w:rPr>
+                <w:rFonts w:ascii="BRH Malayalam Extra" w:hAnsi="BRH Malayalam Extra" w:cs="BRH Devanagari Extra"/>
+                <w:b/>
+                <w:color w:val="000000"/>
+                <w:sz w:val="30"/>
+                <w:szCs w:val="40"/>
+              </w:rPr>
+              <w:t>–</w:t>
+            </w:r>
+            <w:proofErr w:type="spellStart"/>
+            <w:r>
+              <w:rPr>
+                <w:rFonts w:ascii="BRH Devanagari Extra" w:hAnsi="BRH Devanagari Extra" w:cs="BRH Devanagari Extra"/>
+                <w:color w:val="000000"/>
+                <w:sz w:val="40"/>
+                <w:szCs w:val="40"/>
+              </w:rPr>
+              <w:t>erÉrÉÉÿ</w:t>
+            </w:r>
+            <w:proofErr w:type="spellEnd"/>
+            <w:r>
+              <w:rPr>
+                <w:rFonts w:ascii="BRH Devanagari Extra" w:hAnsi="BRH Devanagari Extra" w:cs="BRH Devanagari Extra"/>
+                <w:color w:val="000000"/>
+                <w:sz w:val="40"/>
+                <w:szCs w:val="40"/>
+              </w:rPr>
+              <w:t xml:space="preserve"> | </w:t>
             </w:r>
           </w:p>
           <w:p>
@@ -11120,6 +12880,7 @@
                 <w:szCs w:val="40"/>
               </w:rPr>
             </w:pPr>
+            <w:proofErr w:type="spellStart"/>
             <w:r>
               <w:rPr>
                 <w:rFonts w:ascii="BRH Devanagari Extra" w:hAnsi="BRH Devanagari Extra" w:cs="BRH Devanagari Extra"/>
@@ -11130,25 +12891,38 @@
               <w:lastRenderedPageBreak/>
               <w:t>sÉÉå</w:t>
             </w:r>
-            <w:r>
-              <w:rPr>
-                <w:rFonts w:ascii="BRH Malayalam Extra" w:hAnsi="BRH Malayalam Extra" w:cs="BRH Devanagari Extra"/>
-                <w:b/>
-                <w:color w:val="000000"/>
-                <w:sz w:val="30"/>
-                <w:szCs w:val="40"/>
-              </w:rPr>
-              <w:t>–</w:t>
-            </w:r>
-            <w:r>
-              <w:rPr>
-                <w:rFonts w:ascii="BRH Devanagari Extra" w:hAnsi="BRH Devanagari Extra" w:cs="BRH Devanagari Extra"/>
-                <w:color w:val="000000"/>
-                <w:sz w:val="40"/>
-                <w:szCs w:val="40"/>
-              </w:rPr>
-              <w:t xml:space="preserve">Måü </w:t>
-            </w:r>
+            <w:proofErr w:type="spellEnd"/>
+            <w:r>
+              <w:rPr>
+                <w:rFonts w:ascii="BRH Malayalam Extra" w:hAnsi="BRH Malayalam Extra" w:cs="BRH Devanagari Extra"/>
+                <w:b/>
+                <w:color w:val="000000"/>
+                <w:sz w:val="30"/>
+                <w:szCs w:val="40"/>
+              </w:rPr>
+              <w:t>–</w:t>
+            </w:r>
+            <w:proofErr w:type="spellStart"/>
+            <w:r>
+              <w:rPr>
+                <w:rFonts w:ascii="BRH Devanagari Extra" w:hAnsi="BRH Devanagari Extra" w:cs="BRH Devanagari Extra"/>
+                <w:color w:val="000000"/>
+                <w:sz w:val="40"/>
+                <w:szCs w:val="40"/>
+              </w:rPr>
+              <w:t>Måü</w:t>
+            </w:r>
+            <w:proofErr w:type="spellEnd"/>
+            <w:r>
+              <w:rPr>
+                <w:rFonts w:ascii="BRH Devanagari Extra" w:hAnsi="BRH Devanagari Extra" w:cs="BRH Devanagari Extra"/>
+                <w:color w:val="000000"/>
+                <w:sz w:val="40"/>
+                <w:szCs w:val="40"/>
+              </w:rPr>
+              <w:t xml:space="preserve"> </w:t>
+            </w:r>
+            <w:proofErr w:type="spellStart"/>
             <w:r>
               <w:rPr>
                 <w:rFonts w:ascii="BRH Devanagari Extra" w:hAnsi="BRH Devanagari Extra" w:cs="BRH Devanagari Extra"/>
@@ -11166,7 +12940,57 @@
                 <w:sz w:val="40"/>
                 <w:szCs w:val="40"/>
               </w:rPr>
-              <w:t>ÌiÉ | mÉëÌiÉþ ÌiÉ¸ÌiÉ |</w:t>
+              <w:t>ÌiÉ</w:t>
+            </w:r>
+            <w:proofErr w:type="spellEnd"/>
+            <w:r>
+              <w:rPr>
+                <w:rFonts w:ascii="BRH Devanagari Extra" w:hAnsi="BRH Devanagari Extra" w:cs="BRH Devanagari Extra"/>
+                <w:color w:val="000000"/>
+                <w:sz w:val="40"/>
+                <w:szCs w:val="40"/>
+              </w:rPr>
+              <w:t xml:space="preserve"> | </w:t>
+            </w:r>
+            <w:proofErr w:type="spellStart"/>
+            <w:r>
+              <w:rPr>
+                <w:rFonts w:ascii="BRH Devanagari Extra" w:hAnsi="BRH Devanagari Extra" w:cs="BRH Devanagari Extra"/>
+                <w:color w:val="000000"/>
+                <w:sz w:val="40"/>
+                <w:szCs w:val="40"/>
+              </w:rPr>
+              <w:t>mÉëÌiÉþ</w:t>
+            </w:r>
+            <w:proofErr w:type="spellEnd"/>
+            <w:r>
+              <w:rPr>
+                <w:rFonts w:ascii="BRH Devanagari Extra" w:hAnsi="BRH Devanagari Extra" w:cs="BRH Devanagari Extra"/>
+                <w:color w:val="000000"/>
+                <w:sz w:val="40"/>
+                <w:szCs w:val="40"/>
+              </w:rPr>
+              <w:t xml:space="preserve"> </w:t>
+            </w:r>
+            <w:proofErr w:type="spellStart"/>
+            <w:r>
+              <w:rPr>
+                <w:rFonts w:ascii="BRH Devanagari Extra" w:hAnsi="BRH Devanagari Extra" w:cs="BRH Devanagari Extra"/>
+                <w:color w:val="000000"/>
+                <w:sz w:val="40"/>
+                <w:szCs w:val="40"/>
+              </w:rPr>
+              <w:t>ÌiÉ¸ÌiÉ</w:t>
+            </w:r>
+            <w:proofErr w:type="spellEnd"/>
+            <w:r>
+              <w:rPr>
+                <w:rFonts w:ascii="BRH Devanagari Extra" w:hAnsi="BRH Devanagari Extra" w:cs="BRH Devanagari Extra"/>
+                <w:color w:val="000000"/>
+                <w:sz w:val="40"/>
+                <w:szCs w:val="40"/>
+              </w:rPr>
+              <w:t xml:space="preserve"> |</w:t>
             </w:r>
           </w:p>
         </w:tc>
@@ -11188,6 +13012,7 @@
                 <w:szCs w:val="40"/>
               </w:rPr>
             </w:pPr>
+            <w:proofErr w:type="spellStart"/>
             <w:r>
               <w:rPr>
                 <w:rFonts w:ascii="BRH Devanagari Extra" w:hAnsi="BRH Devanagari Extra" w:cs="BRH Devanagari Extra"/>
@@ -11197,24 +13022,46 @@
               </w:rPr>
               <w:t>sÉÉå</w:t>
             </w:r>
-            <w:r>
-              <w:rPr>
-                <w:rFonts w:ascii="BRH Malayalam Extra" w:hAnsi="BRH Malayalam Extra" w:cs="BRH Devanagari Extra"/>
-                <w:b/>
-                <w:color w:val="000000"/>
-                <w:sz w:val="30"/>
-                <w:szCs w:val="40"/>
-              </w:rPr>
-              <w:t>–</w:t>
-            </w:r>
-            <w:r>
-              <w:rPr>
-                <w:rFonts w:ascii="BRH Devanagari Extra" w:hAnsi="BRH Devanagari Extra" w:cs="BRH Devanagari Extra"/>
-                <w:color w:val="000000"/>
-                <w:sz w:val="40"/>
-                <w:szCs w:val="40"/>
-              </w:rPr>
-              <w:t>Måü mÉë</w:t>
+            <w:proofErr w:type="spellEnd"/>
+            <w:r>
+              <w:rPr>
+                <w:rFonts w:ascii="BRH Malayalam Extra" w:hAnsi="BRH Malayalam Extra" w:cs="BRH Devanagari Extra"/>
+                <w:b/>
+                <w:color w:val="000000"/>
+                <w:sz w:val="30"/>
+                <w:szCs w:val="40"/>
+              </w:rPr>
+              <w:t>–</w:t>
+            </w:r>
+            <w:proofErr w:type="spellStart"/>
+            <w:r>
+              <w:rPr>
+                <w:rFonts w:ascii="BRH Devanagari Extra" w:hAnsi="BRH Devanagari Extra" w:cs="BRH Devanagari Extra"/>
+                <w:color w:val="000000"/>
+                <w:sz w:val="40"/>
+                <w:szCs w:val="40"/>
+              </w:rPr>
+              <w:t>Måü</w:t>
+            </w:r>
+            <w:proofErr w:type="spellEnd"/>
+            <w:r>
+              <w:rPr>
+                <w:rFonts w:ascii="BRH Devanagari Extra" w:hAnsi="BRH Devanagari Extra" w:cs="BRH Devanagari Extra"/>
+                <w:color w:val="000000"/>
+                <w:sz w:val="40"/>
+                <w:szCs w:val="40"/>
+              </w:rPr>
+              <w:t xml:space="preserve"> </w:t>
+            </w:r>
+            <w:proofErr w:type="spellStart"/>
+            <w:r>
+              <w:rPr>
+                <w:rFonts w:ascii="BRH Devanagari Extra" w:hAnsi="BRH Devanagari Extra" w:cs="BRH Devanagari Extra"/>
+                <w:color w:val="000000"/>
+                <w:sz w:val="40"/>
+                <w:szCs w:val="40"/>
+              </w:rPr>
+              <w:t>mÉë</w:t>
             </w:r>
             <w:r>
               <w:rPr>
@@ -11226,14 +13073,55 @@
               </w:rPr>
               <w:t>ÌiÉþ</w:t>
             </w:r>
-            <w:r>
-              <w:rPr>
-                <w:rFonts w:ascii="BRH Devanagari Extra" w:hAnsi="BRH Devanagari Extra" w:cs="BRH Devanagari Extra"/>
-                <w:color w:val="000000"/>
-                <w:sz w:val="40"/>
-                <w:szCs w:val="40"/>
-              </w:rPr>
-              <w:t xml:space="preserve"> | mÉëÌiÉþ ÌiÉ¸ÌiÉ |</w:t>
+            <w:proofErr w:type="spellEnd"/>
+            <w:r>
+              <w:rPr>
+                <w:rFonts w:ascii="BRH Devanagari Extra" w:hAnsi="BRH Devanagari Extra" w:cs="BRH Devanagari Extra"/>
+                <w:color w:val="000000"/>
+                <w:sz w:val="40"/>
+                <w:szCs w:val="40"/>
+              </w:rPr>
+              <w:t xml:space="preserve"> | </w:t>
+            </w:r>
+            <w:proofErr w:type="spellStart"/>
+            <w:r>
+              <w:rPr>
+                <w:rFonts w:ascii="BRH Devanagari Extra" w:hAnsi="BRH Devanagari Extra" w:cs="BRH Devanagari Extra"/>
+                <w:color w:val="000000"/>
+                <w:sz w:val="40"/>
+                <w:szCs w:val="40"/>
+              </w:rPr>
+              <w:t>mÉëÌiÉþ</w:t>
+            </w:r>
+            <w:proofErr w:type="spellEnd"/>
+            <w:r>
+              <w:rPr>
+                <w:rFonts w:ascii="BRH Devanagari Extra" w:hAnsi="BRH Devanagari Extra" w:cs="BRH Devanagari Extra"/>
+                <w:color w:val="000000"/>
+                <w:sz w:val="40"/>
+                <w:szCs w:val="40"/>
+              </w:rPr>
+              <w:t xml:space="preserve"> </w:t>
+            </w:r>
+            <w:proofErr w:type="spellStart"/>
+            <w:r>
+              <w:rPr>
+                <w:rFonts w:ascii="BRH Devanagari Extra" w:hAnsi="BRH Devanagari Extra" w:cs="BRH Devanagari Extra"/>
+                <w:color w:val="000000"/>
+                <w:sz w:val="40"/>
+                <w:szCs w:val="40"/>
+              </w:rPr>
+              <w:t>ÌiÉ¸ÌiÉ</w:t>
+            </w:r>
+            <w:proofErr w:type="spellEnd"/>
+            <w:r>
+              <w:rPr>
+                <w:rFonts w:ascii="BRH Devanagari Extra" w:hAnsi="BRH Devanagari Extra" w:cs="BRH Devanagari Extra"/>
+                <w:color w:val="000000"/>
+                <w:sz w:val="40"/>
+                <w:szCs w:val="40"/>
+              </w:rPr>
+              <w:t xml:space="preserve"> |</w:t>
             </w:r>
           </w:p>
         </w:tc>
@@ -11982,6 +13870,7 @@
               </w:rPr>
               <w:t>–</w:t>
             </w:r>
+            <w:proofErr w:type="spellStart"/>
             <w:r>
               <w:rPr>
                 <w:rFonts w:ascii="BRH Devanagari Extra" w:hAnsi="BRH Devanagari Extra" w:cs="BRH Devanagari Extra"/>
@@ -11991,6 +13880,7 @@
               </w:rPr>
               <w:t>ÌmÉ</w:t>
             </w:r>
+            <w:proofErr w:type="spellEnd"/>
             <w:r>
               <w:rPr>
                 <w:rFonts w:ascii="BRH Malayalam Extra" w:hAnsi="BRH Malayalam Extra" w:cs="BRH Devanagari Extra"/>
@@ -12039,14 +13929,25 @@
               </w:rPr>
               <w:t>–</w:t>
             </w:r>
-            <w:r>
-              <w:rPr>
-                <w:rFonts w:ascii="BRH Devanagari Extra" w:hAnsi="BRH Devanagari Extra" w:cs="BRH Devanagari Extra"/>
-                <w:color w:val="000000"/>
-                <w:sz w:val="40"/>
-                <w:szCs w:val="40"/>
-              </w:rPr>
-              <w:t xml:space="preserve">xÉÌlÉþ | </w:t>
+            <w:proofErr w:type="spellStart"/>
+            <w:r>
+              <w:rPr>
+                <w:rFonts w:ascii="BRH Devanagari Extra" w:hAnsi="BRH Devanagari Extra" w:cs="BRH Devanagari Extra"/>
+                <w:color w:val="000000"/>
+                <w:sz w:val="40"/>
+                <w:szCs w:val="40"/>
+              </w:rPr>
+              <w:t>xÉÌlÉþ</w:t>
+            </w:r>
+            <w:proofErr w:type="spellEnd"/>
+            <w:r>
+              <w:rPr>
+                <w:rFonts w:ascii="BRH Devanagari Extra" w:hAnsi="BRH Devanagari Extra" w:cs="BRH Devanagari Extra"/>
+                <w:color w:val="000000"/>
+                <w:sz w:val="40"/>
+                <w:szCs w:val="40"/>
+              </w:rPr>
+              <w:t xml:space="preserve"> | </w:t>
             </w:r>
           </w:p>
           <w:p>
@@ -12082,6 +13983,7 @@
               </w:rPr>
               <w:t>–</w:t>
             </w:r>
+            <w:proofErr w:type="spellStart"/>
             <w:r>
               <w:rPr>
                 <w:rFonts w:ascii="BRH Devanagari Extra" w:hAnsi="BRH Devanagari Extra" w:cs="BRH Devanagari Extra"/>
@@ -12091,6 +13993,7 @@
               </w:rPr>
               <w:t>ÌmÉ</w:t>
             </w:r>
+            <w:proofErr w:type="spellEnd"/>
             <w:r>
               <w:rPr>
                 <w:rFonts w:ascii="BRH Malayalam Extra" w:hAnsi="BRH Malayalam Extra" w:cs="BRH Devanagari Extra"/>
@@ -12148,26 +14051,66 @@
                 <w:sz w:val="40"/>
                 <w:szCs w:val="40"/>
               </w:rPr>
-              <w:t xml:space="preserve"> CirÉþÌmÉ - Mü</w:t>
-            </w:r>
-            <w:r>
-              <w:rPr>
-                <w:rFonts w:ascii="BRH Malayalam Extra" w:hAnsi="BRH Malayalam Extra" w:cs="BRH Devanagari Extra"/>
-                <w:b/>
-                <w:color w:val="000000"/>
-                <w:sz w:val="30"/>
-                <w:szCs w:val="40"/>
-              </w:rPr>
-              <w:t>–</w:t>
-            </w:r>
-            <w:r>
-              <w:rPr>
-                <w:rFonts w:ascii="BRH Devanagari Extra" w:hAnsi="BRH Devanagari Extra" w:cs="BRH Devanagari Extra"/>
-                <w:color w:val="000000"/>
-                <w:sz w:val="40"/>
-                <w:szCs w:val="40"/>
-              </w:rPr>
-              <w:t>¤Éå |</w:t>
+              <w:t xml:space="preserve"> </w:t>
+            </w:r>
+            <w:proofErr w:type="spellStart"/>
+            <w:r>
+              <w:rPr>
+                <w:rFonts w:ascii="BRH Devanagari Extra" w:hAnsi="BRH Devanagari Extra" w:cs="BRH Devanagari Extra"/>
+                <w:color w:val="000000"/>
+                <w:sz w:val="40"/>
+                <w:szCs w:val="40"/>
+              </w:rPr>
+              <w:t>CirÉþÌmÉ</w:t>
+            </w:r>
+            <w:proofErr w:type="spellEnd"/>
+            <w:r>
+              <w:rPr>
+                <w:rFonts w:ascii="BRH Devanagari Extra" w:hAnsi="BRH Devanagari Extra" w:cs="BRH Devanagari Extra"/>
+                <w:color w:val="000000"/>
+                <w:sz w:val="40"/>
+                <w:szCs w:val="40"/>
+              </w:rPr>
+              <w:t xml:space="preserve"> - Mü</w:t>
+            </w:r>
+            <w:r>
+              <w:rPr>
+                <w:rFonts w:ascii="BRH Malayalam Extra" w:hAnsi="BRH Malayalam Extra" w:cs="BRH Devanagari Extra"/>
+                <w:b/>
+                <w:color w:val="000000"/>
+                <w:sz w:val="30"/>
+                <w:szCs w:val="40"/>
+              </w:rPr>
+              <w:t>–</w:t>
+            </w:r>
+            <w:r>
+              <w:rPr>
+                <w:rFonts w:ascii="BRH Devanagari Extra" w:hAnsi="BRH Devanagari Extra" w:cs="BRH Devanagari Extra"/>
+                <w:color w:val="000000"/>
+                <w:sz w:val="40"/>
+                <w:szCs w:val="40"/>
+              </w:rPr>
+              <w:t>¤</w:t>
+            </w:r>
+            <w:proofErr w:type="spellStart"/>
+            <w:r>
+              <w:rPr>
+                <w:rFonts w:ascii="BRH Devanagari Extra" w:hAnsi="BRH Devanagari Extra" w:cs="BRH Devanagari Extra"/>
+                <w:color w:val="000000"/>
+                <w:sz w:val="40"/>
+                <w:szCs w:val="40"/>
+              </w:rPr>
+              <w:t>Éå</w:t>
+            </w:r>
+            <w:proofErr w:type="spellEnd"/>
+            <w:r>
+              <w:rPr>
+                <w:rFonts w:ascii="BRH Devanagari Extra" w:hAnsi="BRH Devanagari Extra" w:cs="BRH Devanagari Extra"/>
+                <w:color w:val="000000"/>
+                <w:sz w:val="40"/>
+                <w:szCs w:val="40"/>
+              </w:rPr>
+              <w:t xml:space="preserve"> |</w:t>
             </w:r>
           </w:p>
         </w:tc>
@@ -12214,6 +14157,7 @@
               </w:rPr>
               <w:t>–</w:t>
             </w:r>
+            <w:proofErr w:type="spellStart"/>
             <w:r>
               <w:rPr>
                 <w:rFonts w:ascii="BRH Devanagari Extra" w:hAnsi="BRH Devanagari Extra" w:cs="BRH Devanagari Extra"/>
@@ -12223,6 +14167,7 @@
               </w:rPr>
               <w:t>ÌmÉ</w:t>
             </w:r>
+            <w:proofErr w:type="spellEnd"/>
             <w:r>
               <w:rPr>
                 <w:rFonts w:ascii="BRH Malayalam Extra" w:hAnsi="BRH Malayalam Extra" w:cs="BRH Devanagari Extra"/>
@@ -12271,14 +14216,25 @@
               </w:rPr>
               <w:t>–</w:t>
             </w:r>
-            <w:r>
-              <w:rPr>
-                <w:rFonts w:ascii="BRH Devanagari Extra" w:hAnsi="BRH Devanagari Extra" w:cs="BRH Devanagari Extra"/>
-                <w:color w:val="000000"/>
-                <w:sz w:val="40"/>
-                <w:szCs w:val="40"/>
-              </w:rPr>
-              <w:t xml:space="preserve">xÉÌlÉþ | </w:t>
+            <w:proofErr w:type="spellStart"/>
+            <w:r>
+              <w:rPr>
+                <w:rFonts w:ascii="BRH Devanagari Extra" w:hAnsi="BRH Devanagari Extra" w:cs="BRH Devanagari Extra"/>
+                <w:color w:val="000000"/>
+                <w:sz w:val="40"/>
+                <w:szCs w:val="40"/>
+              </w:rPr>
+              <w:t>xÉÌlÉþ</w:t>
+            </w:r>
+            <w:proofErr w:type="spellEnd"/>
+            <w:r>
+              <w:rPr>
+                <w:rFonts w:ascii="BRH Devanagari Extra" w:hAnsi="BRH Devanagari Extra" w:cs="BRH Devanagari Extra"/>
+                <w:color w:val="000000"/>
+                <w:sz w:val="40"/>
+                <w:szCs w:val="40"/>
+              </w:rPr>
+              <w:t xml:space="preserve"> | </w:t>
             </w:r>
           </w:p>
           <w:p>
@@ -12314,6 +14270,7 @@
               </w:rPr>
               <w:t>–</w:t>
             </w:r>
+            <w:proofErr w:type="spellStart"/>
             <w:r>
               <w:rPr>
                 <w:rFonts w:ascii="BRH Devanagari Extra" w:hAnsi="BRH Devanagari Extra" w:cs="BRH Devanagari Extra"/>
@@ -12323,6 +14280,7 @@
               </w:rPr>
               <w:t>ÌmÉ</w:t>
             </w:r>
+            <w:proofErr w:type="spellEnd"/>
             <w:r>
               <w:rPr>
                 <w:rFonts w:ascii="BRH Malayalam Extra" w:hAnsi="BRH Malayalam Extra" w:cs="BRH Devanagari Extra"/>
@@ -12370,26 +14328,66 @@
                 <w:sz w:val="40"/>
                 <w:szCs w:val="40"/>
               </w:rPr>
-              <w:t xml:space="preserve"> CirÉþÌmÉ - Mü</w:t>
-            </w:r>
-            <w:r>
-              <w:rPr>
-                <w:rFonts w:ascii="BRH Malayalam Extra" w:hAnsi="BRH Malayalam Extra" w:cs="BRH Devanagari Extra"/>
-                <w:b/>
-                <w:color w:val="000000"/>
-                <w:sz w:val="30"/>
-                <w:szCs w:val="40"/>
-              </w:rPr>
-              <w:t>–</w:t>
-            </w:r>
-            <w:r>
-              <w:rPr>
-                <w:rFonts w:ascii="BRH Devanagari Extra" w:hAnsi="BRH Devanagari Extra" w:cs="BRH Devanagari Extra"/>
-                <w:color w:val="000000"/>
-                <w:sz w:val="40"/>
-                <w:szCs w:val="40"/>
-              </w:rPr>
-              <w:t>¤Éå |</w:t>
+              <w:t xml:space="preserve"> </w:t>
+            </w:r>
+            <w:proofErr w:type="spellStart"/>
+            <w:r>
+              <w:rPr>
+                <w:rFonts w:ascii="BRH Devanagari Extra" w:hAnsi="BRH Devanagari Extra" w:cs="BRH Devanagari Extra"/>
+                <w:color w:val="000000"/>
+                <w:sz w:val="40"/>
+                <w:szCs w:val="40"/>
+              </w:rPr>
+              <w:t>CirÉþÌmÉ</w:t>
+            </w:r>
+            <w:proofErr w:type="spellEnd"/>
+            <w:r>
+              <w:rPr>
+                <w:rFonts w:ascii="BRH Devanagari Extra" w:hAnsi="BRH Devanagari Extra" w:cs="BRH Devanagari Extra"/>
+                <w:color w:val="000000"/>
+                <w:sz w:val="40"/>
+                <w:szCs w:val="40"/>
+              </w:rPr>
+              <w:t xml:space="preserve"> - Mü</w:t>
+            </w:r>
+            <w:r>
+              <w:rPr>
+                <w:rFonts w:ascii="BRH Malayalam Extra" w:hAnsi="BRH Malayalam Extra" w:cs="BRH Devanagari Extra"/>
+                <w:b/>
+                <w:color w:val="000000"/>
+                <w:sz w:val="30"/>
+                <w:szCs w:val="40"/>
+              </w:rPr>
+              <w:t>–</w:t>
+            </w:r>
+            <w:r>
+              <w:rPr>
+                <w:rFonts w:ascii="BRH Devanagari Extra" w:hAnsi="BRH Devanagari Extra" w:cs="BRH Devanagari Extra"/>
+                <w:color w:val="000000"/>
+                <w:sz w:val="40"/>
+                <w:szCs w:val="40"/>
+              </w:rPr>
+              <w:t>¤</w:t>
+            </w:r>
+            <w:proofErr w:type="spellStart"/>
+            <w:r>
+              <w:rPr>
+                <w:rFonts w:ascii="BRH Devanagari Extra" w:hAnsi="BRH Devanagari Extra" w:cs="BRH Devanagari Extra"/>
+                <w:color w:val="000000"/>
+                <w:sz w:val="40"/>
+                <w:szCs w:val="40"/>
+              </w:rPr>
+              <w:t>Éå</w:t>
+            </w:r>
+            <w:proofErr w:type="spellEnd"/>
+            <w:r>
+              <w:rPr>
+                <w:rFonts w:ascii="BRH Devanagari Extra" w:hAnsi="BRH Devanagari Extra" w:cs="BRH Devanagari Extra"/>
+                <w:color w:val="000000"/>
+                <w:sz w:val="40"/>
+                <w:szCs w:val="40"/>
+              </w:rPr>
+              <w:t xml:space="preserve"> |</w:t>
             </w:r>
           </w:p>
         </w:tc>
@@ -12523,15 +14521,47 @@
                 <w:szCs w:val="40"/>
               </w:rPr>
             </w:pPr>
-            <w:r>
-              <w:rPr>
-                <w:rFonts w:ascii="BRH Devanagari Extra" w:hAnsi="BRH Devanagari Extra" w:cs="BRH Devanagari Extra"/>
-                <w:color w:val="000000"/>
-                <w:sz w:val="40"/>
-                <w:szCs w:val="40"/>
-              </w:rPr>
-              <w:t xml:space="preserve">ClSìÉþrÉ iuÉÉ | </w:t>
-            </w:r>
+            <w:proofErr w:type="spellStart"/>
+            <w:r>
+              <w:rPr>
+                <w:rFonts w:ascii="BRH Devanagari Extra" w:hAnsi="BRH Devanagari Extra" w:cs="BRH Devanagari Extra"/>
+                <w:color w:val="000000"/>
+                <w:sz w:val="40"/>
+                <w:szCs w:val="40"/>
+              </w:rPr>
+              <w:t>ClSìÉþrÉ</w:t>
+            </w:r>
+            <w:proofErr w:type="spellEnd"/>
+            <w:r>
+              <w:rPr>
+                <w:rFonts w:ascii="BRH Devanagari Extra" w:hAnsi="BRH Devanagari Extra" w:cs="BRH Devanagari Extra"/>
+                <w:color w:val="000000"/>
+                <w:sz w:val="40"/>
+                <w:szCs w:val="40"/>
+              </w:rPr>
+              <w:t xml:space="preserve"> </w:t>
+            </w:r>
+            <w:proofErr w:type="spellStart"/>
+            <w:r>
+              <w:rPr>
+                <w:rFonts w:ascii="BRH Devanagari Extra" w:hAnsi="BRH Devanagari Extra" w:cs="BRH Devanagari Extra"/>
+                <w:color w:val="000000"/>
+                <w:sz w:val="40"/>
+                <w:szCs w:val="40"/>
+              </w:rPr>
+              <w:t>iuÉÉ</w:t>
+            </w:r>
+            <w:proofErr w:type="spellEnd"/>
+            <w:r>
+              <w:rPr>
+                <w:rFonts w:ascii="BRH Devanagari Extra" w:hAnsi="BRH Devanagari Extra" w:cs="BRH Devanagari Extra"/>
+                <w:color w:val="000000"/>
+                <w:sz w:val="40"/>
+                <w:szCs w:val="40"/>
+              </w:rPr>
+              <w:t xml:space="preserve"> | </w:t>
+            </w:r>
+            <w:proofErr w:type="spellStart"/>
             <w:r>
               <w:rPr>
                 <w:rFonts w:ascii="BRH Devanagari Extra" w:hAnsi="BRH Devanagari Extra" w:cs="BRH Devanagari Extra"/>
@@ -12542,24 +14572,56 @@
               </w:rPr>
               <w:t>iuÉå</w:t>
             </w:r>
-            <w:r>
-              <w:rPr>
-                <w:rFonts w:ascii="BRH Malayalam Extra" w:hAnsi="BRH Malayalam Extra" w:cs="BRH Devanagari Extra"/>
-                <w:b/>
-                <w:color w:val="000000"/>
-                <w:sz w:val="30"/>
-                <w:szCs w:val="40"/>
-              </w:rPr>
-              <w:t>–</w:t>
-            </w:r>
-            <w:r>
-              <w:rPr>
-                <w:rFonts w:ascii="BRH Devanagari Extra" w:hAnsi="BRH Devanagari Extra" w:cs="BRH Devanagari Extra"/>
-                <w:color w:val="000000"/>
-                <w:sz w:val="40"/>
-                <w:szCs w:val="40"/>
-              </w:rPr>
-              <w:t>ÌiÉþ iuÉÉ ||</w:t>
+            <w:proofErr w:type="spellEnd"/>
+            <w:r>
+              <w:rPr>
+                <w:rFonts w:ascii="BRH Malayalam Extra" w:hAnsi="BRH Malayalam Extra" w:cs="BRH Devanagari Extra"/>
+                <w:b/>
+                <w:color w:val="000000"/>
+                <w:sz w:val="30"/>
+                <w:szCs w:val="40"/>
+              </w:rPr>
+              <w:t>–</w:t>
+            </w:r>
+            <w:proofErr w:type="spellStart"/>
+            <w:r>
+              <w:rPr>
+                <w:rFonts w:ascii="BRH Devanagari Extra" w:hAnsi="BRH Devanagari Extra" w:cs="BRH Devanagari Extra"/>
+                <w:color w:val="000000"/>
+                <w:sz w:val="40"/>
+                <w:szCs w:val="40"/>
+              </w:rPr>
+              <w:t>ÌiÉþ</w:t>
+            </w:r>
+            <w:proofErr w:type="spellEnd"/>
+            <w:r>
+              <w:rPr>
+                <w:rFonts w:ascii="BRH Devanagari Extra" w:hAnsi="BRH Devanagari Extra" w:cs="BRH Devanagari Extra"/>
+                <w:color w:val="000000"/>
+                <w:sz w:val="40"/>
+                <w:szCs w:val="40"/>
+              </w:rPr>
+              <w:t xml:space="preserve"> </w:t>
+            </w:r>
+            <w:proofErr w:type="spellStart"/>
+            <w:r>
+              <w:rPr>
+                <w:rFonts w:ascii="BRH Devanagari Extra" w:hAnsi="BRH Devanagari Extra" w:cs="BRH Devanagari Extra"/>
+                <w:color w:val="000000"/>
+                <w:sz w:val="40"/>
+                <w:szCs w:val="40"/>
+              </w:rPr>
+              <w:t>iuÉÉ</w:t>
+            </w:r>
+            <w:proofErr w:type="spellEnd"/>
+            <w:r>
+              <w:rPr>
+                <w:rFonts w:ascii="BRH Devanagari Extra" w:hAnsi="BRH Devanagari Extra" w:cs="BRH Devanagari Extra"/>
+                <w:color w:val="000000"/>
+                <w:sz w:val="40"/>
+                <w:szCs w:val="40"/>
+              </w:rPr>
+              <w:t xml:space="preserve"> ||</w:t>
             </w:r>
           </w:p>
         </w:tc>
@@ -12583,15 +14645,47 @@
                 <w:szCs w:val="40"/>
               </w:rPr>
             </w:pPr>
-            <w:r>
-              <w:rPr>
-                <w:rFonts w:ascii="BRH Devanagari Extra" w:hAnsi="BRH Devanagari Extra" w:cs="BRH Devanagari Extra"/>
-                <w:color w:val="000000"/>
-                <w:sz w:val="40"/>
-                <w:szCs w:val="40"/>
-              </w:rPr>
-              <w:t xml:space="preserve">ClSìÉþrÉ iuÉÉ | </w:t>
-            </w:r>
+            <w:proofErr w:type="spellStart"/>
+            <w:r>
+              <w:rPr>
+                <w:rFonts w:ascii="BRH Devanagari Extra" w:hAnsi="BRH Devanagari Extra" w:cs="BRH Devanagari Extra"/>
+                <w:color w:val="000000"/>
+                <w:sz w:val="40"/>
+                <w:szCs w:val="40"/>
+              </w:rPr>
+              <w:t>ClSìÉþrÉ</w:t>
+            </w:r>
+            <w:proofErr w:type="spellEnd"/>
+            <w:r>
+              <w:rPr>
+                <w:rFonts w:ascii="BRH Devanagari Extra" w:hAnsi="BRH Devanagari Extra" w:cs="BRH Devanagari Extra"/>
+                <w:color w:val="000000"/>
+                <w:sz w:val="40"/>
+                <w:szCs w:val="40"/>
+              </w:rPr>
+              <w:t xml:space="preserve"> </w:t>
+            </w:r>
+            <w:proofErr w:type="spellStart"/>
+            <w:r>
+              <w:rPr>
+                <w:rFonts w:ascii="BRH Devanagari Extra" w:hAnsi="BRH Devanagari Extra" w:cs="BRH Devanagari Extra"/>
+                <w:color w:val="000000"/>
+                <w:sz w:val="40"/>
+                <w:szCs w:val="40"/>
+              </w:rPr>
+              <w:t>iuÉÉ</w:t>
+            </w:r>
+            <w:proofErr w:type="spellEnd"/>
+            <w:r>
+              <w:rPr>
+                <w:rFonts w:ascii="BRH Devanagari Extra" w:hAnsi="BRH Devanagari Extra" w:cs="BRH Devanagari Extra"/>
+                <w:color w:val="000000"/>
+                <w:sz w:val="40"/>
+                <w:szCs w:val="40"/>
+              </w:rPr>
+              <w:t xml:space="preserve"> | </w:t>
+            </w:r>
+            <w:proofErr w:type="spellStart"/>
             <w:r>
               <w:rPr>
                 <w:rFonts w:ascii="BRH Devanagari Extra" w:hAnsi="BRH Devanagari Extra" w:cs="BRH Devanagari Extra"/>
@@ -12609,7 +14703,37 @@
                 <w:sz w:val="40"/>
                 <w:szCs w:val="40"/>
               </w:rPr>
-              <w:t>åÌiÉþ iuÉÉ ||</w:t>
+              <w:t>åÌiÉþ</w:t>
+            </w:r>
+            <w:proofErr w:type="spellEnd"/>
+            <w:r>
+              <w:rPr>
+                <w:rFonts w:ascii="BRH Devanagari Extra" w:hAnsi="BRH Devanagari Extra" w:cs="BRH Devanagari Extra"/>
+                <w:color w:val="000000"/>
+                <w:sz w:val="40"/>
+                <w:szCs w:val="40"/>
+              </w:rPr>
+              <w:t xml:space="preserve"> </w:t>
+            </w:r>
+            <w:proofErr w:type="spellStart"/>
+            <w:r>
+              <w:rPr>
+                <w:rFonts w:ascii="BRH Devanagari Extra" w:hAnsi="BRH Devanagari Extra" w:cs="BRH Devanagari Extra"/>
+                <w:color w:val="000000"/>
+                <w:sz w:val="40"/>
+                <w:szCs w:val="40"/>
+              </w:rPr>
+              <w:t>iuÉÉ</w:t>
+            </w:r>
+            <w:proofErr w:type="spellEnd"/>
+            <w:r>
+              <w:rPr>
+                <w:rFonts w:ascii="BRH Devanagari Extra" w:hAnsi="BRH Devanagari Extra" w:cs="BRH Devanagari Extra"/>
+                <w:color w:val="000000"/>
+                <w:sz w:val="40"/>
+                <w:szCs w:val="40"/>
+              </w:rPr>
+              <w:t xml:space="preserve"> ||</w:t>
             </w:r>
           </w:p>
         </w:tc>
@@ -12743,6 +14867,7 @@
                 <w:szCs w:val="40"/>
               </w:rPr>
             </w:pPr>
+            <w:proofErr w:type="spellStart"/>
             <w:r>
               <w:rPr>
                 <w:rFonts w:ascii="BRH Devanagari Extra" w:hAnsi="BRH Devanagari Extra" w:cs="BRH Devanagari Extra"/>
@@ -12762,71 +14887,127 @@
               </w:rPr>
               <w:t>urÉÉåþ</w:t>
             </w:r>
-            <w:r>
-              <w:rPr>
-                <w:rFonts w:ascii="BRH Devanagari Extra" w:hAnsi="BRH Devanagari Extra" w:cs="BRH Devanagari Extra"/>
-                <w:color w:val="000000"/>
-                <w:sz w:val="40"/>
-                <w:szCs w:val="40"/>
-              </w:rPr>
-              <w:t xml:space="preserve"> Så</w:t>
-            </w:r>
-            <w:r>
-              <w:rPr>
-                <w:rFonts w:ascii="BRH Malayalam Extra" w:hAnsi="BRH Malayalam Extra" w:cs="BRH Devanagari Extra"/>
-                <w:b/>
-                <w:color w:val="000000"/>
-                <w:sz w:val="30"/>
-                <w:szCs w:val="40"/>
-              </w:rPr>
-              <w:t>–</w:t>
-            </w:r>
-            <w:r>
-              <w:rPr>
-                <w:rFonts w:ascii="BRH Devanagari Extra" w:hAnsi="BRH Devanagari Extra" w:cs="BRH Devanagari Extra"/>
-                <w:color w:val="000000"/>
-                <w:sz w:val="40"/>
-                <w:szCs w:val="40"/>
-              </w:rPr>
-              <w:t>whÉå | Så</w:t>
-            </w:r>
-            <w:r>
-              <w:rPr>
-                <w:rFonts w:ascii="BRH Malayalam Extra" w:hAnsi="BRH Malayalam Extra" w:cs="BRH Devanagari Extra"/>
-                <w:b/>
-                <w:color w:val="000000"/>
-                <w:sz w:val="30"/>
-                <w:szCs w:val="40"/>
-              </w:rPr>
-              <w:t>–</w:t>
-            </w:r>
-            <w:r>
-              <w:rPr>
-                <w:rFonts w:ascii="BRH Devanagari Extra" w:hAnsi="BRH Devanagari Extra" w:cs="BRH Devanagari Extra"/>
-                <w:color w:val="000000"/>
-                <w:sz w:val="40"/>
-                <w:szCs w:val="40"/>
-              </w:rPr>
-              <w:t>whÉå zÉ</w:t>
-            </w:r>
-            <w:r>
-              <w:rPr>
-                <w:rFonts w:ascii="BRH Malayalam Extra" w:hAnsi="BRH Malayalam Extra" w:cs="BRH Devanagari Extra"/>
-                <w:b/>
-                <w:color w:val="000000"/>
-                <w:sz w:val="30"/>
-                <w:szCs w:val="40"/>
-              </w:rPr>
-              <w:t>–</w:t>
-            </w:r>
-            <w:r>
-              <w:rPr>
-                <w:rFonts w:ascii="BRH Devanagari Extra" w:hAnsi="BRH Devanagari Extra" w:cs="BRH Devanagari Extra"/>
-                <w:color w:val="000000"/>
-                <w:sz w:val="40"/>
-                <w:szCs w:val="40"/>
-              </w:rPr>
-              <w:t>xiÉå |</w:t>
+            <w:proofErr w:type="spellEnd"/>
+            <w:r>
+              <w:rPr>
+                <w:rFonts w:ascii="BRH Devanagari Extra" w:hAnsi="BRH Devanagari Extra" w:cs="BRH Devanagari Extra"/>
+                <w:color w:val="000000"/>
+                <w:sz w:val="40"/>
+                <w:szCs w:val="40"/>
+              </w:rPr>
+              <w:t xml:space="preserve"> </w:t>
+            </w:r>
+            <w:proofErr w:type="spellStart"/>
+            <w:r>
+              <w:rPr>
+                <w:rFonts w:ascii="BRH Devanagari Extra" w:hAnsi="BRH Devanagari Extra" w:cs="BRH Devanagari Extra"/>
+                <w:color w:val="000000"/>
+                <w:sz w:val="40"/>
+                <w:szCs w:val="40"/>
+              </w:rPr>
+              <w:t>Så</w:t>
+            </w:r>
+            <w:proofErr w:type="spellEnd"/>
+            <w:r>
+              <w:rPr>
+                <w:rFonts w:ascii="BRH Malayalam Extra" w:hAnsi="BRH Malayalam Extra" w:cs="BRH Devanagari Extra"/>
+                <w:b/>
+                <w:color w:val="000000"/>
+                <w:sz w:val="30"/>
+                <w:szCs w:val="40"/>
+              </w:rPr>
+              <w:t>–</w:t>
+            </w:r>
+            <w:proofErr w:type="spellStart"/>
+            <w:r>
+              <w:rPr>
+                <w:rFonts w:ascii="BRH Devanagari Extra" w:hAnsi="BRH Devanagari Extra" w:cs="BRH Devanagari Extra"/>
+                <w:color w:val="000000"/>
+                <w:sz w:val="40"/>
+                <w:szCs w:val="40"/>
+              </w:rPr>
+              <w:t>whÉå</w:t>
+            </w:r>
+            <w:proofErr w:type="spellEnd"/>
+            <w:r>
+              <w:rPr>
+                <w:rFonts w:ascii="BRH Devanagari Extra" w:hAnsi="BRH Devanagari Extra" w:cs="BRH Devanagari Extra"/>
+                <w:color w:val="000000"/>
+                <w:sz w:val="40"/>
+                <w:szCs w:val="40"/>
+              </w:rPr>
+              <w:t xml:space="preserve"> | </w:t>
+            </w:r>
+            <w:proofErr w:type="spellStart"/>
+            <w:r>
+              <w:rPr>
+                <w:rFonts w:ascii="BRH Devanagari Extra" w:hAnsi="BRH Devanagari Extra" w:cs="BRH Devanagari Extra"/>
+                <w:color w:val="000000"/>
+                <w:sz w:val="40"/>
+                <w:szCs w:val="40"/>
+              </w:rPr>
+              <w:t>Så</w:t>
+            </w:r>
+            <w:proofErr w:type="spellEnd"/>
+            <w:r>
+              <w:rPr>
+                <w:rFonts w:ascii="BRH Malayalam Extra" w:hAnsi="BRH Malayalam Extra" w:cs="BRH Devanagari Extra"/>
+                <w:b/>
+                <w:color w:val="000000"/>
+                <w:sz w:val="30"/>
+                <w:szCs w:val="40"/>
+              </w:rPr>
+              <w:t>–</w:t>
+            </w:r>
+            <w:proofErr w:type="spellStart"/>
+            <w:r>
+              <w:rPr>
+                <w:rFonts w:ascii="BRH Devanagari Extra" w:hAnsi="BRH Devanagari Extra" w:cs="BRH Devanagari Extra"/>
+                <w:color w:val="000000"/>
+                <w:sz w:val="40"/>
+                <w:szCs w:val="40"/>
+              </w:rPr>
+              <w:t>whÉå</w:t>
+            </w:r>
+            <w:proofErr w:type="spellEnd"/>
+            <w:r>
+              <w:rPr>
+                <w:rFonts w:ascii="BRH Devanagari Extra" w:hAnsi="BRH Devanagari Extra" w:cs="BRH Devanagari Extra"/>
+                <w:color w:val="000000"/>
+                <w:sz w:val="40"/>
+                <w:szCs w:val="40"/>
+              </w:rPr>
+              <w:t xml:space="preserve"> zÉ</w:t>
+            </w:r>
+            <w:r>
+              <w:rPr>
+                <w:rFonts w:ascii="BRH Malayalam Extra" w:hAnsi="BRH Malayalam Extra" w:cs="BRH Devanagari Extra"/>
+                <w:b/>
+                <w:color w:val="000000"/>
+                <w:sz w:val="30"/>
+                <w:szCs w:val="40"/>
+              </w:rPr>
+              <w:t>–</w:t>
+            </w:r>
+            <w:proofErr w:type="spellStart"/>
+            <w:r>
+              <w:rPr>
+                <w:rFonts w:ascii="BRH Devanagari Extra" w:hAnsi="BRH Devanagari Extra" w:cs="BRH Devanagari Extra"/>
+                <w:color w:val="000000"/>
+                <w:sz w:val="40"/>
+                <w:szCs w:val="40"/>
+              </w:rPr>
+              <w:t>xiÉå</w:t>
+            </w:r>
+            <w:proofErr w:type="spellEnd"/>
+            <w:r>
+              <w:rPr>
+                <w:rFonts w:ascii="BRH Devanagari Extra" w:hAnsi="BRH Devanagari Extra" w:cs="BRH Devanagari Extra"/>
+                <w:color w:val="000000"/>
+                <w:sz w:val="40"/>
+                <w:szCs w:val="40"/>
+              </w:rPr>
+              <w:t xml:space="preserve"> |</w:t>
             </w:r>
           </w:p>
         </w:tc>
@@ -12850,6 +15031,7 @@
                 <w:szCs w:val="40"/>
               </w:rPr>
             </w:pPr>
+            <w:proofErr w:type="spellStart"/>
             <w:r>
               <w:rPr>
                 <w:rFonts w:ascii="BRH Devanagari Extra" w:hAnsi="BRH Devanagari Extra" w:cs="BRH Devanagari Extra"/>
@@ -12869,71 +15051,127 @@
               </w:rPr>
               <w:t>urÉåþ</w:t>
             </w:r>
-            <w:r>
-              <w:rPr>
-                <w:rFonts w:ascii="BRH Devanagari Extra" w:hAnsi="BRH Devanagari Extra" w:cs="BRH Devanagari Extra"/>
-                <w:color w:val="000000"/>
-                <w:sz w:val="40"/>
-                <w:szCs w:val="40"/>
-              </w:rPr>
-              <w:t xml:space="preserve"> Så</w:t>
-            </w:r>
-            <w:r>
-              <w:rPr>
-                <w:rFonts w:ascii="BRH Malayalam Extra" w:hAnsi="BRH Malayalam Extra" w:cs="BRH Devanagari Extra"/>
-                <w:b/>
-                <w:color w:val="000000"/>
-                <w:sz w:val="30"/>
-                <w:szCs w:val="40"/>
-              </w:rPr>
-              <w:t>–</w:t>
-            </w:r>
-            <w:r>
-              <w:rPr>
-                <w:rFonts w:ascii="BRH Devanagari Extra" w:hAnsi="BRH Devanagari Extra" w:cs="BRH Devanagari Extra"/>
-                <w:color w:val="000000"/>
-                <w:sz w:val="40"/>
-                <w:szCs w:val="40"/>
-              </w:rPr>
-              <w:t>whÉå | Så</w:t>
-            </w:r>
-            <w:r>
-              <w:rPr>
-                <w:rFonts w:ascii="BRH Malayalam Extra" w:hAnsi="BRH Malayalam Extra" w:cs="BRH Devanagari Extra"/>
-                <w:b/>
-                <w:color w:val="000000"/>
-                <w:sz w:val="30"/>
-                <w:szCs w:val="40"/>
-              </w:rPr>
-              <w:t>–</w:t>
-            </w:r>
-            <w:r>
-              <w:rPr>
-                <w:rFonts w:ascii="BRH Devanagari Extra" w:hAnsi="BRH Devanagari Extra" w:cs="BRH Devanagari Extra"/>
-                <w:color w:val="000000"/>
-                <w:sz w:val="40"/>
-                <w:szCs w:val="40"/>
-              </w:rPr>
-              <w:t>whÉå zÉ</w:t>
-            </w:r>
-            <w:r>
-              <w:rPr>
-                <w:rFonts w:ascii="BRH Malayalam Extra" w:hAnsi="BRH Malayalam Extra" w:cs="BRH Devanagari Extra"/>
-                <w:b/>
-                <w:color w:val="000000"/>
-                <w:sz w:val="30"/>
-                <w:szCs w:val="40"/>
-              </w:rPr>
-              <w:t>–</w:t>
-            </w:r>
-            <w:r>
-              <w:rPr>
-                <w:rFonts w:ascii="BRH Devanagari Extra" w:hAnsi="BRH Devanagari Extra" w:cs="BRH Devanagari Extra"/>
-                <w:color w:val="000000"/>
-                <w:sz w:val="40"/>
-                <w:szCs w:val="40"/>
-              </w:rPr>
-              <w:t xml:space="preserve">xiÉå | </w:t>
+            <w:proofErr w:type="spellEnd"/>
+            <w:r>
+              <w:rPr>
+                <w:rFonts w:ascii="BRH Devanagari Extra" w:hAnsi="BRH Devanagari Extra" w:cs="BRH Devanagari Extra"/>
+                <w:color w:val="000000"/>
+                <w:sz w:val="40"/>
+                <w:szCs w:val="40"/>
+              </w:rPr>
+              <w:t xml:space="preserve"> </w:t>
+            </w:r>
+            <w:proofErr w:type="spellStart"/>
+            <w:r>
+              <w:rPr>
+                <w:rFonts w:ascii="BRH Devanagari Extra" w:hAnsi="BRH Devanagari Extra" w:cs="BRH Devanagari Extra"/>
+                <w:color w:val="000000"/>
+                <w:sz w:val="40"/>
+                <w:szCs w:val="40"/>
+              </w:rPr>
+              <w:t>Så</w:t>
+            </w:r>
+            <w:proofErr w:type="spellEnd"/>
+            <w:r>
+              <w:rPr>
+                <w:rFonts w:ascii="BRH Malayalam Extra" w:hAnsi="BRH Malayalam Extra" w:cs="BRH Devanagari Extra"/>
+                <w:b/>
+                <w:color w:val="000000"/>
+                <w:sz w:val="30"/>
+                <w:szCs w:val="40"/>
+              </w:rPr>
+              <w:t>–</w:t>
+            </w:r>
+            <w:proofErr w:type="spellStart"/>
+            <w:r>
+              <w:rPr>
+                <w:rFonts w:ascii="BRH Devanagari Extra" w:hAnsi="BRH Devanagari Extra" w:cs="BRH Devanagari Extra"/>
+                <w:color w:val="000000"/>
+                <w:sz w:val="40"/>
+                <w:szCs w:val="40"/>
+              </w:rPr>
+              <w:t>whÉå</w:t>
+            </w:r>
+            <w:proofErr w:type="spellEnd"/>
+            <w:r>
+              <w:rPr>
+                <w:rFonts w:ascii="BRH Devanagari Extra" w:hAnsi="BRH Devanagari Extra" w:cs="BRH Devanagari Extra"/>
+                <w:color w:val="000000"/>
+                <w:sz w:val="40"/>
+                <w:szCs w:val="40"/>
+              </w:rPr>
+              <w:t xml:space="preserve"> | </w:t>
+            </w:r>
+            <w:proofErr w:type="spellStart"/>
+            <w:r>
+              <w:rPr>
+                <w:rFonts w:ascii="BRH Devanagari Extra" w:hAnsi="BRH Devanagari Extra" w:cs="BRH Devanagari Extra"/>
+                <w:color w:val="000000"/>
+                <w:sz w:val="40"/>
+                <w:szCs w:val="40"/>
+              </w:rPr>
+              <w:t>Så</w:t>
+            </w:r>
+            <w:proofErr w:type="spellEnd"/>
+            <w:r>
+              <w:rPr>
+                <w:rFonts w:ascii="BRH Malayalam Extra" w:hAnsi="BRH Malayalam Extra" w:cs="BRH Devanagari Extra"/>
+                <w:b/>
+                <w:color w:val="000000"/>
+                <w:sz w:val="30"/>
+                <w:szCs w:val="40"/>
+              </w:rPr>
+              <w:t>–</w:t>
+            </w:r>
+            <w:proofErr w:type="spellStart"/>
+            <w:r>
+              <w:rPr>
+                <w:rFonts w:ascii="BRH Devanagari Extra" w:hAnsi="BRH Devanagari Extra" w:cs="BRH Devanagari Extra"/>
+                <w:color w:val="000000"/>
+                <w:sz w:val="40"/>
+                <w:szCs w:val="40"/>
+              </w:rPr>
+              <w:t>whÉå</w:t>
+            </w:r>
+            <w:proofErr w:type="spellEnd"/>
+            <w:r>
+              <w:rPr>
+                <w:rFonts w:ascii="BRH Devanagari Extra" w:hAnsi="BRH Devanagari Extra" w:cs="BRH Devanagari Extra"/>
+                <w:color w:val="000000"/>
+                <w:sz w:val="40"/>
+                <w:szCs w:val="40"/>
+              </w:rPr>
+              <w:t xml:space="preserve"> zÉ</w:t>
+            </w:r>
+            <w:r>
+              <w:rPr>
+                <w:rFonts w:ascii="BRH Malayalam Extra" w:hAnsi="BRH Malayalam Extra" w:cs="BRH Devanagari Extra"/>
+                <w:b/>
+                <w:color w:val="000000"/>
+                <w:sz w:val="30"/>
+                <w:szCs w:val="40"/>
+              </w:rPr>
+              <w:t>–</w:t>
+            </w:r>
+            <w:proofErr w:type="spellStart"/>
+            <w:r>
+              <w:rPr>
+                <w:rFonts w:ascii="BRH Devanagari Extra" w:hAnsi="BRH Devanagari Extra" w:cs="BRH Devanagari Extra"/>
+                <w:color w:val="000000"/>
+                <w:sz w:val="40"/>
+                <w:szCs w:val="40"/>
+              </w:rPr>
+              <w:t>xiÉå</w:t>
+            </w:r>
+            <w:proofErr w:type="spellEnd"/>
+            <w:r>
+              <w:rPr>
+                <w:rFonts w:ascii="BRH Devanagari Extra" w:hAnsi="BRH Devanagari Extra" w:cs="BRH Devanagari Extra"/>
+                <w:color w:val="000000"/>
+                <w:sz w:val="40"/>
+                <w:szCs w:val="40"/>
+              </w:rPr>
+              <w:t xml:space="preserve"> | </w:t>
             </w:r>
           </w:p>
           <w:p>
@@ -12973,7 +15211,29 @@
                 <w:szCs w:val="32"/>
                 <w:lang w:val="en-IN" w:eastAsia="en-IN" w:bidi="ml-IN"/>
               </w:rPr>
-              <w:t>“vye”</w:t>
+              <w:t>“</w:t>
+            </w:r>
+            <w:proofErr w:type="spellStart"/>
+            <w:r>
+              <w:rPr>
+                <w:rFonts w:eastAsia="Times New Roman" w:cs="Arial"/>
+                <w:color w:val="000000"/>
+                <w:sz w:val="32"/>
+                <w:szCs w:val="32"/>
+                <w:lang w:val="en-IN" w:eastAsia="en-IN" w:bidi="ml-IN"/>
+              </w:rPr>
+              <w:t>vye</w:t>
+            </w:r>
+            <w:proofErr w:type="spellEnd"/>
+            <w:r>
+              <w:rPr>
+                <w:rFonts w:eastAsia="Times New Roman" w:cs="Arial"/>
+                <w:color w:val="000000"/>
+                <w:sz w:val="32"/>
+                <w:szCs w:val="32"/>
+                <w:lang w:val="en-IN" w:eastAsia="en-IN" w:bidi="ml-IN"/>
+              </w:rPr>
+              <w:t>”</w:t>
             </w:r>
             <w:r>
               <w:rPr>

--- a/TS-Kramam/TS-1.7/TS 1.7 Sanskrit Krama Paatam Corrections.docx
+++ b/TS-Kramam/TS-1.7/TS 1.7 Sanskrit Krama Paatam Corrections.docx
@@ -2643,7 +2643,26 @@
                 <w:szCs w:val="40"/>
                 <w:lang w:val="it-IT"/>
               </w:rPr>
-              <w:t>iÉåÅlÉþuÉÂ®ÉÈ | AlÉþuÉÂ®É</w:t>
+              <w:t>iÉåÅlÉþuÉÂ®É</w:t>
+            </w:r>
+            <w:r>
+              <w:rPr>
+                <w:rFonts w:ascii="BRH Devanagari Extra" w:hAnsi="BRH Devanagari Extra" w:cs="BRH Devanagari Extra"/>
+                <w:sz w:val="40"/>
+                <w:szCs w:val="40"/>
+                <w:highlight w:val="yellow"/>
+                <w:lang w:val="it-IT"/>
+              </w:rPr>
+              <w:t>È</w:t>
+            </w:r>
+            <w:r>
+              <w:rPr>
+                <w:rFonts w:ascii="BRH Devanagari Extra" w:hAnsi="BRH Devanagari Extra" w:cs="BRH Devanagari Extra"/>
+                <w:sz w:val="40"/>
+                <w:szCs w:val="40"/>
+                <w:lang w:val="it-IT"/>
+              </w:rPr>
+              <w:t xml:space="preserve"> | AlÉþuÉÂ®É</w:t>
             </w:r>
             <w:r>
               <w:rPr>
@@ -2729,7 +2748,26 @@
                 <w:szCs w:val="40"/>
                 <w:lang w:val="it-IT"/>
               </w:rPr>
-              <w:t>iÉåÅlÉþuÉÂ®É | AlÉþuÉÂ®É</w:t>
+              <w:t>iÉåÅlÉþuÉÂ</w:t>
+            </w:r>
+            <w:r>
+              <w:rPr>
+                <w:rFonts w:ascii="BRH Devanagari Extra" w:hAnsi="BRH Devanagari Extra" w:cs="BRH Devanagari Extra"/>
+                <w:sz w:val="40"/>
+                <w:szCs w:val="40"/>
+                <w:highlight w:val="green"/>
+                <w:lang w:val="it-IT"/>
+              </w:rPr>
+              <w:t>®É</w:t>
+            </w:r>
+            <w:r>
+              <w:rPr>
+                <w:rFonts w:ascii="BRH Devanagari Extra" w:hAnsi="BRH Devanagari Extra" w:cs="BRH Devanagari Extra"/>
+                <w:sz w:val="40"/>
+                <w:szCs w:val="40"/>
+                <w:lang w:val="it-IT"/>
+              </w:rPr>
+              <w:t xml:space="preserve"> | AlÉþuÉÂ®É</w:t>
             </w:r>
             <w:r>
               <w:rPr>
@@ -2889,7 +2927,24 @@
                 <w:sz w:val="40"/>
                 <w:szCs w:val="40"/>
               </w:rPr>
-              <w:t>ËUirÉÉþÌWûiÉ - A</w:t>
+              <w:t>ËU</w:t>
+            </w:r>
+            <w:r>
+              <w:rPr>
+                <w:rFonts w:ascii="BRH Devanagari Extra" w:hAnsi="BRH Devanagari Extra" w:cs="BRH Devanagari Extra"/>
+                <w:sz w:val="40"/>
+                <w:szCs w:val="40"/>
+                <w:highlight w:val="yellow"/>
+              </w:rPr>
+              <w:t>irÉÉ</w:t>
+            </w:r>
+            <w:r>
+              <w:rPr>
+                <w:rFonts w:ascii="BRH Devanagari Extra" w:hAnsi="BRH Devanagari Extra" w:cs="BRH Devanagari Extra"/>
+                <w:sz w:val="40"/>
+                <w:szCs w:val="40"/>
+              </w:rPr>
+              <w:t>þÌWûiÉ - A</w:t>
             </w:r>
             <w:r>
               <w:rPr>
@@ -2985,7 +3040,24 @@
                 <w:sz w:val="40"/>
                 <w:szCs w:val="40"/>
               </w:rPr>
-              <w:t>ËUirÉÉÌWþûiÉ - A</w:t>
+              <w:t>ËUirÉÉ</w:t>
+            </w:r>
+            <w:r>
+              <w:rPr>
+                <w:rFonts w:ascii="BRH Devanagari Extra" w:hAnsi="BRH Devanagari Extra" w:cs="BRH Devanagari Extra"/>
+                <w:sz w:val="40"/>
+                <w:szCs w:val="40"/>
+                <w:highlight w:val="green"/>
+              </w:rPr>
+              <w:t>ÌWþ</w:t>
+            </w:r>
+            <w:r>
+              <w:rPr>
+                <w:rFonts w:ascii="BRH Devanagari Extra" w:hAnsi="BRH Devanagari Extra" w:cs="BRH Devanagari Extra"/>
+                <w:sz w:val="40"/>
+                <w:szCs w:val="40"/>
+              </w:rPr>
+              <w:t>ûiÉ - A</w:t>
             </w:r>
             <w:r>
               <w:rPr>
@@ -3200,7 +3272,26 @@
                 <w:szCs w:val="40"/>
                 <w:lang w:val="it-IT"/>
               </w:rPr>
-              <w:t>ÍqÉÌiÉþ xÉqÉç - ASþSèkuÉqÉç |</w:t>
+              <w:t>ÍqÉÌiÉþ xÉqÉç - A</w:t>
+            </w:r>
+            <w:r>
+              <w:rPr>
+                <w:rFonts w:ascii="BRH Devanagari Extra" w:hAnsi="BRH Devanagari Extra" w:cs="BRH Devanagari Extra"/>
+                <w:sz w:val="40"/>
+                <w:szCs w:val="40"/>
+                <w:highlight w:val="yellow"/>
+                <w:lang w:val="it-IT"/>
+              </w:rPr>
+              <w:t>Sþ</w:t>
+            </w:r>
+            <w:r>
+              <w:rPr>
+                <w:rFonts w:ascii="BRH Devanagari Extra" w:hAnsi="BRH Devanagari Extra" w:cs="BRH Devanagari Extra"/>
+                <w:sz w:val="40"/>
+                <w:szCs w:val="40"/>
+                <w:lang w:val="it-IT"/>
+              </w:rPr>
+              <w:t>SèkuÉqÉç |</w:t>
             </w:r>
           </w:p>
         </w:tc>
@@ -3267,7 +3358,26 @@
                 <w:szCs w:val="40"/>
                 <w:lang w:val="it-IT"/>
               </w:rPr>
-              <w:t>ÍqÉÌiÉþ xÉqÉç - AkÉþSèkuÉqÉç |</w:t>
+              <w:t>ÍqÉÌiÉþ xÉqÉç - A</w:t>
+            </w:r>
+            <w:r>
+              <w:rPr>
+                <w:rFonts w:ascii="BRH Devanagari Extra" w:hAnsi="BRH Devanagari Extra" w:cs="BRH Devanagari Extra"/>
+                <w:sz w:val="40"/>
+                <w:szCs w:val="40"/>
+                <w:highlight w:val="green"/>
+                <w:lang w:val="it-IT"/>
+              </w:rPr>
+              <w:t>kÉ</w:t>
+            </w:r>
+            <w:r>
+              <w:rPr>
+                <w:rFonts w:ascii="BRH Devanagari Extra" w:hAnsi="BRH Devanagari Extra" w:cs="BRH Devanagari Extra"/>
+                <w:sz w:val="40"/>
+                <w:szCs w:val="40"/>
+                <w:lang w:val="it-IT"/>
+              </w:rPr>
+              <w:t>þSèkuÉqÉç |</w:t>
             </w:r>
           </w:p>
         </w:tc>
@@ -3429,6 +3539,7 @@
                 <w:rFonts w:ascii="BRH Devanagari Extra" w:hAnsi="BRH Devanagari Extra" w:cs="BRH Devanagari Extra"/>
                 <w:sz w:val="40"/>
                 <w:szCs w:val="40"/>
+                <w:highlight w:val="yellow"/>
                 <w:lang w:val="it-IT"/>
               </w:rPr>
               <w:t>rÉå</w:t>
@@ -3515,9 +3626,19 @@
                 <w:rFonts w:ascii="BRH Devanagari Extra" w:hAnsi="BRH Devanagari Extra" w:cs="BRH Devanagari Extra"/>
                 <w:sz w:val="40"/>
                 <w:szCs w:val="40"/>
-                <w:lang w:val="it-IT"/>
-              </w:rPr>
-              <w:t>rÉåÌiÉþ cÉÉåSrÉ ||</w:t>
+                <w:highlight w:val="green"/>
+                <w:lang w:val="it-IT"/>
+              </w:rPr>
+              <w:t>rÉå</w:t>
+            </w:r>
+            <w:r>
+              <w:rPr>
+                <w:rFonts w:ascii="BRH Devanagari Extra" w:hAnsi="BRH Devanagari Extra" w:cs="BRH Devanagari Extra"/>
+                <w:sz w:val="40"/>
+                <w:szCs w:val="40"/>
+                <w:lang w:val="it-IT"/>
+              </w:rPr>
+              <w:t>ÌiÉþ cÉÉåSrÉ ||</w:t>
             </w:r>
           </w:p>
         </w:tc>
@@ -3698,6 +3819,7 @@
                 <w:rFonts w:ascii="BRH Devanagari Extra" w:hAnsi="BRH Devanagari Extra" w:cs="BRH Devanagari Extra"/>
                 <w:sz w:val="40"/>
                 <w:szCs w:val="40"/>
+                <w:highlight w:val="yellow"/>
                 <w:lang w:val="it-IT"/>
               </w:rPr>
               <w:t>ÌS</w:t>
@@ -3708,6 +3830,7 @@
                 <w:b/>
                 <w:sz w:val="30"/>
                 <w:szCs w:val="40"/>
+                <w:highlight w:val="yellow"/>
                 <w:lang w:val="it-IT"/>
               </w:rPr>
               <w:t>–</w:t>
@@ -3794,18 +3917,29 @@
                 <w:b/>
                 <w:sz w:val="30"/>
                 <w:szCs w:val="40"/>
-                <w:lang w:val="it-IT"/>
-              </w:rPr>
-              <w:t>–</w:t>
-            </w:r>
-            <w:r>
-              <w:rPr>
-                <w:rFonts w:ascii="BRH Devanagari Extra" w:hAnsi="BRH Devanagari Extra" w:cs="BRH Devanagari Extra"/>
-                <w:sz w:val="40"/>
-                <w:szCs w:val="40"/>
-                <w:lang w:val="it-IT"/>
-              </w:rPr>
-              <w:t>ÌSirÉþeÉrÉiÉç ||</w:t>
+                <w:highlight w:val="green"/>
+                <w:lang w:val="it-IT"/>
+              </w:rPr>
+              <w:t>–</w:t>
+            </w:r>
+            <w:r>
+              <w:rPr>
+                <w:rFonts w:ascii="BRH Devanagari Extra" w:hAnsi="BRH Devanagari Extra" w:cs="BRH Devanagari Extra"/>
+                <w:sz w:val="40"/>
+                <w:szCs w:val="40"/>
+                <w:highlight w:val="green"/>
+                <w:lang w:val="it-IT"/>
+              </w:rPr>
+              <w:t>ÌSi</w:t>
+            </w:r>
+            <w:r>
+              <w:rPr>
+                <w:rFonts w:ascii="BRH Devanagari Extra" w:hAnsi="BRH Devanagari Extra" w:cs="BRH Devanagari Extra"/>
+                <w:sz w:val="40"/>
+                <w:szCs w:val="40"/>
+                <w:lang w:val="it-IT"/>
+              </w:rPr>
+              <w:t>rÉþeÉrÉiÉç ||</w:t>
             </w:r>
           </w:p>
         </w:tc>
@@ -3969,7 +4103,26 @@
                 <w:szCs w:val="40"/>
                 <w:lang w:val="it-IT"/>
               </w:rPr>
-              <w:t>liÉåÌiÉþ xÉqÉç - AUþliÉÈ |</w:t>
+              <w:t>liÉåÌiÉþ xÉqÉç - AUþli</w:t>
+            </w:r>
+            <w:r>
+              <w:rPr>
+                <w:rFonts w:ascii="BRH Devanagari Extra" w:hAnsi="BRH Devanagari Extra" w:cs="BRH Devanagari Extra"/>
+                <w:sz w:val="40"/>
+                <w:szCs w:val="40"/>
+                <w:highlight w:val="yellow"/>
+                <w:lang w:val="it-IT"/>
+              </w:rPr>
+              <w:t>ÉÈ</w:t>
+            </w:r>
+            <w:r>
+              <w:rPr>
+                <w:rFonts w:ascii="BRH Devanagari Extra" w:hAnsi="BRH Devanagari Extra" w:cs="BRH Devanagari Extra"/>
+                <w:sz w:val="40"/>
+                <w:szCs w:val="40"/>
+                <w:lang w:val="it-IT"/>
+              </w:rPr>
+              <w:t xml:space="preserve"> |</w:t>
             </w:r>
           </w:p>
         </w:tc>
@@ -4036,7 +4189,26 @@
                 <w:szCs w:val="40"/>
                 <w:lang w:val="it-IT"/>
               </w:rPr>
-              <w:t xml:space="preserve">liÉåÌiÉþ xÉqÉç - AUþliÉ | </w:t>
+              <w:t>liÉåÌiÉþ xÉqÉç - AUþli</w:t>
+            </w:r>
+            <w:r>
+              <w:rPr>
+                <w:rFonts w:ascii="BRH Devanagari Extra" w:hAnsi="BRH Devanagari Extra" w:cs="BRH Devanagari Extra"/>
+                <w:sz w:val="40"/>
+                <w:szCs w:val="40"/>
+                <w:highlight w:val="green"/>
+                <w:lang w:val="it-IT"/>
+              </w:rPr>
+              <w:t>É</w:t>
+            </w:r>
+            <w:r>
+              <w:rPr>
+                <w:rFonts w:ascii="BRH Devanagari Extra" w:hAnsi="BRH Devanagari Extra" w:cs="BRH Devanagari Extra"/>
+                <w:sz w:val="40"/>
+                <w:szCs w:val="40"/>
+                <w:lang w:val="it-IT"/>
+              </w:rPr>
+              <w:t xml:space="preserve"> | </w:t>
             </w:r>
           </w:p>
         </w:tc>
@@ -4163,7 +4335,26 @@
                 <w:szCs w:val="40"/>
                 <w:lang w:val="it-IT"/>
               </w:rPr>
-              <w:t>mÉëÉå wÉÑþ | mÉëÉå CÌiÉ</w:t>
+              <w:t xml:space="preserve">mÉëÉå </w:t>
+            </w:r>
+            <w:r>
+              <w:rPr>
+                <w:rFonts w:ascii="BRH Devanagari Extra" w:hAnsi="BRH Devanagari Extra" w:cs="BRH Devanagari Extra"/>
+                <w:sz w:val="40"/>
+                <w:szCs w:val="40"/>
+                <w:highlight w:val="yellow"/>
+                <w:lang w:val="it-IT"/>
+              </w:rPr>
+              <w:t>wÉÑþ</w:t>
+            </w:r>
+            <w:r>
+              <w:rPr>
+                <w:rFonts w:ascii="BRH Devanagari Extra" w:hAnsi="BRH Devanagari Extra" w:cs="BRH Devanagari Extra"/>
+                <w:sz w:val="40"/>
+                <w:szCs w:val="40"/>
+                <w:lang w:val="it-IT"/>
+              </w:rPr>
+              <w:t xml:space="preserve"> | mÉëÉå CÌiÉ</w:t>
             </w:r>
             <w:r>
               <w:rPr>
@@ -4211,7 +4402,26 @@
                 <w:szCs w:val="40"/>
                 <w:lang w:val="it-IT"/>
               </w:rPr>
-              <w:t>mÉëÉå wÉÑ | mÉëÉå CÌiÉ</w:t>
+              <w:t xml:space="preserve">mÉëÉå </w:t>
+            </w:r>
+            <w:r>
+              <w:rPr>
+                <w:rFonts w:ascii="BRH Devanagari Extra" w:hAnsi="BRH Devanagari Extra" w:cs="BRH Devanagari Extra"/>
+                <w:sz w:val="40"/>
+                <w:szCs w:val="40"/>
+                <w:highlight w:val="green"/>
+                <w:lang w:val="it-IT"/>
+              </w:rPr>
+              <w:t>wÉ</w:t>
+            </w:r>
+            <w:r>
+              <w:rPr>
+                <w:rFonts w:ascii="BRH Devanagari Extra" w:hAnsi="BRH Devanagari Extra" w:cs="BRH Devanagari Extra"/>
+                <w:sz w:val="40"/>
+                <w:szCs w:val="40"/>
+                <w:lang w:val="it-IT"/>
+              </w:rPr>
+              <w:t>Ñ | mÉëÉå CÌiÉ</w:t>
             </w:r>
             <w:r>
               <w:rPr>
